--- a/nodejs/Notes.docx
+++ b/nodejs/Notes.docx
@@ -33,6 +33,7 @@
       <w:pPr>
         <w:rPr>
           <w:rFonts w:hint="default"/>
+          <w:lang w:val="en-IN"/>
         </w:rPr>
       </w:pPr>
       <w:r>
@@ -40,6 +41,13 @@
           <w:rFonts w:hint="default"/>
         </w:rPr>
         <w:t>node js is not a language.</w:t>
+      </w:r>
+      <w:r>
+        <w:rPr>
+          <w:rFonts w:hint="default"/>
+          <w:lang w:val="en-IN"/>
+        </w:rPr>
+        <w:t xml:space="preserve"> Node js is async language</w:t>
       </w:r>
     </w:p>
     <w:p>
@@ -2190,16 +2198,7 @@
           <w:bCs/>
           <w:lang w:val="en-IN"/>
         </w:rPr>
-        <w:t xml:space="preserve"> </w:t>
-      </w:r>
-      <w:r>
-        <w:rPr>
-          <w:rFonts w:hint="default"/>
-          <w:b/>
-          <w:bCs/>
-          <w:lang w:val="en-IN"/>
-        </w:rPr>
-        <w:t xml:space="preserve"> ---------------------------------------------------------------------------------------------------------------------------</w:t>
+        <w:t xml:space="preserve">  ---------------------------------------------------------------------------------------------------------------------------</w:t>
       </w:r>
     </w:p>
     <w:p>
@@ -2626,6 +2625,7 @@
     <w:p>
       <w:pPr>
         <w:numPr>
+          <w:ilvl w:val="0"/>
           <w:numId w:val="0"/>
         </w:numPr>
       </w:pPr>
@@ -2638,210 +2638,15 @@
           <w:bCs/>
         </w:rPr>
       </w:pPr>
-      <w:r>
-        <w:rPr>
-          <w:b/>
-          <w:bCs/>
-        </w:rPr>
-        <w:t>Basic Usage of the http Module</w:t>
-      </w:r>
-    </w:p>
-    <w:p>
-      <w:pPr>
-        <w:rPr>
-          <w:rFonts w:hint="default"/>
-          <w:b/>
-          <w:bCs/>
-          <w:lang w:val="en-IN"/>
-        </w:rPr>
-      </w:pPr>
-    </w:p>
-    <w:p>
-      <w:pPr>
-        <w:rPr>
-          <w:rFonts w:hint="default"/>
-          <w:b/>
-          <w:bCs/>
-          <w:lang w:val="en-IN"/>
-        </w:rPr>
-      </w:pPr>
-    </w:p>
-    <w:p>
-      <w:pPr>
-        <w:rPr>
-          <w:rFonts w:hint="default"/>
-          <w:b/>
-          <w:bCs/>
-          <w:lang w:val="en-IN"/>
-        </w:rPr>
-      </w:pPr>
-    </w:p>
-    <w:p>
-      <w:pPr>
-        <w:rPr>
-          <w:rFonts w:hint="default"/>
-          <w:b/>
-          <w:bCs/>
-          <w:lang w:val="en-IN"/>
-        </w:rPr>
-      </w:pPr>
-    </w:p>
-    <w:p>
-      <w:pPr>
-        <w:rPr>
-          <w:rFonts w:hint="default"/>
-          <w:b/>
-          <w:bCs/>
-          <w:lang w:val="en-IN"/>
-        </w:rPr>
-      </w:pPr>
-    </w:p>
-    <w:p>
-      <w:pPr>
-        <w:rPr>
-          <w:rFonts w:hint="default"/>
-          <w:b/>
-          <w:bCs/>
-          <w:lang w:val="en-IN"/>
-        </w:rPr>
-      </w:pPr>
-    </w:p>
-    <w:p>
-      <w:pPr>
-        <w:rPr>
-          <w:rFonts w:hint="default"/>
-          <w:b/>
-          <w:bCs/>
-          <w:lang w:val="en-IN"/>
-        </w:rPr>
-      </w:pPr>
-    </w:p>
-    <w:p>
-      <w:pPr>
-        <w:rPr>
-          <w:rFonts w:hint="default"/>
-          <w:b/>
-          <w:bCs/>
-          <w:lang w:val="en-IN"/>
-        </w:rPr>
-      </w:pPr>
-    </w:p>
-    <w:p>
-      <w:pPr>
-        <w:rPr>
-          <w:rFonts w:hint="default"/>
-          <w:b/>
-          <w:bCs/>
-          <w:lang w:val="en-IN"/>
-        </w:rPr>
-      </w:pPr>
-    </w:p>
-    <w:p>
-      <w:pPr>
-        <w:rPr>
-          <w:rFonts w:hint="default"/>
-          <w:b/>
-          <w:bCs/>
-          <w:lang w:val="en-IN"/>
-        </w:rPr>
-      </w:pPr>
-    </w:p>
-    <w:p>
-      <w:pPr>
-        <w:rPr>
-          <w:rFonts w:hint="default"/>
-          <w:b/>
-          <w:bCs/>
-          <w:lang w:val="en-IN"/>
-        </w:rPr>
-      </w:pPr>
-    </w:p>
-    <w:p>
-      <w:pPr>
-        <w:rPr>
-          <w:rFonts w:hint="default"/>
-          <w:b/>
-          <w:bCs/>
-          <w:lang w:val="en-IN"/>
-        </w:rPr>
-      </w:pPr>
-    </w:p>
-    <w:p>
-      <w:pPr>
-        <w:rPr>
-          <w:rFonts w:hint="default"/>
-          <w:b/>
-          <w:bCs/>
-          <w:lang w:val="en-IN"/>
-        </w:rPr>
-      </w:pPr>
-    </w:p>
-    <w:p>
-      <w:pPr>
-        <w:rPr>
-          <w:rFonts w:hint="default"/>
-          <w:b/>
-          <w:bCs/>
-          <w:lang w:val="en-IN"/>
-        </w:rPr>
-      </w:pPr>
-    </w:p>
-    <w:p>
-      <w:pPr>
-        <w:rPr>
-          <w:rFonts w:hint="default"/>
-          <w:b/>
-          <w:bCs/>
-          <w:lang w:val="en-IN"/>
-        </w:rPr>
-      </w:pPr>
-    </w:p>
-    <w:p>
-      <w:pPr>
-        <w:spacing w:line="360" w:lineRule="auto"/>
-        <w:rPr>
-          <w:rFonts w:hint="default"/>
-          <w:b/>
-          <w:bCs/>
-          <w:lang w:val="en-IN"/>
-        </w:rPr>
-      </w:pPr>
-      <w:r>
-        <w:rPr>
-          <w:b/>
-          <w:bCs/>
-        </w:rPr>
-        <w:t>what is package.json</w:t>
-      </w:r>
-      <w:r>
-        <w:rPr>
-          <w:rFonts w:hint="default"/>
-          <w:b/>
-          <w:bCs/>
-          <w:color w:val="auto"/>
-          <w:highlight w:val="none"/>
-          <w:lang w:val="en-IN"/>
-        </w:rPr>
-        <w:t xml:space="preserve"> </w:t>
-      </w:r>
-      <w:r>
-        <w:rPr>
-          <w:rFonts w:hint="default"/>
-          <w:b/>
-          <w:bCs/>
-          <w:lang w:val="en-IN"/>
-        </w:rPr>
-        <w:t xml:space="preserve"> -----------------------------------------------------------------------------------------</w:t>
-      </w:r>
       <w:r>
         <w:drawing>
           <wp:anchor distT="0" distB="0" distL="114300" distR="114300" simplePos="0" relativeHeight="251675648" behindDoc="0" locked="0" layoutInCell="1" allowOverlap="1">
             <wp:simplePos x="0" y="0"/>
             <wp:positionH relativeFrom="column">
-              <wp:posOffset>0</wp:posOffset>
+              <wp:posOffset>3712210</wp:posOffset>
             </wp:positionH>
             <wp:positionV relativeFrom="paragraph">
-              <wp:posOffset>0</wp:posOffset>
+              <wp:posOffset>207645</wp:posOffset>
             </wp:positionV>
             <wp:extent cx="2308860" cy="1246505"/>
             <wp:effectExtent l="0" t="0" r="15240" b="10795"/>
@@ -2885,14 +2690,162 @@
         </w:drawing>
       </w:r>
       <w:r>
+        <w:rPr>
+          <w:b/>
+          <w:bCs/>
+        </w:rPr>
+        <w:t>Basic Usage of the http Module</w:t>
+      </w:r>
+    </w:p>
+    <w:p>
+      <w:pPr>
+        <w:rPr>
+          <w:rFonts w:hint="default"/>
+          <w:b/>
+          <w:bCs/>
+          <w:lang w:val="en-IN"/>
+        </w:rPr>
+      </w:pPr>
+      <w:r>
+        <w:drawing>
+          <wp:anchor distT="0" distB="0" distL="114300" distR="114300" simplePos="0" relativeHeight="251673600" behindDoc="0" locked="0" layoutInCell="1" allowOverlap="1">
+            <wp:simplePos x="0" y="0"/>
+            <wp:positionH relativeFrom="column">
+              <wp:posOffset>-104140</wp:posOffset>
+            </wp:positionH>
+            <wp:positionV relativeFrom="paragraph">
+              <wp:posOffset>51435</wp:posOffset>
+            </wp:positionV>
+            <wp:extent cx="3541395" cy="2076450"/>
+            <wp:effectExtent l="0" t="0" r="1905" b="0"/>
+            <wp:wrapSquare wrapText="bothSides"/>
+            <wp:docPr id="1" name="Picture 1"/>
+            <wp:cNvGraphicFramePr>
+              <a:graphicFrameLocks xmlns:a="http://schemas.openxmlformats.org/drawingml/2006/main" noChangeAspect="1"/>
+            </wp:cNvGraphicFramePr>
+            <a:graphic xmlns:a="http://schemas.openxmlformats.org/drawingml/2006/main">
+              <a:graphicData uri="http://schemas.openxmlformats.org/drawingml/2006/picture">
+                <pic:pic xmlns:pic="http://schemas.openxmlformats.org/drawingml/2006/picture">
+                  <pic:nvPicPr>
+                    <pic:cNvPr id="1" name="Picture 1"/>
+                    <pic:cNvPicPr>
+                      <a:picLocks noChangeAspect="1"/>
+                    </pic:cNvPicPr>
+                  </pic:nvPicPr>
+                  <pic:blipFill>
+                    <a:blip r:embed="rId19"/>
+                    <a:stretch>
+                      <a:fillRect/>
+                    </a:stretch>
+                  </pic:blipFill>
+                  <pic:spPr>
+                    <a:xfrm>
+                      <a:off x="0" y="0"/>
+                      <a:ext cx="3541395" cy="2076450"/>
+                    </a:xfrm>
+                    <a:prstGeom prst="rect">
+                      <a:avLst/>
+                    </a:prstGeom>
+                    <a:noFill/>
+                    <a:ln>
+                      <a:noFill/>
+                    </a:ln>
+                  </pic:spPr>
+                </pic:pic>
+              </a:graphicData>
+            </a:graphic>
+          </wp:anchor>
+        </w:drawing>
+      </w:r>
+    </w:p>
+    <w:p>
+      <w:pPr>
+        <w:rPr>
+          <w:rFonts w:hint="default"/>
+          <w:b/>
+          <w:bCs/>
+          <w:lang w:val="en-IN"/>
+        </w:rPr>
+      </w:pPr>
+    </w:p>
+    <w:p>
+      <w:pPr>
+        <w:rPr>
+          <w:rFonts w:hint="default"/>
+          <w:b/>
+          <w:bCs/>
+          <w:lang w:val="en-IN"/>
+        </w:rPr>
+      </w:pPr>
+    </w:p>
+    <w:p>
+      <w:pPr>
+        <w:rPr>
+          <w:rFonts w:hint="default"/>
+          <w:b/>
+          <w:bCs/>
+          <w:lang w:val="en-IN"/>
+        </w:rPr>
+      </w:pPr>
+    </w:p>
+    <w:p>
+      <w:pPr>
+        <w:rPr>
+          <w:rFonts w:hint="default"/>
+          <w:b/>
+          <w:bCs/>
+          <w:lang w:val="en-IN"/>
+        </w:rPr>
+      </w:pPr>
+    </w:p>
+    <w:p>
+      <w:pPr>
+        <w:rPr>
+          <w:rFonts w:hint="default"/>
+          <w:b/>
+          <w:bCs/>
+          <w:lang w:val="en-IN"/>
+        </w:rPr>
+      </w:pPr>
+    </w:p>
+    <w:p>
+      <w:pPr>
+        <w:rPr>
+          <w:rFonts w:hint="default"/>
+          <w:b/>
+          <w:bCs/>
+          <w:lang w:val="en-IN"/>
+        </w:rPr>
+      </w:pPr>
+    </w:p>
+    <w:p>
+      <w:pPr>
+        <w:rPr>
+          <w:rFonts w:hint="default"/>
+          <w:b/>
+          <w:bCs/>
+          <w:lang w:val="en-IN"/>
+        </w:rPr>
+      </w:pPr>
+    </w:p>
+    <w:p>
+      <w:pPr>
+        <w:rPr>
+          <w:rFonts w:hint="default"/>
+          <w:b/>
+          <w:bCs/>
+          <w:lang w:val="en-IN"/>
+        </w:rPr>
+      </w:pPr>
+      <w:r>
         <w:drawing>
           <wp:anchor distT="0" distB="0" distL="114300" distR="114300" simplePos="0" relativeHeight="251674624" behindDoc="0" locked="0" layoutInCell="1" allowOverlap="1">
             <wp:simplePos x="0" y="0"/>
             <wp:positionH relativeFrom="column">
-              <wp:posOffset>0</wp:posOffset>
+              <wp:posOffset>145415</wp:posOffset>
             </wp:positionH>
             <wp:positionV relativeFrom="paragraph">
-              <wp:posOffset>0</wp:posOffset>
+              <wp:posOffset>105410</wp:posOffset>
             </wp:positionV>
             <wp:extent cx="2338070" cy="849630"/>
             <wp:effectExtent l="0" t="0" r="0" b="0"/>
@@ -2911,7 +2864,7 @@
                     </pic:cNvPicPr>
                   </pic:nvPicPr>
                   <pic:blipFill>
-                    <a:blip r:embed="rId19"/>
+                    <a:blip r:embed="rId20"/>
                     <a:srcRect b="37330"/>
                     <a:stretch>
                       <a:fillRect/>
@@ -2936,20 +2889,3601 @@
           </wp:anchor>
         </w:drawing>
       </w:r>
+    </w:p>
+    <w:p>
+      <w:pPr>
+        <w:rPr>
+          <w:rFonts w:hint="default"/>
+          <w:b/>
+          <w:bCs/>
+          <w:lang w:val="en-IN"/>
+        </w:rPr>
+      </w:pPr>
+    </w:p>
+    <w:p>
+      <w:pPr>
+        <w:rPr>
+          <w:rFonts w:hint="default"/>
+          <w:b/>
+          <w:bCs/>
+          <w:lang w:val="en-IN"/>
+        </w:rPr>
+      </w:pPr>
+    </w:p>
+    <w:p>
+      <w:pPr>
+        <w:rPr>
+          <w:rFonts w:hint="default"/>
+          <w:b/>
+          <w:bCs/>
+          <w:lang w:val="en-IN"/>
+        </w:rPr>
+      </w:pPr>
+    </w:p>
+    <w:p>
+      <w:pPr>
+        <w:rPr>
+          <w:rFonts w:hint="default"/>
+          <w:b/>
+          <w:bCs/>
+          <w:lang w:val="en-IN"/>
+        </w:rPr>
+      </w:pPr>
+    </w:p>
+    <w:p>
+      <w:pPr>
+        <w:rPr>
+          <w:rFonts w:hint="default"/>
+          <w:b/>
+          <w:bCs/>
+          <w:lang w:val="en-IN"/>
+        </w:rPr>
+      </w:pPr>
+    </w:p>
+    <w:p>
+      <w:pPr>
+        <w:rPr>
+          <w:rFonts w:hint="default"/>
+          <w:b/>
+          <w:bCs/>
+          <w:lang w:val="en-IN"/>
+        </w:rPr>
+      </w:pPr>
+    </w:p>
+    <w:p>
+      <w:pPr>
+        <w:spacing w:line="360" w:lineRule="auto"/>
+        <w:rPr>
+          <w:rFonts w:hint="default"/>
+          <w:b/>
+          <w:bCs/>
+          <w:lang w:val="en-IN"/>
+        </w:rPr>
+      </w:pPr>
+      <w:r>
+        <w:rPr>
+          <w:b/>
+          <w:bCs/>
+        </w:rPr>
+        <w:t>what is package.json</w:t>
+      </w:r>
+      <w:r>
+        <w:rPr>
+          <w:rFonts w:hint="default"/>
+          <w:b/>
+          <w:bCs/>
+          <w:color w:val="auto"/>
+          <w:highlight w:val="none"/>
+          <w:lang w:val="en-IN"/>
+        </w:rPr>
+        <w:t xml:space="preserve"> </w:t>
+      </w:r>
+      <w:r>
+        <w:rPr>
+          <w:rFonts w:hint="default"/>
+          <w:b/>
+          <w:bCs/>
+          <w:lang w:val="en-IN"/>
+        </w:rPr>
+        <w:t xml:space="preserve"> ------------------------------------------------------------------------------------------------------------------------</w:t>
+      </w:r>
+    </w:p>
+    <w:p>
+      <w:r>
+        <w:t xml:space="preserve">In Node.js, </w:t>
+      </w:r>
+      <w:r>
+        <w:rPr>
+          <w:rFonts w:hint="default"/>
+          <w:color w:val="FFFFFF" w:themeColor="background1"/>
+          <w:highlight w:val="black"/>
+          <w:lang w:val="en-IN"/>
+          <w14:textFill>
+            <w14:solidFill>
+              <w14:schemeClr w14:val="bg1"/>
+            </w14:solidFill>
+          </w14:textFill>
+        </w:rPr>
+        <w:t xml:space="preserve"> </w:t>
+      </w:r>
+      <w:r>
+        <w:rPr>
+          <w:color w:val="FFFFFF" w:themeColor="background1"/>
+          <w:highlight w:val="black"/>
+          <w14:textFill>
+            <w14:solidFill>
+              <w14:schemeClr w14:val="bg1"/>
+            </w14:solidFill>
+          </w14:textFill>
+        </w:rPr>
+        <w:t>package.json</w:t>
+      </w:r>
+      <w:r>
+        <w:rPr>
+          <w:rFonts w:hint="default"/>
+          <w:color w:val="FFFFFF" w:themeColor="background1"/>
+          <w:highlight w:val="black"/>
+          <w:lang w:val="en-IN"/>
+          <w14:textFill>
+            <w14:solidFill>
+              <w14:schemeClr w14:val="bg1"/>
+            </w14:solidFill>
+          </w14:textFill>
+        </w:rPr>
+        <w:t xml:space="preserve"> </w:t>
+      </w:r>
+      <w:r>
+        <w:t xml:space="preserve"> is a file that provides metadata about a project or module. It serves as the central configuration file for a Node.js project and includes information about the project, its dependencies, scripts, and other settings.</w:t>
+      </w:r>
+    </w:p>
+    <w:p/>
+    <w:p>
+      <w:pPr>
+        <w:spacing w:line="360" w:lineRule="auto"/>
+        <w:rPr>
+          <w:rFonts w:hint="default"/>
+          <w:b/>
+          <w:bCs/>
+          <w:lang w:val="en-IN"/>
+        </w:rPr>
+      </w:pPr>
+      <w:r>
+        <w:rPr>
+          <w:b/>
+          <w:bCs/>
+        </w:rPr>
+        <w:t>Creating a package.json Fil</w:t>
+      </w:r>
+      <w:r>
+        <w:rPr>
+          <w:rFonts w:hint="default"/>
+          <w:b/>
+          <w:bCs/>
+          <w:lang w:val="en-IN"/>
+        </w:rPr>
+        <w:t>e</w:t>
+      </w:r>
+    </w:p>
+    <w:p>
+      <w:pPr>
+        <w:rPr>
+          <w:rFonts w:hint="default"/>
+          <w:color w:val="FFFFFF" w:themeColor="background1"/>
+          <w:highlight w:val="black"/>
+          <w:lang w:val="en-IN"/>
+          <w14:textFill>
+            <w14:solidFill>
+              <w14:schemeClr w14:val="bg1"/>
+            </w14:solidFill>
+          </w14:textFill>
+        </w:rPr>
+      </w:pPr>
+      <w:r>
+        <w:t>create a package.json file using the following command:</w:t>
+      </w:r>
+      <w:r>
+        <w:rPr>
+          <w:rFonts w:hint="default"/>
+          <w:color w:val="FFFFFF" w:themeColor="background1"/>
+          <w:highlight w:val="black"/>
+          <w:lang w:val="en-IN"/>
+          <w14:textFill>
+            <w14:solidFill>
+              <w14:schemeClr w14:val="bg1"/>
+            </w14:solidFill>
+          </w14:textFill>
+        </w:rPr>
+        <w:t xml:space="preserve">  </w:t>
+      </w:r>
+      <w:r>
+        <w:rPr>
+          <w:color w:val="FFFFFF" w:themeColor="background1"/>
+          <w:highlight w:val="black"/>
+          <w14:textFill>
+            <w14:solidFill>
+              <w14:schemeClr w14:val="bg1"/>
+            </w14:solidFill>
+          </w14:textFill>
+        </w:rPr>
+        <w:t>npm init</w:t>
+      </w:r>
+      <w:r>
+        <w:rPr>
+          <w:rFonts w:hint="default"/>
+          <w:color w:val="FFFFFF" w:themeColor="background1"/>
+          <w:highlight w:val="black"/>
+          <w:lang w:val="en-IN"/>
+          <w14:textFill>
+            <w14:solidFill>
+              <w14:schemeClr w14:val="bg1"/>
+            </w14:solidFill>
+          </w14:textFill>
+        </w:rPr>
+        <w:t xml:space="preserve"> </w:t>
+      </w:r>
+    </w:p>
+    <w:p>
+      <w:pPr>
+        <w:rPr>
+          <w:rFonts w:hint="default"/>
+          <w:color w:val="FFFFFF" w:themeColor="background1"/>
+          <w:highlight w:val="black"/>
+          <w:lang w:val="en-IN"/>
+          <w14:textFill>
+            <w14:solidFill>
+              <w14:schemeClr w14:val="bg1"/>
+            </w14:solidFill>
+          </w14:textFill>
+        </w:rPr>
+      </w:pPr>
+    </w:p>
+    <w:p>
+      <w:pPr>
+        <w:keepNext w:val="0"/>
+        <w:keepLines w:val="0"/>
+        <w:widowControl/>
+        <w:suppressLineNumbers w:val="0"/>
+        <w:shd w:val="clear" w:fill="1E1E1E"/>
+        <w:spacing w:line="240" w:lineRule="auto"/>
+        <w:jc w:val="left"/>
+        <w:rPr>
+          <w:rFonts w:hint="default" w:ascii="Consolas" w:hAnsi="Consolas" w:eastAsia="Consolas" w:cs="Consolas"/>
+          <w:b w:val="0"/>
+          <w:bCs w:val="0"/>
+          <w:color w:val="D4D4D4"/>
+          <w:sz w:val="18"/>
+          <w:szCs w:val="18"/>
+        </w:rPr>
+      </w:pPr>
+      <w:r>
+        <w:rPr>
+          <w:rFonts w:hint="default" w:ascii="Consolas" w:hAnsi="Consolas" w:eastAsia="Consolas" w:cs="Consolas"/>
+          <w:b w:val="0"/>
+          <w:bCs w:val="0"/>
+          <w:color w:val="D4D4D4"/>
+          <w:kern w:val="0"/>
+          <w:sz w:val="18"/>
+          <w:szCs w:val="18"/>
+          <w:shd w:val="clear" w:fill="1E1E1E"/>
+          <w:lang w:val="en-US" w:eastAsia="zh-CN" w:bidi="ar"/>
+        </w:rPr>
+        <w:t>{</w:t>
+      </w:r>
+    </w:p>
+    <w:p>
+      <w:pPr>
+        <w:keepNext w:val="0"/>
+        <w:keepLines w:val="0"/>
+        <w:widowControl/>
+        <w:suppressLineNumbers w:val="0"/>
+        <w:shd w:val="clear" w:fill="1E1E1E"/>
+        <w:spacing w:line="240" w:lineRule="auto"/>
+        <w:jc w:val="left"/>
+        <w:rPr>
+          <w:rFonts w:hint="default" w:ascii="Consolas" w:hAnsi="Consolas" w:eastAsia="Consolas" w:cs="Consolas"/>
+          <w:b w:val="0"/>
+          <w:bCs w:val="0"/>
+          <w:color w:val="D4D4D4"/>
+          <w:sz w:val="18"/>
+          <w:szCs w:val="18"/>
+        </w:rPr>
+      </w:pPr>
+      <w:r>
+        <w:rPr>
+          <w:rFonts w:hint="default" w:ascii="Consolas" w:hAnsi="Consolas" w:eastAsia="Consolas" w:cs="Consolas"/>
+          <w:b w:val="0"/>
+          <w:bCs w:val="0"/>
+          <w:color w:val="D4D4D4"/>
+          <w:kern w:val="0"/>
+          <w:sz w:val="18"/>
+          <w:szCs w:val="18"/>
+          <w:shd w:val="clear" w:fill="1E1E1E"/>
+          <w:lang w:val="en-US" w:eastAsia="zh-CN" w:bidi="ar"/>
+        </w:rPr>
+        <w:t xml:space="preserve">  </w:t>
+      </w:r>
+      <w:r>
+        <w:rPr>
+          <w:rFonts w:hint="default" w:ascii="Consolas" w:hAnsi="Consolas" w:eastAsia="Consolas" w:cs="Consolas"/>
+          <w:b w:val="0"/>
+          <w:bCs w:val="0"/>
+          <w:color w:val="9CDCFE"/>
+          <w:kern w:val="0"/>
+          <w:sz w:val="18"/>
+          <w:szCs w:val="18"/>
+          <w:shd w:val="clear" w:fill="1E1E1E"/>
+          <w:lang w:val="en-US" w:eastAsia="zh-CN" w:bidi="ar"/>
+        </w:rPr>
+        <w:t>"name"</w:t>
+      </w:r>
+      <w:r>
+        <w:rPr>
+          <w:rFonts w:hint="default" w:ascii="Consolas" w:hAnsi="Consolas" w:eastAsia="Consolas" w:cs="Consolas"/>
+          <w:b w:val="0"/>
+          <w:bCs w:val="0"/>
+          <w:color w:val="D4D4D4"/>
+          <w:kern w:val="0"/>
+          <w:sz w:val="18"/>
+          <w:szCs w:val="18"/>
+          <w:shd w:val="clear" w:fill="1E1E1E"/>
+          <w:lang w:val="en-US" w:eastAsia="zh-CN" w:bidi="ar"/>
+        </w:rPr>
+        <w:t xml:space="preserve">: </w:t>
+      </w:r>
+      <w:r>
+        <w:rPr>
+          <w:rFonts w:hint="default" w:ascii="Consolas" w:hAnsi="Consolas" w:eastAsia="Consolas" w:cs="Consolas"/>
+          <w:b w:val="0"/>
+          <w:bCs w:val="0"/>
+          <w:color w:val="CE9178"/>
+          <w:kern w:val="0"/>
+          <w:sz w:val="18"/>
+          <w:szCs w:val="18"/>
+          <w:shd w:val="clear" w:fill="1E1E1E"/>
+          <w:lang w:val="en-US" w:eastAsia="zh-CN" w:bidi="ar"/>
+        </w:rPr>
+        <w:t>"learn"</w:t>
+      </w:r>
+      <w:r>
+        <w:rPr>
+          <w:rFonts w:hint="default" w:ascii="Consolas" w:hAnsi="Consolas" w:eastAsia="Consolas" w:cs="Consolas"/>
+          <w:b w:val="0"/>
+          <w:bCs w:val="0"/>
+          <w:color w:val="D4D4D4"/>
+          <w:kern w:val="0"/>
+          <w:sz w:val="18"/>
+          <w:szCs w:val="18"/>
+          <w:shd w:val="clear" w:fill="1E1E1E"/>
+          <w:lang w:val="en-US" w:eastAsia="zh-CN" w:bidi="ar"/>
+        </w:rPr>
+        <w:t>,</w:t>
+      </w:r>
+    </w:p>
+    <w:p>
+      <w:pPr>
+        <w:keepNext w:val="0"/>
+        <w:keepLines w:val="0"/>
+        <w:widowControl/>
+        <w:suppressLineNumbers w:val="0"/>
+        <w:shd w:val="clear" w:fill="1E1E1E"/>
+        <w:spacing w:line="240" w:lineRule="auto"/>
+        <w:jc w:val="left"/>
+        <w:rPr>
+          <w:rFonts w:hint="default" w:ascii="Consolas" w:hAnsi="Consolas" w:eastAsia="Consolas" w:cs="Consolas"/>
+          <w:b w:val="0"/>
+          <w:bCs w:val="0"/>
+          <w:color w:val="D4D4D4"/>
+          <w:sz w:val="18"/>
+          <w:szCs w:val="18"/>
+        </w:rPr>
+      </w:pPr>
+      <w:r>
+        <w:rPr>
+          <w:rFonts w:hint="default" w:ascii="Consolas" w:hAnsi="Consolas" w:eastAsia="Consolas" w:cs="Consolas"/>
+          <w:b w:val="0"/>
+          <w:bCs w:val="0"/>
+          <w:color w:val="D4D4D4"/>
+          <w:kern w:val="0"/>
+          <w:sz w:val="18"/>
+          <w:szCs w:val="18"/>
+          <w:shd w:val="clear" w:fill="1E1E1E"/>
+          <w:lang w:val="en-US" w:eastAsia="zh-CN" w:bidi="ar"/>
+        </w:rPr>
+        <w:t xml:space="preserve">  </w:t>
+      </w:r>
+      <w:r>
+        <w:rPr>
+          <w:rFonts w:hint="default" w:ascii="Consolas" w:hAnsi="Consolas" w:eastAsia="Consolas" w:cs="Consolas"/>
+          <w:b w:val="0"/>
+          <w:bCs w:val="0"/>
+          <w:color w:val="9CDCFE"/>
+          <w:kern w:val="0"/>
+          <w:sz w:val="18"/>
+          <w:szCs w:val="18"/>
+          <w:shd w:val="clear" w:fill="1E1E1E"/>
+          <w:lang w:val="en-US" w:eastAsia="zh-CN" w:bidi="ar"/>
+        </w:rPr>
+        <w:t>"version"</w:t>
+      </w:r>
+      <w:r>
+        <w:rPr>
+          <w:rFonts w:hint="default" w:ascii="Consolas" w:hAnsi="Consolas" w:eastAsia="Consolas" w:cs="Consolas"/>
+          <w:b w:val="0"/>
+          <w:bCs w:val="0"/>
+          <w:color w:val="D4D4D4"/>
+          <w:kern w:val="0"/>
+          <w:sz w:val="18"/>
+          <w:szCs w:val="18"/>
+          <w:shd w:val="clear" w:fill="1E1E1E"/>
+          <w:lang w:val="en-US" w:eastAsia="zh-CN" w:bidi="ar"/>
+        </w:rPr>
+        <w:t xml:space="preserve">: </w:t>
+      </w:r>
+      <w:r>
+        <w:rPr>
+          <w:rFonts w:hint="default" w:ascii="Consolas" w:hAnsi="Consolas" w:eastAsia="Consolas" w:cs="Consolas"/>
+          <w:b w:val="0"/>
+          <w:bCs w:val="0"/>
+          <w:color w:val="CE9178"/>
+          <w:kern w:val="0"/>
+          <w:sz w:val="18"/>
+          <w:szCs w:val="18"/>
+          <w:shd w:val="clear" w:fill="1E1E1E"/>
+          <w:lang w:val="en-US" w:eastAsia="zh-CN" w:bidi="ar"/>
+        </w:rPr>
+        <w:t>"1.0.0"</w:t>
+      </w:r>
+      <w:r>
+        <w:rPr>
+          <w:rFonts w:hint="default" w:ascii="Consolas" w:hAnsi="Consolas" w:eastAsia="Consolas" w:cs="Consolas"/>
+          <w:b w:val="0"/>
+          <w:bCs w:val="0"/>
+          <w:color w:val="D4D4D4"/>
+          <w:kern w:val="0"/>
+          <w:sz w:val="18"/>
+          <w:szCs w:val="18"/>
+          <w:shd w:val="clear" w:fill="1E1E1E"/>
+          <w:lang w:val="en-US" w:eastAsia="zh-CN" w:bidi="ar"/>
+        </w:rPr>
+        <w:t>,</w:t>
+      </w:r>
+    </w:p>
+    <w:p>
+      <w:pPr>
+        <w:keepNext w:val="0"/>
+        <w:keepLines w:val="0"/>
+        <w:widowControl/>
+        <w:suppressLineNumbers w:val="0"/>
+        <w:shd w:val="clear" w:fill="1E1E1E"/>
+        <w:spacing w:line="240" w:lineRule="auto"/>
+        <w:jc w:val="left"/>
+        <w:rPr>
+          <w:rFonts w:hint="default" w:ascii="Consolas" w:hAnsi="Consolas" w:eastAsia="Consolas" w:cs="Consolas"/>
+          <w:b w:val="0"/>
+          <w:bCs w:val="0"/>
+          <w:color w:val="D4D4D4"/>
+          <w:sz w:val="18"/>
+          <w:szCs w:val="18"/>
+        </w:rPr>
+      </w:pPr>
+      <w:r>
+        <w:rPr>
+          <w:rFonts w:hint="default" w:ascii="Consolas" w:hAnsi="Consolas" w:eastAsia="Consolas" w:cs="Consolas"/>
+          <w:b w:val="0"/>
+          <w:bCs w:val="0"/>
+          <w:color w:val="D4D4D4"/>
+          <w:kern w:val="0"/>
+          <w:sz w:val="18"/>
+          <w:szCs w:val="18"/>
+          <w:shd w:val="clear" w:fill="1E1E1E"/>
+          <w:lang w:val="en-US" w:eastAsia="zh-CN" w:bidi="ar"/>
+        </w:rPr>
+        <w:t xml:space="preserve">  </w:t>
+      </w:r>
+      <w:r>
+        <w:rPr>
+          <w:rFonts w:hint="default" w:ascii="Consolas" w:hAnsi="Consolas" w:eastAsia="Consolas" w:cs="Consolas"/>
+          <w:b w:val="0"/>
+          <w:bCs w:val="0"/>
+          <w:color w:val="9CDCFE"/>
+          <w:kern w:val="0"/>
+          <w:sz w:val="18"/>
+          <w:szCs w:val="18"/>
+          <w:shd w:val="clear" w:fill="1E1E1E"/>
+          <w:lang w:val="en-US" w:eastAsia="zh-CN" w:bidi="ar"/>
+        </w:rPr>
+        <w:t>"description"</w:t>
+      </w:r>
+      <w:r>
+        <w:rPr>
+          <w:rFonts w:hint="default" w:ascii="Consolas" w:hAnsi="Consolas" w:eastAsia="Consolas" w:cs="Consolas"/>
+          <w:b w:val="0"/>
+          <w:bCs w:val="0"/>
+          <w:color w:val="D4D4D4"/>
+          <w:kern w:val="0"/>
+          <w:sz w:val="18"/>
+          <w:szCs w:val="18"/>
+          <w:shd w:val="clear" w:fill="1E1E1E"/>
+          <w:lang w:val="en-US" w:eastAsia="zh-CN" w:bidi="ar"/>
+        </w:rPr>
+        <w:t xml:space="preserve">: </w:t>
+      </w:r>
+      <w:r>
+        <w:rPr>
+          <w:rFonts w:hint="default" w:ascii="Consolas" w:hAnsi="Consolas" w:eastAsia="Consolas" w:cs="Consolas"/>
+          <w:b w:val="0"/>
+          <w:bCs w:val="0"/>
+          <w:color w:val="CE9178"/>
+          <w:kern w:val="0"/>
+          <w:sz w:val="18"/>
+          <w:szCs w:val="18"/>
+          <w:shd w:val="clear" w:fill="1E1E1E"/>
+          <w:lang w:val="en-US" w:eastAsia="zh-CN" w:bidi="ar"/>
+        </w:rPr>
+        <w:t>""</w:t>
+      </w:r>
+      <w:r>
+        <w:rPr>
+          <w:rFonts w:hint="default" w:ascii="Consolas" w:hAnsi="Consolas" w:eastAsia="Consolas" w:cs="Consolas"/>
+          <w:b w:val="0"/>
+          <w:bCs w:val="0"/>
+          <w:color w:val="D4D4D4"/>
+          <w:kern w:val="0"/>
+          <w:sz w:val="18"/>
+          <w:szCs w:val="18"/>
+          <w:shd w:val="clear" w:fill="1E1E1E"/>
+          <w:lang w:val="en-US" w:eastAsia="zh-CN" w:bidi="ar"/>
+        </w:rPr>
+        <w:t>,</w:t>
+      </w:r>
+    </w:p>
+    <w:p>
+      <w:pPr>
+        <w:keepNext w:val="0"/>
+        <w:keepLines w:val="0"/>
+        <w:widowControl/>
+        <w:suppressLineNumbers w:val="0"/>
+        <w:shd w:val="clear" w:fill="1E1E1E"/>
+        <w:spacing w:line="240" w:lineRule="auto"/>
+        <w:jc w:val="left"/>
+        <w:rPr>
+          <w:rFonts w:hint="default" w:ascii="Consolas" w:hAnsi="Consolas" w:eastAsia="Consolas" w:cs="Consolas"/>
+          <w:b w:val="0"/>
+          <w:bCs w:val="0"/>
+          <w:color w:val="D4D4D4"/>
+          <w:sz w:val="18"/>
+          <w:szCs w:val="18"/>
+        </w:rPr>
+      </w:pPr>
+      <w:r>
+        <w:rPr>
+          <w:rFonts w:hint="default" w:ascii="Consolas" w:hAnsi="Consolas" w:eastAsia="Consolas" w:cs="Consolas"/>
+          <w:b w:val="0"/>
+          <w:bCs w:val="0"/>
+          <w:color w:val="D4D4D4"/>
+          <w:kern w:val="0"/>
+          <w:sz w:val="18"/>
+          <w:szCs w:val="18"/>
+          <w:shd w:val="clear" w:fill="1E1E1E"/>
+          <w:lang w:val="en-US" w:eastAsia="zh-CN" w:bidi="ar"/>
+        </w:rPr>
+        <w:t xml:space="preserve">  </w:t>
+      </w:r>
+      <w:r>
+        <w:rPr>
+          <w:rFonts w:hint="default" w:ascii="Consolas" w:hAnsi="Consolas" w:eastAsia="Consolas" w:cs="Consolas"/>
+          <w:b w:val="0"/>
+          <w:bCs w:val="0"/>
+          <w:color w:val="9CDCFE"/>
+          <w:kern w:val="0"/>
+          <w:sz w:val="18"/>
+          <w:szCs w:val="18"/>
+          <w:shd w:val="clear" w:fill="1E1E1E"/>
+          <w:lang w:val="en-US" w:eastAsia="zh-CN" w:bidi="ar"/>
+        </w:rPr>
+        <w:t>"main"</w:t>
+      </w:r>
+      <w:r>
+        <w:rPr>
+          <w:rFonts w:hint="default" w:ascii="Consolas" w:hAnsi="Consolas" w:eastAsia="Consolas" w:cs="Consolas"/>
+          <w:b w:val="0"/>
+          <w:bCs w:val="0"/>
+          <w:color w:val="D4D4D4"/>
+          <w:kern w:val="0"/>
+          <w:sz w:val="18"/>
+          <w:szCs w:val="18"/>
+          <w:shd w:val="clear" w:fill="1E1E1E"/>
+          <w:lang w:val="en-US" w:eastAsia="zh-CN" w:bidi="ar"/>
+        </w:rPr>
+        <w:t xml:space="preserve">: </w:t>
+      </w:r>
+      <w:r>
+        <w:rPr>
+          <w:rFonts w:hint="default" w:ascii="Consolas" w:hAnsi="Consolas" w:eastAsia="Consolas" w:cs="Consolas"/>
+          <w:b w:val="0"/>
+          <w:bCs w:val="0"/>
+          <w:color w:val="CE9178"/>
+          <w:kern w:val="0"/>
+          <w:sz w:val="18"/>
+          <w:szCs w:val="18"/>
+          <w:shd w:val="clear" w:fill="1E1E1E"/>
+          <w:lang w:val="en-US" w:eastAsia="zh-CN" w:bidi="ar"/>
+        </w:rPr>
+        <w:t>"index.js"</w:t>
+      </w:r>
+      <w:r>
+        <w:rPr>
+          <w:rFonts w:hint="default" w:ascii="Consolas" w:hAnsi="Consolas" w:eastAsia="Consolas" w:cs="Consolas"/>
+          <w:b w:val="0"/>
+          <w:bCs w:val="0"/>
+          <w:color w:val="D4D4D4"/>
+          <w:kern w:val="0"/>
+          <w:sz w:val="18"/>
+          <w:szCs w:val="18"/>
+          <w:shd w:val="clear" w:fill="1E1E1E"/>
+          <w:lang w:val="en-US" w:eastAsia="zh-CN" w:bidi="ar"/>
+        </w:rPr>
+        <w:t>,</w:t>
+      </w:r>
+    </w:p>
+    <w:p>
+      <w:pPr>
+        <w:keepNext w:val="0"/>
+        <w:keepLines w:val="0"/>
+        <w:widowControl/>
+        <w:suppressLineNumbers w:val="0"/>
+        <w:shd w:val="clear" w:fill="1E1E1E"/>
+        <w:spacing w:line="240" w:lineRule="auto"/>
+        <w:jc w:val="left"/>
+        <w:rPr>
+          <w:rFonts w:hint="default" w:ascii="Consolas" w:hAnsi="Consolas" w:eastAsia="Consolas" w:cs="Consolas"/>
+          <w:b w:val="0"/>
+          <w:bCs w:val="0"/>
+          <w:color w:val="D4D4D4"/>
+          <w:sz w:val="18"/>
+          <w:szCs w:val="18"/>
+        </w:rPr>
+      </w:pPr>
+      <w:r>
+        <w:rPr>
+          <w:rFonts w:hint="default" w:ascii="Consolas" w:hAnsi="Consolas" w:eastAsia="Consolas" w:cs="Consolas"/>
+          <w:b w:val="0"/>
+          <w:bCs w:val="0"/>
+          <w:color w:val="D4D4D4"/>
+          <w:kern w:val="0"/>
+          <w:sz w:val="18"/>
+          <w:szCs w:val="18"/>
+          <w:shd w:val="clear" w:fill="1E1E1E"/>
+          <w:lang w:val="en-US" w:eastAsia="zh-CN" w:bidi="ar"/>
+        </w:rPr>
+        <w:t xml:space="preserve">  </w:t>
+      </w:r>
+      <w:r>
+        <w:rPr>
+          <w:rFonts w:hint="default" w:ascii="Consolas" w:hAnsi="Consolas" w:eastAsia="Consolas" w:cs="Consolas"/>
+          <w:b w:val="0"/>
+          <w:bCs w:val="0"/>
+          <w:color w:val="9CDCFE"/>
+          <w:kern w:val="0"/>
+          <w:sz w:val="18"/>
+          <w:szCs w:val="18"/>
+          <w:shd w:val="clear" w:fill="1E1E1E"/>
+          <w:lang w:val="en-US" w:eastAsia="zh-CN" w:bidi="ar"/>
+        </w:rPr>
+        <w:t>"scripts"</w:t>
+      </w:r>
+      <w:r>
+        <w:rPr>
+          <w:rFonts w:hint="default" w:ascii="Consolas" w:hAnsi="Consolas" w:eastAsia="Consolas" w:cs="Consolas"/>
+          <w:b w:val="0"/>
+          <w:bCs w:val="0"/>
+          <w:color w:val="D4D4D4"/>
+          <w:kern w:val="0"/>
+          <w:sz w:val="18"/>
+          <w:szCs w:val="18"/>
+          <w:shd w:val="clear" w:fill="1E1E1E"/>
+          <w:lang w:val="en-US" w:eastAsia="zh-CN" w:bidi="ar"/>
+        </w:rPr>
+        <w:t>: {</w:t>
+      </w:r>
+    </w:p>
+    <w:p>
+      <w:pPr>
+        <w:keepNext w:val="0"/>
+        <w:keepLines w:val="0"/>
+        <w:widowControl/>
+        <w:suppressLineNumbers w:val="0"/>
+        <w:shd w:val="clear" w:fill="1E1E1E"/>
+        <w:spacing w:line="240" w:lineRule="auto"/>
+        <w:jc w:val="left"/>
+        <w:rPr>
+          <w:rFonts w:hint="default" w:ascii="Consolas" w:hAnsi="Consolas" w:eastAsia="Consolas" w:cs="Consolas"/>
+          <w:b w:val="0"/>
+          <w:bCs w:val="0"/>
+          <w:color w:val="D4D4D4"/>
+          <w:sz w:val="18"/>
+          <w:szCs w:val="18"/>
+        </w:rPr>
+      </w:pPr>
+      <w:r>
+        <w:rPr>
+          <w:rFonts w:hint="default" w:ascii="Consolas" w:hAnsi="Consolas" w:eastAsia="Consolas" w:cs="Consolas"/>
+          <w:b w:val="0"/>
+          <w:bCs w:val="0"/>
+          <w:color w:val="D4D4D4"/>
+          <w:kern w:val="0"/>
+          <w:sz w:val="18"/>
+          <w:szCs w:val="18"/>
+          <w:shd w:val="clear" w:fill="1E1E1E"/>
+          <w:lang w:val="en-US" w:eastAsia="zh-CN" w:bidi="ar"/>
+        </w:rPr>
+        <w:t xml:space="preserve">    </w:t>
+      </w:r>
+      <w:r>
+        <w:rPr>
+          <w:rFonts w:hint="default" w:ascii="Consolas" w:hAnsi="Consolas" w:eastAsia="Consolas" w:cs="Consolas"/>
+          <w:b w:val="0"/>
+          <w:bCs w:val="0"/>
+          <w:color w:val="9CDCFE"/>
+          <w:kern w:val="0"/>
+          <w:sz w:val="18"/>
+          <w:szCs w:val="18"/>
+          <w:shd w:val="clear" w:fill="1E1E1E"/>
+          <w:lang w:val="en-US" w:eastAsia="zh-CN" w:bidi="ar"/>
+        </w:rPr>
+        <w:t>"test"</w:t>
+      </w:r>
+      <w:r>
+        <w:rPr>
+          <w:rFonts w:hint="default" w:ascii="Consolas" w:hAnsi="Consolas" w:eastAsia="Consolas" w:cs="Consolas"/>
+          <w:b w:val="0"/>
+          <w:bCs w:val="0"/>
+          <w:color w:val="D4D4D4"/>
+          <w:kern w:val="0"/>
+          <w:sz w:val="18"/>
+          <w:szCs w:val="18"/>
+          <w:shd w:val="clear" w:fill="1E1E1E"/>
+          <w:lang w:val="en-US" w:eastAsia="zh-CN" w:bidi="ar"/>
+        </w:rPr>
+        <w:t xml:space="preserve">: </w:t>
+      </w:r>
+      <w:r>
+        <w:rPr>
+          <w:rFonts w:hint="default" w:ascii="Consolas" w:hAnsi="Consolas" w:eastAsia="Consolas" w:cs="Consolas"/>
+          <w:b w:val="0"/>
+          <w:bCs w:val="0"/>
+          <w:color w:val="CE9178"/>
+          <w:kern w:val="0"/>
+          <w:sz w:val="18"/>
+          <w:szCs w:val="18"/>
+          <w:shd w:val="clear" w:fill="1E1E1E"/>
+          <w:lang w:val="en-US" w:eastAsia="zh-CN" w:bidi="ar"/>
+        </w:rPr>
+        <w:t xml:space="preserve">"echo </w:t>
+      </w:r>
+      <w:r>
+        <w:rPr>
+          <w:rFonts w:hint="default" w:ascii="Consolas" w:hAnsi="Consolas" w:eastAsia="Consolas" w:cs="Consolas"/>
+          <w:b w:val="0"/>
+          <w:bCs w:val="0"/>
+          <w:color w:val="D7BA7D"/>
+          <w:kern w:val="0"/>
+          <w:sz w:val="18"/>
+          <w:szCs w:val="18"/>
+          <w:shd w:val="clear" w:fill="1E1E1E"/>
+          <w:lang w:val="en-US" w:eastAsia="zh-CN" w:bidi="ar"/>
+        </w:rPr>
+        <w:t>\"</w:t>
+      </w:r>
+      <w:r>
+        <w:rPr>
+          <w:rFonts w:hint="default" w:ascii="Consolas" w:hAnsi="Consolas" w:eastAsia="Consolas" w:cs="Consolas"/>
+          <w:b w:val="0"/>
+          <w:bCs w:val="0"/>
+          <w:color w:val="CE9178"/>
+          <w:kern w:val="0"/>
+          <w:sz w:val="18"/>
+          <w:szCs w:val="18"/>
+          <w:shd w:val="clear" w:fill="1E1E1E"/>
+          <w:lang w:val="en-US" w:eastAsia="zh-CN" w:bidi="ar"/>
+        </w:rPr>
+        <w:t>Error: no test specified</w:t>
+      </w:r>
+      <w:r>
+        <w:rPr>
+          <w:rFonts w:hint="default" w:ascii="Consolas" w:hAnsi="Consolas" w:eastAsia="Consolas" w:cs="Consolas"/>
+          <w:b w:val="0"/>
+          <w:bCs w:val="0"/>
+          <w:color w:val="D7BA7D"/>
+          <w:kern w:val="0"/>
+          <w:sz w:val="18"/>
+          <w:szCs w:val="18"/>
+          <w:shd w:val="clear" w:fill="1E1E1E"/>
+          <w:lang w:val="en-US" w:eastAsia="zh-CN" w:bidi="ar"/>
+        </w:rPr>
+        <w:t>\"</w:t>
+      </w:r>
+      <w:r>
+        <w:rPr>
+          <w:rFonts w:hint="default" w:ascii="Consolas" w:hAnsi="Consolas" w:eastAsia="Consolas" w:cs="Consolas"/>
+          <w:b w:val="0"/>
+          <w:bCs w:val="0"/>
+          <w:color w:val="CE9178"/>
+          <w:kern w:val="0"/>
+          <w:sz w:val="18"/>
+          <w:szCs w:val="18"/>
+          <w:shd w:val="clear" w:fill="1E1E1E"/>
+          <w:lang w:val="en-US" w:eastAsia="zh-CN" w:bidi="ar"/>
+        </w:rPr>
+        <w:t xml:space="preserve"> &amp;&amp; exit 1"</w:t>
+      </w:r>
+    </w:p>
+    <w:p>
+      <w:pPr>
+        <w:keepNext w:val="0"/>
+        <w:keepLines w:val="0"/>
+        <w:widowControl/>
+        <w:suppressLineNumbers w:val="0"/>
+        <w:shd w:val="clear" w:fill="1E1E1E"/>
+        <w:spacing w:line="240" w:lineRule="auto"/>
+        <w:jc w:val="left"/>
+        <w:rPr>
+          <w:rFonts w:hint="default" w:ascii="Consolas" w:hAnsi="Consolas" w:eastAsia="Consolas" w:cs="Consolas"/>
+          <w:b w:val="0"/>
+          <w:bCs w:val="0"/>
+          <w:color w:val="D4D4D4"/>
+          <w:sz w:val="18"/>
+          <w:szCs w:val="18"/>
+        </w:rPr>
+      </w:pPr>
+      <w:r>
+        <w:rPr>
+          <w:rFonts w:hint="default" w:ascii="Consolas" w:hAnsi="Consolas" w:eastAsia="Consolas" w:cs="Consolas"/>
+          <w:b w:val="0"/>
+          <w:bCs w:val="0"/>
+          <w:color w:val="D4D4D4"/>
+          <w:kern w:val="0"/>
+          <w:sz w:val="18"/>
+          <w:szCs w:val="18"/>
+          <w:shd w:val="clear" w:fill="1E1E1E"/>
+          <w:lang w:val="en-US" w:eastAsia="zh-CN" w:bidi="ar"/>
+        </w:rPr>
+        <w:t>  },</w:t>
+      </w:r>
+    </w:p>
+    <w:p>
+      <w:pPr>
+        <w:keepNext w:val="0"/>
+        <w:keepLines w:val="0"/>
+        <w:widowControl/>
+        <w:suppressLineNumbers w:val="0"/>
+        <w:shd w:val="clear" w:fill="1E1E1E"/>
+        <w:spacing w:line="240" w:lineRule="auto"/>
+        <w:jc w:val="left"/>
+        <w:rPr>
+          <w:rFonts w:hint="default" w:ascii="Consolas" w:hAnsi="Consolas" w:eastAsia="Consolas" w:cs="Consolas"/>
+          <w:b w:val="0"/>
+          <w:bCs w:val="0"/>
+          <w:color w:val="D4D4D4"/>
+          <w:sz w:val="18"/>
+          <w:szCs w:val="18"/>
+        </w:rPr>
+      </w:pPr>
+      <w:r>
+        <w:rPr>
+          <w:rFonts w:hint="default" w:ascii="Consolas" w:hAnsi="Consolas" w:eastAsia="Consolas" w:cs="Consolas"/>
+          <w:b w:val="0"/>
+          <w:bCs w:val="0"/>
+          <w:color w:val="D4D4D4"/>
+          <w:kern w:val="0"/>
+          <w:sz w:val="18"/>
+          <w:szCs w:val="18"/>
+          <w:shd w:val="clear" w:fill="1E1E1E"/>
+          <w:lang w:val="en-US" w:eastAsia="zh-CN" w:bidi="ar"/>
+        </w:rPr>
+        <w:t xml:space="preserve">  </w:t>
+      </w:r>
+      <w:r>
+        <w:rPr>
+          <w:rFonts w:hint="default" w:ascii="Consolas" w:hAnsi="Consolas" w:eastAsia="Consolas" w:cs="Consolas"/>
+          <w:b w:val="0"/>
+          <w:bCs w:val="0"/>
+          <w:color w:val="9CDCFE"/>
+          <w:kern w:val="0"/>
+          <w:sz w:val="18"/>
+          <w:szCs w:val="18"/>
+          <w:shd w:val="clear" w:fill="1E1E1E"/>
+          <w:lang w:val="en-US" w:eastAsia="zh-CN" w:bidi="ar"/>
+        </w:rPr>
+        <w:t>"author"</w:t>
+      </w:r>
+      <w:r>
+        <w:rPr>
+          <w:rFonts w:hint="default" w:ascii="Consolas" w:hAnsi="Consolas" w:eastAsia="Consolas" w:cs="Consolas"/>
+          <w:b w:val="0"/>
+          <w:bCs w:val="0"/>
+          <w:color w:val="D4D4D4"/>
+          <w:kern w:val="0"/>
+          <w:sz w:val="18"/>
+          <w:szCs w:val="18"/>
+          <w:shd w:val="clear" w:fill="1E1E1E"/>
+          <w:lang w:val="en-US" w:eastAsia="zh-CN" w:bidi="ar"/>
+        </w:rPr>
+        <w:t xml:space="preserve">: </w:t>
+      </w:r>
+      <w:r>
+        <w:rPr>
+          <w:rFonts w:hint="default" w:ascii="Consolas" w:hAnsi="Consolas" w:eastAsia="Consolas" w:cs="Consolas"/>
+          <w:b w:val="0"/>
+          <w:bCs w:val="0"/>
+          <w:color w:val="CE9178"/>
+          <w:kern w:val="0"/>
+          <w:sz w:val="18"/>
+          <w:szCs w:val="18"/>
+          <w:shd w:val="clear" w:fill="1E1E1E"/>
+          <w:lang w:val="en-US" w:eastAsia="zh-CN" w:bidi="ar"/>
+        </w:rPr>
+        <w:t>""</w:t>
+      </w:r>
+      <w:r>
+        <w:rPr>
+          <w:rFonts w:hint="default" w:ascii="Consolas" w:hAnsi="Consolas" w:eastAsia="Consolas" w:cs="Consolas"/>
+          <w:b w:val="0"/>
+          <w:bCs w:val="0"/>
+          <w:color w:val="D4D4D4"/>
+          <w:kern w:val="0"/>
+          <w:sz w:val="18"/>
+          <w:szCs w:val="18"/>
+          <w:shd w:val="clear" w:fill="1E1E1E"/>
+          <w:lang w:val="en-US" w:eastAsia="zh-CN" w:bidi="ar"/>
+        </w:rPr>
+        <w:t>,</w:t>
+      </w:r>
+    </w:p>
+    <w:p>
+      <w:pPr>
+        <w:keepNext w:val="0"/>
+        <w:keepLines w:val="0"/>
+        <w:widowControl/>
+        <w:suppressLineNumbers w:val="0"/>
+        <w:shd w:val="clear" w:fill="1E1E1E"/>
+        <w:spacing w:line="240" w:lineRule="auto"/>
+        <w:jc w:val="left"/>
+        <w:rPr>
+          <w:rFonts w:hint="default" w:ascii="Consolas" w:hAnsi="Consolas" w:eastAsia="Consolas" w:cs="Consolas"/>
+          <w:b w:val="0"/>
+          <w:bCs w:val="0"/>
+          <w:color w:val="D4D4D4"/>
+          <w:sz w:val="18"/>
+          <w:szCs w:val="18"/>
+        </w:rPr>
+      </w:pPr>
+      <w:r>
+        <w:rPr>
+          <w:rFonts w:hint="default" w:ascii="Consolas" w:hAnsi="Consolas" w:eastAsia="Consolas" w:cs="Consolas"/>
+          <w:b w:val="0"/>
+          <w:bCs w:val="0"/>
+          <w:color w:val="D4D4D4"/>
+          <w:kern w:val="0"/>
+          <w:sz w:val="18"/>
+          <w:szCs w:val="18"/>
+          <w:shd w:val="clear" w:fill="1E1E1E"/>
+          <w:lang w:val="en-US" w:eastAsia="zh-CN" w:bidi="ar"/>
+        </w:rPr>
+        <w:t xml:space="preserve">  </w:t>
+      </w:r>
+      <w:r>
+        <w:rPr>
+          <w:rFonts w:hint="default" w:ascii="Consolas" w:hAnsi="Consolas" w:eastAsia="Consolas" w:cs="Consolas"/>
+          <w:b w:val="0"/>
+          <w:bCs w:val="0"/>
+          <w:color w:val="9CDCFE"/>
+          <w:kern w:val="0"/>
+          <w:sz w:val="18"/>
+          <w:szCs w:val="18"/>
+          <w:shd w:val="clear" w:fill="1E1E1E"/>
+          <w:lang w:val="en-US" w:eastAsia="zh-CN" w:bidi="ar"/>
+        </w:rPr>
+        <w:t>"license"</w:t>
+      </w:r>
+      <w:r>
+        <w:rPr>
+          <w:rFonts w:hint="default" w:ascii="Consolas" w:hAnsi="Consolas" w:eastAsia="Consolas" w:cs="Consolas"/>
+          <w:b w:val="0"/>
+          <w:bCs w:val="0"/>
+          <w:color w:val="D4D4D4"/>
+          <w:kern w:val="0"/>
+          <w:sz w:val="18"/>
+          <w:szCs w:val="18"/>
+          <w:shd w:val="clear" w:fill="1E1E1E"/>
+          <w:lang w:val="en-US" w:eastAsia="zh-CN" w:bidi="ar"/>
+        </w:rPr>
+        <w:t xml:space="preserve">: </w:t>
+      </w:r>
+      <w:r>
+        <w:rPr>
+          <w:rFonts w:hint="default" w:ascii="Consolas" w:hAnsi="Consolas" w:eastAsia="Consolas" w:cs="Consolas"/>
+          <w:b w:val="0"/>
+          <w:bCs w:val="0"/>
+          <w:color w:val="CE9178"/>
+          <w:kern w:val="0"/>
+          <w:sz w:val="18"/>
+          <w:szCs w:val="18"/>
+          <w:shd w:val="clear" w:fill="1E1E1E"/>
+          <w:lang w:val="en-US" w:eastAsia="zh-CN" w:bidi="ar"/>
+        </w:rPr>
+        <w:t>"ISC"</w:t>
+      </w:r>
+    </w:p>
+    <w:p>
+      <w:pPr>
+        <w:keepNext w:val="0"/>
+        <w:keepLines w:val="0"/>
+        <w:widowControl/>
+        <w:suppressLineNumbers w:val="0"/>
+        <w:shd w:val="clear" w:fill="1E1E1E"/>
+        <w:spacing w:line="240" w:lineRule="auto"/>
+        <w:jc w:val="left"/>
+        <w:rPr>
+          <w:rFonts w:hint="default" w:ascii="Consolas" w:hAnsi="Consolas" w:eastAsia="Consolas" w:cs="Consolas"/>
+          <w:b w:val="0"/>
+          <w:bCs w:val="0"/>
+          <w:color w:val="D4D4D4"/>
+          <w:sz w:val="18"/>
+          <w:szCs w:val="18"/>
+        </w:rPr>
+      </w:pPr>
+      <w:r>
+        <w:rPr>
+          <w:rFonts w:hint="default" w:ascii="Consolas" w:hAnsi="Consolas" w:eastAsia="Consolas" w:cs="Consolas"/>
+          <w:b w:val="0"/>
+          <w:bCs w:val="0"/>
+          <w:color w:val="D4D4D4"/>
+          <w:kern w:val="0"/>
+          <w:sz w:val="18"/>
+          <w:szCs w:val="18"/>
+          <w:shd w:val="clear" w:fill="1E1E1E"/>
+          <w:lang w:val="en-US" w:eastAsia="zh-CN" w:bidi="ar"/>
+        </w:rPr>
+        <w:t>}</w:t>
+      </w:r>
+    </w:p>
+    <w:p>
+      <w:pPr>
+        <w:keepNext w:val="0"/>
+        <w:keepLines w:val="0"/>
+        <w:widowControl/>
+        <w:suppressLineNumbers w:val="0"/>
+        <w:shd w:val="clear" w:fill="1E1E1E"/>
+        <w:spacing w:line="285" w:lineRule="atLeast"/>
+        <w:jc w:val="left"/>
+        <w:rPr>
+          <w:rFonts w:hint="default" w:ascii="Consolas" w:hAnsi="Consolas" w:eastAsia="Consolas" w:cs="Consolas"/>
+          <w:b w:val="0"/>
+          <w:bCs w:val="0"/>
+          <w:color w:val="D4D4D4"/>
+          <w:sz w:val="21"/>
+          <w:szCs w:val="21"/>
+        </w:rPr>
+      </w:pPr>
+    </w:p>
+    <w:p>
+      <w:pPr>
+        <w:rPr>
+          <w:rFonts w:hint="default"/>
+          <w:color w:val="FFFFFF" w:themeColor="background1"/>
+          <w:highlight w:val="black"/>
+          <w:lang w:val="en-IN"/>
+          <w14:textFill>
+            <w14:solidFill>
+              <w14:schemeClr w14:val="bg1"/>
+            </w14:solidFill>
+          </w14:textFill>
+        </w:rPr>
+      </w:pPr>
+    </w:p>
+    <w:p>
+      <w:pPr>
+        <w:rPr>
+          <w:rFonts w:hint="default"/>
+          <w:b/>
+          <w:bCs/>
+          <w:lang w:val="en-IN"/>
+        </w:rPr>
+      </w:pPr>
+      <w:r>
+        <w:rPr>
+          <w:rFonts w:hint="default"/>
+          <w:b/>
+          <w:bCs/>
+          <w:lang w:val="en-IN"/>
+        </w:rPr>
+        <w:t>Customize Package.json</w:t>
+      </w:r>
+    </w:p>
+    <w:p>
+      <w:pPr>
+        <w:rPr>
+          <w:rFonts w:hint="default"/>
+          <w:color w:val="FFFFFF" w:themeColor="background1"/>
+          <w:highlight w:val="black"/>
+          <w:lang w:val="en-IN"/>
+          <w14:textFill>
+            <w14:solidFill>
+              <w14:schemeClr w14:val="bg1"/>
+            </w14:solidFill>
+          </w14:textFill>
+        </w:rPr>
+      </w:pPr>
+    </w:p>
+    <w:p>
+      <w:pPr>
+        <w:keepNext w:val="0"/>
+        <w:keepLines w:val="0"/>
+        <w:widowControl/>
+        <w:suppressLineNumbers w:val="0"/>
+        <w:shd w:val="clear" w:fill="1E1E1E"/>
+        <w:spacing w:line="240" w:lineRule="auto"/>
+        <w:jc w:val="left"/>
+        <w:rPr>
+          <w:rFonts w:ascii="Consolas" w:hAnsi="Consolas" w:eastAsia="Consolas" w:cs="Consolas"/>
+          <w:b w:val="0"/>
+          <w:bCs w:val="0"/>
+          <w:color w:val="D4D4D4"/>
+          <w:sz w:val="18"/>
+          <w:szCs w:val="18"/>
+        </w:rPr>
+      </w:pPr>
+      <w:r>
+        <w:rPr>
+          <w:rFonts w:hint="default" w:ascii="Consolas" w:hAnsi="Consolas" w:eastAsia="Consolas" w:cs="Consolas"/>
+          <w:b w:val="0"/>
+          <w:bCs w:val="0"/>
+          <w:color w:val="D4D4D4"/>
+          <w:kern w:val="0"/>
+          <w:sz w:val="18"/>
+          <w:szCs w:val="18"/>
+          <w:shd w:val="clear" w:fill="1E1E1E"/>
+          <w:lang w:val="en-US" w:eastAsia="zh-CN" w:bidi="ar"/>
+        </w:rPr>
+        <w:t>{</w:t>
+      </w:r>
+    </w:p>
+    <w:p>
+      <w:pPr>
+        <w:keepNext w:val="0"/>
+        <w:keepLines w:val="0"/>
+        <w:widowControl/>
+        <w:suppressLineNumbers w:val="0"/>
+        <w:shd w:val="clear" w:fill="1E1E1E"/>
+        <w:spacing w:line="240" w:lineRule="auto"/>
+        <w:jc w:val="left"/>
+        <w:rPr>
+          <w:rFonts w:hint="default" w:ascii="Consolas" w:hAnsi="Consolas" w:eastAsia="Consolas" w:cs="Consolas"/>
+          <w:b w:val="0"/>
+          <w:bCs w:val="0"/>
+          <w:color w:val="D4D4D4"/>
+          <w:sz w:val="18"/>
+          <w:szCs w:val="18"/>
+        </w:rPr>
+      </w:pPr>
+      <w:r>
+        <w:rPr>
+          <w:rFonts w:hint="default" w:ascii="Consolas" w:hAnsi="Consolas" w:eastAsia="Consolas" w:cs="Consolas"/>
+          <w:b w:val="0"/>
+          <w:bCs w:val="0"/>
+          <w:color w:val="D4D4D4"/>
+          <w:kern w:val="0"/>
+          <w:sz w:val="18"/>
+          <w:szCs w:val="18"/>
+          <w:shd w:val="clear" w:fill="1E1E1E"/>
+          <w:lang w:val="en-US" w:eastAsia="zh-CN" w:bidi="ar"/>
+        </w:rPr>
+        <w:t xml:space="preserve">  </w:t>
+      </w:r>
+      <w:r>
+        <w:rPr>
+          <w:rFonts w:hint="default" w:ascii="Consolas" w:hAnsi="Consolas" w:eastAsia="Consolas" w:cs="Consolas"/>
+          <w:b w:val="0"/>
+          <w:bCs w:val="0"/>
+          <w:color w:val="9CDCFE"/>
+          <w:kern w:val="0"/>
+          <w:sz w:val="18"/>
+          <w:szCs w:val="18"/>
+          <w:shd w:val="clear" w:fill="1E1E1E"/>
+          <w:lang w:val="en-US" w:eastAsia="zh-CN" w:bidi="ar"/>
+        </w:rPr>
+        <w:t>"name"</w:t>
+      </w:r>
+      <w:r>
+        <w:rPr>
+          <w:rFonts w:hint="default" w:ascii="Consolas" w:hAnsi="Consolas" w:eastAsia="Consolas" w:cs="Consolas"/>
+          <w:b w:val="0"/>
+          <w:bCs w:val="0"/>
+          <w:color w:val="D4D4D4"/>
+          <w:kern w:val="0"/>
+          <w:sz w:val="18"/>
+          <w:szCs w:val="18"/>
+          <w:shd w:val="clear" w:fill="1E1E1E"/>
+          <w:lang w:val="en-US" w:eastAsia="zh-CN" w:bidi="ar"/>
+        </w:rPr>
+        <w:t xml:space="preserve">: </w:t>
+      </w:r>
+      <w:r>
+        <w:rPr>
+          <w:rFonts w:hint="default" w:ascii="Consolas" w:hAnsi="Consolas" w:eastAsia="Consolas" w:cs="Consolas"/>
+          <w:b w:val="0"/>
+          <w:bCs w:val="0"/>
+          <w:color w:val="CE9178"/>
+          <w:kern w:val="0"/>
+          <w:sz w:val="18"/>
+          <w:szCs w:val="18"/>
+          <w:shd w:val="clear" w:fill="1E1E1E"/>
+          <w:lang w:val="en-US" w:eastAsia="zh-CN" w:bidi="ar"/>
+        </w:rPr>
+        <w:t>"learn"</w:t>
+      </w:r>
+      <w:r>
+        <w:rPr>
+          <w:rFonts w:hint="default" w:ascii="Consolas" w:hAnsi="Consolas" w:eastAsia="Consolas" w:cs="Consolas"/>
+          <w:b w:val="0"/>
+          <w:bCs w:val="0"/>
+          <w:color w:val="D4D4D4"/>
+          <w:kern w:val="0"/>
+          <w:sz w:val="18"/>
+          <w:szCs w:val="18"/>
+          <w:shd w:val="clear" w:fill="1E1E1E"/>
+          <w:lang w:val="en-US" w:eastAsia="zh-CN" w:bidi="ar"/>
+        </w:rPr>
+        <w:t>,</w:t>
+      </w:r>
+    </w:p>
+    <w:p>
+      <w:pPr>
+        <w:keepNext w:val="0"/>
+        <w:keepLines w:val="0"/>
+        <w:widowControl/>
+        <w:suppressLineNumbers w:val="0"/>
+        <w:shd w:val="clear" w:fill="1E1E1E"/>
+        <w:spacing w:line="240" w:lineRule="auto"/>
+        <w:jc w:val="left"/>
+        <w:rPr>
+          <w:rFonts w:hint="default" w:ascii="Consolas" w:hAnsi="Consolas" w:eastAsia="Consolas" w:cs="Consolas"/>
+          <w:b w:val="0"/>
+          <w:bCs w:val="0"/>
+          <w:color w:val="D4D4D4"/>
+          <w:sz w:val="18"/>
+          <w:szCs w:val="18"/>
+        </w:rPr>
+      </w:pPr>
+      <w:r>
+        <w:rPr>
+          <w:rFonts w:hint="default" w:ascii="Consolas" w:hAnsi="Consolas" w:eastAsia="Consolas" w:cs="Consolas"/>
+          <w:b w:val="0"/>
+          <w:bCs w:val="0"/>
+          <w:color w:val="D4D4D4"/>
+          <w:kern w:val="0"/>
+          <w:sz w:val="18"/>
+          <w:szCs w:val="18"/>
+          <w:shd w:val="clear" w:fill="1E1E1E"/>
+          <w:lang w:val="en-US" w:eastAsia="zh-CN" w:bidi="ar"/>
+        </w:rPr>
+        <w:t xml:space="preserve">  </w:t>
+      </w:r>
+      <w:r>
+        <w:rPr>
+          <w:rFonts w:hint="default" w:ascii="Consolas" w:hAnsi="Consolas" w:eastAsia="Consolas" w:cs="Consolas"/>
+          <w:b w:val="0"/>
+          <w:bCs w:val="0"/>
+          <w:color w:val="9CDCFE"/>
+          <w:kern w:val="0"/>
+          <w:sz w:val="18"/>
+          <w:szCs w:val="18"/>
+          <w:shd w:val="clear" w:fill="1E1E1E"/>
+          <w:lang w:val="en-US" w:eastAsia="zh-CN" w:bidi="ar"/>
+        </w:rPr>
+        <w:t>"version"</w:t>
+      </w:r>
+      <w:r>
+        <w:rPr>
+          <w:rFonts w:hint="default" w:ascii="Consolas" w:hAnsi="Consolas" w:eastAsia="Consolas" w:cs="Consolas"/>
+          <w:b w:val="0"/>
+          <w:bCs w:val="0"/>
+          <w:color w:val="D4D4D4"/>
+          <w:kern w:val="0"/>
+          <w:sz w:val="18"/>
+          <w:szCs w:val="18"/>
+          <w:shd w:val="clear" w:fill="1E1E1E"/>
+          <w:lang w:val="en-US" w:eastAsia="zh-CN" w:bidi="ar"/>
+        </w:rPr>
+        <w:t xml:space="preserve">: </w:t>
+      </w:r>
+      <w:r>
+        <w:rPr>
+          <w:rFonts w:hint="default" w:ascii="Consolas" w:hAnsi="Consolas" w:eastAsia="Consolas" w:cs="Consolas"/>
+          <w:b w:val="0"/>
+          <w:bCs w:val="0"/>
+          <w:color w:val="CE9178"/>
+          <w:kern w:val="0"/>
+          <w:sz w:val="18"/>
+          <w:szCs w:val="18"/>
+          <w:shd w:val="clear" w:fill="1E1E1E"/>
+          <w:lang w:val="en-US" w:eastAsia="zh-CN" w:bidi="ar"/>
+        </w:rPr>
+        <w:t>"1.0.0"</w:t>
+      </w:r>
+      <w:r>
+        <w:rPr>
+          <w:rFonts w:hint="default" w:ascii="Consolas" w:hAnsi="Consolas" w:eastAsia="Consolas" w:cs="Consolas"/>
+          <w:b w:val="0"/>
+          <w:bCs w:val="0"/>
+          <w:color w:val="D4D4D4"/>
+          <w:kern w:val="0"/>
+          <w:sz w:val="18"/>
+          <w:szCs w:val="18"/>
+          <w:shd w:val="clear" w:fill="1E1E1E"/>
+          <w:lang w:val="en-US" w:eastAsia="zh-CN" w:bidi="ar"/>
+        </w:rPr>
+        <w:t>,</w:t>
+      </w:r>
+    </w:p>
+    <w:p>
+      <w:pPr>
+        <w:keepNext w:val="0"/>
+        <w:keepLines w:val="0"/>
+        <w:widowControl/>
+        <w:suppressLineNumbers w:val="0"/>
+        <w:shd w:val="clear" w:fill="1E1E1E"/>
+        <w:spacing w:line="240" w:lineRule="auto"/>
+        <w:jc w:val="left"/>
+        <w:rPr>
+          <w:rFonts w:hint="default" w:ascii="Consolas" w:hAnsi="Consolas" w:eastAsia="Consolas" w:cs="Consolas"/>
+          <w:b w:val="0"/>
+          <w:bCs w:val="0"/>
+          <w:color w:val="D4D4D4"/>
+          <w:sz w:val="18"/>
+          <w:szCs w:val="18"/>
+        </w:rPr>
+      </w:pPr>
+      <w:r>
+        <w:rPr>
+          <w:rFonts w:hint="default" w:ascii="Consolas" w:hAnsi="Consolas" w:eastAsia="Consolas" w:cs="Consolas"/>
+          <w:b w:val="0"/>
+          <w:bCs w:val="0"/>
+          <w:color w:val="D4D4D4"/>
+          <w:kern w:val="0"/>
+          <w:sz w:val="18"/>
+          <w:szCs w:val="18"/>
+          <w:shd w:val="clear" w:fill="1E1E1E"/>
+          <w:lang w:val="en-US" w:eastAsia="zh-CN" w:bidi="ar"/>
+        </w:rPr>
+        <w:t xml:space="preserve">  </w:t>
+      </w:r>
+      <w:r>
+        <w:rPr>
+          <w:rFonts w:hint="default" w:ascii="Consolas" w:hAnsi="Consolas" w:eastAsia="Consolas" w:cs="Consolas"/>
+          <w:b w:val="0"/>
+          <w:bCs w:val="0"/>
+          <w:color w:val="9CDCFE"/>
+          <w:kern w:val="0"/>
+          <w:sz w:val="18"/>
+          <w:szCs w:val="18"/>
+          <w:shd w:val="clear" w:fill="1E1E1E"/>
+          <w:lang w:val="en-US" w:eastAsia="zh-CN" w:bidi="ar"/>
+        </w:rPr>
+        <w:t>"description"</w:t>
+      </w:r>
+      <w:r>
+        <w:rPr>
+          <w:rFonts w:hint="default" w:ascii="Consolas" w:hAnsi="Consolas" w:eastAsia="Consolas" w:cs="Consolas"/>
+          <w:b w:val="0"/>
+          <w:bCs w:val="0"/>
+          <w:color w:val="D4D4D4"/>
+          <w:kern w:val="0"/>
+          <w:sz w:val="18"/>
+          <w:szCs w:val="18"/>
+          <w:shd w:val="clear" w:fill="1E1E1E"/>
+          <w:lang w:val="en-US" w:eastAsia="zh-CN" w:bidi="ar"/>
+        </w:rPr>
+        <w:t xml:space="preserve">: </w:t>
+      </w:r>
+      <w:r>
+        <w:rPr>
+          <w:rFonts w:hint="default" w:ascii="Consolas" w:hAnsi="Consolas" w:eastAsia="Consolas" w:cs="Consolas"/>
+          <w:b w:val="0"/>
+          <w:bCs w:val="0"/>
+          <w:color w:val="CE9178"/>
+          <w:kern w:val="0"/>
+          <w:sz w:val="18"/>
+          <w:szCs w:val="18"/>
+          <w:shd w:val="clear" w:fill="1E1E1E"/>
+          <w:lang w:val="en-US" w:eastAsia="zh-CN" w:bidi="ar"/>
+        </w:rPr>
+        <w:t>""</w:t>
+      </w:r>
+      <w:r>
+        <w:rPr>
+          <w:rFonts w:hint="default" w:ascii="Consolas" w:hAnsi="Consolas" w:eastAsia="Consolas" w:cs="Consolas"/>
+          <w:b w:val="0"/>
+          <w:bCs w:val="0"/>
+          <w:color w:val="D4D4D4"/>
+          <w:kern w:val="0"/>
+          <w:sz w:val="18"/>
+          <w:szCs w:val="18"/>
+          <w:shd w:val="clear" w:fill="1E1E1E"/>
+          <w:lang w:val="en-US" w:eastAsia="zh-CN" w:bidi="ar"/>
+        </w:rPr>
+        <w:t>,</w:t>
+      </w:r>
+    </w:p>
+    <w:p>
+      <w:pPr>
+        <w:keepNext w:val="0"/>
+        <w:keepLines w:val="0"/>
+        <w:widowControl/>
+        <w:suppressLineNumbers w:val="0"/>
+        <w:shd w:val="clear" w:fill="1E1E1E"/>
+        <w:spacing w:line="240" w:lineRule="auto"/>
+        <w:jc w:val="left"/>
+        <w:rPr>
+          <w:rFonts w:hint="default" w:ascii="Consolas" w:hAnsi="Consolas" w:eastAsia="Consolas" w:cs="Consolas"/>
+          <w:b w:val="0"/>
+          <w:bCs w:val="0"/>
+          <w:color w:val="D4D4D4"/>
+          <w:sz w:val="18"/>
+          <w:szCs w:val="18"/>
+        </w:rPr>
+      </w:pPr>
+      <w:r>
+        <w:rPr>
+          <w:rFonts w:hint="default" w:ascii="Consolas" w:hAnsi="Consolas" w:eastAsia="Consolas" w:cs="Consolas"/>
+          <w:b w:val="0"/>
+          <w:bCs w:val="0"/>
+          <w:color w:val="D4D4D4"/>
+          <w:kern w:val="0"/>
+          <w:sz w:val="18"/>
+          <w:szCs w:val="18"/>
+          <w:shd w:val="clear" w:fill="1E1E1E"/>
+          <w:lang w:val="en-US" w:eastAsia="zh-CN" w:bidi="ar"/>
+        </w:rPr>
+        <w:t xml:space="preserve">  </w:t>
+      </w:r>
+      <w:r>
+        <w:rPr>
+          <w:rFonts w:hint="default" w:ascii="Consolas" w:hAnsi="Consolas" w:eastAsia="Consolas" w:cs="Consolas"/>
+          <w:b w:val="0"/>
+          <w:bCs w:val="0"/>
+          <w:color w:val="9CDCFE"/>
+          <w:kern w:val="0"/>
+          <w:sz w:val="18"/>
+          <w:szCs w:val="18"/>
+          <w:shd w:val="clear" w:fill="1E1E1E"/>
+          <w:lang w:val="en-US" w:eastAsia="zh-CN" w:bidi="ar"/>
+        </w:rPr>
+        <w:t>"main"</w:t>
+      </w:r>
+      <w:r>
+        <w:rPr>
+          <w:rFonts w:hint="default" w:ascii="Consolas" w:hAnsi="Consolas" w:eastAsia="Consolas" w:cs="Consolas"/>
+          <w:b w:val="0"/>
+          <w:bCs w:val="0"/>
+          <w:color w:val="D4D4D4"/>
+          <w:kern w:val="0"/>
+          <w:sz w:val="18"/>
+          <w:szCs w:val="18"/>
+          <w:shd w:val="clear" w:fill="1E1E1E"/>
+          <w:lang w:val="en-US" w:eastAsia="zh-CN" w:bidi="ar"/>
+        </w:rPr>
+        <w:t xml:space="preserve">: </w:t>
+      </w:r>
+      <w:r>
+        <w:rPr>
+          <w:rFonts w:hint="default" w:ascii="Consolas" w:hAnsi="Consolas" w:eastAsia="Consolas" w:cs="Consolas"/>
+          <w:b w:val="0"/>
+          <w:bCs w:val="0"/>
+          <w:color w:val="CE9178"/>
+          <w:kern w:val="0"/>
+          <w:sz w:val="18"/>
+          <w:szCs w:val="18"/>
+          <w:shd w:val="clear" w:fill="1E1E1E"/>
+          <w:lang w:val="en-US" w:eastAsia="zh-CN" w:bidi="ar"/>
+        </w:rPr>
+        <w:t>"index.js"</w:t>
+      </w:r>
+      <w:r>
+        <w:rPr>
+          <w:rFonts w:hint="default" w:ascii="Consolas" w:hAnsi="Consolas" w:eastAsia="Consolas" w:cs="Consolas"/>
+          <w:b w:val="0"/>
+          <w:bCs w:val="0"/>
+          <w:color w:val="D4D4D4"/>
+          <w:kern w:val="0"/>
+          <w:sz w:val="18"/>
+          <w:szCs w:val="18"/>
+          <w:shd w:val="clear" w:fill="1E1E1E"/>
+          <w:lang w:val="en-US" w:eastAsia="zh-CN" w:bidi="ar"/>
+        </w:rPr>
+        <w:t>,</w:t>
+      </w:r>
+    </w:p>
+    <w:p>
+      <w:pPr>
+        <w:keepNext w:val="0"/>
+        <w:keepLines w:val="0"/>
+        <w:widowControl/>
+        <w:suppressLineNumbers w:val="0"/>
+        <w:shd w:val="clear" w:fill="1E1E1E"/>
+        <w:spacing w:line="240" w:lineRule="auto"/>
+        <w:jc w:val="left"/>
+        <w:rPr>
+          <w:rFonts w:hint="default" w:ascii="Consolas" w:hAnsi="Consolas" w:eastAsia="Consolas" w:cs="Consolas"/>
+          <w:b w:val="0"/>
+          <w:bCs w:val="0"/>
+          <w:color w:val="D4D4D4"/>
+          <w:sz w:val="18"/>
+          <w:szCs w:val="18"/>
+        </w:rPr>
+      </w:pPr>
+      <w:r>
+        <w:rPr>
+          <w:rFonts w:hint="default" w:ascii="Consolas" w:hAnsi="Consolas" w:eastAsia="Consolas" w:cs="Consolas"/>
+          <w:b w:val="0"/>
+          <w:bCs w:val="0"/>
+          <w:color w:val="D4D4D4"/>
+          <w:kern w:val="0"/>
+          <w:sz w:val="18"/>
+          <w:szCs w:val="18"/>
+          <w:shd w:val="clear" w:fill="1E1E1E"/>
+          <w:lang w:val="en-US" w:eastAsia="zh-CN" w:bidi="ar"/>
+        </w:rPr>
+        <w:t xml:space="preserve">  </w:t>
+      </w:r>
+      <w:r>
+        <w:rPr>
+          <w:rFonts w:hint="default" w:ascii="Consolas" w:hAnsi="Consolas" w:eastAsia="Consolas" w:cs="Consolas"/>
+          <w:b w:val="0"/>
+          <w:bCs w:val="0"/>
+          <w:color w:val="9CDCFE"/>
+          <w:kern w:val="0"/>
+          <w:sz w:val="18"/>
+          <w:szCs w:val="18"/>
+          <w:shd w:val="clear" w:fill="1E1E1E"/>
+          <w:lang w:val="en-US" w:eastAsia="zh-CN" w:bidi="ar"/>
+        </w:rPr>
+        <w:t>"scripts"</w:t>
+      </w:r>
+      <w:r>
+        <w:rPr>
+          <w:rFonts w:hint="default" w:ascii="Consolas" w:hAnsi="Consolas" w:eastAsia="Consolas" w:cs="Consolas"/>
+          <w:b w:val="0"/>
+          <w:bCs w:val="0"/>
+          <w:color w:val="D4D4D4"/>
+          <w:kern w:val="0"/>
+          <w:sz w:val="18"/>
+          <w:szCs w:val="18"/>
+          <w:shd w:val="clear" w:fill="1E1E1E"/>
+          <w:lang w:val="en-US" w:eastAsia="zh-CN" w:bidi="ar"/>
+        </w:rPr>
+        <w:t>: {</w:t>
+      </w:r>
+    </w:p>
+    <w:p>
+      <w:pPr>
+        <w:keepNext w:val="0"/>
+        <w:keepLines w:val="0"/>
+        <w:widowControl/>
+        <w:suppressLineNumbers w:val="0"/>
+        <w:shd w:val="clear" w:fill="1E1E1E"/>
+        <w:spacing w:line="240" w:lineRule="auto"/>
+        <w:jc w:val="left"/>
+        <w:rPr>
+          <w:rFonts w:hint="default" w:ascii="Consolas" w:hAnsi="Consolas" w:eastAsia="Consolas" w:cs="Consolas"/>
+          <w:b w:val="0"/>
+          <w:bCs w:val="0"/>
+          <w:color w:val="D4D4D4"/>
+          <w:sz w:val="18"/>
+          <w:szCs w:val="18"/>
+        </w:rPr>
+      </w:pPr>
+      <w:r>
+        <w:rPr>
+          <w:rFonts w:hint="default" w:ascii="Consolas" w:hAnsi="Consolas" w:eastAsia="Consolas" w:cs="Consolas"/>
+          <w:b w:val="0"/>
+          <w:bCs w:val="0"/>
+          <w:color w:val="D4D4D4"/>
+          <w:kern w:val="0"/>
+          <w:sz w:val="18"/>
+          <w:szCs w:val="18"/>
+          <w:shd w:val="clear" w:fill="1E1E1E"/>
+          <w:lang w:val="en-US" w:eastAsia="zh-CN" w:bidi="ar"/>
+        </w:rPr>
+        <w:t xml:space="preserve">    </w:t>
+      </w:r>
+      <w:r>
+        <w:rPr>
+          <w:rFonts w:hint="default" w:ascii="Consolas" w:hAnsi="Consolas" w:eastAsia="Consolas" w:cs="Consolas"/>
+          <w:b w:val="0"/>
+          <w:bCs w:val="0"/>
+          <w:color w:val="9CDCFE"/>
+          <w:kern w:val="0"/>
+          <w:sz w:val="18"/>
+          <w:szCs w:val="18"/>
+          <w:shd w:val="clear" w:fill="1E1E1E"/>
+          <w:lang w:val="en-US" w:eastAsia="zh-CN" w:bidi="ar"/>
+        </w:rPr>
+        <w:t>"start"</w:t>
+      </w:r>
+      <w:r>
+        <w:rPr>
+          <w:rFonts w:hint="default" w:ascii="Consolas" w:hAnsi="Consolas" w:eastAsia="Consolas" w:cs="Consolas"/>
+          <w:b w:val="0"/>
+          <w:bCs w:val="0"/>
+          <w:color w:val="D4D4D4"/>
+          <w:kern w:val="0"/>
+          <w:sz w:val="18"/>
+          <w:szCs w:val="18"/>
+          <w:shd w:val="clear" w:fill="1E1E1E"/>
+          <w:lang w:val="en-US" w:eastAsia="zh-CN" w:bidi="ar"/>
+        </w:rPr>
+        <w:t xml:space="preserve">: </w:t>
+      </w:r>
+      <w:r>
+        <w:rPr>
+          <w:rFonts w:hint="default" w:ascii="Consolas" w:hAnsi="Consolas" w:eastAsia="Consolas" w:cs="Consolas"/>
+          <w:b w:val="0"/>
+          <w:bCs w:val="0"/>
+          <w:color w:val="CE9178"/>
+          <w:kern w:val="0"/>
+          <w:sz w:val="18"/>
+          <w:szCs w:val="18"/>
+          <w:shd w:val="clear" w:fill="1E1E1E"/>
+          <w:lang w:val="en-US" w:eastAsia="zh-CN" w:bidi="ar"/>
+        </w:rPr>
+        <w:t>"node index.js"</w:t>
+      </w:r>
+      <w:r>
+        <w:rPr>
+          <w:rFonts w:hint="default" w:ascii="Consolas" w:hAnsi="Consolas" w:eastAsia="Consolas" w:cs="Consolas"/>
+          <w:b w:val="0"/>
+          <w:bCs w:val="0"/>
+          <w:color w:val="D4D4D4"/>
+          <w:kern w:val="0"/>
+          <w:sz w:val="18"/>
+          <w:szCs w:val="18"/>
+          <w:shd w:val="clear" w:fill="1E1E1E"/>
+          <w:lang w:val="en-US" w:eastAsia="zh-CN" w:bidi="ar"/>
+        </w:rPr>
+        <w:t>,</w:t>
+      </w:r>
+    </w:p>
+    <w:p>
+      <w:pPr>
+        <w:keepNext w:val="0"/>
+        <w:keepLines w:val="0"/>
+        <w:widowControl/>
+        <w:suppressLineNumbers w:val="0"/>
+        <w:shd w:val="clear" w:fill="1E1E1E"/>
+        <w:spacing w:line="240" w:lineRule="auto"/>
+        <w:jc w:val="left"/>
+        <w:rPr>
+          <w:rFonts w:hint="default" w:ascii="Consolas" w:hAnsi="Consolas" w:eastAsia="Consolas" w:cs="Consolas"/>
+          <w:b w:val="0"/>
+          <w:bCs w:val="0"/>
+          <w:color w:val="D4D4D4"/>
+          <w:sz w:val="18"/>
+          <w:szCs w:val="18"/>
+        </w:rPr>
+      </w:pPr>
+      <w:r>
+        <w:rPr>
+          <w:rFonts w:hint="default" w:ascii="Consolas" w:hAnsi="Consolas" w:eastAsia="Consolas" w:cs="Consolas"/>
+          <w:b w:val="0"/>
+          <w:bCs w:val="0"/>
+          <w:color w:val="D4D4D4"/>
+          <w:kern w:val="0"/>
+          <w:sz w:val="18"/>
+          <w:szCs w:val="18"/>
+          <w:shd w:val="clear" w:fill="1E1E1E"/>
+          <w:lang w:val="en-US" w:eastAsia="zh-CN" w:bidi="ar"/>
+        </w:rPr>
+        <w:t xml:space="preserve">    </w:t>
+      </w:r>
+      <w:r>
+        <w:rPr>
+          <w:rFonts w:hint="default" w:ascii="Consolas" w:hAnsi="Consolas" w:eastAsia="Consolas" w:cs="Consolas"/>
+          <w:b w:val="0"/>
+          <w:bCs w:val="0"/>
+          <w:color w:val="9CDCFE"/>
+          <w:kern w:val="0"/>
+          <w:sz w:val="18"/>
+          <w:szCs w:val="18"/>
+          <w:shd w:val="clear" w:fill="1E1E1E"/>
+          <w:lang w:val="en-US" w:eastAsia="zh-CN" w:bidi="ar"/>
+        </w:rPr>
+        <w:t>"test"</w:t>
+      </w:r>
+      <w:r>
+        <w:rPr>
+          <w:rFonts w:hint="default" w:ascii="Consolas" w:hAnsi="Consolas" w:eastAsia="Consolas" w:cs="Consolas"/>
+          <w:b w:val="0"/>
+          <w:bCs w:val="0"/>
+          <w:color w:val="D4D4D4"/>
+          <w:kern w:val="0"/>
+          <w:sz w:val="18"/>
+          <w:szCs w:val="18"/>
+          <w:shd w:val="clear" w:fill="1E1E1E"/>
+          <w:lang w:val="en-US" w:eastAsia="zh-CN" w:bidi="ar"/>
+        </w:rPr>
+        <w:t xml:space="preserve">: </w:t>
+      </w:r>
+      <w:r>
+        <w:rPr>
+          <w:rFonts w:hint="default" w:ascii="Consolas" w:hAnsi="Consolas" w:eastAsia="Consolas" w:cs="Consolas"/>
+          <w:b w:val="0"/>
+          <w:bCs w:val="0"/>
+          <w:color w:val="CE9178"/>
+          <w:kern w:val="0"/>
+          <w:sz w:val="18"/>
+          <w:szCs w:val="18"/>
+          <w:shd w:val="clear" w:fill="1E1E1E"/>
+          <w:lang w:val="en-US" w:eastAsia="zh-CN" w:bidi="ar"/>
+        </w:rPr>
+        <w:t xml:space="preserve">"echo </w:t>
+      </w:r>
+      <w:r>
+        <w:rPr>
+          <w:rFonts w:hint="default" w:ascii="Consolas" w:hAnsi="Consolas" w:eastAsia="Consolas" w:cs="Consolas"/>
+          <w:b w:val="0"/>
+          <w:bCs w:val="0"/>
+          <w:color w:val="D7BA7D"/>
+          <w:kern w:val="0"/>
+          <w:sz w:val="18"/>
+          <w:szCs w:val="18"/>
+          <w:shd w:val="clear" w:fill="1E1E1E"/>
+          <w:lang w:val="en-US" w:eastAsia="zh-CN" w:bidi="ar"/>
+        </w:rPr>
+        <w:t>\"</w:t>
+      </w:r>
+      <w:r>
+        <w:rPr>
+          <w:rFonts w:hint="default" w:ascii="Consolas" w:hAnsi="Consolas" w:eastAsia="Consolas" w:cs="Consolas"/>
+          <w:b w:val="0"/>
+          <w:bCs w:val="0"/>
+          <w:color w:val="CE9178"/>
+          <w:kern w:val="0"/>
+          <w:sz w:val="18"/>
+          <w:szCs w:val="18"/>
+          <w:shd w:val="clear" w:fill="1E1E1E"/>
+          <w:lang w:val="en-US" w:eastAsia="zh-CN" w:bidi="ar"/>
+        </w:rPr>
+        <w:t>Error: no test specified</w:t>
+      </w:r>
+      <w:r>
+        <w:rPr>
+          <w:rFonts w:hint="default" w:ascii="Consolas" w:hAnsi="Consolas" w:eastAsia="Consolas" w:cs="Consolas"/>
+          <w:b w:val="0"/>
+          <w:bCs w:val="0"/>
+          <w:color w:val="D7BA7D"/>
+          <w:kern w:val="0"/>
+          <w:sz w:val="18"/>
+          <w:szCs w:val="18"/>
+          <w:shd w:val="clear" w:fill="1E1E1E"/>
+          <w:lang w:val="en-US" w:eastAsia="zh-CN" w:bidi="ar"/>
+        </w:rPr>
+        <w:t>\"</w:t>
+      </w:r>
+      <w:r>
+        <w:rPr>
+          <w:rFonts w:hint="default" w:ascii="Consolas" w:hAnsi="Consolas" w:eastAsia="Consolas" w:cs="Consolas"/>
+          <w:b w:val="0"/>
+          <w:bCs w:val="0"/>
+          <w:color w:val="CE9178"/>
+          <w:kern w:val="0"/>
+          <w:sz w:val="18"/>
+          <w:szCs w:val="18"/>
+          <w:shd w:val="clear" w:fill="1E1E1E"/>
+          <w:lang w:val="en-US" w:eastAsia="zh-CN" w:bidi="ar"/>
+        </w:rPr>
+        <w:t xml:space="preserve"> &amp;&amp; exit 1"</w:t>
+      </w:r>
+    </w:p>
+    <w:p>
+      <w:pPr>
+        <w:keepNext w:val="0"/>
+        <w:keepLines w:val="0"/>
+        <w:widowControl/>
+        <w:suppressLineNumbers w:val="0"/>
+        <w:shd w:val="clear" w:fill="1E1E1E"/>
+        <w:spacing w:line="240" w:lineRule="auto"/>
+        <w:jc w:val="left"/>
+        <w:rPr>
+          <w:rFonts w:hint="default" w:ascii="Consolas" w:hAnsi="Consolas" w:eastAsia="Consolas" w:cs="Consolas"/>
+          <w:b w:val="0"/>
+          <w:bCs w:val="0"/>
+          <w:color w:val="D4D4D4"/>
+          <w:sz w:val="18"/>
+          <w:szCs w:val="18"/>
+        </w:rPr>
+      </w:pPr>
+      <w:r>
+        <w:rPr>
+          <w:rFonts w:hint="default" w:ascii="Consolas" w:hAnsi="Consolas" w:eastAsia="Consolas" w:cs="Consolas"/>
+          <w:b w:val="0"/>
+          <w:bCs w:val="0"/>
+          <w:color w:val="D4D4D4"/>
+          <w:kern w:val="0"/>
+          <w:sz w:val="18"/>
+          <w:szCs w:val="18"/>
+          <w:shd w:val="clear" w:fill="1E1E1E"/>
+          <w:lang w:val="en-US" w:eastAsia="zh-CN" w:bidi="ar"/>
+        </w:rPr>
+        <w:t>  },</w:t>
+      </w:r>
+    </w:p>
+    <w:p>
+      <w:pPr>
+        <w:keepNext w:val="0"/>
+        <w:keepLines w:val="0"/>
+        <w:widowControl/>
+        <w:suppressLineNumbers w:val="0"/>
+        <w:shd w:val="clear" w:fill="1E1E1E"/>
+        <w:spacing w:line="240" w:lineRule="auto"/>
+        <w:jc w:val="left"/>
+        <w:rPr>
+          <w:rFonts w:hint="default" w:ascii="Consolas" w:hAnsi="Consolas" w:eastAsia="Consolas" w:cs="Consolas"/>
+          <w:b w:val="0"/>
+          <w:bCs w:val="0"/>
+          <w:color w:val="D4D4D4"/>
+          <w:sz w:val="18"/>
+          <w:szCs w:val="18"/>
+        </w:rPr>
+      </w:pPr>
+      <w:r>
+        <w:rPr>
+          <w:rFonts w:hint="default" w:ascii="Consolas" w:hAnsi="Consolas" w:eastAsia="Consolas" w:cs="Consolas"/>
+          <w:b w:val="0"/>
+          <w:bCs w:val="0"/>
+          <w:color w:val="D4D4D4"/>
+          <w:kern w:val="0"/>
+          <w:sz w:val="18"/>
+          <w:szCs w:val="18"/>
+          <w:shd w:val="clear" w:fill="1E1E1E"/>
+          <w:lang w:val="en-US" w:eastAsia="zh-CN" w:bidi="ar"/>
+        </w:rPr>
+        <w:t xml:space="preserve">  </w:t>
+      </w:r>
+      <w:r>
+        <w:rPr>
+          <w:rFonts w:hint="default" w:ascii="Consolas" w:hAnsi="Consolas" w:eastAsia="Consolas" w:cs="Consolas"/>
+          <w:b w:val="0"/>
+          <w:bCs w:val="0"/>
+          <w:color w:val="9CDCFE"/>
+          <w:kern w:val="0"/>
+          <w:sz w:val="18"/>
+          <w:szCs w:val="18"/>
+          <w:shd w:val="clear" w:fill="1E1E1E"/>
+          <w:lang w:val="en-US" w:eastAsia="zh-CN" w:bidi="ar"/>
+        </w:rPr>
+        <w:t>"keywords"</w:t>
+      </w:r>
+      <w:r>
+        <w:rPr>
+          <w:rFonts w:hint="default" w:ascii="Consolas" w:hAnsi="Consolas" w:eastAsia="Consolas" w:cs="Consolas"/>
+          <w:b w:val="0"/>
+          <w:bCs w:val="0"/>
+          <w:color w:val="D4D4D4"/>
+          <w:kern w:val="0"/>
+          <w:sz w:val="18"/>
+          <w:szCs w:val="18"/>
+          <w:shd w:val="clear" w:fill="1E1E1E"/>
+          <w:lang w:val="en-US" w:eastAsia="zh-CN" w:bidi="ar"/>
+        </w:rPr>
+        <w:t>: [</w:t>
+      </w:r>
+      <w:r>
+        <w:rPr>
+          <w:rFonts w:hint="default" w:ascii="Consolas" w:hAnsi="Consolas" w:eastAsia="Consolas" w:cs="Consolas"/>
+          <w:b w:val="0"/>
+          <w:bCs w:val="0"/>
+          <w:color w:val="CE9178"/>
+          <w:kern w:val="0"/>
+          <w:sz w:val="18"/>
+          <w:szCs w:val="18"/>
+          <w:shd w:val="clear" w:fill="1E1E1E"/>
+          <w:lang w:val="en-US" w:eastAsia="zh-CN" w:bidi="ar"/>
+        </w:rPr>
+        <w:t>"nodejs"</w:t>
+      </w:r>
+      <w:r>
+        <w:rPr>
+          <w:rFonts w:hint="default" w:ascii="Consolas" w:hAnsi="Consolas" w:eastAsia="Consolas" w:cs="Consolas"/>
+          <w:b w:val="0"/>
+          <w:bCs w:val="0"/>
+          <w:color w:val="D4D4D4"/>
+          <w:kern w:val="0"/>
+          <w:sz w:val="18"/>
+          <w:szCs w:val="18"/>
+          <w:shd w:val="clear" w:fill="1E1E1E"/>
+          <w:lang w:val="en-US" w:eastAsia="zh-CN" w:bidi="ar"/>
+        </w:rPr>
+        <w:t xml:space="preserve">, </w:t>
+      </w:r>
+      <w:r>
+        <w:rPr>
+          <w:rFonts w:hint="default" w:ascii="Consolas" w:hAnsi="Consolas" w:eastAsia="Consolas" w:cs="Consolas"/>
+          <w:b w:val="0"/>
+          <w:bCs w:val="0"/>
+          <w:color w:val="CE9178"/>
+          <w:kern w:val="0"/>
+          <w:sz w:val="18"/>
+          <w:szCs w:val="18"/>
+          <w:shd w:val="clear" w:fill="1E1E1E"/>
+          <w:lang w:val="en-US" w:eastAsia="zh-CN" w:bidi="ar"/>
+        </w:rPr>
+        <w:t>"example"</w:t>
+      </w:r>
+      <w:r>
+        <w:rPr>
+          <w:rFonts w:hint="default" w:ascii="Consolas" w:hAnsi="Consolas" w:eastAsia="Consolas" w:cs="Consolas"/>
+          <w:b w:val="0"/>
+          <w:bCs w:val="0"/>
+          <w:color w:val="D4D4D4"/>
+          <w:kern w:val="0"/>
+          <w:sz w:val="18"/>
+          <w:szCs w:val="18"/>
+          <w:shd w:val="clear" w:fill="1E1E1E"/>
+          <w:lang w:val="en-US" w:eastAsia="zh-CN" w:bidi="ar"/>
+        </w:rPr>
+        <w:t xml:space="preserve">, </w:t>
+      </w:r>
+      <w:r>
+        <w:rPr>
+          <w:rFonts w:hint="default" w:ascii="Consolas" w:hAnsi="Consolas" w:eastAsia="Consolas" w:cs="Consolas"/>
+          <w:b w:val="0"/>
+          <w:bCs w:val="0"/>
+          <w:color w:val="CE9178"/>
+          <w:kern w:val="0"/>
+          <w:sz w:val="18"/>
+          <w:szCs w:val="18"/>
+          <w:shd w:val="clear" w:fill="1E1E1E"/>
+          <w:lang w:val="en-US" w:eastAsia="zh-CN" w:bidi="ar"/>
+        </w:rPr>
+        <w:t>"app"</w:t>
+      </w:r>
+      <w:r>
+        <w:rPr>
+          <w:rFonts w:hint="default" w:ascii="Consolas" w:hAnsi="Consolas" w:eastAsia="Consolas" w:cs="Consolas"/>
+          <w:b w:val="0"/>
+          <w:bCs w:val="0"/>
+          <w:color w:val="D4D4D4"/>
+          <w:kern w:val="0"/>
+          <w:sz w:val="18"/>
+          <w:szCs w:val="18"/>
+          <w:shd w:val="clear" w:fill="1E1E1E"/>
+          <w:lang w:val="en-US" w:eastAsia="zh-CN" w:bidi="ar"/>
+        </w:rPr>
+        <w:t>],</w:t>
+      </w:r>
+    </w:p>
+    <w:p>
+      <w:pPr>
+        <w:keepNext w:val="0"/>
+        <w:keepLines w:val="0"/>
+        <w:widowControl/>
+        <w:suppressLineNumbers w:val="0"/>
+        <w:shd w:val="clear" w:fill="1E1E1E"/>
+        <w:spacing w:line="240" w:lineRule="auto"/>
+        <w:jc w:val="left"/>
+        <w:rPr>
+          <w:rFonts w:hint="default" w:ascii="Consolas" w:hAnsi="Consolas" w:eastAsia="Consolas" w:cs="Consolas"/>
+          <w:b w:val="0"/>
+          <w:bCs w:val="0"/>
+          <w:color w:val="D4D4D4"/>
+          <w:sz w:val="18"/>
+          <w:szCs w:val="18"/>
+        </w:rPr>
+      </w:pPr>
+      <w:r>
+        <w:rPr>
+          <w:rFonts w:hint="default" w:ascii="Consolas" w:hAnsi="Consolas" w:eastAsia="Consolas" w:cs="Consolas"/>
+          <w:b w:val="0"/>
+          <w:bCs w:val="0"/>
+          <w:color w:val="D4D4D4"/>
+          <w:kern w:val="0"/>
+          <w:sz w:val="18"/>
+          <w:szCs w:val="18"/>
+          <w:shd w:val="clear" w:fill="1E1E1E"/>
+          <w:lang w:val="en-US" w:eastAsia="zh-CN" w:bidi="ar"/>
+        </w:rPr>
+        <w:t xml:space="preserve">  </w:t>
+      </w:r>
+      <w:r>
+        <w:rPr>
+          <w:rFonts w:hint="default" w:ascii="Consolas" w:hAnsi="Consolas" w:eastAsia="Consolas" w:cs="Consolas"/>
+          <w:b w:val="0"/>
+          <w:bCs w:val="0"/>
+          <w:color w:val="9CDCFE"/>
+          <w:kern w:val="0"/>
+          <w:sz w:val="18"/>
+          <w:szCs w:val="18"/>
+          <w:shd w:val="clear" w:fill="1E1E1E"/>
+          <w:lang w:val="en-US" w:eastAsia="zh-CN" w:bidi="ar"/>
+        </w:rPr>
+        <w:t>"author"</w:t>
+      </w:r>
+      <w:r>
+        <w:rPr>
+          <w:rFonts w:hint="default" w:ascii="Consolas" w:hAnsi="Consolas" w:eastAsia="Consolas" w:cs="Consolas"/>
+          <w:b w:val="0"/>
+          <w:bCs w:val="0"/>
+          <w:color w:val="D4D4D4"/>
+          <w:kern w:val="0"/>
+          <w:sz w:val="18"/>
+          <w:szCs w:val="18"/>
+          <w:shd w:val="clear" w:fill="1E1E1E"/>
+          <w:lang w:val="en-US" w:eastAsia="zh-CN" w:bidi="ar"/>
+        </w:rPr>
+        <w:t xml:space="preserve">: </w:t>
+      </w:r>
+      <w:r>
+        <w:rPr>
+          <w:rFonts w:hint="default" w:ascii="Consolas" w:hAnsi="Consolas" w:eastAsia="Consolas" w:cs="Consolas"/>
+          <w:b w:val="0"/>
+          <w:bCs w:val="0"/>
+          <w:color w:val="CE9178"/>
+          <w:kern w:val="0"/>
+          <w:sz w:val="18"/>
+          <w:szCs w:val="18"/>
+          <w:shd w:val="clear" w:fill="1E1E1E"/>
+          <w:lang w:val="en-US" w:eastAsia="zh-CN" w:bidi="ar"/>
+        </w:rPr>
+        <w:t>"author name"</w:t>
+      </w:r>
+      <w:r>
+        <w:rPr>
+          <w:rFonts w:hint="default" w:ascii="Consolas" w:hAnsi="Consolas" w:eastAsia="Consolas" w:cs="Consolas"/>
+          <w:b w:val="0"/>
+          <w:bCs w:val="0"/>
+          <w:color w:val="D4D4D4"/>
+          <w:kern w:val="0"/>
+          <w:sz w:val="18"/>
+          <w:szCs w:val="18"/>
+          <w:shd w:val="clear" w:fill="1E1E1E"/>
+          <w:lang w:val="en-US" w:eastAsia="zh-CN" w:bidi="ar"/>
+        </w:rPr>
+        <w:t>,</w:t>
+      </w:r>
+    </w:p>
+    <w:p>
+      <w:pPr>
+        <w:keepNext w:val="0"/>
+        <w:keepLines w:val="0"/>
+        <w:widowControl/>
+        <w:suppressLineNumbers w:val="0"/>
+        <w:shd w:val="clear" w:fill="1E1E1E"/>
+        <w:spacing w:line="240" w:lineRule="auto"/>
+        <w:jc w:val="left"/>
+        <w:rPr>
+          <w:rFonts w:hint="default" w:ascii="Consolas" w:hAnsi="Consolas" w:eastAsia="Consolas" w:cs="Consolas"/>
+          <w:b w:val="0"/>
+          <w:bCs w:val="0"/>
+          <w:color w:val="D4D4D4"/>
+          <w:sz w:val="18"/>
+          <w:szCs w:val="18"/>
+        </w:rPr>
+      </w:pPr>
+      <w:r>
+        <w:rPr>
+          <w:rFonts w:hint="default" w:ascii="Consolas" w:hAnsi="Consolas" w:eastAsia="Consolas" w:cs="Consolas"/>
+          <w:b w:val="0"/>
+          <w:bCs w:val="0"/>
+          <w:color w:val="D4D4D4"/>
+          <w:kern w:val="0"/>
+          <w:sz w:val="18"/>
+          <w:szCs w:val="18"/>
+          <w:shd w:val="clear" w:fill="1E1E1E"/>
+          <w:lang w:val="en-US" w:eastAsia="zh-CN" w:bidi="ar"/>
+        </w:rPr>
+        <w:t xml:space="preserve">  </w:t>
+      </w:r>
+      <w:r>
+        <w:rPr>
+          <w:rFonts w:hint="default" w:ascii="Consolas" w:hAnsi="Consolas" w:eastAsia="Consolas" w:cs="Consolas"/>
+          <w:b w:val="0"/>
+          <w:bCs w:val="0"/>
+          <w:color w:val="9CDCFE"/>
+          <w:kern w:val="0"/>
+          <w:sz w:val="18"/>
+          <w:szCs w:val="18"/>
+          <w:shd w:val="clear" w:fill="1E1E1E"/>
+          <w:lang w:val="en-US" w:eastAsia="zh-CN" w:bidi="ar"/>
+        </w:rPr>
+        <w:t>"license"</w:t>
+      </w:r>
+      <w:r>
+        <w:rPr>
+          <w:rFonts w:hint="default" w:ascii="Consolas" w:hAnsi="Consolas" w:eastAsia="Consolas" w:cs="Consolas"/>
+          <w:b w:val="0"/>
+          <w:bCs w:val="0"/>
+          <w:color w:val="D4D4D4"/>
+          <w:kern w:val="0"/>
+          <w:sz w:val="18"/>
+          <w:szCs w:val="18"/>
+          <w:shd w:val="clear" w:fill="1E1E1E"/>
+          <w:lang w:val="en-US" w:eastAsia="zh-CN" w:bidi="ar"/>
+        </w:rPr>
+        <w:t xml:space="preserve">: </w:t>
+      </w:r>
+      <w:r>
+        <w:rPr>
+          <w:rFonts w:hint="default" w:ascii="Consolas" w:hAnsi="Consolas" w:eastAsia="Consolas" w:cs="Consolas"/>
+          <w:b w:val="0"/>
+          <w:bCs w:val="0"/>
+          <w:color w:val="CE9178"/>
+          <w:kern w:val="0"/>
+          <w:sz w:val="18"/>
+          <w:szCs w:val="18"/>
+          <w:shd w:val="clear" w:fill="1E1E1E"/>
+          <w:lang w:val="en-US" w:eastAsia="zh-CN" w:bidi="ar"/>
+        </w:rPr>
+        <w:t>"ISC"</w:t>
+      </w:r>
+    </w:p>
+    <w:p>
+      <w:pPr>
+        <w:keepNext w:val="0"/>
+        <w:keepLines w:val="0"/>
+        <w:widowControl/>
+        <w:suppressLineNumbers w:val="0"/>
+        <w:shd w:val="clear" w:fill="1E1E1E"/>
+        <w:spacing w:line="240" w:lineRule="auto"/>
+        <w:jc w:val="left"/>
+        <w:rPr>
+          <w:rFonts w:hint="default" w:ascii="Consolas" w:hAnsi="Consolas" w:eastAsia="Consolas" w:cs="Consolas"/>
+          <w:b w:val="0"/>
+          <w:bCs w:val="0"/>
+          <w:color w:val="D4D4D4"/>
+          <w:sz w:val="18"/>
+          <w:szCs w:val="18"/>
+        </w:rPr>
+      </w:pPr>
+      <w:r>
+        <w:rPr>
+          <w:rFonts w:hint="default" w:ascii="Consolas" w:hAnsi="Consolas" w:eastAsia="Consolas" w:cs="Consolas"/>
+          <w:b w:val="0"/>
+          <w:bCs w:val="0"/>
+          <w:color w:val="D4D4D4"/>
+          <w:kern w:val="0"/>
+          <w:sz w:val="18"/>
+          <w:szCs w:val="18"/>
+          <w:shd w:val="clear" w:fill="1E1E1E"/>
+          <w:lang w:val="en-US" w:eastAsia="zh-CN" w:bidi="ar"/>
+        </w:rPr>
+        <w:t>}</w:t>
+      </w:r>
+    </w:p>
+    <w:p>
+      <w:pPr>
+        <w:rPr>
+          <w:rFonts w:hint="default"/>
+          <w:color w:val="FFFFFF" w:themeColor="background1"/>
+          <w:highlight w:val="black"/>
+          <w:lang w:val="en-IN"/>
+          <w14:textFill>
+            <w14:solidFill>
+              <w14:schemeClr w14:val="bg1"/>
+            </w14:solidFill>
+          </w14:textFill>
+        </w:rPr>
+      </w:pPr>
+    </w:p>
+    <w:p>
+      <w:pPr>
+        <w:rPr>
+          <w:rFonts w:hint="default"/>
+          <w:color w:val="FFFFFF" w:themeColor="background1"/>
+          <w:highlight w:val="black"/>
+          <w:lang w:val="en-IN"/>
+          <w14:textFill>
+            <w14:solidFill>
+              <w14:schemeClr w14:val="bg1"/>
+            </w14:solidFill>
+          </w14:textFill>
+        </w:rPr>
+      </w:pPr>
+    </w:p>
+    <w:p>
+      <w:pPr>
+        <w:keepNext w:val="0"/>
+        <w:keepLines w:val="0"/>
+        <w:widowControl/>
+        <w:suppressLineNumbers w:val="0"/>
+        <w:shd w:val="clear" w:fill="1E1E1E"/>
+        <w:spacing w:line="240" w:lineRule="auto"/>
+        <w:jc w:val="left"/>
+        <w:rPr>
+          <w:rFonts w:ascii="Consolas" w:hAnsi="Consolas" w:eastAsia="Consolas" w:cs="Consolas"/>
+          <w:b w:val="0"/>
+          <w:bCs w:val="0"/>
+          <w:color w:val="D4D4D4"/>
+          <w:sz w:val="18"/>
+          <w:szCs w:val="18"/>
+        </w:rPr>
+      </w:pPr>
+      <w:r>
+        <w:rPr>
+          <w:rFonts w:hint="default" w:ascii="Consolas" w:hAnsi="Consolas" w:eastAsia="Consolas" w:cs="Consolas"/>
+          <w:b w:val="0"/>
+          <w:bCs w:val="0"/>
+          <w:color w:val="9CDCFE"/>
+          <w:kern w:val="0"/>
+          <w:sz w:val="18"/>
+          <w:szCs w:val="18"/>
+          <w:shd w:val="clear" w:fill="1E1E1E"/>
+          <w:lang w:val="en-US" w:eastAsia="zh-CN" w:bidi="ar"/>
+        </w:rPr>
+        <w:t>"scripts"</w:t>
+      </w:r>
+      <w:r>
+        <w:rPr>
+          <w:rFonts w:hint="default" w:ascii="Consolas" w:hAnsi="Consolas" w:eastAsia="Consolas" w:cs="Consolas"/>
+          <w:b w:val="0"/>
+          <w:bCs w:val="0"/>
+          <w:color w:val="D4D4D4"/>
+          <w:kern w:val="0"/>
+          <w:sz w:val="18"/>
+          <w:szCs w:val="18"/>
+          <w:shd w:val="clear" w:fill="1E1E1E"/>
+          <w:lang w:val="en-US" w:eastAsia="zh-CN" w:bidi="ar"/>
+        </w:rPr>
+        <w:t>: {</w:t>
+      </w:r>
+    </w:p>
+    <w:p>
+      <w:pPr>
+        <w:keepNext w:val="0"/>
+        <w:keepLines w:val="0"/>
+        <w:widowControl/>
+        <w:suppressLineNumbers w:val="0"/>
+        <w:shd w:val="clear" w:fill="1E1E1E"/>
+        <w:spacing w:line="240" w:lineRule="auto"/>
+        <w:jc w:val="left"/>
+        <w:rPr>
+          <w:rFonts w:hint="default" w:ascii="Consolas" w:hAnsi="Consolas" w:eastAsia="Consolas" w:cs="Consolas"/>
+          <w:b w:val="0"/>
+          <w:bCs w:val="0"/>
+          <w:color w:val="D4D4D4"/>
+          <w:sz w:val="18"/>
+          <w:szCs w:val="18"/>
+        </w:rPr>
+      </w:pPr>
+      <w:r>
+        <w:rPr>
+          <w:rFonts w:hint="default" w:ascii="Consolas" w:hAnsi="Consolas" w:eastAsia="Consolas" w:cs="Consolas"/>
+          <w:b w:val="0"/>
+          <w:bCs w:val="0"/>
+          <w:color w:val="D4D4D4"/>
+          <w:kern w:val="0"/>
+          <w:sz w:val="18"/>
+          <w:szCs w:val="18"/>
+          <w:shd w:val="clear" w:fill="1E1E1E"/>
+          <w:lang w:val="en-US" w:eastAsia="zh-CN" w:bidi="ar"/>
+        </w:rPr>
+        <w:t xml:space="preserve">    </w:t>
+      </w:r>
+      <w:r>
+        <w:rPr>
+          <w:rFonts w:hint="default" w:ascii="Consolas" w:hAnsi="Consolas" w:eastAsia="Consolas" w:cs="Consolas"/>
+          <w:b w:val="0"/>
+          <w:bCs w:val="0"/>
+          <w:color w:val="9CDCFE"/>
+          <w:kern w:val="0"/>
+          <w:sz w:val="18"/>
+          <w:szCs w:val="18"/>
+          <w:shd w:val="clear" w:fill="1E1E1E"/>
+          <w:lang w:val="en-US" w:eastAsia="zh-CN" w:bidi="ar"/>
+        </w:rPr>
+        <w:t>"start"</w:t>
+      </w:r>
+      <w:r>
+        <w:rPr>
+          <w:rFonts w:hint="default" w:ascii="Consolas" w:hAnsi="Consolas" w:eastAsia="Consolas" w:cs="Consolas"/>
+          <w:b w:val="0"/>
+          <w:bCs w:val="0"/>
+          <w:color w:val="D4D4D4"/>
+          <w:kern w:val="0"/>
+          <w:sz w:val="18"/>
+          <w:szCs w:val="18"/>
+          <w:shd w:val="clear" w:fill="1E1E1E"/>
+          <w:lang w:val="en-US" w:eastAsia="zh-CN" w:bidi="ar"/>
+        </w:rPr>
+        <w:t xml:space="preserve">: </w:t>
+      </w:r>
+      <w:r>
+        <w:rPr>
+          <w:rFonts w:hint="default" w:ascii="Consolas" w:hAnsi="Consolas" w:eastAsia="Consolas" w:cs="Consolas"/>
+          <w:b w:val="0"/>
+          <w:bCs w:val="0"/>
+          <w:color w:val="CE9178"/>
+          <w:kern w:val="0"/>
+          <w:sz w:val="18"/>
+          <w:szCs w:val="18"/>
+          <w:shd w:val="clear" w:fill="1E1E1E"/>
+          <w:lang w:val="en-US" w:eastAsia="zh-CN" w:bidi="ar"/>
+        </w:rPr>
+        <w:t>"node index.js"</w:t>
+      </w:r>
+      <w:r>
+        <w:rPr>
+          <w:rFonts w:hint="default" w:ascii="Consolas" w:hAnsi="Consolas" w:eastAsia="Consolas" w:cs="Consolas"/>
+          <w:b w:val="0"/>
+          <w:bCs w:val="0"/>
+          <w:color w:val="D4D4D4"/>
+          <w:kern w:val="0"/>
+          <w:sz w:val="18"/>
+          <w:szCs w:val="18"/>
+          <w:shd w:val="clear" w:fill="1E1E1E"/>
+          <w:lang w:val="en-US" w:eastAsia="zh-CN" w:bidi="ar"/>
+        </w:rPr>
+        <w:t>,</w:t>
+      </w:r>
+    </w:p>
+    <w:p>
+      <w:pPr>
+        <w:keepNext w:val="0"/>
+        <w:keepLines w:val="0"/>
+        <w:widowControl/>
+        <w:suppressLineNumbers w:val="0"/>
+        <w:shd w:val="clear" w:fill="1E1E1E"/>
+        <w:spacing w:line="240" w:lineRule="auto"/>
+        <w:jc w:val="left"/>
+        <w:rPr>
+          <w:rFonts w:hint="default" w:ascii="Consolas" w:hAnsi="Consolas" w:eastAsia="Consolas" w:cs="Consolas"/>
+          <w:b w:val="0"/>
+          <w:bCs w:val="0"/>
+          <w:color w:val="D4D4D4"/>
+          <w:sz w:val="18"/>
+          <w:szCs w:val="18"/>
+        </w:rPr>
+      </w:pPr>
+      <w:r>
+        <w:rPr>
+          <w:rFonts w:hint="default" w:ascii="Consolas" w:hAnsi="Consolas" w:eastAsia="Consolas" w:cs="Consolas"/>
+          <w:b w:val="0"/>
+          <w:bCs w:val="0"/>
+          <w:color w:val="D4D4D4"/>
+          <w:kern w:val="0"/>
+          <w:sz w:val="18"/>
+          <w:szCs w:val="18"/>
+          <w:shd w:val="clear" w:fill="1E1E1E"/>
+          <w:lang w:val="en-US" w:eastAsia="zh-CN" w:bidi="ar"/>
+        </w:rPr>
+        <w:t xml:space="preserve">    </w:t>
+      </w:r>
+      <w:r>
+        <w:rPr>
+          <w:rFonts w:hint="default" w:ascii="Consolas" w:hAnsi="Consolas" w:eastAsia="Consolas" w:cs="Consolas"/>
+          <w:b w:val="0"/>
+          <w:bCs w:val="0"/>
+          <w:color w:val="9CDCFE"/>
+          <w:kern w:val="0"/>
+          <w:sz w:val="18"/>
+          <w:szCs w:val="18"/>
+          <w:shd w:val="clear" w:fill="1E1E1E"/>
+          <w:lang w:val="en-US" w:eastAsia="zh-CN" w:bidi="ar"/>
+        </w:rPr>
+        <w:t>"test"</w:t>
+      </w:r>
+      <w:r>
+        <w:rPr>
+          <w:rFonts w:hint="default" w:ascii="Consolas" w:hAnsi="Consolas" w:eastAsia="Consolas" w:cs="Consolas"/>
+          <w:b w:val="0"/>
+          <w:bCs w:val="0"/>
+          <w:color w:val="D4D4D4"/>
+          <w:kern w:val="0"/>
+          <w:sz w:val="18"/>
+          <w:szCs w:val="18"/>
+          <w:shd w:val="clear" w:fill="1E1E1E"/>
+          <w:lang w:val="en-US" w:eastAsia="zh-CN" w:bidi="ar"/>
+        </w:rPr>
+        <w:t xml:space="preserve">: </w:t>
+      </w:r>
+      <w:r>
+        <w:rPr>
+          <w:rFonts w:hint="default" w:ascii="Consolas" w:hAnsi="Consolas" w:eastAsia="Consolas" w:cs="Consolas"/>
+          <w:b w:val="0"/>
+          <w:bCs w:val="0"/>
+          <w:color w:val="CE9178"/>
+          <w:kern w:val="0"/>
+          <w:sz w:val="18"/>
+          <w:szCs w:val="18"/>
+          <w:shd w:val="clear" w:fill="1E1E1E"/>
+          <w:lang w:val="en-US" w:eastAsia="zh-CN" w:bidi="ar"/>
+        </w:rPr>
+        <w:t xml:space="preserve">"echo </w:t>
+      </w:r>
+      <w:r>
+        <w:rPr>
+          <w:rFonts w:hint="default" w:ascii="Consolas" w:hAnsi="Consolas" w:eastAsia="Consolas" w:cs="Consolas"/>
+          <w:b w:val="0"/>
+          <w:bCs w:val="0"/>
+          <w:color w:val="D7BA7D"/>
+          <w:kern w:val="0"/>
+          <w:sz w:val="18"/>
+          <w:szCs w:val="18"/>
+          <w:shd w:val="clear" w:fill="1E1E1E"/>
+          <w:lang w:val="en-US" w:eastAsia="zh-CN" w:bidi="ar"/>
+        </w:rPr>
+        <w:t>\"</w:t>
+      </w:r>
+      <w:r>
+        <w:rPr>
+          <w:rFonts w:hint="default" w:ascii="Consolas" w:hAnsi="Consolas" w:eastAsia="Consolas" w:cs="Consolas"/>
+          <w:b w:val="0"/>
+          <w:bCs w:val="0"/>
+          <w:color w:val="CE9178"/>
+          <w:kern w:val="0"/>
+          <w:sz w:val="18"/>
+          <w:szCs w:val="18"/>
+          <w:shd w:val="clear" w:fill="1E1E1E"/>
+          <w:lang w:val="en-US" w:eastAsia="zh-CN" w:bidi="ar"/>
+        </w:rPr>
+        <w:t>Error: no test specified</w:t>
+      </w:r>
+      <w:r>
+        <w:rPr>
+          <w:rFonts w:hint="default" w:ascii="Consolas" w:hAnsi="Consolas" w:eastAsia="Consolas" w:cs="Consolas"/>
+          <w:b w:val="0"/>
+          <w:bCs w:val="0"/>
+          <w:color w:val="D7BA7D"/>
+          <w:kern w:val="0"/>
+          <w:sz w:val="18"/>
+          <w:szCs w:val="18"/>
+          <w:shd w:val="clear" w:fill="1E1E1E"/>
+          <w:lang w:val="en-US" w:eastAsia="zh-CN" w:bidi="ar"/>
+        </w:rPr>
+        <w:t>\"</w:t>
+      </w:r>
+      <w:r>
+        <w:rPr>
+          <w:rFonts w:hint="default" w:ascii="Consolas" w:hAnsi="Consolas" w:eastAsia="Consolas" w:cs="Consolas"/>
+          <w:b w:val="0"/>
+          <w:bCs w:val="0"/>
+          <w:color w:val="CE9178"/>
+          <w:kern w:val="0"/>
+          <w:sz w:val="18"/>
+          <w:szCs w:val="18"/>
+          <w:shd w:val="clear" w:fill="1E1E1E"/>
+          <w:lang w:val="en-US" w:eastAsia="zh-CN" w:bidi="ar"/>
+        </w:rPr>
+        <w:t xml:space="preserve"> &amp;&amp; exit 1"</w:t>
+      </w:r>
+    </w:p>
+    <w:p>
+      <w:pPr>
+        <w:keepNext w:val="0"/>
+        <w:keepLines w:val="0"/>
+        <w:widowControl/>
+        <w:suppressLineNumbers w:val="0"/>
+        <w:shd w:val="clear" w:fill="1E1E1E"/>
+        <w:spacing w:line="240" w:lineRule="auto"/>
+        <w:jc w:val="left"/>
+        <w:rPr>
+          <w:rFonts w:hint="default" w:ascii="Consolas" w:hAnsi="Consolas" w:eastAsia="Consolas" w:cs="Consolas"/>
+          <w:b w:val="0"/>
+          <w:bCs w:val="0"/>
+          <w:color w:val="D4D4D4"/>
+          <w:sz w:val="18"/>
+          <w:szCs w:val="18"/>
+        </w:rPr>
+      </w:pPr>
+      <w:r>
+        <w:rPr>
+          <w:rFonts w:hint="default" w:ascii="Consolas" w:hAnsi="Consolas" w:eastAsia="Consolas" w:cs="Consolas"/>
+          <w:b w:val="0"/>
+          <w:bCs w:val="0"/>
+          <w:color w:val="D4D4D4"/>
+          <w:kern w:val="0"/>
+          <w:sz w:val="18"/>
+          <w:szCs w:val="18"/>
+          <w:shd w:val="clear" w:fill="1E1E1E"/>
+          <w:lang w:val="en-US" w:eastAsia="zh-CN" w:bidi="ar"/>
+        </w:rPr>
+        <w:t>  },</w:t>
+      </w:r>
+    </w:p>
+    <w:p>
+      <w:pPr>
+        <w:rPr>
+          <w:rFonts w:hint="default"/>
+          <w:color w:val="FFFFFF" w:themeColor="background1"/>
+          <w:highlight w:val="black"/>
+          <w:lang w:val="en-IN"/>
+          <w14:textFill>
+            <w14:solidFill>
+              <w14:schemeClr w14:val="bg1"/>
+            </w14:solidFill>
+          </w14:textFill>
+        </w:rPr>
+      </w:pPr>
+    </w:p>
+    <w:p>
+      <w:pPr>
+        <w:rPr>
+          <w:rFonts w:hint="default"/>
+          <w:color w:val="FFFFFF" w:themeColor="background1"/>
+          <w:highlight w:val="black"/>
+          <w:lang w:val="en-IN"/>
+          <w14:textFill>
+            <w14:solidFill>
+              <w14:schemeClr w14:val="bg1"/>
+            </w14:solidFill>
+          </w14:textFill>
+        </w:rPr>
+      </w:pPr>
+      <w:r>
+        <w:rPr>
+          <w:rFonts w:hint="default"/>
+          <w:lang w:val="en-IN"/>
+        </w:rPr>
+        <w:t xml:space="preserve">With this above start key we can run code by command: </w:t>
+      </w:r>
+      <w:r>
+        <w:rPr>
+          <w:rFonts w:hint="default"/>
+          <w:color w:val="FFFFFF" w:themeColor="background1"/>
+          <w:highlight w:val="black"/>
+          <w:lang w:val="en-IN"/>
+          <w14:textFill>
+            <w14:solidFill>
+              <w14:schemeClr w14:val="bg1"/>
+            </w14:solidFill>
+          </w14:textFill>
+        </w:rPr>
+        <w:t xml:space="preserve"> npm start </w:t>
+      </w:r>
+    </w:p>
+    <w:p>
+      <w:pPr>
+        <w:rPr>
+          <w:rFonts w:hint="default"/>
+          <w:lang w:val="en-IN"/>
+        </w:rPr>
+      </w:pPr>
+    </w:p>
+    <w:p>
+      <w:pPr>
+        <w:rPr>
+          <w:rFonts w:hint="default"/>
+          <w:b/>
+          <w:bCs/>
+          <w:lang w:val="en-IN"/>
+        </w:rPr>
+      </w:pPr>
+      <w:r>
+        <w:rPr>
+          <w:rFonts w:hint="default"/>
+          <w:b/>
+          <w:bCs/>
+          <w:color w:val="auto"/>
+          <w:highlight w:val="none"/>
+          <w:lang w:val="en-IN"/>
+        </w:rPr>
+        <w:t xml:space="preserve">Create a Simple API: </w:t>
+      </w:r>
+      <w:r>
+        <w:rPr>
+          <w:rFonts w:hint="default"/>
+          <w:b/>
+          <w:bCs/>
+          <w:lang w:val="en-IN"/>
+        </w:rPr>
+        <w:t xml:space="preserve"> -----------------------------------------------------------------------------------------</w:t>
+      </w:r>
+    </w:p>
+    <w:p>
+      <w:pPr>
+        <w:rPr>
+          <w:rFonts w:hint="default"/>
+          <w:b/>
+          <w:bCs/>
+          <w:lang w:val="en-IN"/>
+        </w:rPr>
+      </w:pPr>
+    </w:p>
+    <w:p>
+      <w:pPr>
+        <w:keepNext w:val="0"/>
+        <w:keepLines w:val="0"/>
+        <w:widowControl/>
+        <w:suppressLineNumbers w:val="0"/>
+        <w:shd w:val="clear" w:fill="1E1E1E"/>
+        <w:spacing w:line="285" w:lineRule="atLeast"/>
+        <w:jc w:val="left"/>
+        <w:rPr>
+          <w:rFonts w:hint="default" w:ascii="Consolas" w:hAnsi="Consolas" w:eastAsia="Consolas" w:cs="Consolas"/>
+          <w:b w:val="0"/>
+          <w:bCs w:val="0"/>
+          <w:color w:val="569CD6"/>
+          <w:kern w:val="0"/>
+          <w:sz w:val="18"/>
+          <w:szCs w:val="18"/>
+          <w:shd w:val="clear" w:fill="1E1E1E"/>
+          <w:lang w:val="en-US" w:eastAsia="zh-CN" w:bidi="ar"/>
+        </w:rPr>
+      </w:pPr>
+    </w:p>
+    <w:p>
+      <w:pPr>
+        <w:keepNext w:val="0"/>
+        <w:keepLines w:val="0"/>
+        <w:widowControl/>
+        <w:suppressLineNumbers w:val="0"/>
+        <w:shd w:val="clear" w:fill="1E1E1E"/>
+        <w:spacing w:line="285" w:lineRule="atLeast"/>
+        <w:jc w:val="left"/>
+        <w:rPr>
+          <w:rFonts w:ascii="Consolas" w:hAnsi="Consolas" w:eastAsia="Consolas" w:cs="Consolas"/>
+          <w:b w:val="0"/>
+          <w:bCs w:val="0"/>
+          <w:color w:val="D4D4D4"/>
+          <w:sz w:val="18"/>
+          <w:szCs w:val="18"/>
+        </w:rPr>
+      </w:pPr>
+      <w:r>
+        <w:rPr>
+          <w:rFonts w:hint="default" w:ascii="Consolas" w:hAnsi="Consolas" w:eastAsia="Consolas" w:cs="Consolas"/>
+          <w:b w:val="0"/>
+          <w:bCs w:val="0"/>
+          <w:color w:val="569CD6"/>
+          <w:kern w:val="0"/>
+          <w:sz w:val="18"/>
+          <w:szCs w:val="18"/>
+          <w:shd w:val="clear" w:fill="1E1E1E"/>
+          <w:lang w:val="en-US" w:eastAsia="zh-CN" w:bidi="ar"/>
+        </w:rPr>
+        <w:t>const</w:t>
+      </w:r>
+      <w:r>
+        <w:rPr>
+          <w:rFonts w:hint="default" w:ascii="Consolas" w:hAnsi="Consolas" w:eastAsia="Consolas" w:cs="Consolas"/>
+          <w:b w:val="0"/>
+          <w:bCs w:val="0"/>
+          <w:color w:val="D4D4D4"/>
+          <w:kern w:val="0"/>
+          <w:sz w:val="18"/>
+          <w:szCs w:val="18"/>
+          <w:shd w:val="clear" w:fill="1E1E1E"/>
+          <w:lang w:val="en-US" w:eastAsia="zh-CN" w:bidi="ar"/>
+        </w:rPr>
+        <w:t xml:space="preserve"> </w:t>
+      </w:r>
+      <w:r>
+        <w:rPr>
+          <w:rFonts w:hint="default" w:ascii="Consolas" w:hAnsi="Consolas" w:eastAsia="Consolas" w:cs="Consolas"/>
+          <w:b w:val="0"/>
+          <w:bCs w:val="0"/>
+          <w:color w:val="4EC9B0"/>
+          <w:kern w:val="0"/>
+          <w:sz w:val="18"/>
+          <w:szCs w:val="18"/>
+          <w:shd w:val="clear" w:fill="1E1E1E"/>
+          <w:lang w:val="en-US" w:eastAsia="zh-CN" w:bidi="ar"/>
+        </w:rPr>
+        <w:t>http</w:t>
+      </w:r>
+      <w:r>
+        <w:rPr>
+          <w:rFonts w:hint="default" w:ascii="Consolas" w:hAnsi="Consolas" w:eastAsia="Consolas" w:cs="Consolas"/>
+          <w:b w:val="0"/>
+          <w:bCs w:val="0"/>
+          <w:color w:val="D4D4D4"/>
+          <w:kern w:val="0"/>
+          <w:sz w:val="18"/>
+          <w:szCs w:val="18"/>
+          <w:shd w:val="clear" w:fill="1E1E1E"/>
+          <w:lang w:val="en-US" w:eastAsia="zh-CN" w:bidi="ar"/>
+        </w:rPr>
+        <w:t xml:space="preserve"> = </w:t>
+      </w:r>
+      <w:r>
+        <w:rPr>
+          <w:rFonts w:hint="default" w:ascii="Consolas" w:hAnsi="Consolas" w:eastAsia="Consolas" w:cs="Consolas"/>
+          <w:b w:val="0"/>
+          <w:bCs w:val="0"/>
+          <w:color w:val="DCDCAA"/>
+          <w:kern w:val="0"/>
+          <w:sz w:val="18"/>
+          <w:szCs w:val="18"/>
+          <w:shd w:val="clear" w:fill="1E1E1E"/>
+          <w:lang w:val="en-US" w:eastAsia="zh-CN" w:bidi="ar"/>
+        </w:rPr>
+        <w:t>require</w:t>
+      </w:r>
+      <w:r>
+        <w:rPr>
+          <w:rFonts w:hint="default" w:ascii="Consolas" w:hAnsi="Consolas" w:eastAsia="Consolas" w:cs="Consolas"/>
+          <w:b w:val="0"/>
+          <w:bCs w:val="0"/>
+          <w:color w:val="D4D4D4"/>
+          <w:kern w:val="0"/>
+          <w:sz w:val="18"/>
+          <w:szCs w:val="18"/>
+          <w:shd w:val="clear" w:fill="1E1E1E"/>
+          <w:lang w:val="en-US" w:eastAsia="zh-CN" w:bidi="ar"/>
+        </w:rPr>
+        <w:t>(</w:t>
+      </w:r>
+      <w:r>
+        <w:rPr>
+          <w:rFonts w:hint="default" w:ascii="Consolas" w:hAnsi="Consolas" w:eastAsia="Consolas" w:cs="Consolas"/>
+          <w:b w:val="0"/>
+          <w:bCs w:val="0"/>
+          <w:color w:val="CE9178"/>
+          <w:kern w:val="0"/>
+          <w:sz w:val="18"/>
+          <w:szCs w:val="18"/>
+          <w:shd w:val="clear" w:fill="1E1E1E"/>
+          <w:lang w:val="en-US" w:eastAsia="zh-CN" w:bidi="ar"/>
+        </w:rPr>
+        <w:t>"http"</w:t>
+      </w:r>
+      <w:r>
+        <w:rPr>
+          <w:rFonts w:hint="default" w:ascii="Consolas" w:hAnsi="Consolas" w:eastAsia="Consolas" w:cs="Consolas"/>
+          <w:b w:val="0"/>
+          <w:bCs w:val="0"/>
+          <w:color w:val="D4D4D4"/>
+          <w:kern w:val="0"/>
+          <w:sz w:val="18"/>
+          <w:szCs w:val="18"/>
+          <w:shd w:val="clear" w:fill="1E1E1E"/>
+          <w:lang w:val="en-US" w:eastAsia="zh-CN" w:bidi="ar"/>
+        </w:rPr>
+        <w:t>);</w:t>
+      </w:r>
+    </w:p>
+    <w:p>
+      <w:pPr>
+        <w:keepNext w:val="0"/>
+        <w:keepLines w:val="0"/>
+        <w:widowControl/>
+        <w:suppressLineNumbers w:val="0"/>
+        <w:shd w:val="clear" w:fill="1E1E1E"/>
+        <w:spacing w:line="285" w:lineRule="atLeast"/>
+        <w:jc w:val="left"/>
+        <w:rPr>
+          <w:rFonts w:hint="default" w:ascii="Consolas" w:hAnsi="Consolas" w:eastAsia="Consolas" w:cs="Consolas"/>
+          <w:b w:val="0"/>
+          <w:bCs w:val="0"/>
+          <w:color w:val="D4D4D4"/>
+          <w:sz w:val="18"/>
+          <w:szCs w:val="18"/>
+        </w:rPr>
+      </w:pPr>
+      <w:r>
+        <w:rPr>
+          <w:rFonts w:hint="default" w:ascii="Consolas" w:hAnsi="Consolas" w:eastAsia="Consolas" w:cs="Consolas"/>
+          <w:b w:val="0"/>
+          <w:bCs w:val="0"/>
+          <w:color w:val="4EC9B0"/>
+          <w:kern w:val="0"/>
+          <w:sz w:val="18"/>
+          <w:szCs w:val="18"/>
+          <w:shd w:val="clear" w:fill="1E1E1E"/>
+          <w:lang w:val="en-US" w:eastAsia="zh-CN" w:bidi="ar"/>
+        </w:rPr>
+        <w:t>http</w:t>
+      </w:r>
+      <w:r>
+        <w:rPr>
+          <w:rFonts w:hint="default" w:ascii="Consolas" w:hAnsi="Consolas" w:eastAsia="Consolas" w:cs="Consolas"/>
+          <w:b w:val="0"/>
+          <w:bCs w:val="0"/>
+          <w:color w:val="D4D4D4"/>
+          <w:kern w:val="0"/>
+          <w:sz w:val="18"/>
+          <w:szCs w:val="18"/>
+          <w:shd w:val="clear" w:fill="1E1E1E"/>
+          <w:lang w:val="en-US" w:eastAsia="zh-CN" w:bidi="ar"/>
+        </w:rPr>
+        <w:t>.</w:t>
+      </w:r>
+      <w:r>
+        <w:rPr>
+          <w:rFonts w:hint="default" w:ascii="Consolas" w:hAnsi="Consolas" w:eastAsia="Consolas" w:cs="Consolas"/>
+          <w:b w:val="0"/>
+          <w:bCs w:val="0"/>
+          <w:color w:val="DCDCAA"/>
+          <w:kern w:val="0"/>
+          <w:sz w:val="18"/>
+          <w:szCs w:val="18"/>
+          <w:shd w:val="clear" w:fill="1E1E1E"/>
+          <w:lang w:val="en-US" w:eastAsia="zh-CN" w:bidi="ar"/>
+        </w:rPr>
+        <w:t>createServer</w:t>
+      </w:r>
+      <w:r>
+        <w:rPr>
+          <w:rFonts w:hint="default" w:ascii="Consolas" w:hAnsi="Consolas" w:eastAsia="Consolas" w:cs="Consolas"/>
+          <w:b w:val="0"/>
+          <w:bCs w:val="0"/>
+          <w:color w:val="D4D4D4"/>
+          <w:kern w:val="0"/>
+          <w:sz w:val="18"/>
+          <w:szCs w:val="18"/>
+          <w:shd w:val="clear" w:fill="1E1E1E"/>
+          <w:lang w:val="en-US" w:eastAsia="zh-CN" w:bidi="ar"/>
+        </w:rPr>
+        <w:t>((</w:t>
+      </w:r>
+      <w:r>
+        <w:rPr>
+          <w:rFonts w:hint="default" w:ascii="Consolas" w:hAnsi="Consolas" w:eastAsia="Consolas" w:cs="Consolas"/>
+          <w:b w:val="0"/>
+          <w:bCs w:val="0"/>
+          <w:color w:val="9CDCFE"/>
+          <w:kern w:val="0"/>
+          <w:sz w:val="18"/>
+          <w:szCs w:val="18"/>
+          <w:shd w:val="clear" w:fill="1E1E1E"/>
+          <w:lang w:val="en-US" w:eastAsia="zh-CN" w:bidi="ar"/>
+        </w:rPr>
+        <w:t>req</w:t>
+      </w:r>
+      <w:r>
+        <w:rPr>
+          <w:rFonts w:hint="default" w:ascii="Consolas" w:hAnsi="Consolas" w:eastAsia="Consolas" w:cs="Consolas"/>
+          <w:b w:val="0"/>
+          <w:bCs w:val="0"/>
+          <w:color w:val="D4D4D4"/>
+          <w:kern w:val="0"/>
+          <w:sz w:val="18"/>
+          <w:szCs w:val="18"/>
+          <w:shd w:val="clear" w:fill="1E1E1E"/>
+          <w:lang w:val="en-US" w:eastAsia="zh-CN" w:bidi="ar"/>
+        </w:rPr>
+        <w:t xml:space="preserve">, </w:t>
+      </w:r>
+      <w:r>
+        <w:rPr>
+          <w:rFonts w:hint="default" w:ascii="Consolas" w:hAnsi="Consolas" w:eastAsia="Consolas" w:cs="Consolas"/>
+          <w:b w:val="0"/>
+          <w:bCs w:val="0"/>
+          <w:color w:val="9CDCFE"/>
+          <w:kern w:val="0"/>
+          <w:sz w:val="18"/>
+          <w:szCs w:val="18"/>
+          <w:shd w:val="clear" w:fill="1E1E1E"/>
+          <w:lang w:val="en-US" w:eastAsia="zh-CN" w:bidi="ar"/>
+        </w:rPr>
+        <w:t>resp</w:t>
+      </w:r>
+      <w:r>
+        <w:rPr>
+          <w:rFonts w:hint="default" w:ascii="Consolas" w:hAnsi="Consolas" w:eastAsia="Consolas" w:cs="Consolas"/>
+          <w:b w:val="0"/>
+          <w:bCs w:val="0"/>
+          <w:color w:val="D4D4D4"/>
+          <w:kern w:val="0"/>
+          <w:sz w:val="18"/>
+          <w:szCs w:val="18"/>
+          <w:shd w:val="clear" w:fill="1E1E1E"/>
+          <w:lang w:val="en-US" w:eastAsia="zh-CN" w:bidi="ar"/>
+        </w:rPr>
+        <w:t>)</w:t>
+      </w:r>
+      <w:r>
+        <w:rPr>
+          <w:rFonts w:hint="default" w:ascii="Consolas" w:hAnsi="Consolas" w:eastAsia="Consolas" w:cs="Consolas"/>
+          <w:b w:val="0"/>
+          <w:bCs w:val="0"/>
+          <w:color w:val="569CD6"/>
+          <w:kern w:val="0"/>
+          <w:sz w:val="18"/>
+          <w:szCs w:val="18"/>
+          <w:shd w:val="clear" w:fill="1E1E1E"/>
+          <w:lang w:val="en-US" w:eastAsia="zh-CN" w:bidi="ar"/>
+        </w:rPr>
+        <w:t>=&gt;</w:t>
+      </w:r>
+      <w:r>
+        <w:rPr>
+          <w:rFonts w:hint="default" w:ascii="Consolas" w:hAnsi="Consolas" w:eastAsia="Consolas" w:cs="Consolas"/>
+          <w:b w:val="0"/>
+          <w:bCs w:val="0"/>
+          <w:color w:val="D4D4D4"/>
+          <w:kern w:val="0"/>
+          <w:sz w:val="18"/>
+          <w:szCs w:val="18"/>
+          <w:shd w:val="clear" w:fill="1E1E1E"/>
+          <w:lang w:val="en-US" w:eastAsia="zh-CN" w:bidi="ar"/>
+        </w:rPr>
+        <w:t>{</w:t>
+      </w:r>
+    </w:p>
+    <w:p>
+      <w:pPr>
+        <w:keepNext w:val="0"/>
+        <w:keepLines w:val="0"/>
+        <w:widowControl/>
+        <w:suppressLineNumbers w:val="0"/>
+        <w:shd w:val="clear" w:fill="1E1E1E"/>
+        <w:spacing w:line="285" w:lineRule="atLeast"/>
+        <w:jc w:val="left"/>
+        <w:rPr>
+          <w:rFonts w:hint="default" w:ascii="Consolas" w:hAnsi="Consolas" w:eastAsia="Consolas" w:cs="Consolas"/>
+          <w:b w:val="0"/>
+          <w:bCs w:val="0"/>
+          <w:color w:val="D4D4D4"/>
+          <w:sz w:val="18"/>
+          <w:szCs w:val="18"/>
+        </w:rPr>
+      </w:pPr>
+      <w:r>
+        <w:rPr>
+          <w:rFonts w:hint="default" w:ascii="Consolas" w:hAnsi="Consolas" w:eastAsia="Consolas" w:cs="Consolas"/>
+          <w:b w:val="0"/>
+          <w:bCs w:val="0"/>
+          <w:color w:val="D4D4D4"/>
+          <w:kern w:val="0"/>
+          <w:sz w:val="18"/>
+          <w:szCs w:val="18"/>
+          <w:shd w:val="clear" w:fill="1E1E1E"/>
+          <w:lang w:val="en-US" w:eastAsia="zh-CN" w:bidi="ar"/>
+        </w:rPr>
+        <w:t xml:space="preserve">    </w:t>
+      </w:r>
+      <w:r>
+        <w:rPr>
+          <w:rFonts w:hint="default" w:ascii="Consolas" w:hAnsi="Consolas" w:eastAsia="Consolas" w:cs="Consolas"/>
+          <w:b w:val="0"/>
+          <w:bCs w:val="0"/>
+          <w:color w:val="9CDCFE"/>
+          <w:kern w:val="0"/>
+          <w:sz w:val="18"/>
+          <w:szCs w:val="18"/>
+          <w:shd w:val="clear" w:fill="1E1E1E"/>
+          <w:lang w:val="en-US" w:eastAsia="zh-CN" w:bidi="ar"/>
+        </w:rPr>
+        <w:t>resp</w:t>
+      </w:r>
+      <w:r>
+        <w:rPr>
+          <w:rFonts w:hint="default" w:ascii="Consolas" w:hAnsi="Consolas" w:eastAsia="Consolas" w:cs="Consolas"/>
+          <w:b w:val="0"/>
+          <w:bCs w:val="0"/>
+          <w:color w:val="D4D4D4"/>
+          <w:kern w:val="0"/>
+          <w:sz w:val="18"/>
+          <w:szCs w:val="18"/>
+          <w:shd w:val="clear" w:fill="1E1E1E"/>
+          <w:lang w:val="en-US" w:eastAsia="zh-CN" w:bidi="ar"/>
+        </w:rPr>
+        <w:t>.</w:t>
+      </w:r>
+      <w:r>
+        <w:rPr>
+          <w:rFonts w:hint="default" w:ascii="Consolas" w:hAnsi="Consolas" w:eastAsia="Consolas" w:cs="Consolas"/>
+          <w:b w:val="0"/>
+          <w:bCs w:val="0"/>
+          <w:color w:val="DCDCAA"/>
+          <w:kern w:val="0"/>
+          <w:sz w:val="18"/>
+          <w:szCs w:val="18"/>
+          <w:shd w:val="clear" w:fill="1E1E1E"/>
+          <w:lang w:val="en-US" w:eastAsia="zh-CN" w:bidi="ar"/>
+        </w:rPr>
+        <w:t>writeHead</w:t>
+      </w:r>
+      <w:r>
+        <w:rPr>
+          <w:rFonts w:hint="default" w:ascii="Consolas" w:hAnsi="Consolas" w:eastAsia="Consolas" w:cs="Consolas"/>
+          <w:b w:val="0"/>
+          <w:bCs w:val="0"/>
+          <w:color w:val="D4D4D4"/>
+          <w:kern w:val="0"/>
+          <w:sz w:val="18"/>
+          <w:szCs w:val="18"/>
+          <w:shd w:val="clear" w:fill="1E1E1E"/>
+          <w:lang w:val="en-US" w:eastAsia="zh-CN" w:bidi="ar"/>
+        </w:rPr>
+        <w:t>(</w:t>
+      </w:r>
+      <w:r>
+        <w:rPr>
+          <w:rFonts w:hint="default" w:ascii="Consolas" w:hAnsi="Consolas" w:eastAsia="Consolas" w:cs="Consolas"/>
+          <w:b w:val="0"/>
+          <w:bCs w:val="0"/>
+          <w:color w:val="B5CEA8"/>
+          <w:kern w:val="0"/>
+          <w:sz w:val="18"/>
+          <w:szCs w:val="18"/>
+          <w:shd w:val="clear" w:fill="1E1E1E"/>
+          <w:lang w:val="en-US" w:eastAsia="zh-CN" w:bidi="ar"/>
+        </w:rPr>
+        <w:t>200</w:t>
+      </w:r>
+      <w:r>
+        <w:rPr>
+          <w:rFonts w:hint="default" w:ascii="Consolas" w:hAnsi="Consolas" w:eastAsia="Consolas" w:cs="Consolas"/>
+          <w:b w:val="0"/>
+          <w:bCs w:val="0"/>
+          <w:color w:val="D4D4D4"/>
+          <w:kern w:val="0"/>
+          <w:sz w:val="18"/>
+          <w:szCs w:val="18"/>
+          <w:shd w:val="clear" w:fill="1E1E1E"/>
+          <w:lang w:val="en-US" w:eastAsia="zh-CN" w:bidi="ar"/>
+        </w:rPr>
+        <w:t xml:space="preserve">, { </w:t>
+      </w:r>
+      <w:r>
+        <w:rPr>
+          <w:rFonts w:hint="default" w:ascii="Consolas" w:hAnsi="Consolas" w:eastAsia="Consolas" w:cs="Consolas"/>
+          <w:b w:val="0"/>
+          <w:bCs w:val="0"/>
+          <w:color w:val="CE9178"/>
+          <w:kern w:val="0"/>
+          <w:sz w:val="18"/>
+          <w:szCs w:val="18"/>
+          <w:shd w:val="clear" w:fill="1E1E1E"/>
+          <w:lang w:val="en-US" w:eastAsia="zh-CN" w:bidi="ar"/>
+        </w:rPr>
+        <w:t>'content-type'</w:t>
+      </w:r>
+      <w:r>
+        <w:rPr>
+          <w:rFonts w:hint="default" w:ascii="Consolas" w:hAnsi="Consolas" w:eastAsia="Consolas" w:cs="Consolas"/>
+          <w:b w:val="0"/>
+          <w:bCs w:val="0"/>
+          <w:color w:val="9CDCFE"/>
+          <w:kern w:val="0"/>
+          <w:sz w:val="18"/>
+          <w:szCs w:val="18"/>
+          <w:shd w:val="clear" w:fill="1E1E1E"/>
+          <w:lang w:val="en-US" w:eastAsia="zh-CN" w:bidi="ar"/>
+        </w:rPr>
+        <w:t xml:space="preserve"> :</w:t>
+      </w:r>
+      <w:r>
+        <w:rPr>
+          <w:rFonts w:hint="default" w:ascii="Consolas" w:hAnsi="Consolas" w:eastAsia="Consolas" w:cs="Consolas"/>
+          <w:b w:val="0"/>
+          <w:bCs w:val="0"/>
+          <w:color w:val="CE9178"/>
+          <w:kern w:val="0"/>
+          <w:sz w:val="18"/>
+          <w:szCs w:val="18"/>
+          <w:shd w:val="clear" w:fill="1E1E1E"/>
+          <w:lang w:val="en-US" w:eastAsia="zh-CN" w:bidi="ar"/>
+        </w:rPr>
+        <w:t>'application/json'</w:t>
+      </w:r>
+      <w:r>
+        <w:rPr>
+          <w:rFonts w:hint="default" w:ascii="Consolas" w:hAnsi="Consolas" w:eastAsia="Consolas" w:cs="Consolas"/>
+          <w:b w:val="0"/>
+          <w:bCs w:val="0"/>
+          <w:color w:val="D4D4D4"/>
+          <w:kern w:val="0"/>
+          <w:sz w:val="18"/>
+          <w:szCs w:val="18"/>
+          <w:shd w:val="clear" w:fill="1E1E1E"/>
+          <w:lang w:val="en-US" w:eastAsia="zh-CN" w:bidi="ar"/>
+        </w:rPr>
+        <w:t xml:space="preserve"> });</w:t>
+      </w:r>
+    </w:p>
+    <w:p>
+      <w:pPr>
+        <w:keepNext w:val="0"/>
+        <w:keepLines w:val="0"/>
+        <w:widowControl/>
+        <w:suppressLineNumbers w:val="0"/>
+        <w:shd w:val="clear" w:fill="1E1E1E"/>
+        <w:spacing w:line="285" w:lineRule="atLeast"/>
+        <w:jc w:val="left"/>
+        <w:rPr>
+          <w:rFonts w:hint="default" w:ascii="Consolas" w:hAnsi="Consolas" w:eastAsia="Consolas" w:cs="Consolas"/>
+          <w:b w:val="0"/>
+          <w:bCs w:val="0"/>
+          <w:color w:val="D4D4D4"/>
+          <w:sz w:val="18"/>
+          <w:szCs w:val="18"/>
+        </w:rPr>
+      </w:pPr>
+      <w:r>
+        <w:rPr>
+          <w:rFonts w:hint="default" w:ascii="Consolas" w:hAnsi="Consolas" w:eastAsia="Consolas" w:cs="Consolas"/>
+          <w:b w:val="0"/>
+          <w:bCs w:val="0"/>
+          <w:color w:val="D4D4D4"/>
+          <w:kern w:val="0"/>
+          <w:sz w:val="18"/>
+          <w:szCs w:val="18"/>
+          <w:shd w:val="clear" w:fill="1E1E1E"/>
+          <w:lang w:val="en-US" w:eastAsia="zh-CN" w:bidi="ar"/>
+        </w:rPr>
+        <w:t xml:space="preserve">    </w:t>
+      </w:r>
+      <w:r>
+        <w:rPr>
+          <w:rFonts w:hint="default" w:ascii="Consolas" w:hAnsi="Consolas" w:eastAsia="Consolas" w:cs="Consolas"/>
+          <w:b w:val="0"/>
+          <w:bCs w:val="0"/>
+          <w:color w:val="9CDCFE"/>
+          <w:kern w:val="0"/>
+          <w:sz w:val="18"/>
+          <w:szCs w:val="18"/>
+          <w:shd w:val="clear" w:fill="1E1E1E"/>
+          <w:lang w:val="en-US" w:eastAsia="zh-CN" w:bidi="ar"/>
+        </w:rPr>
+        <w:t>resp</w:t>
+      </w:r>
+      <w:r>
+        <w:rPr>
+          <w:rFonts w:hint="default" w:ascii="Consolas" w:hAnsi="Consolas" w:eastAsia="Consolas" w:cs="Consolas"/>
+          <w:b w:val="0"/>
+          <w:bCs w:val="0"/>
+          <w:color w:val="D4D4D4"/>
+          <w:kern w:val="0"/>
+          <w:sz w:val="18"/>
+          <w:szCs w:val="18"/>
+          <w:shd w:val="clear" w:fill="1E1E1E"/>
+          <w:lang w:val="en-US" w:eastAsia="zh-CN" w:bidi="ar"/>
+        </w:rPr>
+        <w:t>.</w:t>
+      </w:r>
+      <w:r>
+        <w:rPr>
+          <w:rFonts w:hint="default" w:ascii="Consolas" w:hAnsi="Consolas" w:eastAsia="Consolas" w:cs="Consolas"/>
+          <w:b w:val="0"/>
+          <w:bCs w:val="0"/>
+          <w:color w:val="DCDCAA"/>
+          <w:kern w:val="0"/>
+          <w:sz w:val="18"/>
+          <w:szCs w:val="18"/>
+          <w:shd w:val="clear" w:fill="1E1E1E"/>
+          <w:lang w:val="en-US" w:eastAsia="zh-CN" w:bidi="ar"/>
+        </w:rPr>
+        <w:t>write</w:t>
+      </w:r>
+      <w:r>
+        <w:rPr>
+          <w:rFonts w:hint="default" w:ascii="Consolas" w:hAnsi="Consolas" w:eastAsia="Consolas" w:cs="Consolas"/>
+          <w:b w:val="0"/>
+          <w:bCs w:val="0"/>
+          <w:color w:val="D4D4D4"/>
+          <w:kern w:val="0"/>
+          <w:sz w:val="18"/>
+          <w:szCs w:val="18"/>
+          <w:shd w:val="clear" w:fill="1E1E1E"/>
+          <w:lang w:val="en-US" w:eastAsia="zh-CN" w:bidi="ar"/>
+        </w:rPr>
+        <w:t>(</w:t>
+      </w:r>
+      <w:r>
+        <w:rPr>
+          <w:rFonts w:hint="default" w:ascii="Consolas" w:hAnsi="Consolas" w:eastAsia="Consolas" w:cs="Consolas"/>
+          <w:b w:val="0"/>
+          <w:bCs w:val="0"/>
+          <w:color w:val="9CDCFE"/>
+          <w:kern w:val="0"/>
+          <w:sz w:val="18"/>
+          <w:szCs w:val="18"/>
+          <w:shd w:val="clear" w:fill="1E1E1E"/>
+          <w:lang w:val="en-US" w:eastAsia="zh-CN" w:bidi="ar"/>
+        </w:rPr>
+        <w:t>JSON</w:t>
+      </w:r>
+      <w:r>
+        <w:rPr>
+          <w:rFonts w:hint="default" w:ascii="Consolas" w:hAnsi="Consolas" w:eastAsia="Consolas" w:cs="Consolas"/>
+          <w:b w:val="0"/>
+          <w:bCs w:val="0"/>
+          <w:color w:val="D4D4D4"/>
+          <w:kern w:val="0"/>
+          <w:sz w:val="18"/>
+          <w:szCs w:val="18"/>
+          <w:shd w:val="clear" w:fill="1E1E1E"/>
+          <w:lang w:val="en-US" w:eastAsia="zh-CN" w:bidi="ar"/>
+        </w:rPr>
+        <w:t>.</w:t>
+      </w:r>
+      <w:r>
+        <w:rPr>
+          <w:rFonts w:hint="default" w:ascii="Consolas" w:hAnsi="Consolas" w:eastAsia="Consolas" w:cs="Consolas"/>
+          <w:b w:val="0"/>
+          <w:bCs w:val="0"/>
+          <w:color w:val="DCDCAA"/>
+          <w:kern w:val="0"/>
+          <w:sz w:val="18"/>
+          <w:szCs w:val="18"/>
+          <w:shd w:val="clear" w:fill="1E1E1E"/>
+          <w:lang w:val="en-US" w:eastAsia="zh-CN" w:bidi="ar"/>
+        </w:rPr>
+        <w:t>stringify</w:t>
+      </w:r>
+      <w:r>
+        <w:rPr>
+          <w:rFonts w:hint="default" w:ascii="Consolas" w:hAnsi="Consolas" w:eastAsia="Consolas" w:cs="Consolas"/>
+          <w:b w:val="0"/>
+          <w:bCs w:val="0"/>
+          <w:color w:val="D4D4D4"/>
+          <w:kern w:val="0"/>
+          <w:sz w:val="18"/>
+          <w:szCs w:val="18"/>
+          <w:shd w:val="clear" w:fill="1E1E1E"/>
+          <w:lang w:val="en-US" w:eastAsia="zh-CN" w:bidi="ar"/>
+        </w:rPr>
+        <w:t xml:space="preserve">({ </w:t>
+      </w:r>
+      <w:r>
+        <w:rPr>
+          <w:rFonts w:hint="default" w:ascii="Consolas" w:hAnsi="Consolas" w:eastAsia="Consolas" w:cs="Consolas"/>
+          <w:b w:val="0"/>
+          <w:bCs w:val="0"/>
+          <w:color w:val="CE9178"/>
+          <w:kern w:val="0"/>
+          <w:sz w:val="18"/>
+          <w:szCs w:val="18"/>
+          <w:shd w:val="clear" w:fill="1E1E1E"/>
+          <w:lang w:val="en-US" w:eastAsia="zh-CN" w:bidi="ar"/>
+        </w:rPr>
+        <w:t>"name"</w:t>
+      </w:r>
+      <w:r>
+        <w:rPr>
+          <w:rFonts w:hint="default" w:ascii="Consolas" w:hAnsi="Consolas" w:eastAsia="Consolas" w:cs="Consolas"/>
+          <w:b w:val="0"/>
+          <w:bCs w:val="0"/>
+          <w:color w:val="9CDCFE"/>
+          <w:kern w:val="0"/>
+          <w:sz w:val="18"/>
+          <w:szCs w:val="18"/>
+          <w:shd w:val="clear" w:fill="1E1E1E"/>
+          <w:lang w:val="en-US" w:eastAsia="zh-CN" w:bidi="ar"/>
+        </w:rPr>
+        <w:t>:</w:t>
+      </w:r>
+      <w:r>
+        <w:rPr>
+          <w:rFonts w:hint="default" w:ascii="Consolas" w:hAnsi="Consolas" w:eastAsia="Consolas" w:cs="Consolas"/>
+          <w:b w:val="0"/>
+          <w:bCs w:val="0"/>
+          <w:color w:val="D4D4D4"/>
+          <w:kern w:val="0"/>
+          <w:sz w:val="18"/>
+          <w:szCs w:val="18"/>
+          <w:shd w:val="clear" w:fill="1E1E1E"/>
+          <w:lang w:val="en-US" w:eastAsia="zh-CN" w:bidi="ar"/>
+        </w:rPr>
+        <w:t xml:space="preserve"> </w:t>
+      </w:r>
+      <w:r>
+        <w:rPr>
+          <w:rFonts w:hint="default" w:ascii="Consolas" w:hAnsi="Consolas" w:eastAsia="Consolas" w:cs="Consolas"/>
+          <w:b w:val="0"/>
+          <w:bCs w:val="0"/>
+          <w:color w:val="CE9178"/>
+          <w:kern w:val="0"/>
+          <w:sz w:val="18"/>
+          <w:szCs w:val="18"/>
+          <w:shd w:val="clear" w:fill="1E1E1E"/>
+          <w:lang w:val="en-US" w:eastAsia="zh-CN" w:bidi="ar"/>
+        </w:rPr>
+        <w:t>"nodejs"</w:t>
+      </w:r>
+      <w:r>
+        <w:rPr>
+          <w:rFonts w:hint="default" w:ascii="Consolas" w:hAnsi="Consolas" w:eastAsia="Consolas" w:cs="Consolas"/>
+          <w:b w:val="0"/>
+          <w:bCs w:val="0"/>
+          <w:color w:val="D4D4D4"/>
+          <w:kern w:val="0"/>
+          <w:sz w:val="18"/>
+          <w:szCs w:val="18"/>
+          <w:shd w:val="clear" w:fill="1E1E1E"/>
+          <w:lang w:val="en-US" w:eastAsia="zh-CN" w:bidi="ar"/>
+        </w:rPr>
+        <w:t xml:space="preserve">, </w:t>
+      </w:r>
+      <w:r>
+        <w:rPr>
+          <w:rFonts w:hint="default" w:ascii="Consolas" w:hAnsi="Consolas" w:eastAsia="Consolas" w:cs="Consolas"/>
+          <w:b w:val="0"/>
+          <w:bCs w:val="0"/>
+          <w:color w:val="CE9178"/>
+          <w:kern w:val="0"/>
+          <w:sz w:val="18"/>
+          <w:szCs w:val="18"/>
+          <w:shd w:val="clear" w:fill="1E1E1E"/>
+          <w:lang w:val="en-US" w:eastAsia="zh-CN" w:bidi="ar"/>
+        </w:rPr>
+        <w:t>"type"</w:t>
+      </w:r>
+      <w:r>
+        <w:rPr>
+          <w:rFonts w:hint="default" w:ascii="Consolas" w:hAnsi="Consolas" w:eastAsia="Consolas" w:cs="Consolas"/>
+          <w:b w:val="0"/>
+          <w:bCs w:val="0"/>
+          <w:color w:val="9CDCFE"/>
+          <w:kern w:val="0"/>
+          <w:sz w:val="18"/>
+          <w:szCs w:val="18"/>
+          <w:shd w:val="clear" w:fill="1E1E1E"/>
+          <w:lang w:val="en-US" w:eastAsia="zh-CN" w:bidi="ar"/>
+        </w:rPr>
+        <w:t>:</w:t>
+      </w:r>
+      <w:r>
+        <w:rPr>
+          <w:rFonts w:hint="default" w:ascii="Consolas" w:hAnsi="Consolas" w:eastAsia="Consolas" w:cs="Consolas"/>
+          <w:b w:val="0"/>
+          <w:bCs w:val="0"/>
+          <w:color w:val="D4D4D4"/>
+          <w:kern w:val="0"/>
+          <w:sz w:val="18"/>
+          <w:szCs w:val="18"/>
+          <w:shd w:val="clear" w:fill="1E1E1E"/>
+          <w:lang w:val="en-US" w:eastAsia="zh-CN" w:bidi="ar"/>
+        </w:rPr>
+        <w:t xml:space="preserve"> </w:t>
+      </w:r>
+      <w:r>
+        <w:rPr>
+          <w:rFonts w:hint="default" w:ascii="Consolas" w:hAnsi="Consolas" w:eastAsia="Consolas" w:cs="Consolas"/>
+          <w:b w:val="0"/>
+          <w:bCs w:val="0"/>
+          <w:color w:val="CE9178"/>
+          <w:kern w:val="0"/>
+          <w:sz w:val="18"/>
+          <w:szCs w:val="18"/>
+          <w:shd w:val="clear" w:fill="1E1E1E"/>
+          <w:lang w:val="en-US" w:eastAsia="zh-CN" w:bidi="ar"/>
+        </w:rPr>
+        <w:t>"javascript"</w:t>
+      </w:r>
+      <w:r>
+        <w:rPr>
+          <w:rFonts w:hint="default" w:ascii="Consolas" w:hAnsi="Consolas" w:eastAsia="Consolas" w:cs="Consolas"/>
+          <w:b w:val="0"/>
+          <w:bCs w:val="0"/>
+          <w:color w:val="D4D4D4"/>
+          <w:kern w:val="0"/>
+          <w:sz w:val="18"/>
+          <w:szCs w:val="18"/>
+          <w:shd w:val="clear" w:fill="1E1E1E"/>
+          <w:lang w:val="en-US" w:eastAsia="zh-CN" w:bidi="ar"/>
+        </w:rPr>
+        <w:t xml:space="preserve"> }));</w:t>
+      </w:r>
+    </w:p>
+    <w:p>
+      <w:pPr>
+        <w:keepNext w:val="0"/>
+        <w:keepLines w:val="0"/>
+        <w:widowControl/>
+        <w:suppressLineNumbers w:val="0"/>
+        <w:shd w:val="clear" w:fill="1E1E1E"/>
+        <w:spacing w:line="285" w:lineRule="atLeast"/>
+        <w:jc w:val="left"/>
+        <w:rPr>
+          <w:rFonts w:hint="default" w:ascii="Consolas" w:hAnsi="Consolas" w:eastAsia="Consolas" w:cs="Consolas"/>
+          <w:b w:val="0"/>
+          <w:bCs w:val="0"/>
+          <w:color w:val="D4D4D4"/>
+          <w:sz w:val="18"/>
+          <w:szCs w:val="18"/>
+        </w:rPr>
+      </w:pPr>
+      <w:r>
+        <w:rPr>
+          <w:rFonts w:hint="default" w:ascii="Consolas" w:hAnsi="Consolas" w:eastAsia="Consolas" w:cs="Consolas"/>
+          <w:b w:val="0"/>
+          <w:bCs w:val="0"/>
+          <w:color w:val="D4D4D4"/>
+          <w:kern w:val="0"/>
+          <w:sz w:val="18"/>
+          <w:szCs w:val="18"/>
+          <w:shd w:val="clear" w:fill="1E1E1E"/>
+          <w:lang w:val="en-US" w:eastAsia="zh-CN" w:bidi="ar"/>
+        </w:rPr>
+        <w:t xml:space="preserve">    </w:t>
+      </w:r>
+      <w:r>
+        <w:rPr>
+          <w:rFonts w:hint="default" w:ascii="Consolas" w:hAnsi="Consolas" w:eastAsia="Consolas" w:cs="Consolas"/>
+          <w:b w:val="0"/>
+          <w:bCs w:val="0"/>
+          <w:color w:val="9CDCFE"/>
+          <w:kern w:val="0"/>
+          <w:sz w:val="18"/>
+          <w:szCs w:val="18"/>
+          <w:shd w:val="clear" w:fill="1E1E1E"/>
+          <w:lang w:val="en-US" w:eastAsia="zh-CN" w:bidi="ar"/>
+        </w:rPr>
+        <w:t>resp</w:t>
+      </w:r>
+      <w:r>
+        <w:rPr>
+          <w:rFonts w:hint="default" w:ascii="Consolas" w:hAnsi="Consolas" w:eastAsia="Consolas" w:cs="Consolas"/>
+          <w:b w:val="0"/>
+          <w:bCs w:val="0"/>
+          <w:color w:val="D4D4D4"/>
+          <w:kern w:val="0"/>
+          <w:sz w:val="18"/>
+          <w:szCs w:val="18"/>
+          <w:shd w:val="clear" w:fill="1E1E1E"/>
+          <w:lang w:val="en-US" w:eastAsia="zh-CN" w:bidi="ar"/>
+        </w:rPr>
+        <w:t>.</w:t>
+      </w:r>
+      <w:r>
+        <w:rPr>
+          <w:rFonts w:hint="default" w:ascii="Consolas" w:hAnsi="Consolas" w:eastAsia="Consolas" w:cs="Consolas"/>
+          <w:b w:val="0"/>
+          <w:bCs w:val="0"/>
+          <w:color w:val="DCDCAA"/>
+          <w:kern w:val="0"/>
+          <w:sz w:val="18"/>
+          <w:szCs w:val="18"/>
+          <w:shd w:val="clear" w:fill="1E1E1E"/>
+          <w:lang w:val="en-US" w:eastAsia="zh-CN" w:bidi="ar"/>
+        </w:rPr>
+        <w:t>end</w:t>
+      </w:r>
+      <w:r>
+        <w:rPr>
+          <w:rFonts w:hint="default" w:ascii="Consolas" w:hAnsi="Consolas" w:eastAsia="Consolas" w:cs="Consolas"/>
+          <w:b w:val="0"/>
+          <w:bCs w:val="0"/>
+          <w:color w:val="D4D4D4"/>
+          <w:kern w:val="0"/>
+          <w:sz w:val="18"/>
+          <w:szCs w:val="18"/>
+          <w:shd w:val="clear" w:fill="1E1E1E"/>
+          <w:lang w:val="en-US" w:eastAsia="zh-CN" w:bidi="ar"/>
+        </w:rPr>
+        <w:t>();</w:t>
+      </w:r>
+    </w:p>
+    <w:p>
+      <w:pPr>
+        <w:keepNext w:val="0"/>
+        <w:keepLines w:val="0"/>
+        <w:widowControl/>
+        <w:suppressLineNumbers w:val="0"/>
+        <w:shd w:val="clear" w:fill="1E1E1E"/>
+        <w:spacing w:line="285" w:lineRule="atLeast"/>
+        <w:jc w:val="left"/>
+        <w:rPr>
+          <w:rFonts w:hint="default" w:ascii="Consolas" w:hAnsi="Consolas" w:eastAsia="Consolas" w:cs="Consolas"/>
+          <w:b w:val="0"/>
+          <w:bCs w:val="0"/>
+          <w:color w:val="D4D4D4"/>
+          <w:kern w:val="0"/>
+          <w:sz w:val="18"/>
+          <w:szCs w:val="18"/>
+          <w:shd w:val="clear" w:fill="1E1E1E"/>
+          <w:lang w:val="en-US" w:eastAsia="zh-CN" w:bidi="ar"/>
+        </w:rPr>
+      </w:pPr>
+      <w:r>
+        <w:rPr>
+          <w:rFonts w:hint="default" w:ascii="Consolas" w:hAnsi="Consolas" w:eastAsia="Consolas" w:cs="Consolas"/>
+          <w:b w:val="0"/>
+          <w:bCs w:val="0"/>
+          <w:color w:val="D4D4D4"/>
+          <w:kern w:val="0"/>
+          <w:sz w:val="18"/>
+          <w:szCs w:val="18"/>
+          <w:shd w:val="clear" w:fill="1E1E1E"/>
+          <w:lang w:val="en-US" w:eastAsia="zh-CN" w:bidi="ar"/>
+        </w:rPr>
+        <w:t>}).</w:t>
+      </w:r>
+      <w:r>
+        <w:rPr>
+          <w:rFonts w:hint="default" w:ascii="Consolas" w:hAnsi="Consolas" w:eastAsia="Consolas" w:cs="Consolas"/>
+          <w:b w:val="0"/>
+          <w:bCs w:val="0"/>
+          <w:color w:val="DCDCAA"/>
+          <w:kern w:val="0"/>
+          <w:sz w:val="18"/>
+          <w:szCs w:val="18"/>
+          <w:shd w:val="clear" w:fill="1E1E1E"/>
+          <w:lang w:val="en-US" w:eastAsia="zh-CN" w:bidi="ar"/>
+        </w:rPr>
+        <w:t>listen</w:t>
+      </w:r>
+      <w:r>
+        <w:rPr>
+          <w:rFonts w:hint="default" w:ascii="Consolas" w:hAnsi="Consolas" w:eastAsia="Consolas" w:cs="Consolas"/>
+          <w:b w:val="0"/>
+          <w:bCs w:val="0"/>
+          <w:color w:val="D4D4D4"/>
+          <w:kern w:val="0"/>
+          <w:sz w:val="18"/>
+          <w:szCs w:val="18"/>
+          <w:shd w:val="clear" w:fill="1E1E1E"/>
+          <w:lang w:val="en-US" w:eastAsia="zh-CN" w:bidi="ar"/>
+        </w:rPr>
+        <w:t>(</w:t>
+      </w:r>
+      <w:r>
+        <w:rPr>
+          <w:rFonts w:hint="default" w:ascii="Consolas" w:hAnsi="Consolas" w:eastAsia="Consolas" w:cs="Consolas"/>
+          <w:b w:val="0"/>
+          <w:bCs w:val="0"/>
+          <w:color w:val="B5CEA8"/>
+          <w:kern w:val="0"/>
+          <w:sz w:val="18"/>
+          <w:szCs w:val="18"/>
+          <w:shd w:val="clear" w:fill="1E1E1E"/>
+          <w:lang w:val="en-US" w:eastAsia="zh-CN" w:bidi="ar"/>
+        </w:rPr>
+        <w:t>5000</w:t>
+      </w:r>
+      <w:r>
+        <w:rPr>
+          <w:rFonts w:hint="default" w:ascii="Consolas" w:hAnsi="Consolas" w:eastAsia="Consolas" w:cs="Consolas"/>
+          <w:b w:val="0"/>
+          <w:bCs w:val="0"/>
+          <w:color w:val="D4D4D4"/>
+          <w:kern w:val="0"/>
+          <w:sz w:val="18"/>
+          <w:szCs w:val="18"/>
+          <w:shd w:val="clear" w:fill="1E1E1E"/>
+          <w:lang w:val="en-US" w:eastAsia="zh-CN" w:bidi="ar"/>
+        </w:rPr>
+        <w:t>);</w:t>
+      </w:r>
+    </w:p>
+    <w:p>
+      <w:pPr>
+        <w:keepNext w:val="0"/>
+        <w:keepLines w:val="0"/>
+        <w:widowControl/>
+        <w:suppressLineNumbers w:val="0"/>
+        <w:shd w:val="clear" w:fill="1E1E1E"/>
+        <w:spacing w:line="285" w:lineRule="atLeast"/>
+        <w:jc w:val="left"/>
+        <w:rPr>
+          <w:rFonts w:hint="default" w:ascii="Consolas" w:hAnsi="Consolas" w:eastAsia="Consolas" w:cs="Consolas"/>
+          <w:b w:val="0"/>
+          <w:bCs w:val="0"/>
+          <w:color w:val="D4D4D4"/>
+          <w:kern w:val="0"/>
+          <w:sz w:val="18"/>
+          <w:szCs w:val="18"/>
+          <w:shd w:val="clear" w:fill="1E1E1E"/>
+          <w:lang w:val="en-US" w:eastAsia="zh-CN" w:bidi="ar"/>
+        </w:rPr>
+      </w:pPr>
+    </w:p>
+    <w:p>
+      <w:pPr>
+        <w:rPr>
+          <w:rFonts w:hint="default"/>
+          <w:lang w:val="en-IN"/>
+        </w:rPr>
+      </w:pPr>
       <w:r>
         <w:drawing>
-          <wp:anchor distT="0" distB="0" distL="114300" distR="114300" simplePos="0" relativeHeight="251673600" behindDoc="0" locked="0" layoutInCell="1" allowOverlap="1">
+          <wp:anchor distT="0" distB="0" distL="114300" distR="114300" simplePos="0" relativeHeight="251676672" behindDoc="0" locked="0" layoutInCell="1" allowOverlap="1">
             <wp:simplePos x="0" y="0"/>
             <wp:positionH relativeFrom="column">
-              <wp:posOffset>0</wp:posOffset>
+              <wp:posOffset>27940</wp:posOffset>
             </wp:positionH>
             <wp:positionV relativeFrom="paragraph">
-              <wp:posOffset>0</wp:posOffset>
+              <wp:posOffset>64135</wp:posOffset>
             </wp:positionV>
-            <wp:extent cx="3541395" cy="2076450"/>
-            <wp:effectExtent l="0" t="0" r="1905" b="0"/>
+            <wp:extent cx="4010025" cy="684530"/>
+            <wp:effectExtent l="0" t="0" r="9525" b="1270"/>
             <wp:wrapSquare wrapText="bothSides"/>
-            <wp:docPr id="1" name="Picture 1"/>
+            <wp:docPr id="16" name="Picture 1"/>
             <wp:cNvGraphicFramePr>
               <a:graphicFrameLocks xmlns:a="http://schemas.openxmlformats.org/drawingml/2006/main" noChangeAspect="1"/>
             </wp:cNvGraphicFramePr>
@@ -2957,13 +6491,14 @@
               <a:graphicData uri="http://schemas.openxmlformats.org/drawingml/2006/picture">
                 <pic:pic xmlns:pic="http://schemas.openxmlformats.org/drawingml/2006/picture">
                   <pic:nvPicPr>
-                    <pic:cNvPr id="1" name="Picture 1"/>
+                    <pic:cNvPr id="16" name="Picture 1"/>
                     <pic:cNvPicPr>
                       <a:picLocks noChangeAspect="1"/>
                     </pic:cNvPicPr>
                   </pic:nvPicPr>
                   <pic:blipFill>
-                    <a:blip r:embed="rId20"/>
+                    <a:blip r:embed="rId21"/>
+                    <a:srcRect b="45965"/>
                     <a:stretch>
                       <a:fillRect/>
                     </a:stretch>
@@ -2971,7 +6506,7 @@
                   <pic:spPr>
                     <a:xfrm>
                       <a:off x="0" y="0"/>
-                      <a:ext cx="3541395" cy="2076450"/>
+                      <a:ext cx="4010025" cy="684530"/>
                     </a:xfrm>
                     <a:prstGeom prst="rect">
                       <a:avLst/>
@@ -2987,2469 +6522,744 @@
           </wp:anchor>
         </w:drawing>
       </w:r>
-      <w:r>
-        <w:rPr>
-          <w:rFonts w:hint="default"/>
-          <w:b/>
-          <w:bCs/>
-          <w:lang w:val="en-IN"/>
-        </w:rPr>
-        <w:t>-------------------------------</w:t>
-      </w:r>
-    </w:p>
-    <w:p>
-      <w:r>
-        <w:t xml:space="preserve">In Node.js, </w:t>
-      </w:r>
-      <w:r>
-        <w:rPr>
-          <w:rFonts w:hint="default"/>
-          <w:color w:val="FFFFFF" w:themeColor="background1"/>
-          <w:highlight w:val="black"/>
-          <w:lang w:val="en-IN"/>
-          <w14:textFill>
-            <w14:solidFill>
-              <w14:schemeClr w14:val="bg1"/>
-            </w14:solidFill>
-          </w14:textFill>
-        </w:rPr>
-        <w:t xml:space="preserve"> </w:t>
-      </w:r>
-      <w:r>
-        <w:rPr>
-          <w:color w:val="FFFFFF" w:themeColor="background1"/>
-          <w:highlight w:val="black"/>
-          <w14:textFill>
-            <w14:solidFill>
-              <w14:schemeClr w14:val="bg1"/>
-            </w14:solidFill>
-          </w14:textFill>
-        </w:rPr>
-        <w:t>package.json</w:t>
-      </w:r>
-      <w:r>
-        <w:rPr>
-          <w:rFonts w:hint="default"/>
-          <w:color w:val="FFFFFF" w:themeColor="background1"/>
-          <w:highlight w:val="black"/>
-          <w:lang w:val="en-IN"/>
-          <w14:textFill>
-            <w14:solidFill>
-              <w14:schemeClr w14:val="bg1"/>
-            </w14:solidFill>
-          </w14:textFill>
-        </w:rPr>
-        <w:t xml:space="preserve"> </w:t>
-      </w:r>
-      <w:r>
-        <w:t xml:space="preserve"> is a file that provides metadata about a project or module. It serves as the central configuration file for a Node.js project and includes information about the project, its dependencies, scripts, and other settings.</w:t>
-      </w:r>
-    </w:p>
-    <w:p/>
-    <w:p>
-      <w:pPr>
-        <w:spacing w:line="360" w:lineRule="auto"/>
-        <w:rPr>
-          <w:rFonts w:hint="default"/>
-          <w:b/>
-          <w:bCs/>
-          <w:lang w:val="en-IN"/>
-        </w:rPr>
-      </w:pPr>
-      <w:r>
-        <w:rPr>
-          <w:b/>
-          <w:bCs/>
-        </w:rPr>
-        <w:t>Creating a package.json Fil</w:t>
-      </w:r>
-      <w:r>
-        <w:rPr>
-          <w:rFonts w:hint="default"/>
-          <w:b/>
-          <w:bCs/>
-          <w:lang w:val="en-IN"/>
-        </w:rPr>
-        <w:t>e</w:t>
-      </w:r>
-    </w:p>
-    <w:p>
-      <w:pPr>
-        <w:rPr>
-          <w:rFonts w:hint="default"/>
-          <w:color w:val="FFFFFF" w:themeColor="background1"/>
-          <w:highlight w:val="black"/>
-          <w:lang w:val="en-IN"/>
-          <w14:textFill>
-            <w14:solidFill>
-              <w14:schemeClr w14:val="bg1"/>
-            </w14:solidFill>
-          </w14:textFill>
-        </w:rPr>
-      </w:pPr>
-      <w:r>
-        <w:t>create a package.json file using the following command:</w:t>
-      </w:r>
-      <w:r>
-        <w:rPr>
-          <w:rFonts w:hint="default"/>
-          <w:color w:val="FFFFFF" w:themeColor="background1"/>
-          <w:highlight w:val="black"/>
-          <w:lang w:val="en-IN"/>
-          <w14:textFill>
-            <w14:solidFill>
-              <w14:schemeClr w14:val="bg1"/>
-            </w14:solidFill>
-          </w14:textFill>
-        </w:rPr>
-        <w:t xml:space="preserve">  </w:t>
-      </w:r>
-      <w:r>
-        <w:rPr>
-          <w:color w:val="FFFFFF" w:themeColor="background1"/>
-          <w:highlight w:val="black"/>
-          <w14:textFill>
-            <w14:solidFill>
-              <w14:schemeClr w14:val="bg1"/>
-            </w14:solidFill>
-          </w14:textFill>
-        </w:rPr>
-        <w:t>npm init</w:t>
-      </w:r>
-      <w:r>
-        <w:rPr>
-          <w:rFonts w:hint="default"/>
-          <w:color w:val="FFFFFF" w:themeColor="background1"/>
-          <w:highlight w:val="black"/>
-          <w:lang w:val="en-IN"/>
-          <w14:textFill>
-            <w14:solidFill>
-              <w14:schemeClr w14:val="bg1"/>
-            </w14:solidFill>
-          </w14:textFill>
-        </w:rPr>
-        <w:t xml:space="preserve"> </w:t>
-      </w:r>
-    </w:p>
-    <w:p>
-      <w:pPr>
-        <w:rPr>
-          <w:rFonts w:hint="default"/>
-          <w:color w:val="FFFFFF" w:themeColor="background1"/>
-          <w:highlight w:val="black"/>
-          <w:lang w:val="en-IN"/>
-          <w14:textFill>
-            <w14:solidFill>
-              <w14:schemeClr w14:val="bg1"/>
-            </w14:solidFill>
-          </w14:textFill>
-        </w:rPr>
-      </w:pPr>
-    </w:p>
-    <w:p>
-      <w:pPr>
-        <w:keepNext w:val="0"/>
-        <w:keepLines w:val="0"/>
-        <w:widowControl/>
-        <w:suppressLineNumbers w:val="0"/>
-        <w:shd w:val="clear" w:fill="1E1E1E"/>
-        <w:spacing w:line="240" w:lineRule="auto"/>
-        <w:jc w:val="left"/>
-        <w:rPr>
-          <w:rFonts w:hint="default" w:ascii="Consolas" w:hAnsi="Consolas" w:eastAsia="Consolas" w:cs="Consolas"/>
-          <w:b w:val="0"/>
-          <w:bCs w:val="0"/>
-          <w:color w:val="D4D4D4"/>
-          <w:sz w:val="18"/>
-          <w:szCs w:val="18"/>
-        </w:rPr>
-      </w:pPr>
-      <w:r>
-        <w:rPr>
-          <w:rFonts w:hint="default" w:ascii="Consolas" w:hAnsi="Consolas" w:eastAsia="Consolas" w:cs="Consolas"/>
-          <w:b w:val="0"/>
-          <w:bCs w:val="0"/>
-          <w:color w:val="D4D4D4"/>
-          <w:kern w:val="0"/>
-          <w:sz w:val="18"/>
-          <w:szCs w:val="18"/>
-          <w:shd w:val="clear" w:fill="1E1E1E"/>
-          <w:lang w:val="en-US" w:eastAsia="zh-CN" w:bidi="ar"/>
-        </w:rPr>
-        <w:t>{</w:t>
-      </w:r>
-    </w:p>
-    <w:p>
-      <w:pPr>
-        <w:keepNext w:val="0"/>
-        <w:keepLines w:val="0"/>
-        <w:widowControl/>
-        <w:suppressLineNumbers w:val="0"/>
-        <w:shd w:val="clear" w:fill="1E1E1E"/>
-        <w:spacing w:line="240" w:lineRule="auto"/>
-        <w:jc w:val="left"/>
-        <w:rPr>
-          <w:rFonts w:hint="default" w:ascii="Consolas" w:hAnsi="Consolas" w:eastAsia="Consolas" w:cs="Consolas"/>
-          <w:b w:val="0"/>
-          <w:bCs w:val="0"/>
-          <w:color w:val="D4D4D4"/>
-          <w:sz w:val="18"/>
-          <w:szCs w:val="18"/>
-        </w:rPr>
-      </w:pPr>
-      <w:r>
-        <w:rPr>
-          <w:rFonts w:hint="default" w:ascii="Consolas" w:hAnsi="Consolas" w:eastAsia="Consolas" w:cs="Consolas"/>
-          <w:b w:val="0"/>
-          <w:bCs w:val="0"/>
-          <w:color w:val="D4D4D4"/>
-          <w:kern w:val="0"/>
-          <w:sz w:val="18"/>
-          <w:szCs w:val="18"/>
-          <w:shd w:val="clear" w:fill="1E1E1E"/>
-          <w:lang w:val="en-US" w:eastAsia="zh-CN" w:bidi="ar"/>
-        </w:rPr>
-        <w:t xml:space="preserve">  </w:t>
-      </w:r>
-      <w:r>
-        <w:rPr>
-          <w:rFonts w:hint="default" w:ascii="Consolas" w:hAnsi="Consolas" w:eastAsia="Consolas" w:cs="Consolas"/>
-          <w:b w:val="0"/>
-          <w:bCs w:val="0"/>
-          <w:color w:val="9CDCFE"/>
-          <w:kern w:val="0"/>
-          <w:sz w:val="18"/>
-          <w:szCs w:val="18"/>
-          <w:shd w:val="clear" w:fill="1E1E1E"/>
-          <w:lang w:val="en-US" w:eastAsia="zh-CN" w:bidi="ar"/>
-        </w:rPr>
-        <w:t>"name"</w:t>
-      </w:r>
-      <w:r>
-        <w:rPr>
-          <w:rFonts w:hint="default" w:ascii="Consolas" w:hAnsi="Consolas" w:eastAsia="Consolas" w:cs="Consolas"/>
-          <w:b w:val="0"/>
-          <w:bCs w:val="0"/>
-          <w:color w:val="D4D4D4"/>
-          <w:kern w:val="0"/>
-          <w:sz w:val="18"/>
-          <w:szCs w:val="18"/>
-          <w:shd w:val="clear" w:fill="1E1E1E"/>
-          <w:lang w:val="en-US" w:eastAsia="zh-CN" w:bidi="ar"/>
-        </w:rPr>
-        <w:t xml:space="preserve">: </w:t>
-      </w:r>
-      <w:r>
-        <w:rPr>
-          <w:rFonts w:hint="default" w:ascii="Consolas" w:hAnsi="Consolas" w:eastAsia="Consolas" w:cs="Consolas"/>
-          <w:b w:val="0"/>
-          <w:bCs w:val="0"/>
-          <w:color w:val="CE9178"/>
-          <w:kern w:val="0"/>
-          <w:sz w:val="18"/>
-          <w:szCs w:val="18"/>
-          <w:shd w:val="clear" w:fill="1E1E1E"/>
-          <w:lang w:val="en-US" w:eastAsia="zh-CN" w:bidi="ar"/>
-        </w:rPr>
-        <w:t>"learn"</w:t>
-      </w:r>
-      <w:r>
-        <w:rPr>
-          <w:rFonts w:hint="default" w:ascii="Consolas" w:hAnsi="Consolas" w:eastAsia="Consolas" w:cs="Consolas"/>
-          <w:b w:val="0"/>
-          <w:bCs w:val="0"/>
-          <w:color w:val="D4D4D4"/>
-          <w:kern w:val="0"/>
-          <w:sz w:val="18"/>
-          <w:szCs w:val="18"/>
-          <w:shd w:val="clear" w:fill="1E1E1E"/>
-          <w:lang w:val="en-US" w:eastAsia="zh-CN" w:bidi="ar"/>
-        </w:rPr>
-        <w:t>,</w:t>
-      </w:r>
-    </w:p>
-    <w:p>
-      <w:pPr>
-        <w:keepNext w:val="0"/>
-        <w:keepLines w:val="0"/>
-        <w:widowControl/>
-        <w:suppressLineNumbers w:val="0"/>
-        <w:shd w:val="clear" w:fill="1E1E1E"/>
-        <w:spacing w:line="240" w:lineRule="auto"/>
-        <w:jc w:val="left"/>
-        <w:rPr>
-          <w:rFonts w:hint="default" w:ascii="Consolas" w:hAnsi="Consolas" w:eastAsia="Consolas" w:cs="Consolas"/>
-          <w:b w:val="0"/>
-          <w:bCs w:val="0"/>
-          <w:color w:val="D4D4D4"/>
-          <w:sz w:val="18"/>
-          <w:szCs w:val="18"/>
-        </w:rPr>
-      </w:pPr>
-      <w:r>
-        <w:rPr>
-          <w:rFonts w:hint="default" w:ascii="Consolas" w:hAnsi="Consolas" w:eastAsia="Consolas" w:cs="Consolas"/>
-          <w:b w:val="0"/>
-          <w:bCs w:val="0"/>
-          <w:color w:val="D4D4D4"/>
-          <w:kern w:val="0"/>
-          <w:sz w:val="18"/>
-          <w:szCs w:val="18"/>
-          <w:shd w:val="clear" w:fill="1E1E1E"/>
-          <w:lang w:val="en-US" w:eastAsia="zh-CN" w:bidi="ar"/>
-        </w:rPr>
-        <w:t xml:space="preserve">  </w:t>
-      </w:r>
-      <w:r>
-        <w:rPr>
-          <w:rFonts w:hint="default" w:ascii="Consolas" w:hAnsi="Consolas" w:eastAsia="Consolas" w:cs="Consolas"/>
-          <w:b w:val="0"/>
-          <w:bCs w:val="0"/>
-          <w:color w:val="9CDCFE"/>
-          <w:kern w:val="0"/>
-          <w:sz w:val="18"/>
-          <w:szCs w:val="18"/>
-          <w:shd w:val="clear" w:fill="1E1E1E"/>
-          <w:lang w:val="en-US" w:eastAsia="zh-CN" w:bidi="ar"/>
-        </w:rPr>
-        <w:t>"version"</w:t>
-      </w:r>
-      <w:r>
-        <w:rPr>
-          <w:rFonts w:hint="default" w:ascii="Consolas" w:hAnsi="Consolas" w:eastAsia="Consolas" w:cs="Consolas"/>
-          <w:b w:val="0"/>
-          <w:bCs w:val="0"/>
-          <w:color w:val="D4D4D4"/>
-          <w:kern w:val="0"/>
-          <w:sz w:val="18"/>
-          <w:szCs w:val="18"/>
-          <w:shd w:val="clear" w:fill="1E1E1E"/>
-          <w:lang w:val="en-US" w:eastAsia="zh-CN" w:bidi="ar"/>
-        </w:rPr>
-        <w:t xml:space="preserve">: </w:t>
-      </w:r>
-      <w:r>
-        <w:rPr>
-          <w:rFonts w:hint="default" w:ascii="Consolas" w:hAnsi="Consolas" w:eastAsia="Consolas" w:cs="Consolas"/>
-          <w:b w:val="0"/>
-          <w:bCs w:val="0"/>
-          <w:color w:val="CE9178"/>
-          <w:kern w:val="0"/>
-          <w:sz w:val="18"/>
-          <w:szCs w:val="18"/>
-          <w:shd w:val="clear" w:fill="1E1E1E"/>
-          <w:lang w:val="en-US" w:eastAsia="zh-CN" w:bidi="ar"/>
-        </w:rPr>
-        <w:t>"1.0.0"</w:t>
-      </w:r>
-      <w:r>
-        <w:rPr>
-          <w:rFonts w:hint="default" w:ascii="Consolas" w:hAnsi="Consolas" w:eastAsia="Consolas" w:cs="Consolas"/>
-          <w:b w:val="0"/>
-          <w:bCs w:val="0"/>
-          <w:color w:val="D4D4D4"/>
-          <w:kern w:val="0"/>
-          <w:sz w:val="18"/>
-          <w:szCs w:val="18"/>
-          <w:shd w:val="clear" w:fill="1E1E1E"/>
-          <w:lang w:val="en-US" w:eastAsia="zh-CN" w:bidi="ar"/>
-        </w:rPr>
-        <w:t>,</w:t>
-      </w:r>
-    </w:p>
-    <w:p>
-      <w:pPr>
-        <w:keepNext w:val="0"/>
-        <w:keepLines w:val="0"/>
-        <w:widowControl/>
-        <w:suppressLineNumbers w:val="0"/>
-        <w:shd w:val="clear" w:fill="1E1E1E"/>
-        <w:spacing w:line="240" w:lineRule="auto"/>
-        <w:jc w:val="left"/>
-        <w:rPr>
-          <w:rFonts w:hint="default" w:ascii="Consolas" w:hAnsi="Consolas" w:eastAsia="Consolas" w:cs="Consolas"/>
-          <w:b w:val="0"/>
-          <w:bCs w:val="0"/>
-          <w:color w:val="D4D4D4"/>
-          <w:sz w:val="18"/>
-          <w:szCs w:val="18"/>
-        </w:rPr>
-      </w:pPr>
-      <w:r>
-        <w:rPr>
-          <w:rFonts w:hint="default" w:ascii="Consolas" w:hAnsi="Consolas" w:eastAsia="Consolas" w:cs="Consolas"/>
-          <w:b w:val="0"/>
-          <w:bCs w:val="0"/>
-          <w:color w:val="D4D4D4"/>
-          <w:kern w:val="0"/>
-          <w:sz w:val="18"/>
-          <w:szCs w:val="18"/>
-          <w:shd w:val="clear" w:fill="1E1E1E"/>
-          <w:lang w:val="en-US" w:eastAsia="zh-CN" w:bidi="ar"/>
-        </w:rPr>
-        <w:t xml:space="preserve">  </w:t>
-      </w:r>
-      <w:r>
-        <w:rPr>
-          <w:rFonts w:hint="default" w:ascii="Consolas" w:hAnsi="Consolas" w:eastAsia="Consolas" w:cs="Consolas"/>
-          <w:b w:val="0"/>
-          <w:bCs w:val="0"/>
-          <w:color w:val="9CDCFE"/>
-          <w:kern w:val="0"/>
-          <w:sz w:val="18"/>
-          <w:szCs w:val="18"/>
-          <w:shd w:val="clear" w:fill="1E1E1E"/>
-          <w:lang w:val="en-US" w:eastAsia="zh-CN" w:bidi="ar"/>
-        </w:rPr>
-        <w:t>"description"</w:t>
-      </w:r>
-      <w:r>
-        <w:rPr>
-          <w:rFonts w:hint="default" w:ascii="Consolas" w:hAnsi="Consolas" w:eastAsia="Consolas" w:cs="Consolas"/>
-          <w:b w:val="0"/>
-          <w:bCs w:val="0"/>
-          <w:color w:val="D4D4D4"/>
-          <w:kern w:val="0"/>
-          <w:sz w:val="18"/>
-          <w:szCs w:val="18"/>
-          <w:shd w:val="clear" w:fill="1E1E1E"/>
-          <w:lang w:val="en-US" w:eastAsia="zh-CN" w:bidi="ar"/>
-        </w:rPr>
-        <w:t xml:space="preserve">: </w:t>
-      </w:r>
-      <w:r>
-        <w:rPr>
-          <w:rFonts w:hint="default" w:ascii="Consolas" w:hAnsi="Consolas" w:eastAsia="Consolas" w:cs="Consolas"/>
-          <w:b w:val="0"/>
-          <w:bCs w:val="0"/>
-          <w:color w:val="CE9178"/>
-          <w:kern w:val="0"/>
-          <w:sz w:val="18"/>
-          <w:szCs w:val="18"/>
-          <w:shd w:val="clear" w:fill="1E1E1E"/>
-          <w:lang w:val="en-US" w:eastAsia="zh-CN" w:bidi="ar"/>
-        </w:rPr>
-        <w:t>""</w:t>
-      </w:r>
-      <w:r>
-        <w:rPr>
-          <w:rFonts w:hint="default" w:ascii="Consolas" w:hAnsi="Consolas" w:eastAsia="Consolas" w:cs="Consolas"/>
-          <w:b w:val="0"/>
-          <w:bCs w:val="0"/>
-          <w:color w:val="D4D4D4"/>
-          <w:kern w:val="0"/>
-          <w:sz w:val="18"/>
-          <w:szCs w:val="18"/>
-          <w:shd w:val="clear" w:fill="1E1E1E"/>
-          <w:lang w:val="en-US" w:eastAsia="zh-CN" w:bidi="ar"/>
-        </w:rPr>
-        <w:t>,</w:t>
-      </w:r>
-    </w:p>
-    <w:p>
-      <w:pPr>
-        <w:keepNext w:val="0"/>
-        <w:keepLines w:val="0"/>
-        <w:widowControl/>
-        <w:suppressLineNumbers w:val="0"/>
-        <w:shd w:val="clear" w:fill="1E1E1E"/>
-        <w:spacing w:line="240" w:lineRule="auto"/>
-        <w:jc w:val="left"/>
-        <w:rPr>
-          <w:rFonts w:hint="default" w:ascii="Consolas" w:hAnsi="Consolas" w:eastAsia="Consolas" w:cs="Consolas"/>
-          <w:b w:val="0"/>
-          <w:bCs w:val="0"/>
-          <w:color w:val="D4D4D4"/>
-          <w:sz w:val="18"/>
-          <w:szCs w:val="18"/>
-        </w:rPr>
-      </w:pPr>
-      <w:r>
-        <w:rPr>
-          <w:rFonts w:hint="default" w:ascii="Consolas" w:hAnsi="Consolas" w:eastAsia="Consolas" w:cs="Consolas"/>
-          <w:b w:val="0"/>
-          <w:bCs w:val="0"/>
-          <w:color w:val="D4D4D4"/>
-          <w:kern w:val="0"/>
-          <w:sz w:val="18"/>
-          <w:szCs w:val="18"/>
-          <w:shd w:val="clear" w:fill="1E1E1E"/>
-          <w:lang w:val="en-US" w:eastAsia="zh-CN" w:bidi="ar"/>
-        </w:rPr>
-        <w:t xml:space="preserve">  </w:t>
-      </w:r>
-      <w:r>
-        <w:rPr>
-          <w:rFonts w:hint="default" w:ascii="Consolas" w:hAnsi="Consolas" w:eastAsia="Consolas" w:cs="Consolas"/>
-          <w:b w:val="0"/>
-          <w:bCs w:val="0"/>
-          <w:color w:val="9CDCFE"/>
-          <w:kern w:val="0"/>
-          <w:sz w:val="18"/>
-          <w:szCs w:val="18"/>
-          <w:shd w:val="clear" w:fill="1E1E1E"/>
-          <w:lang w:val="en-US" w:eastAsia="zh-CN" w:bidi="ar"/>
-        </w:rPr>
-        <w:t>"main"</w:t>
-      </w:r>
-      <w:r>
-        <w:rPr>
-          <w:rFonts w:hint="default" w:ascii="Consolas" w:hAnsi="Consolas" w:eastAsia="Consolas" w:cs="Consolas"/>
-          <w:b w:val="0"/>
-          <w:bCs w:val="0"/>
-          <w:color w:val="D4D4D4"/>
-          <w:kern w:val="0"/>
-          <w:sz w:val="18"/>
-          <w:szCs w:val="18"/>
-          <w:shd w:val="clear" w:fill="1E1E1E"/>
-          <w:lang w:val="en-US" w:eastAsia="zh-CN" w:bidi="ar"/>
-        </w:rPr>
-        <w:t xml:space="preserve">: </w:t>
-      </w:r>
-      <w:r>
-        <w:rPr>
-          <w:rFonts w:hint="default" w:ascii="Consolas" w:hAnsi="Consolas" w:eastAsia="Consolas" w:cs="Consolas"/>
-          <w:b w:val="0"/>
-          <w:bCs w:val="0"/>
-          <w:color w:val="CE9178"/>
-          <w:kern w:val="0"/>
-          <w:sz w:val="18"/>
-          <w:szCs w:val="18"/>
-          <w:shd w:val="clear" w:fill="1E1E1E"/>
-          <w:lang w:val="en-US" w:eastAsia="zh-CN" w:bidi="ar"/>
-        </w:rPr>
-        <w:t>"index.js"</w:t>
-      </w:r>
-      <w:r>
-        <w:rPr>
-          <w:rFonts w:hint="default" w:ascii="Consolas" w:hAnsi="Consolas" w:eastAsia="Consolas" w:cs="Consolas"/>
-          <w:b w:val="0"/>
-          <w:bCs w:val="0"/>
-          <w:color w:val="D4D4D4"/>
-          <w:kern w:val="0"/>
-          <w:sz w:val="18"/>
-          <w:szCs w:val="18"/>
-          <w:shd w:val="clear" w:fill="1E1E1E"/>
-          <w:lang w:val="en-US" w:eastAsia="zh-CN" w:bidi="ar"/>
-        </w:rPr>
-        <w:t>,</w:t>
-      </w:r>
-    </w:p>
-    <w:p>
-      <w:pPr>
-        <w:keepNext w:val="0"/>
-        <w:keepLines w:val="0"/>
-        <w:widowControl/>
-        <w:suppressLineNumbers w:val="0"/>
-        <w:shd w:val="clear" w:fill="1E1E1E"/>
-        <w:spacing w:line="240" w:lineRule="auto"/>
-        <w:jc w:val="left"/>
-        <w:rPr>
-          <w:rFonts w:hint="default" w:ascii="Consolas" w:hAnsi="Consolas" w:eastAsia="Consolas" w:cs="Consolas"/>
-          <w:b w:val="0"/>
-          <w:bCs w:val="0"/>
-          <w:color w:val="D4D4D4"/>
-          <w:sz w:val="18"/>
-          <w:szCs w:val="18"/>
-        </w:rPr>
-      </w:pPr>
-      <w:r>
-        <w:rPr>
-          <w:rFonts w:hint="default" w:ascii="Consolas" w:hAnsi="Consolas" w:eastAsia="Consolas" w:cs="Consolas"/>
-          <w:b w:val="0"/>
-          <w:bCs w:val="0"/>
-          <w:color w:val="D4D4D4"/>
-          <w:kern w:val="0"/>
-          <w:sz w:val="18"/>
-          <w:szCs w:val="18"/>
-          <w:shd w:val="clear" w:fill="1E1E1E"/>
-          <w:lang w:val="en-US" w:eastAsia="zh-CN" w:bidi="ar"/>
-        </w:rPr>
-        <w:t xml:space="preserve">  </w:t>
-      </w:r>
-      <w:r>
-        <w:rPr>
-          <w:rFonts w:hint="default" w:ascii="Consolas" w:hAnsi="Consolas" w:eastAsia="Consolas" w:cs="Consolas"/>
-          <w:b w:val="0"/>
-          <w:bCs w:val="0"/>
-          <w:color w:val="9CDCFE"/>
-          <w:kern w:val="0"/>
-          <w:sz w:val="18"/>
-          <w:szCs w:val="18"/>
-          <w:shd w:val="clear" w:fill="1E1E1E"/>
-          <w:lang w:val="en-US" w:eastAsia="zh-CN" w:bidi="ar"/>
-        </w:rPr>
-        <w:t>"scripts"</w:t>
-      </w:r>
-      <w:r>
-        <w:rPr>
-          <w:rFonts w:hint="default" w:ascii="Consolas" w:hAnsi="Consolas" w:eastAsia="Consolas" w:cs="Consolas"/>
-          <w:b w:val="0"/>
-          <w:bCs w:val="0"/>
-          <w:color w:val="D4D4D4"/>
-          <w:kern w:val="0"/>
-          <w:sz w:val="18"/>
-          <w:szCs w:val="18"/>
-          <w:shd w:val="clear" w:fill="1E1E1E"/>
-          <w:lang w:val="en-US" w:eastAsia="zh-CN" w:bidi="ar"/>
-        </w:rPr>
-        <w:t>: {</w:t>
-      </w:r>
-    </w:p>
-    <w:p>
-      <w:pPr>
-        <w:keepNext w:val="0"/>
-        <w:keepLines w:val="0"/>
-        <w:widowControl/>
-        <w:suppressLineNumbers w:val="0"/>
-        <w:shd w:val="clear" w:fill="1E1E1E"/>
-        <w:spacing w:line="240" w:lineRule="auto"/>
-        <w:jc w:val="left"/>
-        <w:rPr>
-          <w:rFonts w:hint="default" w:ascii="Consolas" w:hAnsi="Consolas" w:eastAsia="Consolas" w:cs="Consolas"/>
-          <w:b w:val="0"/>
-          <w:bCs w:val="0"/>
-          <w:color w:val="D4D4D4"/>
-          <w:sz w:val="18"/>
-          <w:szCs w:val="18"/>
-        </w:rPr>
-      </w:pPr>
-      <w:r>
-        <w:rPr>
-          <w:rFonts w:hint="default" w:ascii="Consolas" w:hAnsi="Consolas" w:eastAsia="Consolas" w:cs="Consolas"/>
-          <w:b w:val="0"/>
-          <w:bCs w:val="0"/>
-          <w:color w:val="D4D4D4"/>
-          <w:kern w:val="0"/>
-          <w:sz w:val="18"/>
-          <w:szCs w:val="18"/>
-          <w:shd w:val="clear" w:fill="1E1E1E"/>
-          <w:lang w:val="en-US" w:eastAsia="zh-CN" w:bidi="ar"/>
-        </w:rPr>
-        <w:t xml:space="preserve">    </w:t>
-      </w:r>
-      <w:r>
-        <w:rPr>
-          <w:rFonts w:hint="default" w:ascii="Consolas" w:hAnsi="Consolas" w:eastAsia="Consolas" w:cs="Consolas"/>
-          <w:b w:val="0"/>
-          <w:bCs w:val="0"/>
-          <w:color w:val="9CDCFE"/>
-          <w:kern w:val="0"/>
-          <w:sz w:val="18"/>
-          <w:szCs w:val="18"/>
-          <w:shd w:val="clear" w:fill="1E1E1E"/>
-          <w:lang w:val="en-US" w:eastAsia="zh-CN" w:bidi="ar"/>
-        </w:rPr>
-        <w:t>"test"</w:t>
-      </w:r>
-      <w:r>
-        <w:rPr>
-          <w:rFonts w:hint="default" w:ascii="Consolas" w:hAnsi="Consolas" w:eastAsia="Consolas" w:cs="Consolas"/>
-          <w:b w:val="0"/>
-          <w:bCs w:val="0"/>
-          <w:color w:val="D4D4D4"/>
-          <w:kern w:val="0"/>
-          <w:sz w:val="18"/>
-          <w:szCs w:val="18"/>
-          <w:shd w:val="clear" w:fill="1E1E1E"/>
-          <w:lang w:val="en-US" w:eastAsia="zh-CN" w:bidi="ar"/>
-        </w:rPr>
-        <w:t xml:space="preserve">: </w:t>
-      </w:r>
-      <w:r>
-        <w:rPr>
-          <w:rFonts w:hint="default" w:ascii="Consolas" w:hAnsi="Consolas" w:eastAsia="Consolas" w:cs="Consolas"/>
-          <w:b w:val="0"/>
-          <w:bCs w:val="0"/>
-          <w:color w:val="CE9178"/>
-          <w:kern w:val="0"/>
-          <w:sz w:val="18"/>
-          <w:szCs w:val="18"/>
-          <w:shd w:val="clear" w:fill="1E1E1E"/>
-          <w:lang w:val="en-US" w:eastAsia="zh-CN" w:bidi="ar"/>
-        </w:rPr>
-        <w:t xml:space="preserve">"echo </w:t>
-      </w:r>
-      <w:r>
-        <w:rPr>
-          <w:rFonts w:hint="default" w:ascii="Consolas" w:hAnsi="Consolas" w:eastAsia="Consolas" w:cs="Consolas"/>
-          <w:b w:val="0"/>
-          <w:bCs w:val="0"/>
-          <w:color w:val="D7BA7D"/>
-          <w:kern w:val="0"/>
-          <w:sz w:val="18"/>
-          <w:szCs w:val="18"/>
-          <w:shd w:val="clear" w:fill="1E1E1E"/>
-          <w:lang w:val="en-US" w:eastAsia="zh-CN" w:bidi="ar"/>
-        </w:rPr>
-        <w:t>\"</w:t>
-      </w:r>
-      <w:r>
-        <w:rPr>
-          <w:rFonts w:hint="default" w:ascii="Consolas" w:hAnsi="Consolas" w:eastAsia="Consolas" w:cs="Consolas"/>
-          <w:b w:val="0"/>
-          <w:bCs w:val="0"/>
-          <w:color w:val="CE9178"/>
-          <w:kern w:val="0"/>
-          <w:sz w:val="18"/>
-          <w:szCs w:val="18"/>
-          <w:shd w:val="clear" w:fill="1E1E1E"/>
-          <w:lang w:val="en-US" w:eastAsia="zh-CN" w:bidi="ar"/>
-        </w:rPr>
-        <w:t>Error: no test specified</w:t>
-      </w:r>
-      <w:r>
-        <w:rPr>
-          <w:rFonts w:hint="default" w:ascii="Consolas" w:hAnsi="Consolas" w:eastAsia="Consolas" w:cs="Consolas"/>
-          <w:b w:val="0"/>
-          <w:bCs w:val="0"/>
-          <w:color w:val="D7BA7D"/>
-          <w:kern w:val="0"/>
-          <w:sz w:val="18"/>
-          <w:szCs w:val="18"/>
-          <w:shd w:val="clear" w:fill="1E1E1E"/>
-          <w:lang w:val="en-US" w:eastAsia="zh-CN" w:bidi="ar"/>
-        </w:rPr>
-        <w:t>\"</w:t>
-      </w:r>
-      <w:r>
-        <w:rPr>
-          <w:rFonts w:hint="default" w:ascii="Consolas" w:hAnsi="Consolas" w:eastAsia="Consolas" w:cs="Consolas"/>
-          <w:b w:val="0"/>
-          <w:bCs w:val="0"/>
-          <w:color w:val="CE9178"/>
-          <w:kern w:val="0"/>
-          <w:sz w:val="18"/>
-          <w:szCs w:val="18"/>
-          <w:shd w:val="clear" w:fill="1E1E1E"/>
-          <w:lang w:val="en-US" w:eastAsia="zh-CN" w:bidi="ar"/>
-        </w:rPr>
-        <w:t xml:space="preserve"> &amp;&amp; exit 1"</w:t>
-      </w:r>
-    </w:p>
-    <w:p>
-      <w:pPr>
-        <w:keepNext w:val="0"/>
-        <w:keepLines w:val="0"/>
-        <w:widowControl/>
-        <w:suppressLineNumbers w:val="0"/>
-        <w:shd w:val="clear" w:fill="1E1E1E"/>
-        <w:spacing w:line="240" w:lineRule="auto"/>
-        <w:jc w:val="left"/>
-        <w:rPr>
-          <w:rFonts w:hint="default" w:ascii="Consolas" w:hAnsi="Consolas" w:eastAsia="Consolas" w:cs="Consolas"/>
-          <w:b w:val="0"/>
-          <w:bCs w:val="0"/>
-          <w:color w:val="D4D4D4"/>
-          <w:sz w:val="18"/>
-          <w:szCs w:val="18"/>
-        </w:rPr>
-      </w:pPr>
-      <w:r>
-        <w:rPr>
-          <w:rFonts w:hint="default" w:ascii="Consolas" w:hAnsi="Consolas" w:eastAsia="Consolas" w:cs="Consolas"/>
-          <w:b w:val="0"/>
-          <w:bCs w:val="0"/>
-          <w:color w:val="D4D4D4"/>
-          <w:kern w:val="0"/>
-          <w:sz w:val="18"/>
-          <w:szCs w:val="18"/>
-          <w:shd w:val="clear" w:fill="1E1E1E"/>
-          <w:lang w:val="en-US" w:eastAsia="zh-CN" w:bidi="ar"/>
-        </w:rPr>
-        <w:t>  },</w:t>
-      </w:r>
-    </w:p>
-    <w:p>
-      <w:pPr>
-        <w:keepNext w:val="0"/>
-        <w:keepLines w:val="0"/>
-        <w:widowControl/>
-        <w:suppressLineNumbers w:val="0"/>
-        <w:shd w:val="clear" w:fill="1E1E1E"/>
-        <w:spacing w:line="240" w:lineRule="auto"/>
-        <w:jc w:val="left"/>
-        <w:rPr>
-          <w:rFonts w:hint="default" w:ascii="Consolas" w:hAnsi="Consolas" w:eastAsia="Consolas" w:cs="Consolas"/>
-          <w:b w:val="0"/>
-          <w:bCs w:val="0"/>
-          <w:color w:val="D4D4D4"/>
-          <w:sz w:val="18"/>
-          <w:szCs w:val="18"/>
-        </w:rPr>
-      </w:pPr>
-      <w:r>
-        <w:rPr>
-          <w:rFonts w:hint="default" w:ascii="Consolas" w:hAnsi="Consolas" w:eastAsia="Consolas" w:cs="Consolas"/>
-          <w:b w:val="0"/>
-          <w:bCs w:val="0"/>
-          <w:color w:val="D4D4D4"/>
-          <w:kern w:val="0"/>
-          <w:sz w:val="18"/>
-          <w:szCs w:val="18"/>
-          <w:shd w:val="clear" w:fill="1E1E1E"/>
-          <w:lang w:val="en-US" w:eastAsia="zh-CN" w:bidi="ar"/>
-        </w:rPr>
-        <w:t xml:space="preserve">  </w:t>
-      </w:r>
-      <w:r>
-        <w:rPr>
-          <w:rFonts w:hint="default" w:ascii="Consolas" w:hAnsi="Consolas" w:eastAsia="Consolas" w:cs="Consolas"/>
-          <w:b w:val="0"/>
-          <w:bCs w:val="0"/>
-          <w:color w:val="9CDCFE"/>
-          <w:kern w:val="0"/>
-          <w:sz w:val="18"/>
-          <w:szCs w:val="18"/>
-          <w:shd w:val="clear" w:fill="1E1E1E"/>
-          <w:lang w:val="en-US" w:eastAsia="zh-CN" w:bidi="ar"/>
-        </w:rPr>
-        <w:t>"author"</w:t>
-      </w:r>
-      <w:r>
-        <w:rPr>
-          <w:rFonts w:hint="default" w:ascii="Consolas" w:hAnsi="Consolas" w:eastAsia="Consolas" w:cs="Consolas"/>
-          <w:b w:val="0"/>
-          <w:bCs w:val="0"/>
-          <w:color w:val="D4D4D4"/>
-          <w:kern w:val="0"/>
-          <w:sz w:val="18"/>
-          <w:szCs w:val="18"/>
-          <w:shd w:val="clear" w:fill="1E1E1E"/>
-          <w:lang w:val="en-US" w:eastAsia="zh-CN" w:bidi="ar"/>
-        </w:rPr>
-        <w:t xml:space="preserve">: </w:t>
-      </w:r>
-      <w:r>
-        <w:rPr>
-          <w:rFonts w:hint="default" w:ascii="Consolas" w:hAnsi="Consolas" w:eastAsia="Consolas" w:cs="Consolas"/>
-          <w:b w:val="0"/>
-          <w:bCs w:val="0"/>
-          <w:color w:val="CE9178"/>
-          <w:kern w:val="0"/>
-          <w:sz w:val="18"/>
-          <w:szCs w:val="18"/>
-          <w:shd w:val="clear" w:fill="1E1E1E"/>
-          <w:lang w:val="en-US" w:eastAsia="zh-CN" w:bidi="ar"/>
-        </w:rPr>
-        <w:t>""</w:t>
-      </w:r>
-      <w:r>
-        <w:rPr>
-          <w:rFonts w:hint="default" w:ascii="Consolas" w:hAnsi="Consolas" w:eastAsia="Consolas" w:cs="Consolas"/>
-          <w:b w:val="0"/>
-          <w:bCs w:val="0"/>
-          <w:color w:val="D4D4D4"/>
-          <w:kern w:val="0"/>
-          <w:sz w:val="18"/>
-          <w:szCs w:val="18"/>
-          <w:shd w:val="clear" w:fill="1E1E1E"/>
-          <w:lang w:val="en-US" w:eastAsia="zh-CN" w:bidi="ar"/>
-        </w:rPr>
-        <w:t>,</w:t>
-      </w:r>
-    </w:p>
-    <w:p>
-      <w:pPr>
-        <w:keepNext w:val="0"/>
-        <w:keepLines w:val="0"/>
-        <w:widowControl/>
-        <w:suppressLineNumbers w:val="0"/>
-        <w:shd w:val="clear" w:fill="1E1E1E"/>
-        <w:spacing w:line="240" w:lineRule="auto"/>
-        <w:jc w:val="left"/>
-        <w:rPr>
-          <w:rFonts w:hint="default" w:ascii="Consolas" w:hAnsi="Consolas" w:eastAsia="Consolas" w:cs="Consolas"/>
-          <w:b w:val="0"/>
-          <w:bCs w:val="0"/>
-          <w:color w:val="D4D4D4"/>
-          <w:sz w:val="18"/>
-          <w:szCs w:val="18"/>
-        </w:rPr>
-      </w:pPr>
-      <w:r>
-        <w:rPr>
-          <w:rFonts w:hint="default" w:ascii="Consolas" w:hAnsi="Consolas" w:eastAsia="Consolas" w:cs="Consolas"/>
-          <w:b w:val="0"/>
-          <w:bCs w:val="0"/>
-          <w:color w:val="D4D4D4"/>
-          <w:kern w:val="0"/>
-          <w:sz w:val="18"/>
-          <w:szCs w:val="18"/>
-          <w:shd w:val="clear" w:fill="1E1E1E"/>
-          <w:lang w:val="en-US" w:eastAsia="zh-CN" w:bidi="ar"/>
-        </w:rPr>
-        <w:t xml:space="preserve">  </w:t>
-      </w:r>
-      <w:r>
-        <w:rPr>
-          <w:rFonts w:hint="default" w:ascii="Consolas" w:hAnsi="Consolas" w:eastAsia="Consolas" w:cs="Consolas"/>
-          <w:b w:val="0"/>
-          <w:bCs w:val="0"/>
-          <w:color w:val="9CDCFE"/>
-          <w:kern w:val="0"/>
-          <w:sz w:val="18"/>
-          <w:szCs w:val="18"/>
-          <w:shd w:val="clear" w:fill="1E1E1E"/>
-          <w:lang w:val="en-US" w:eastAsia="zh-CN" w:bidi="ar"/>
-        </w:rPr>
-        <w:t>"license"</w:t>
-      </w:r>
-      <w:r>
-        <w:rPr>
-          <w:rFonts w:hint="default" w:ascii="Consolas" w:hAnsi="Consolas" w:eastAsia="Consolas" w:cs="Consolas"/>
-          <w:b w:val="0"/>
-          <w:bCs w:val="0"/>
-          <w:color w:val="D4D4D4"/>
-          <w:kern w:val="0"/>
-          <w:sz w:val="18"/>
-          <w:szCs w:val="18"/>
-          <w:shd w:val="clear" w:fill="1E1E1E"/>
-          <w:lang w:val="en-US" w:eastAsia="zh-CN" w:bidi="ar"/>
-        </w:rPr>
-        <w:t xml:space="preserve">: </w:t>
-      </w:r>
-      <w:r>
-        <w:rPr>
-          <w:rFonts w:hint="default" w:ascii="Consolas" w:hAnsi="Consolas" w:eastAsia="Consolas" w:cs="Consolas"/>
-          <w:b w:val="0"/>
-          <w:bCs w:val="0"/>
-          <w:color w:val="CE9178"/>
-          <w:kern w:val="0"/>
-          <w:sz w:val="18"/>
-          <w:szCs w:val="18"/>
-          <w:shd w:val="clear" w:fill="1E1E1E"/>
-          <w:lang w:val="en-US" w:eastAsia="zh-CN" w:bidi="ar"/>
-        </w:rPr>
-        <w:t>"ISC"</w:t>
-      </w:r>
-    </w:p>
-    <w:p>
-      <w:pPr>
-        <w:keepNext w:val="0"/>
-        <w:keepLines w:val="0"/>
-        <w:widowControl/>
-        <w:suppressLineNumbers w:val="0"/>
-        <w:shd w:val="clear" w:fill="1E1E1E"/>
-        <w:spacing w:line="240" w:lineRule="auto"/>
-        <w:jc w:val="left"/>
-        <w:rPr>
-          <w:rFonts w:hint="default" w:ascii="Consolas" w:hAnsi="Consolas" w:eastAsia="Consolas" w:cs="Consolas"/>
-          <w:b w:val="0"/>
-          <w:bCs w:val="0"/>
-          <w:color w:val="D4D4D4"/>
-          <w:sz w:val="18"/>
-          <w:szCs w:val="18"/>
-        </w:rPr>
-      </w:pPr>
-      <w:r>
-        <w:rPr>
-          <w:rFonts w:hint="default" w:ascii="Consolas" w:hAnsi="Consolas" w:eastAsia="Consolas" w:cs="Consolas"/>
-          <w:b w:val="0"/>
-          <w:bCs w:val="0"/>
-          <w:color w:val="D4D4D4"/>
-          <w:kern w:val="0"/>
-          <w:sz w:val="18"/>
-          <w:szCs w:val="18"/>
-          <w:shd w:val="clear" w:fill="1E1E1E"/>
-          <w:lang w:val="en-US" w:eastAsia="zh-CN" w:bidi="ar"/>
-        </w:rPr>
-        <w:t>}</w:t>
-      </w:r>
-    </w:p>
-    <w:p>
-      <w:pPr>
-        <w:keepNext w:val="0"/>
-        <w:keepLines w:val="0"/>
-        <w:widowControl/>
-        <w:suppressLineNumbers w:val="0"/>
-        <w:shd w:val="clear" w:fill="1E1E1E"/>
-        <w:spacing w:line="285" w:lineRule="atLeast"/>
-        <w:jc w:val="left"/>
-        <w:rPr>
-          <w:rFonts w:hint="default" w:ascii="Consolas" w:hAnsi="Consolas" w:eastAsia="Consolas" w:cs="Consolas"/>
-          <w:b w:val="0"/>
-          <w:bCs w:val="0"/>
-          <w:color w:val="D4D4D4"/>
-          <w:sz w:val="21"/>
-          <w:szCs w:val="21"/>
-        </w:rPr>
-      </w:pPr>
-    </w:p>
-    <w:p>
-      <w:pPr>
-        <w:rPr>
-          <w:rFonts w:hint="default"/>
-          <w:color w:val="FFFFFF" w:themeColor="background1"/>
-          <w:highlight w:val="black"/>
-          <w:lang w:val="en-IN"/>
-          <w14:textFill>
-            <w14:solidFill>
-              <w14:schemeClr w14:val="bg1"/>
-            </w14:solidFill>
-          </w14:textFill>
-        </w:rPr>
-      </w:pPr>
-    </w:p>
-    <w:p>
-      <w:pPr>
-        <w:rPr>
-          <w:rFonts w:hint="default"/>
-          <w:b/>
-          <w:bCs/>
-          <w:lang w:val="en-IN"/>
-        </w:rPr>
-      </w:pPr>
-      <w:r>
-        <w:rPr>
-          <w:rFonts w:hint="default"/>
-          <w:b/>
-          <w:bCs/>
-          <w:lang w:val="en-IN"/>
-        </w:rPr>
-        <w:t>Customize Package.json</w:t>
-      </w:r>
-    </w:p>
-    <w:p>
-      <w:pPr>
-        <w:rPr>
-          <w:rFonts w:hint="default"/>
-          <w:color w:val="FFFFFF" w:themeColor="background1"/>
-          <w:highlight w:val="black"/>
-          <w:lang w:val="en-IN"/>
-          <w14:textFill>
-            <w14:solidFill>
-              <w14:schemeClr w14:val="bg1"/>
-            </w14:solidFill>
-          </w14:textFill>
-        </w:rPr>
-      </w:pPr>
-    </w:p>
-    <w:p>
-      <w:pPr>
-        <w:keepNext w:val="0"/>
-        <w:keepLines w:val="0"/>
-        <w:widowControl/>
-        <w:suppressLineNumbers w:val="0"/>
-        <w:shd w:val="clear" w:fill="1E1E1E"/>
-        <w:spacing w:line="240" w:lineRule="auto"/>
-        <w:jc w:val="left"/>
-        <w:rPr>
-          <w:rFonts w:ascii="Consolas" w:hAnsi="Consolas" w:eastAsia="Consolas" w:cs="Consolas"/>
-          <w:b w:val="0"/>
-          <w:bCs w:val="0"/>
-          <w:color w:val="D4D4D4"/>
-          <w:sz w:val="18"/>
-          <w:szCs w:val="18"/>
-        </w:rPr>
-      </w:pPr>
-      <w:r>
-        <w:rPr>
-          <w:rFonts w:hint="default" w:ascii="Consolas" w:hAnsi="Consolas" w:eastAsia="Consolas" w:cs="Consolas"/>
-          <w:b w:val="0"/>
-          <w:bCs w:val="0"/>
-          <w:color w:val="D4D4D4"/>
-          <w:kern w:val="0"/>
-          <w:sz w:val="18"/>
-          <w:szCs w:val="18"/>
-          <w:shd w:val="clear" w:fill="1E1E1E"/>
-          <w:lang w:val="en-US" w:eastAsia="zh-CN" w:bidi="ar"/>
-        </w:rPr>
-        <w:t>{</w:t>
-      </w:r>
-    </w:p>
-    <w:p>
-      <w:pPr>
-        <w:keepNext w:val="0"/>
-        <w:keepLines w:val="0"/>
-        <w:widowControl/>
-        <w:suppressLineNumbers w:val="0"/>
-        <w:shd w:val="clear" w:fill="1E1E1E"/>
-        <w:spacing w:line="240" w:lineRule="auto"/>
-        <w:jc w:val="left"/>
-        <w:rPr>
-          <w:rFonts w:hint="default" w:ascii="Consolas" w:hAnsi="Consolas" w:eastAsia="Consolas" w:cs="Consolas"/>
-          <w:b w:val="0"/>
-          <w:bCs w:val="0"/>
-          <w:color w:val="D4D4D4"/>
-          <w:sz w:val="18"/>
-          <w:szCs w:val="18"/>
-        </w:rPr>
-      </w:pPr>
-      <w:r>
-        <w:rPr>
-          <w:rFonts w:hint="default" w:ascii="Consolas" w:hAnsi="Consolas" w:eastAsia="Consolas" w:cs="Consolas"/>
-          <w:b w:val="0"/>
-          <w:bCs w:val="0"/>
-          <w:color w:val="D4D4D4"/>
-          <w:kern w:val="0"/>
-          <w:sz w:val="18"/>
-          <w:szCs w:val="18"/>
-          <w:shd w:val="clear" w:fill="1E1E1E"/>
-          <w:lang w:val="en-US" w:eastAsia="zh-CN" w:bidi="ar"/>
-        </w:rPr>
-        <w:t xml:space="preserve">  </w:t>
-      </w:r>
-      <w:r>
-        <w:rPr>
-          <w:rFonts w:hint="default" w:ascii="Consolas" w:hAnsi="Consolas" w:eastAsia="Consolas" w:cs="Consolas"/>
-          <w:b w:val="0"/>
-          <w:bCs w:val="0"/>
-          <w:color w:val="9CDCFE"/>
-          <w:kern w:val="0"/>
-          <w:sz w:val="18"/>
-          <w:szCs w:val="18"/>
-          <w:shd w:val="clear" w:fill="1E1E1E"/>
-          <w:lang w:val="en-US" w:eastAsia="zh-CN" w:bidi="ar"/>
-        </w:rPr>
-        <w:t>"name"</w:t>
-      </w:r>
-      <w:r>
-        <w:rPr>
-          <w:rFonts w:hint="default" w:ascii="Consolas" w:hAnsi="Consolas" w:eastAsia="Consolas" w:cs="Consolas"/>
-          <w:b w:val="0"/>
-          <w:bCs w:val="0"/>
-          <w:color w:val="D4D4D4"/>
-          <w:kern w:val="0"/>
-          <w:sz w:val="18"/>
-          <w:szCs w:val="18"/>
-          <w:shd w:val="clear" w:fill="1E1E1E"/>
-          <w:lang w:val="en-US" w:eastAsia="zh-CN" w:bidi="ar"/>
-        </w:rPr>
-        <w:t xml:space="preserve">: </w:t>
-      </w:r>
-      <w:r>
-        <w:rPr>
-          <w:rFonts w:hint="default" w:ascii="Consolas" w:hAnsi="Consolas" w:eastAsia="Consolas" w:cs="Consolas"/>
-          <w:b w:val="0"/>
-          <w:bCs w:val="0"/>
-          <w:color w:val="CE9178"/>
-          <w:kern w:val="0"/>
-          <w:sz w:val="18"/>
-          <w:szCs w:val="18"/>
-          <w:shd w:val="clear" w:fill="1E1E1E"/>
-          <w:lang w:val="en-US" w:eastAsia="zh-CN" w:bidi="ar"/>
-        </w:rPr>
-        <w:t>"learn"</w:t>
-      </w:r>
-      <w:r>
-        <w:rPr>
-          <w:rFonts w:hint="default" w:ascii="Consolas" w:hAnsi="Consolas" w:eastAsia="Consolas" w:cs="Consolas"/>
-          <w:b w:val="0"/>
-          <w:bCs w:val="0"/>
-          <w:color w:val="D4D4D4"/>
-          <w:kern w:val="0"/>
-          <w:sz w:val="18"/>
-          <w:szCs w:val="18"/>
-          <w:shd w:val="clear" w:fill="1E1E1E"/>
-          <w:lang w:val="en-US" w:eastAsia="zh-CN" w:bidi="ar"/>
-        </w:rPr>
-        <w:t>,</w:t>
-      </w:r>
-    </w:p>
-    <w:p>
-      <w:pPr>
-        <w:keepNext w:val="0"/>
-        <w:keepLines w:val="0"/>
-        <w:widowControl/>
-        <w:suppressLineNumbers w:val="0"/>
-        <w:shd w:val="clear" w:fill="1E1E1E"/>
-        <w:spacing w:line="240" w:lineRule="auto"/>
-        <w:jc w:val="left"/>
-        <w:rPr>
-          <w:rFonts w:hint="default" w:ascii="Consolas" w:hAnsi="Consolas" w:eastAsia="Consolas" w:cs="Consolas"/>
-          <w:b w:val="0"/>
-          <w:bCs w:val="0"/>
-          <w:color w:val="D4D4D4"/>
-          <w:sz w:val="18"/>
-          <w:szCs w:val="18"/>
-        </w:rPr>
-      </w:pPr>
-      <w:r>
-        <w:rPr>
-          <w:rFonts w:hint="default" w:ascii="Consolas" w:hAnsi="Consolas" w:eastAsia="Consolas" w:cs="Consolas"/>
-          <w:b w:val="0"/>
-          <w:bCs w:val="0"/>
-          <w:color w:val="D4D4D4"/>
-          <w:kern w:val="0"/>
-          <w:sz w:val="18"/>
-          <w:szCs w:val="18"/>
-          <w:shd w:val="clear" w:fill="1E1E1E"/>
-          <w:lang w:val="en-US" w:eastAsia="zh-CN" w:bidi="ar"/>
-        </w:rPr>
-        <w:t xml:space="preserve">  </w:t>
-      </w:r>
-      <w:r>
-        <w:rPr>
-          <w:rFonts w:hint="default" w:ascii="Consolas" w:hAnsi="Consolas" w:eastAsia="Consolas" w:cs="Consolas"/>
-          <w:b w:val="0"/>
-          <w:bCs w:val="0"/>
-          <w:color w:val="9CDCFE"/>
-          <w:kern w:val="0"/>
-          <w:sz w:val="18"/>
-          <w:szCs w:val="18"/>
-          <w:shd w:val="clear" w:fill="1E1E1E"/>
-          <w:lang w:val="en-US" w:eastAsia="zh-CN" w:bidi="ar"/>
-        </w:rPr>
-        <w:t>"version"</w:t>
-      </w:r>
-      <w:r>
-        <w:rPr>
-          <w:rFonts w:hint="default" w:ascii="Consolas" w:hAnsi="Consolas" w:eastAsia="Consolas" w:cs="Consolas"/>
-          <w:b w:val="0"/>
-          <w:bCs w:val="0"/>
-          <w:color w:val="D4D4D4"/>
-          <w:kern w:val="0"/>
-          <w:sz w:val="18"/>
-          <w:szCs w:val="18"/>
-          <w:shd w:val="clear" w:fill="1E1E1E"/>
-          <w:lang w:val="en-US" w:eastAsia="zh-CN" w:bidi="ar"/>
-        </w:rPr>
-        <w:t xml:space="preserve">: </w:t>
-      </w:r>
-      <w:r>
-        <w:rPr>
-          <w:rFonts w:hint="default" w:ascii="Consolas" w:hAnsi="Consolas" w:eastAsia="Consolas" w:cs="Consolas"/>
-          <w:b w:val="0"/>
-          <w:bCs w:val="0"/>
-          <w:color w:val="CE9178"/>
-          <w:kern w:val="0"/>
-          <w:sz w:val="18"/>
-          <w:szCs w:val="18"/>
-          <w:shd w:val="clear" w:fill="1E1E1E"/>
-          <w:lang w:val="en-US" w:eastAsia="zh-CN" w:bidi="ar"/>
-        </w:rPr>
-        <w:t>"1.0.0"</w:t>
-      </w:r>
-      <w:r>
-        <w:rPr>
-          <w:rFonts w:hint="default" w:ascii="Consolas" w:hAnsi="Consolas" w:eastAsia="Consolas" w:cs="Consolas"/>
-          <w:b w:val="0"/>
-          <w:bCs w:val="0"/>
-          <w:color w:val="D4D4D4"/>
-          <w:kern w:val="0"/>
-          <w:sz w:val="18"/>
-          <w:szCs w:val="18"/>
-          <w:shd w:val="clear" w:fill="1E1E1E"/>
-          <w:lang w:val="en-US" w:eastAsia="zh-CN" w:bidi="ar"/>
-        </w:rPr>
-        <w:t>,</w:t>
-      </w:r>
-    </w:p>
-    <w:p>
-      <w:pPr>
-        <w:keepNext w:val="0"/>
-        <w:keepLines w:val="0"/>
-        <w:widowControl/>
-        <w:suppressLineNumbers w:val="0"/>
-        <w:shd w:val="clear" w:fill="1E1E1E"/>
-        <w:spacing w:line="240" w:lineRule="auto"/>
-        <w:jc w:val="left"/>
-        <w:rPr>
-          <w:rFonts w:hint="default" w:ascii="Consolas" w:hAnsi="Consolas" w:eastAsia="Consolas" w:cs="Consolas"/>
-          <w:b w:val="0"/>
-          <w:bCs w:val="0"/>
-          <w:color w:val="D4D4D4"/>
-          <w:sz w:val="18"/>
-          <w:szCs w:val="18"/>
-        </w:rPr>
-      </w:pPr>
-      <w:r>
-        <w:rPr>
-          <w:rFonts w:hint="default" w:ascii="Consolas" w:hAnsi="Consolas" w:eastAsia="Consolas" w:cs="Consolas"/>
-          <w:b w:val="0"/>
-          <w:bCs w:val="0"/>
-          <w:color w:val="D4D4D4"/>
-          <w:kern w:val="0"/>
-          <w:sz w:val="18"/>
-          <w:szCs w:val="18"/>
-          <w:shd w:val="clear" w:fill="1E1E1E"/>
-          <w:lang w:val="en-US" w:eastAsia="zh-CN" w:bidi="ar"/>
-        </w:rPr>
-        <w:t xml:space="preserve">  </w:t>
-      </w:r>
-      <w:r>
-        <w:rPr>
-          <w:rFonts w:hint="default" w:ascii="Consolas" w:hAnsi="Consolas" w:eastAsia="Consolas" w:cs="Consolas"/>
-          <w:b w:val="0"/>
-          <w:bCs w:val="0"/>
-          <w:color w:val="9CDCFE"/>
-          <w:kern w:val="0"/>
-          <w:sz w:val="18"/>
-          <w:szCs w:val="18"/>
-          <w:shd w:val="clear" w:fill="1E1E1E"/>
-          <w:lang w:val="en-US" w:eastAsia="zh-CN" w:bidi="ar"/>
-        </w:rPr>
-        <w:t>"description"</w:t>
-      </w:r>
-      <w:r>
-        <w:rPr>
-          <w:rFonts w:hint="default" w:ascii="Consolas" w:hAnsi="Consolas" w:eastAsia="Consolas" w:cs="Consolas"/>
-          <w:b w:val="0"/>
-          <w:bCs w:val="0"/>
-          <w:color w:val="D4D4D4"/>
-          <w:kern w:val="0"/>
-          <w:sz w:val="18"/>
-          <w:szCs w:val="18"/>
-          <w:shd w:val="clear" w:fill="1E1E1E"/>
-          <w:lang w:val="en-US" w:eastAsia="zh-CN" w:bidi="ar"/>
-        </w:rPr>
-        <w:t xml:space="preserve">: </w:t>
-      </w:r>
-      <w:r>
-        <w:rPr>
-          <w:rFonts w:hint="default" w:ascii="Consolas" w:hAnsi="Consolas" w:eastAsia="Consolas" w:cs="Consolas"/>
-          <w:b w:val="0"/>
-          <w:bCs w:val="0"/>
-          <w:color w:val="CE9178"/>
-          <w:kern w:val="0"/>
-          <w:sz w:val="18"/>
-          <w:szCs w:val="18"/>
-          <w:shd w:val="clear" w:fill="1E1E1E"/>
-          <w:lang w:val="en-US" w:eastAsia="zh-CN" w:bidi="ar"/>
-        </w:rPr>
-        <w:t>""</w:t>
-      </w:r>
-      <w:r>
-        <w:rPr>
-          <w:rFonts w:hint="default" w:ascii="Consolas" w:hAnsi="Consolas" w:eastAsia="Consolas" w:cs="Consolas"/>
-          <w:b w:val="0"/>
-          <w:bCs w:val="0"/>
-          <w:color w:val="D4D4D4"/>
-          <w:kern w:val="0"/>
-          <w:sz w:val="18"/>
-          <w:szCs w:val="18"/>
-          <w:shd w:val="clear" w:fill="1E1E1E"/>
-          <w:lang w:val="en-US" w:eastAsia="zh-CN" w:bidi="ar"/>
-        </w:rPr>
-        <w:t>,</w:t>
-      </w:r>
-    </w:p>
-    <w:p>
-      <w:pPr>
-        <w:keepNext w:val="0"/>
-        <w:keepLines w:val="0"/>
-        <w:widowControl/>
-        <w:suppressLineNumbers w:val="0"/>
-        <w:shd w:val="clear" w:fill="1E1E1E"/>
-        <w:spacing w:line="240" w:lineRule="auto"/>
-        <w:jc w:val="left"/>
-        <w:rPr>
-          <w:rFonts w:hint="default" w:ascii="Consolas" w:hAnsi="Consolas" w:eastAsia="Consolas" w:cs="Consolas"/>
-          <w:b w:val="0"/>
-          <w:bCs w:val="0"/>
-          <w:color w:val="D4D4D4"/>
-          <w:sz w:val="18"/>
-          <w:szCs w:val="18"/>
-        </w:rPr>
-      </w:pPr>
-      <w:r>
-        <w:rPr>
-          <w:rFonts w:hint="default" w:ascii="Consolas" w:hAnsi="Consolas" w:eastAsia="Consolas" w:cs="Consolas"/>
-          <w:b w:val="0"/>
-          <w:bCs w:val="0"/>
-          <w:color w:val="D4D4D4"/>
-          <w:kern w:val="0"/>
-          <w:sz w:val="18"/>
-          <w:szCs w:val="18"/>
-          <w:shd w:val="clear" w:fill="1E1E1E"/>
-          <w:lang w:val="en-US" w:eastAsia="zh-CN" w:bidi="ar"/>
-        </w:rPr>
-        <w:t xml:space="preserve">  </w:t>
-      </w:r>
-      <w:r>
-        <w:rPr>
-          <w:rFonts w:hint="default" w:ascii="Consolas" w:hAnsi="Consolas" w:eastAsia="Consolas" w:cs="Consolas"/>
-          <w:b w:val="0"/>
-          <w:bCs w:val="0"/>
-          <w:color w:val="9CDCFE"/>
-          <w:kern w:val="0"/>
-          <w:sz w:val="18"/>
-          <w:szCs w:val="18"/>
-          <w:shd w:val="clear" w:fill="1E1E1E"/>
-          <w:lang w:val="en-US" w:eastAsia="zh-CN" w:bidi="ar"/>
-        </w:rPr>
-        <w:t>"main"</w:t>
-      </w:r>
-      <w:r>
-        <w:rPr>
-          <w:rFonts w:hint="default" w:ascii="Consolas" w:hAnsi="Consolas" w:eastAsia="Consolas" w:cs="Consolas"/>
-          <w:b w:val="0"/>
-          <w:bCs w:val="0"/>
-          <w:color w:val="D4D4D4"/>
-          <w:kern w:val="0"/>
-          <w:sz w:val="18"/>
-          <w:szCs w:val="18"/>
-          <w:shd w:val="clear" w:fill="1E1E1E"/>
-          <w:lang w:val="en-US" w:eastAsia="zh-CN" w:bidi="ar"/>
-        </w:rPr>
-        <w:t xml:space="preserve">: </w:t>
-      </w:r>
-      <w:r>
-        <w:rPr>
-          <w:rFonts w:hint="default" w:ascii="Consolas" w:hAnsi="Consolas" w:eastAsia="Consolas" w:cs="Consolas"/>
-          <w:b w:val="0"/>
-          <w:bCs w:val="0"/>
-          <w:color w:val="CE9178"/>
-          <w:kern w:val="0"/>
-          <w:sz w:val="18"/>
-          <w:szCs w:val="18"/>
-          <w:shd w:val="clear" w:fill="1E1E1E"/>
-          <w:lang w:val="en-US" w:eastAsia="zh-CN" w:bidi="ar"/>
-        </w:rPr>
-        <w:t>"index.js"</w:t>
-      </w:r>
-      <w:r>
-        <w:rPr>
-          <w:rFonts w:hint="default" w:ascii="Consolas" w:hAnsi="Consolas" w:eastAsia="Consolas" w:cs="Consolas"/>
-          <w:b w:val="0"/>
-          <w:bCs w:val="0"/>
-          <w:color w:val="D4D4D4"/>
-          <w:kern w:val="0"/>
-          <w:sz w:val="18"/>
-          <w:szCs w:val="18"/>
-          <w:shd w:val="clear" w:fill="1E1E1E"/>
-          <w:lang w:val="en-US" w:eastAsia="zh-CN" w:bidi="ar"/>
-        </w:rPr>
-        <w:t>,</w:t>
-      </w:r>
-    </w:p>
-    <w:p>
-      <w:pPr>
-        <w:keepNext w:val="0"/>
-        <w:keepLines w:val="0"/>
-        <w:widowControl/>
-        <w:suppressLineNumbers w:val="0"/>
-        <w:shd w:val="clear" w:fill="1E1E1E"/>
-        <w:spacing w:line="240" w:lineRule="auto"/>
-        <w:jc w:val="left"/>
-        <w:rPr>
-          <w:rFonts w:hint="default" w:ascii="Consolas" w:hAnsi="Consolas" w:eastAsia="Consolas" w:cs="Consolas"/>
-          <w:b w:val="0"/>
-          <w:bCs w:val="0"/>
-          <w:color w:val="D4D4D4"/>
-          <w:sz w:val="18"/>
-          <w:szCs w:val="18"/>
-        </w:rPr>
-      </w:pPr>
-      <w:r>
-        <w:rPr>
-          <w:rFonts w:hint="default" w:ascii="Consolas" w:hAnsi="Consolas" w:eastAsia="Consolas" w:cs="Consolas"/>
-          <w:b w:val="0"/>
-          <w:bCs w:val="0"/>
-          <w:color w:val="D4D4D4"/>
-          <w:kern w:val="0"/>
-          <w:sz w:val="18"/>
-          <w:szCs w:val="18"/>
-          <w:shd w:val="clear" w:fill="1E1E1E"/>
-          <w:lang w:val="en-US" w:eastAsia="zh-CN" w:bidi="ar"/>
-        </w:rPr>
-        <w:t xml:space="preserve">  </w:t>
-      </w:r>
-      <w:r>
-        <w:rPr>
-          <w:rFonts w:hint="default" w:ascii="Consolas" w:hAnsi="Consolas" w:eastAsia="Consolas" w:cs="Consolas"/>
-          <w:b w:val="0"/>
-          <w:bCs w:val="0"/>
-          <w:color w:val="9CDCFE"/>
-          <w:kern w:val="0"/>
-          <w:sz w:val="18"/>
-          <w:szCs w:val="18"/>
-          <w:shd w:val="clear" w:fill="1E1E1E"/>
-          <w:lang w:val="en-US" w:eastAsia="zh-CN" w:bidi="ar"/>
-        </w:rPr>
-        <w:t>"scripts"</w:t>
-      </w:r>
-      <w:r>
-        <w:rPr>
-          <w:rFonts w:hint="default" w:ascii="Consolas" w:hAnsi="Consolas" w:eastAsia="Consolas" w:cs="Consolas"/>
-          <w:b w:val="0"/>
-          <w:bCs w:val="0"/>
-          <w:color w:val="D4D4D4"/>
-          <w:kern w:val="0"/>
-          <w:sz w:val="18"/>
-          <w:szCs w:val="18"/>
-          <w:shd w:val="clear" w:fill="1E1E1E"/>
-          <w:lang w:val="en-US" w:eastAsia="zh-CN" w:bidi="ar"/>
-        </w:rPr>
-        <w:t>: {</w:t>
-      </w:r>
-    </w:p>
-    <w:p>
-      <w:pPr>
-        <w:keepNext w:val="0"/>
-        <w:keepLines w:val="0"/>
-        <w:widowControl/>
-        <w:suppressLineNumbers w:val="0"/>
-        <w:shd w:val="clear" w:fill="1E1E1E"/>
-        <w:spacing w:line="240" w:lineRule="auto"/>
-        <w:jc w:val="left"/>
-        <w:rPr>
-          <w:rFonts w:hint="default" w:ascii="Consolas" w:hAnsi="Consolas" w:eastAsia="Consolas" w:cs="Consolas"/>
-          <w:b w:val="0"/>
-          <w:bCs w:val="0"/>
-          <w:color w:val="D4D4D4"/>
-          <w:sz w:val="18"/>
-          <w:szCs w:val="18"/>
-        </w:rPr>
-      </w:pPr>
-      <w:r>
-        <w:rPr>
-          <w:rFonts w:hint="default" w:ascii="Consolas" w:hAnsi="Consolas" w:eastAsia="Consolas" w:cs="Consolas"/>
-          <w:b w:val="0"/>
-          <w:bCs w:val="0"/>
-          <w:color w:val="D4D4D4"/>
-          <w:kern w:val="0"/>
-          <w:sz w:val="18"/>
-          <w:szCs w:val="18"/>
-          <w:shd w:val="clear" w:fill="1E1E1E"/>
-          <w:lang w:val="en-US" w:eastAsia="zh-CN" w:bidi="ar"/>
-        </w:rPr>
-        <w:t xml:space="preserve">    </w:t>
-      </w:r>
-      <w:r>
-        <w:rPr>
-          <w:rFonts w:hint="default" w:ascii="Consolas" w:hAnsi="Consolas" w:eastAsia="Consolas" w:cs="Consolas"/>
-          <w:b w:val="0"/>
-          <w:bCs w:val="0"/>
-          <w:color w:val="9CDCFE"/>
-          <w:kern w:val="0"/>
-          <w:sz w:val="18"/>
-          <w:szCs w:val="18"/>
-          <w:shd w:val="clear" w:fill="1E1E1E"/>
-          <w:lang w:val="en-US" w:eastAsia="zh-CN" w:bidi="ar"/>
-        </w:rPr>
-        <w:t>"start"</w:t>
-      </w:r>
-      <w:r>
-        <w:rPr>
-          <w:rFonts w:hint="default" w:ascii="Consolas" w:hAnsi="Consolas" w:eastAsia="Consolas" w:cs="Consolas"/>
-          <w:b w:val="0"/>
-          <w:bCs w:val="0"/>
-          <w:color w:val="D4D4D4"/>
-          <w:kern w:val="0"/>
-          <w:sz w:val="18"/>
-          <w:szCs w:val="18"/>
-          <w:shd w:val="clear" w:fill="1E1E1E"/>
-          <w:lang w:val="en-US" w:eastAsia="zh-CN" w:bidi="ar"/>
-        </w:rPr>
-        <w:t xml:space="preserve">: </w:t>
-      </w:r>
-      <w:r>
-        <w:rPr>
-          <w:rFonts w:hint="default" w:ascii="Consolas" w:hAnsi="Consolas" w:eastAsia="Consolas" w:cs="Consolas"/>
-          <w:b w:val="0"/>
-          <w:bCs w:val="0"/>
-          <w:color w:val="CE9178"/>
-          <w:kern w:val="0"/>
-          <w:sz w:val="18"/>
-          <w:szCs w:val="18"/>
-          <w:shd w:val="clear" w:fill="1E1E1E"/>
-          <w:lang w:val="en-US" w:eastAsia="zh-CN" w:bidi="ar"/>
-        </w:rPr>
-        <w:t>"node index.js"</w:t>
-      </w:r>
-      <w:r>
-        <w:rPr>
-          <w:rFonts w:hint="default" w:ascii="Consolas" w:hAnsi="Consolas" w:eastAsia="Consolas" w:cs="Consolas"/>
-          <w:b w:val="0"/>
-          <w:bCs w:val="0"/>
-          <w:color w:val="D4D4D4"/>
-          <w:kern w:val="0"/>
-          <w:sz w:val="18"/>
-          <w:szCs w:val="18"/>
-          <w:shd w:val="clear" w:fill="1E1E1E"/>
-          <w:lang w:val="en-US" w:eastAsia="zh-CN" w:bidi="ar"/>
-        </w:rPr>
-        <w:t>,</w:t>
-      </w:r>
-    </w:p>
-    <w:p>
-      <w:pPr>
-        <w:keepNext w:val="0"/>
-        <w:keepLines w:val="0"/>
-        <w:widowControl/>
-        <w:suppressLineNumbers w:val="0"/>
-        <w:shd w:val="clear" w:fill="1E1E1E"/>
-        <w:spacing w:line="240" w:lineRule="auto"/>
-        <w:jc w:val="left"/>
-        <w:rPr>
-          <w:rFonts w:hint="default" w:ascii="Consolas" w:hAnsi="Consolas" w:eastAsia="Consolas" w:cs="Consolas"/>
-          <w:b w:val="0"/>
-          <w:bCs w:val="0"/>
-          <w:color w:val="D4D4D4"/>
-          <w:sz w:val="18"/>
-          <w:szCs w:val="18"/>
-        </w:rPr>
-      </w:pPr>
-      <w:r>
-        <w:rPr>
-          <w:rFonts w:hint="default" w:ascii="Consolas" w:hAnsi="Consolas" w:eastAsia="Consolas" w:cs="Consolas"/>
-          <w:b w:val="0"/>
-          <w:bCs w:val="0"/>
-          <w:color w:val="D4D4D4"/>
-          <w:kern w:val="0"/>
-          <w:sz w:val="18"/>
-          <w:szCs w:val="18"/>
-          <w:shd w:val="clear" w:fill="1E1E1E"/>
-          <w:lang w:val="en-US" w:eastAsia="zh-CN" w:bidi="ar"/>
-        </w:rPr>
-        <w:t xml:space="preserve">    </w:t>
-      </w:r>
-      <w:r>
-        <w:rPr>
-          <w:rFonts w:hint="default" w:ascii="Consolas" w:hAnsi="Consolas" w:eastAsia="Consolas" w:cs="Consolas"/>
-          <w:b w:val="0"/>
-          <w:bCs w:val="0"/>
-          <w:color w:val="9CDCFE"/>
-          <w:kern w:val="0"/>
-          <w:sz w:val="18"/>
-          <w:szCs w:val="18"/>
-          <w:shd w:val="clear" w:fill="1E1E1E"/>
-          <w:lang w:val="en-US" w:eastAsia="zh-CN" w:bidi="ar"/>
-        </w:rPr>
-        <w:t>"test"</w:t>
-      </w:r>
-      <w:r>
-        <w:rPr>
-          <w:rFonts w:hint="default" w:ascii="Consolas" w:hAnsi="Consolas" w:eastAsia="Consolas" w:cs="Consolas"/>
-          <w:b w:val="0"/>
-          <w:bCs w:val="0"/>
-          <w:color w:val="D4D4D4"/>
-          <w:kern w:val="0"/>
-          <w:sz w:val="18"/>
-          <w:szCs w:val="18"/>
-          <w:shd w:val="clear" w:fill="1E1E1E"/>
-          <w:lang w:val="en-US" w:eastAsia="zh-CN" w:bidi="ar"/>
-        </w:rPr>
-        <w:t xml:space="preserve">: </w:t>
-      </w:r>
-      <w:r>
-        <w:rPr>
-          <w:rFonts w:hint="default" w:ascii="Consolas" w:hAnsi="Consolas" w:eastAsia="Consolas" w:cs="Consolas"/>
-          <w:b w:val="0"/>
-          <w:bCs w:val="0"/>
-          <w:color w:val="CE9178"/>
-          <w:kern w:val="0"/>
-          <w:sz w:val="18"/>
-          <w:szCs w:val="18"/>
-          <w:shd w:val="clear" w:fill="1E1E1E"/>
-          <w:lang w:val="en-US" w:eastAsia="zh-CN" w:bidi="ar"/>
-        </w:rPr>
-        <w:t xml:space="preserve">"echo </w:t>
-      </w:r>
-      <w:r>
-        <w:rPr>
-          <w:rFonts w:hint="default" w:ascii="Consolas" w:hAnsi="Consolas" w:eastAsia="Consolas" w:cs="Consolas"/>
-          <w:b w:val="0"/>
-          <w:bCs w:val="0"/>
-          <w:color w:val="D7BA7D"/>
-          <w:kern w:val="0"/>
-          <w:sz w:val="18"/>
-          <w:szCs w:val="18"/>
-          <w:shd w:val="clear" w:fill="1E1E1E"/>
-          <w:lang w:val="en-US" w:eastAsia="zh-CN" w:bidi="ar"/>
-        </w:rPr>
-        <w:t>\"</w:t>
-      </w:r>
-      <w:r>
-        <w:rPr>
-          <w:rFonts w:hint="default" w:ascii="Consolas" w:hAnsi="Consolas" w:eastAsia="Consolas" w:cs="Consolas"/>
-          <w:b w:val="0"/>
-          <w:bCs w:val="0"/>
-          <w:color w:val="CE9178"/>
-          <w:kern w:val="0"/>
-          <w:sz w:val="18"/>
-          <w:szCs w:val="18"/>
-          <w:shd w:val="clear" w:fill="1E1E1E"/>
-          <w:lang w:val="en-US" w:eastAsia="zh-CN" w:bidi="ar"/>
-        </w:rPr>
-        <w:t>Error: no test specified</w:t>
-      </w:r>
-      <w:r>
-        <w:rPr>
-          <w:rFonts w:hint="default" w:ascii="Consolas" w:hAnsi="Consolas" w:eastAsia="Consolas" w:cs="Consolas"/>
-          <w:b w:val="0"/>
-          <w:bCs w:val="0"/>
-          <w:color w:val="D7BA7D"/>
-          <w:kern w:val="0"/>
-          <w:sz w:val="18"/>
-          <w:szCs w:val="18"/>
-          <w:shd w:val="clear" w:fill="1E1E1E"/>
-          <w:lang w:val="en-US" w:eastAsia="zh-CN" w:bidi="ar"/>
-        </w:rPr>
-        <w:t>\"</w:t>
-      </w:r>
-      <w:r>
-        <w:rPr>
-          <w:rFonts w:hint="default" w:ascii="Consolas" w:hAnsi="Consolas" w:eastAsia="Consolas" w:cs="Consolas"/>
-          <w:b w:val="0"/>
-          <w:bCs w:val="0"/>
-          <w:color w:val="CE9178"/>
-          <w:kern w:val="0"/>
-          <w:sz w:val="18"/>
-          <w:szCs w:val="18"/>
-          <w:shd w:val="clear" w:fill="1E1E1E"/>
-          <w:lang w:val="en-US" w:eastAsia="zh-CN" w:bidi="ar"/>
-        </w:rPr>
-        <w:t xml:space="preserve"> &amp;&amp; exit 1"</w:t>
-      </w:r>
-    </w:p>
-    <w:p>
-      <w:pPr>
-        <w:keepNext w:val="0"/>
-        <w:keepLines w:val="0"/>
-        <w:widowControl/>
-        <w:suppressLineNumbers w:val="0"/>
-        <w:shd w:val="clear" w:fill="1E1E1E"/>
-        <w:spacing w:line="240" w:lineRule="auto"/>
-        <w:jc w:val="left"/>
-        <w:rPr>
-          <w:rFonts w:hint="default" w:ascii="Consolas" w:hAnsi="Consolas" w:eastAsia="Consolas" w:cs="Consolas"/>
-          <w:b w:val="0"/>
-          <w:bCs w:val="0"/>
-          <w:color w:val="D4D4D4"/>
-          <w:sz w:val="18"/>
-          <w:szCs w:val="18"/>
-        </w:rPr>
-      </w:pPr>
-      <w:r>
-        <w:rPr>
-          <w:rFonts w:hint="default" w:ascii="Consolas" w:hAnsi="Consolas" w:eastAsia="Consolas" w:cs="Consolas"/>
-          <w:b w:val="0"/>
-          <w:bCs w:val="0"/>
-          <w:color w:val="D4D4D4"/>
-          <w:kern w:val="0"/>
-          <w:sz w:val="18"/>
-          <w:szCs w:val="18"/>
-          <w:shd w:val="clear" w:fill="1E1E1E"/>
-          <w:lang w:val="en-US" w:eastAsia="zh-CN" w:bidi="ar"/>
-        </w:rPr>
-        <w:t>  },</w:t>
-      </w:r>
-    </w:p>
-    <w:p>
-      <w:pPr>
-        <w:keepNext w:val="0"/>
-        <w:keepLines w:val="0"/>
-        <w:widowControl/>
-        <w:suppressLineNumbers w:val="0"/>
-        <w:shd w:val="clear" w:fill="1E1E1E"/>
-        <w:spacing w:line="240" w:lineRule="auto"/>
-        <w:jc w:val="left"/>
-        <w:rPr>
-          <w:rFonts w:hint="default" w:ascii="Consolas" w:hAnsi="Consolas" w:eastAsia="Consolas" w:cs="Consolas"/>
-          <w:b w:val="0"/>
-          <w:bCs w:val="0"/>
-          <w:color w:val="D4D4D4"/>
-          <w:sz w:val="18"/>
-          <w:szCs w:val="18"/>
-        </w:rPr>
-      </w:pPr>
-      <w:r>
-        <w:rPr>
-          <w:rFonts w:hint="default" w:ascii="Consolas" w:hAnsi="Consolas" w:eastAsia="Consolas" w:cs="Consolas"/>
-          <w:b w:val="0"/>
-          <w:bCs w:val="0"/>
-          <w:color w:val="D4D4D4"/>
-          <w:kern w:val="0"/>
-          <w:sz w:val="18"/>
-          <w:szCs w:val="18"/>
-          <w:shd w:val="clear" w:fill="1E1E1E"/>
-          <w:lang w:val="en-US" w:eastAsia="zh-CN" w:bidi="ar"/>
-        </w:rPr>
-        <w:t xml:space="preserve">  </w:t>
-      </w:r>
-      <w:r>
-        <w:rPr>
-          <w:rFonts w:hint="default" w:ascii="Consolas" w:hAnsi="Consolas" w:eastAsia="Consolas" w:cs="Consolas"/>
-          <w:b w:val="0"/>
-          <w:bCs w:val="0"/>
-          <w:color w:val="9CDCFE"/>
-          <w:kern w:val="0"/>
-          <w:sz w:val="18"/>
-          <w:szCs w:val="18"/>
-          <w:shd w:val="clear" w:fill="1E1E1E"/>
-          <w:lang w:val="en-US" w:eastAsia="zh-CN" w:bidi="ar"/>
-        </w:rPr>
-        <w:t>"keywords"</w:t>
-      </w:r>
-      <w:r>
-        <w:rPr>
-          <w:rFonts w:hint="default" w:ascii="Consolas" w:hAnsi="Consolas" w:eastAsia="Consolas" w:cs="Consolas"/>
-          <w:b w:val="0"/>
-          <w:bCs w:val="0"/>
-          <w:color w:val="D4D4D4"/>
-          <w:kern w:val="0"/>
-          <w:sz w:val="18"/>
-          <w:szCs w:val="18"/>
-          <w:shd w:val="clear" w:fill="1E1E1E"/>
-          <w:lang w:val="en-US" w:eastAsia="zh-CN" w:bidi="ar"/>
-        </w:rPr>
-        <w:t>: [</w:t>
-      </w:r>
-      <w:r>
-        <w:rPr>
-          <w:rFonts w:hint="default" w:ascii="Consolas" w:hAnsi="Consolas" w:eastAsia="Consolas" w:cs="Consolas"/>
-          <w:b w:val="0"/>
-          <w:bCs w:val="0"/>
-          <w:color w:val="CE9178"/>
-          <w:kern w:val="0"/>
-          <w:sz w:val="18"/>
-          <w:szCs w:val="18"/>
-          <w:shd w:val="clear" w:fill="1E1E1E"/>
-          <w:lang w:val="en-US" w:eastAsia="zh-CN" w:bidi="ar"/>
-        </w:rPr>
-        <w:t>"nodejs"</w:t>
-      </w:r>
-      <w:r>
-        <w:rPr>
-          <w:rFonts w:hint="default" w:ascii="Consolas" w:hAnsi="Consolas" w:eastAsia="Consolas" w:cs="Consolas"/>
-          <w:b w:val="0"/>
-          <w:bCs w:val="0"/>
-          <w:color w:val="D4D4D4"/>
-          <w:kern w:val="0"/>
-          <w:sz w:val="18"/>
-          <w:szCs w:val="18"/>
-          <w:shd w:val="clear" w:fill="1E1E1E"/>
-          <w:lang w:val="en-US" w:eastAsia="zh-CN" w:bidi="ar"/>
-        </w:rPr>
-        <w:t xml:space="preserve">, </w:t>
-      </w:r>
-      <w:r>
-        <w:rPr>
-          <w:rFonts w:hint="default" w:ascii="Consolas" w:hAnsi="Consolas" w:eastAsia="Consolas" w:cs="Consolas"/>
-          <w:b w:val="0"/>
-          <w:bCs w:val="0"/>
-          <w:color w:val="CE9178"/>
-          <w:kern w:val="0"/>
-          <w:sz w:val="18"/>
-          <w:szCs w:val="18"/>
-          <w:shd w:val="clear" w:fill="1E1E1E"/>
-          <w:lang w:val="en-US" w:eastAsia="zh-CN" w:bidi="ar"/>
-        </w:rPr>
-        <w:t>"example"</w:t>
-      </w:r>
-      <w:r>
-        <w:rPr>
-          <w:rFonts w:hint="default" w:ascii="Consolas" w:hAnsi="Consolas" w:eastAsia="Consolas" w:cs="Consolas"/>
-          <w:b w:val="0"/>
-          <w:bCs w:val="0"/>
-          <w:color w:val="D4D4D4"/>
-          <w:kern w:val="0"/>
-          <w:sz w:val="18"/>
-          <w:szCs w:val="18"/>
-          <w:shd w:val="clear" w:fill="1E1E1E"/>
-          <w:lang w:val="en-US" w:eastAsia="zh-CN" w:bidi="ar"/>
-        </w:rPr>
-        <w:t xml:space="preserve">, </w:t>
-      </w:r>
-      <w:r>
-        <w:rPr>
-          <w:rFonts w:hint="default" w:ascii="Consolas" w:hAnsi="Consolas" w:eastAsia="Consolas" w:cs="Consolas"/>
-          <w:b w:val="0"/>
-          <w:bCs w:val="0"/>
-          <w:color w:val="CE9178"/>
-          <w:kern w:val="0"/>
-          <w:sz w:val="18"/>
-          <w:szCs w:val="18"/>
-          <w:shd w:val="clear" w:fill="1E1E1E"/>
-          <w:lang w:val="en-US" w:eastAsia="zh-CN" w:bidi="ar"/>
-        </w:rPr>
-        <w:t>"app"</w:t>
-      </w:r>
-      <w:r>
-        <w:rPr>
-          <w:rFonts w:hint="default" w:ascii="Consolas" w:hAnsi="Consolas" w:eastAsia="Consolas" w:cs="Consolas"/>
-          <w:b w:val="0"/>
-          <w:bCs w:val="0"/>
-          <w:color w:val="D4D4D4"/>
-          <w:kern w:val="0"/>
-          <w:sz w:val="18"/>
-          <w:szCs w:val="18"/>
-          <w:shd w:val="clear" w:fill="1E1E1E"/>
-          <w:lang w:val="en-US" w:eastAsia="zh-CN" w:bidi="ar"/>
-        </w:rPr>
-        <w:t>],</w:t>
-      </w:r>
-    </w:p>
-    <w:p>
-      <w:pPr>
-        <w:keepNext w:val="0"/>
-        <w:keepLines w:val="0"/>
-        <w:widowControl/>
-        <w:suppressLineNumbers w:val="0"/>
-        <w:shd w:val="clear" w:fill="1E1E1E"/>
-        <w:spacing w:line="240" w:lineRule="auto"/>
-        <w:jc w:val="left"/>
-        <w:rPr>
-          <w:rFonts w:hint="default" w:ascii="Consolas" w:hAnsi="Consolas" w:eastAsia="Consolas" w:cs="Consolas"/>
-          <w:b w:val="0"/>
-          <w:bCs w:val="0"/>
-          <w:color w:val="D4D4D4"/>
-          <w:sz w:val="18"/>
-          <w:szCs w:val="18"/>
-        </w:rPr>
-      </w:pPr>
-      <w:r>
-        <w:rPr>
-          <w:rFonts w:hint="default" w:ascii="Consolas" w:hAnsi="Consolas" w:eastAsia="Consolas" w:cs="Consolas"/>
-          <w:b w:val="0"/>
-          <w:bCs w:val="0"/>
-          <w:color w:val="D4D4D4"/>
-          <w:kern w:val="0"/>
-          <w:sz w:val="18"/>
-          <w:szCs w:val="18"/>
-          <w:shd w:val="clear" w:fill="1E1E1E"/>
-          <w:lang w:val="en-US" w:eastAsia="zh-CN" w:bidi="ar"/>
-        </w:rPr>
-        <w:t xml:space="preserve">  </w:t>
-      </w:r>
-      <w:r>
-        <w:rPr>
-          <w:rFonts w:hint="default" w:ascii="Consolas" w:hAnsi="Consolas" w:eastAsia="Consolas" w:cs="Consolas"/>
-          <w:b w:val="0"/>
-          <w:bCs w:val="0"/>
-          <w:color w:val="9CDCFE"/>
-          <w:kern w:val="0"/>
-          <w:sz w:val="18"/>
-          <w:szCs w:val="18"/>
-          <w:shd w:val="clear" w:fill="1E1E1E"/>
-          <w:lang w:val="en-US" w:eastAsia="zh-CN" w:bidi="ar"/>
-        </w:rPr>
-        <w:t>"author"</w:t>
-      </w:r>
-      <w:r>
-        <w:rPr>
-          <w:rFonts w:hint="default" w:ascii="Consolas" w:hAnsi="Consolas" w:eastAsia="Consolas" w:cs="Consolas"/>
-          <w:b w:val="0"/>
-          <w:bCs w:val="0"/>
-          <w:color w:val="D4D4D4"/>
-          <w:kern w:val="0"/>
-          <w:sz w:val="18"/>
-          <w:szCs w:val="18"/>
-          <w:shd w:val="clear" w:fill="1E1E1E"/>
-          <w:lang w:val="en-US" w:eastAsia="zh-CN" w:bidi="ar"/>
-        </w:rPr>
-        <w:t xml:space="preserve">: </w:t>
-      </w:r>
-      <w:r>
-        <w:rPr>
-          <w:rFonts w:hint="default" w:ascii="Consolas" w:hAnsi="Consolas" w:eastAsia="Consolas" w:cs="Consolas"/>
-          <w:b w:val="0"/>
-          <w:bCs w:val="0"/>
-          <w:color w:val="CE9178"/>
-          <w:kern w:val="0"/>
-          <w:sz w:val="18"/>
-          <w:szCs w:val="18"/>
-          <w:shd w:val="clear" w:fill="1E1E1E"/>
-          <w:lang w:val="en-US" w:eastAsia="zh-CN" w:bidi="ar"/>
-        </w:rPr>
-        <w:t>"author name"</w:t>
-      </w:r>
-      <w:r>
-        <w:rPr>
-          <w:rFonts w:hint="default" w:ascii="Consolas" w:hAnsi="Consolas" w:eastAsia="Consolas" w:cs="Consolas"/>
-          <w:b w:val="0"/>
-          <w:bCs w:val="0"/>
-          <w:color w:val="D4D4D4"/>
-          <w:kern w:val="0"/>
-          <w:sz w:val="18"/>
-          <w:szCs w:val="18"/>
-          <w:shd w:val="clear" w:fill="1E1E1E"/>
-          <w:lang w:val="en-US" w:eastAsia="zh-CN" w:bidi="ar"/>
-        </w:rPr>
-        <w:t>,</w:t>
-      </w:r>
-    </w:p>
-    <w:p>
-      <w:pPr>
-        <w:keepNext w:val="0"/>
-        <w:keepLines w:val="0"/>
-        <w:widowControl/>
-        <w:suppressLineNumbers w:val="0"/>
-        <w:shd w:val="clear" w:fill="1E1E1E"/>
-        <w:spacing w:line="240" w:lineRule="auto"/>
-        <w:jc w:val="left"/>
-        <w:rPr>
-          <w:rFonts w:hint="default" w:ascii="Consolas" w:hAnsi="Consolas" w:eastAsia="Consolas" w:cs="Consolas"/>
-          <w:b w:val="0"/>
-          <w:bCs w:val="0"/>
-          <w:color w:val="D4D4D4"/>
-          <w:sz w:val="18"/>
-          <w:szCs w:val="18"/>
-        </w:rPr>
-      </w:pPr>
-      <w:r>
-        <w:rPr>
-          <w:rFonts w:hint="default" w:ascii="Consolas" w:hAnsi="Consolas" w:eastAsia="Consolas" w:cs="Consolas"/>
-          <w:b w:val="0"/>
-          <w:bCs w:val="0"/>
-          <w:color w:val="D4D4D4"/>
-          <w:kern w:val="0"/>
-          <w:sz w:val="18"/>
-          <w:szCs w:val="18"/>
-          <w:shd w:val="clear" w:fill="1E1E1E"/>
-          <w:lang w:val="en-US" w:eastAsia="zh-CN" w:bidi="ar"/>
-        </w:rPr>
-        <w:t xml:space="preserve">  </w:t>
-      </w:r>
-      <w:r>
-        <w:rPr>
-          <w:rFonts w:hint="default" w:ascii="Consolas" w:hAnsi="Consolas" w:eastAsia="Consolas" w:cs="Consolas"/>
-          <w:b w:val="0"/>
-          <w:bCs w:val="0"/>
-          <w:color w:val="9CDCFE"/>
-          <w:kern w:val="0"/>
-          <w:sz w:val="18"/>
-          <w:szCs w:val="18"/>
-          <w:shd w:val="clear" w:fill="1E1E1E"/>
-          <w:lang w:val="en-US" w:eastAsia="zh-CN" w:bidi="ar"/>
-        </w:rPr>
-        <w:t>"license"</w:t>
-      </w:r>
-      <w:r>
-        <w:rPr>
-          <w:rFonts w:hint="default" w:ascii="Consolas" w:hAnsi="Consolas" w:eastAsia="Consolas" w:cs="Consolas"/>
-          <w:b w:val="0"/>
-          <w:bCs w:val="0"/>
-          <w:color w:val="D4D4D4"/>
-          <w:kern w:val="0"/>
-          <w:sz w:val="18"/>
-          <w:szCs w:val="18"/>
-          <w:shd w:val="clear" w:fill="1E1E1E"/>
-          <w:lang w:val="en-US" w:eastAsia="zh-CN" w:bidi="ar"/>
-        </w:rPr>
-        <w:t xml:space="preserve">: </w:t>
-      </w:r>
-      <w:r>
-        <w:rPr>
-          <w:rFonts w:hint="default" w:ascii="Consolas" w:hAnsi="Consolas" w:eastAsia="Consolas" w:cs="Consolas"/>
-          <w:b w:val="0"/>
-          <w:bCs w:val="0"/>
-          <w:color w:val="CE9178"/>
-          <w:kern w:val="0"/>
-          <w:sz w:val="18"/>
-          <w:szCs w:val="18"/>
-          <w:shd w:val="clear" w:fill="1E1E1E"/>
-          <w:lang w:val="en-US" w:eastAsia="zh-CN" w:bidi="ar"/>
-        </w:rPr>
-        <w:t>"ISC"</w:t>
-      </w:r>
-    </w:p>
-    <w:p>
-      <w:pPr>
-        <w:keepNext w:val="0"/>
-        <w:keepLines w:val="0"/>
-        <w:widowControl/>
-        <w:suppressLineNumbers w:val="0"/>
-        <w:shd w:val="clear" w:fill="1E1E1E"/>
-        <w:spacing w:line="240" w:lineRule="auto"/>
-        <w:jc w:val="left"/>
-        <w:rPr>
-          <w:rFonts w:hint="default" w:ascii="Consolas" w:hAnsi="Consolas" w:eastAsia="Consolas" w:cs="Consolas"/>
-          <w:b w:val="0"/>
-          <w:bCs w:val="0"/>
-          <w:color w:val="D4D4D4"/>
-          <w:sz w:val="18"/>
-          <w:szCs w:val="18"/>
-        </w:rPr>
-      </w:pPr>
-      <w:r>
-        <w:rPr>
-          <w:rFonts w:hint="default" w:ascii="Consolas" w:hAnsi="Consolas" w:eastAsia="Consolas" w:cs="Consolas"/>
-          <w:b w:val="0"/>
-          <w:bCs w:val="0"/>
-          <w:color w:val="D4D4D4"/>
-          <w:kern w:val="0"/>
-          <w:sz w:val="18"/>
-          <w:szCs w:val="18"/>
-          <w:shd w:val="clear" w:fill="1E1E1E"/>
-          <w:lang w:val="en-US" w:eastAsia="zh-CN" w:bidi="ar"/>
-        </w:rPr>
-        <w:t>}</w:t>
-      </w:r>
-    </w:p>
-    <w:p>
-      <w:pPr>
-        <w:rPr>
-          <w:rFonts w:hint="default"/>
-          <w:color w:val="FFFFFF" w:themeColor="background1"/>
-          <w:highlight w:val="black"/>
-          <w:lang w:val="en-IN"/>
-          <w14:textFill>
-            <w14:solidFill>
-              <w14:schemeClr w14:val="bg1"/>
-            </w14:solidFill>
-          </w14:textFill>
-        </w:rPr>
-      </w:pPr>
-    </w:p>
-    <w:p>
-      <w:pPr>
-        <w:rPr>
-          <w:rFonts w:hint="default"/>
-          <w:color w:val="FFFFFF" w:themeColor="background1"/>
-          <w:highlight w:val="black"/>
-          <w:lang w:val="en-IN"/>
-          <w14:textFill>
-            <w14:solidFill>
-              <w14:schemeClr w14:val="bg1"/>
-            </w14:solidFill>
-          </w14:textFill>
-        </w:rPr>
-      </w:pPr>
-    </w:p>
-    <w:p>
-      <w:pPr>
-        <w:keepNext w:val="0"/>
-        <w:keepLines w:val="0"/>
-        <w:widowControl/>
-        <w:suppressLineNumbers w:val="0"/>
-        <w:shd w:val="clear" w:fill="1E1E1E"/>
-        <w:spacing w:line="240" w:lineRule="auto"/>
-        <w:jc w:val="left"/>
-        <w:rPr>
-          <w:rFonts w:ascii="Consolas" w:hAnsi="Consolas" w:eastAsia="Consolas" w:cs="Consolas"/>
-          <w:b w:val="0"/>
-          <w:bCs w:val="0"/>
-          <w:color w:val="D4D4D4"/>
-          <w:sz w:val="18"/>
-          <w:szCs w:val="18"/>
-        </w:rPr>
-      </w:pPr>
-      <w:r>
-        <w:rPr>
-          <w:rFonts w:hint="default" w:ascii="Consolas" w:hAnsi="Consolas" w:eastAsia="Consolas" w:cs="Consolas"/>
-          <w:b w:val="0"/>
-          <w:bCs w:val="0"/>
-          <w:color w:val="9CDCFE"/>
-          <w:kern w:val="0"/>
-          <w:sz w:val="18"/>
-          <w:szCs w:val="18"/>
-          <w:shd w:val="clear" w:fill="1E1E1E"/>
-          <w:lang w:val="en-US" w:eastAsia="zh-CN" w:bidi="ar"/>
-        </w:rPr>
-        <w:t>"scripts"</w:t>
-      </w:r>
-      <w:r>
-        <w:rPr>
-          <w:rFonts w:hint="default" w:ascii="Consolas" w:hAnsi="Consolas" w:eastAsia="Consolas" w:cs="Consolas"/>
-          <w:b w:val="0"/>
-          <w:bCs w:val="0"/>
-          <w:color w:val="D4D4D4"/>
-          <w:kern w:val="0"/>
-          <w:sz w:val="18"/>
-          <w:szCs w:val="18"/>
-          <w:shd w:val="clear" w:fill="1E1E1E"/>
-          <w:lang w:val="en-US" w:eastAsia="zh-CN" w:bidi="ar"/>
-        </w:rPr>
-        <w:t>: {</w:t>
-      </w:r>
-    </w:p>
-    <w:p>
-      <w:pPr>
-        <w:keepNext w:val="0"/>
-        <w:keepLines w:val="0"/>
-        <w:widowControl/>
-        <w:suppressLineNumbers w:val="0"/>
-        <w:shd w:val="clear" w:fill="1E1E1E"/>
-        <w:spacing w:line="240" w:lineRule="auto"/>
-        <w:jc w:val="left"/>
-        <w:rPr>
-          <w:rFonts w:hint="default" w:ascii="Consolas" w:hAnsi="Consolas" w:eastAsia="Consolas" w:cs="Consolas"/>
-          <w:b w:val="0"/>
-          <w:bCs w:val="0"/>
-          <w:color w:val="D4D4D4"/>
-          <w:sz w:val="18"/>
-          <w:szCs w:val="18"/>
-        </w:rPr>
-      </w:pPr>
-      <w:r>
-        <w:rPr>
-          <w:rFonts w:hint="default" w:ascii="Consolas" w:hAnsi="Consolas" w:eastAsia="Consolas" w:cs="Consolas"/>
-          <w:b w:val="0"/>
-          <w:bCs w:val="0"/>
-          <w:color w:val="D4D4D4"/>
-          <w:kern w:val="0"/>
-          <w:sz w:val="18"/>
-          <w:szCs w:val="18"/>
-          <w:shd w:val="clear" w:fill="1E1E1E"/>
-          <w:lang w:val="en-US" w:eastAsia="zh-CN" w:bidi="ar"/>
-        </w:rPr>
-        <w:t xml:space="preserve">    </w:t>
-      </w:r>
-      <w:r>
-        <w:rPr>
-          <w:rFonts w:hint="default" w:ascii="Consolas" w:hAnsi="Consolas" w:eastAsia="Consolas" w:cs="Consolas"/>
-          <w:b w:val="0"/>
-          <w:bCs w:val="0"/>
-          <w:color w:val="9CDCFE"/>
-          <w:kern w:val="0"/>
-          <w:sz w:val="18"/>
-          <w:szCs w:val="18"/>
-          <w:shd w:val="clear" w:fill="1E1E1E"/>
-          <w:lang w:val="en-US" w:eastAsia="zh-CN" w:bidi="ar"/>
-        </w:rPr>
-        <w:t>"start"</w:t>
-      </w:r>
-      <w:r>
-        <w:rPr>
-          <w:rFonts w:hint="default" w:ascii="Consolas" w:hAnsi="Consolas" w:eastAsia="Consolas" w:cs="Consolas"/>
-          <w:b w:val="0"/>
-          <w:bCs w:val="0"/>
-          <w:color w:val="D4D4D4"/>
-          <w:kern w:val="0"/>
-          <w:sz w:val="18"/>
-          <w:szCs w:val="18"/>
-          <w:shd w:val="clear" w:fill="1E1E1E"/>
-          <w:lang w:val="en-US" w:eastAsia="zh-CN" w:bidi="ar"/>
-        </w:rPr>
-        <w:t xml:space="preserve">: </w:t>
-      </w:r>
-      <w:r>
-        <w:rPr>
-          <w:rFonts w:hint="default" w:ascii="Consolas" w:hAnsi="Consolas" w:eastAsia="Consolas" w:cs="Consolas"/>
-          <w:b w:val="0"/>
-          <w:bCs w:val="0"/>
-          <w:color w:val="CE9178"/>
-          <w:kern w:val="0"/>
-          <w:sz w:val="18"/>
-          <w:szCs w:val="18"/>
-          <w:shd w:val="clear" w:fill="1E1E1E"/>
-          <w:lang w:val="en-US" w:eastAsia="zh-CN" w:bidi="ar"/>
-        </w:rPr>
-        <w:t>"node index.js"</w:t>
-      </w:r>
-      <w:r>
-        <w:rPr>
-          <w:rFonts w:hint="default" w:ascii="Consolas" w:hAnsi="Consolas" w:eastAsia="Consolas" w:cs="Consolas"/>
-          <w:b w:val="0"/>
-          <w:bCs w:val="0"/>
-          <w:color w:val="D4D4D4"/>
-          <w:kern w:val="0"/>
-          <w:sz w:val="18"/>
-          <w:szCs w:val="18"/>
-          <w:shd w:val="clear" w:fill="1E1E1E"/>
-          <w:lang w:val="en-US" w:eastAsia="zh-CN" w:bidi="ar"/>
-        </w:rPr>
-        <w:t>,</w:t>
-      </w:r>
-    </w:p>
-    <w:p>
-      <w:pPr>
-        <w:keepNext w:val="0"/>
-        <w:keepLines w:val="0"/>
-        <w:widowControl/>
-        <w:suppressLineNumbers w:val="0"/>
-        <w:shd w:val="clear" w:fill="1E1E1E"/>
-        <w:spacing w:line="240" w:lineRule="auto"/>
-        <w:jc w:val="left"/>
-        <w:rPr>
-          <w:rFonts w:hint="default" w:ascii="Consolas" w:hAnsi="Consolas" w:eastAsia="Consolas" w:cs="Consolas"/>
-          <w:b w:val="0"/>
-          <w:bCs w:val="0"/>
-          <w:color w:val="D4D4D4"/>
-          <w:sz w:val="18"/>
-          <w:szCs w:val="18"/>
-        </w:rPr>
-      </w:pPr>
-      <w:r>
-        <w:rPr>
-          <w:rFonts w:hint="default" w:ascii="Consolas" w:hAnsi="Consolas" w:eastAsia="Consolas" w:cs="Consolas"/>
-          <w:b w:val="0"/>
-          <w:bCs w:val="0"/>
-          <w:color w:val="D4D4D4"/>
-          <w:kern w:val="0"/>
-          <w:sz w:val="18"/>
-          <w:szCs w:val="18"/>
-          <w:shd w:val="clear" w:fill="1E1E1E"/>
-          <w:lang w:val="en-US" w:eastAsia="zh-CN" w:bidi="ar"/>
-        </w:rPr>
-        <w:t xml:space="preserve">    </w:t>
-      </w:r>
-      <w:r>
-        <w:rPr>
-          <w:rFonts w:hint="default" w:ascii="Consolas" w:hAnsi="Consolas" w:eastAsia="Consolas" w:cs="Consolas"/>
-          <w:b w:val="0"/>
-          <w:bCs w:val="0"/>
-          <w:color w:val="9CDCFE"/>
-          <w:kern w:val="0"/>
-          <w:sz w:val="18"/>
-          <w:szCs w:val="18"/>
-          <w:shd w:val="clear" w:fill="1E1E1E"/>
-          <w:lang w:val="en-US" w:eastAsia="zh-CN" w:bidi="ar"/>
-        </w:rPr>
-        <w:t>"test"</w:t>
-      </w:r>
-      <w:r>
-        <w:rPr>
-          <w:rFonts w:hint="default" w:ascii="Consolas" w:hAnsi="Consolas" w:eastAsia="Consolas" w:cs="Consolas"/>
-          <w:b w:val="0"/>
-          <w:bCs w:val="0"/>
-          <w:color w:val="D4D4D4"/>
-          <w:kern w:val="0"/>
-          <w:sz w:val="18"/>
-          <w:szCs w:val="18"/>
-          <w:shd w:val="clear" w:fill="1E1E1E"/>
-          <w:lang w:val="en-US" w:eastAsia="zh-CN" w:bidi="ar"/>
-        </w:rPr>
-        <w:t xml:space="preserve">: </w:t>
-      </w:r>
-      <w:r>
-        <w:rPr>
-          <w:rFonts w:hint="default" w:ascii="Consolas" w:hAnsi="Consolas" w:eastAsia="Consolas" w:cs="Consolas"/>
-          <w:b w:val="0"/>
-          <w:bCs w:val="0"/>
-          <w:color w:val="CE9178"/>
-          <w:kern w:val="0"/>
-          <w:sz w:val="18"/>
-          <w:szCs w:val="18"/>
-          <w:shd w:val="clear" w:fill="1E1E1E"/>
-          <w:lang w:val="en-US" w:eastAsia="zh-CN" w:bidi="ar"/>
-        </w:rPr>
-        <w:t xml:space="preserve">"echo </w:t>
-      </w:r>
-      <w:r>
-        <w:rPr>
-          <w:rFonts w:hint="default" w:ascii="Consolas" w:hAnsi="Consolas" w:eastAsia="Consolas" w:cs="Consolas"/>
-          <w:b w:val="0"/>
-          <w:bCs w:val="0"/>
-          <w:color w:val="D7BA7D"/>
-          <w:kern w:val="0"/>
-          <w:sz w:val="18"/>
-          <w:szCs w:val="18"/>
-          <w:shd w:val="clear" w:fill="1E1E1E"/>
-          <w:lang w:val="en-US" w:eastAsia="zh-CN" w:bidi="ar"/>
-        </w:rPr>
-        <w:t>\"</w:t>
-      </w:r>
-      <w:r>
-        <w:rPr>
-          <w:rFonts w:hint="default" w:ascii="Consolas" w:hAnsi="Consolas" w:eastAsia="Consolas" w:cs="Consolas"/>
-          <w:b w:val="0"/>
-          <w:bCs w:val="0"/>
-          <w:color w:val="CE9178"/>
-          <w:kern w:val="0"/>
-          <w:sz w:val="18"/>
-          <w:szCs w:val="18"/>
-          <w:shd w:val="clear" w:fill="1E1E1E"/>
-          <w:lang w:val="en-US" w:eastAsia="zh-CN" w:bidi="ar"/>
-        </w:rPr>
-        <w:t>Error: no test specified</w:t>
-      </w:r>
-      <w:r>
-        <w:rPr>
-          <w:rFonts w:hint="default" w:ascii="Consolas" w:hAnsi="Consolas" w:eastAsia="Consolas" w:cs="Consolas"/>
-          <w:b w:val="0"/>
-          <w:bCs w:val="0"/>
-          <w:color w:val="D7BA7D"/>
-          <w:kern w:val="0"/>
-          <w:sz w:val="18"/>
-          <w:szCs w:val="18"/>
-          <w:shd w:val="clear" w:fill="1E1E1E"/>
-          <w:lang w:val="en-US" w:eastAsia="zh-CN" w:bidi="ar"/>
-        </w:rPr>
-        <w:t>\"</w:t>
-      </w:r>
-      <w:r>
-        <w:rPr>
-          <w:rFonts w:hint="default" w:ascii="Consolas" w:hAnsi="Consolas" w:eastAsia="Consolas" w:cs="Consolas"/>
-          <w:b w:val="0"/>
-          <w:bCs w:val="0"/>
-          <w:color w:val="CE9178"/>
-          <w:kern w:val="0"/>
-          <w:sz w:val="18"/>
-          <w:szCs w:val="18"/>
-          <w:shd w:val="clear" w:fill="1E1E1E"/>
-          <w:lang w:val="en-US" w:eastAsia="zh-CN" w:bidi="ar"/>
-        </w:rPr>
-        <w:t xml:space="preserve"> &amp;&amp; exit 1"</w:t>
-      </w:r>
-    </w:p>
-    <w:p>
-      <w:pPr>
-        <w:keepNext w:val="0"/>
-        <w:keepLines w:val="0"/>
-        <w:widowControl/>
-        <w:suppressLineNumbers w:val="0"/>
-        <w:shd w:val="clear" w:fill="1E1E1E"/>
-        <w:spacing w:line="240" w:lineRule="auto"/>
-        <w:jc w:val="left"/>
-        <w:rPr>
-          <w:rFonts w:hint="default" w:ascii="Consolas" w:hAnsi="Consolas" w:eastAsia="Consolas" w:cs="Consolas"/>
-          <w:b w:val="0"/>
-          <w:bCs w:val="0"/>
-          <w:color w:val="D4D4D4"/>
-          <w:sz w:val="18"/>
-          <w:szCs w:val="18"/>
-        </w:rPr>
-      </w:pPr>
-      <w:r>
-        <w:rPr>
-          <w:rFonts w:hint="default" w:ascii="Consolas" w:hAnsi="Consolas" w:eastAsia="Consolas" w:cs="Consolas"/>
-          <w:b w:val="0"/>
-          <w:bCs w:val="0"/>
-          <w:color w:val="D4D4D4"/>
-          <w:kern w:val="0"/>
-          <w:sz w:val="18"/>
-          <w:szCs w:val="18"/>
-          <w:shd w:val="clear" w:fill="1E1E1E"/>
-          <w:lang w:val="en-US" w:eastAsia="zh-CN" w:bidi="ar"/>
-        </w:rPr>
-        <w:t>  },</w:t>
-      </w:r>
-    </w:p>
-    <w:p>
-      <w:pPr>
-        <w:rPr>
-          <w:rFonts w:hint="default"/>
-          <w:color w:val="FFFFFF" w:themeColor="background1"/>
-          <w:highlight w:val="black"/>
-          <w:lang w:val="en-IN"/>
-          <w14:textFill>
-            <w14:solidFill>
-              <w14:schemeClr w14:val="bg1"/>
-            </w14:solidFill>
-          </w14:textFill>
-        </w:rPr>
-      </w:pPr>
-    </w:p>
-    <w:p>
-      <w:pPr>
-        <w:rPr>
-          <w:rFonts w:hint="default"/>
-          <w:color w:val="FFFFFF" w:themeColor="background1"/>
-          <w:highlight w:val="black"/>
-          <w:lang w:val="en-IN"/>
-          <w14:textFill>
-            <w14:solidFill>
-              <w14:schemeClr w14:val="bg1"/>
-            </w14:solidFill>
-          </w14:textFill>
-        </w:rPr>
-      </w:pPr>
-      <w:r>
-        <w:rPr>
-          <w:rFonts w:hint="default"/>
-          <w:lang w:val="en-IN"/>
-        </w:rPr>
-        <w:t xml:space="preserve">With this above start key we can run code by command: </w:t>
-      </w:r>
-      <w:r>
-        <w:rPr>
-          <w:rFonts w:hint="default"/>
-          <w:color w:val="FFFFFF" w:themeColor="background1"/>
-          <w:highlight w:val="black"/>
-          <w:lang w:val="en-IN"/>
-          <w14:textFill>
-            <w14:solidFill>
-              <w14:schemeClr w14:val="bg1"/>
-            </w14:solidFill>
-          </w14:textFill>
-        </w:rPr>
-        <w:t xml:space="preserve"> npm start </w:t>
-      </w:r>
+    </w:p>
+    <w:p>
+      <w:pPr>
+        <w:rPr>
+          <w:rFonts w:hint="default"/>
+          <w:lang w:val="en-IN"/>
+        </w:rPr>
+      </w:pPr>
+    </w:p>
+    <w:p>
+      <w:pPr>
+        <w:rPr>
+          <w:rFonts w:hint="default"/>
+          <w:b/>
+          <w:bCs/>
+          <w:color w:val="auto"/>
+          <w:highlight w:val="none"/>
+          <w:lang w:val="en-IN"/>
+        </w:rPr>
+      </w:pPr>
+    </w:p>
+    <w:p>
+      <w:pPr>
+        <w:rPr>
+          <w:rFonts w:hint="default"/>
+          <w:b/>
+          <w:bCs/>
+          <w:color w:val="auto"/>
+          <w:highlight w:val="none"/>
+          <w:lang w:val="en-IN"/>
+        </w:rPr>
+      </w:pPr>
+    </w:p>
+    <w:p>
+      <w:pPr>
+        <w:rPr>
+          <w:rFonts w:hint="default"/>
+          <w:b/>
+          <w:bCs/>
+          <w:color w:val="auto"/>
+          <w:highlight w:val="none"/>
+          <w:lang w:val="en-IN"/>
+        </w:rPr>
+      </w:pPr>
+    </w:p>
+    <w:p>
+      <w:pPr>
+        <w:rPr>
+          <w:rFonts w:hint="default"/>
+          <w:b/>
+          <w:bCs/>
+          <w:color w:val="auto"/>
+          <w:highlight w:val="none"/>
+          <w:lang w:val="en-IN"/>
+        </w:rPr>
+      </w:pPr>
+    </w:p>
+    <w:p>
+      <w:pPr>
+        <w:rPr>
+          <w:rFonts w:hint="default"/>
+          <w:b/>
+          <w:bCs/>
+          <w:lang w:val="en-IN"/>
+        </w:rPr>
+      </w:pPr>
+      <w:r>
+        <w:rPr>
+          <w:rFonts w:hint="default"/>
+          <w:b/>
+          <w:bCs/>
+          <w:color w:val="auto"/>
+          <w:highlight w:val="none"/>
+          <w:lang w:val="en-IN"/>
+        </w:rPr>
+        <w:t xml:space="preserve">Get Simple API Data from other file : </w:t>
+      </w:r>
+      <w:r>
+        <w:rPr>
+          <w:rFonts w:hint="default"/>
+          <w:b/>
+          <w:bCs/>
+          <w:lang w:val="en-IN"/>
+        </w:rPr>
+        <w:t xml:space="preserve"> -----------------------------------------------------------------------------------------</w:t>
+      </w:r>
+    </w:p>
+    <w:p>
+      <w:pPr>
+        <w:rPr>
+          <w:rFonts w:hint="default"/>
+          <w:b/>
+          <w:bCs/>
+          <w:color w:val="auto"/>
+          <w:highlight w:val="none"/>
+          <w:lang w:val="en-IN"/>
+        </w:rPr>
+      </w:pPr>
+      <w:r>
+        <w:drawing>
+          <wp:anchor distT="0" distB="0" distL="114300" distR="114300" simplePos="0" relativeHeight="251677696" behindDoc="0" locked="0" layoutInCell="1" allowOverlap="1">
+            <wp:simplePos x="0" y="0"/>
+            <wp:positionH relativeFrom="column">
+              <wp:posOffset>6985</wp:posOffset>
+            </wp:positionH>
+            <wp:positionV relativeFrom="paragraph">
+              <wp:posOffset>151130</wp:posOffset>
+            </wp:positionV>
+            <wp:extent cx="2784475" cy="1196975"/>
+            <wp:effectExtent l="0" t="0" r="15875" b="3175"/>
+            <wp:wrapSquare wrapText="bothSides"/>
+            <wp:docPr id="17" name="Picture 2"/>
+            <wp:cNvGraphicFramePr>
+              <a:graphicFrameLocks xmlns:a="http://schemas.openxmlformats.org/drawingml/2006/main" noChangeAspect="1"/>
+            </wp:cNvGraphicFramePr>
+            <a:graphic xmlns:a="http://schemas.openxmlformats.org/drawingml/2006/main">
+              <a:graphicData uri="http://schemas.openxmlformats.org/drawingml/2006/picture">
+                <pic:pic xmlns:pic="http://schemas.openxmlformats.org/drawingml/2006/picture">
+                  <pic:nvPicPr>
+                    <pic:cNvPr id="17" name="Picture 2"/>
+                    <pic:cNvPicPr>
+                      <a:picLocks noChangeAspect="1"/>
+                    </pic:cNvPicPr>
+                  </pic:nvPicPr>
+                  <pic:blipFill>
+                    <a:blip r:embed="rId22"/>
+                    <a:stretch>
+                      <a:fillRect/>
+                    </a:stretch>
+                  </pic:blipFill>
+                  <pic:spPr>
+                    <a:xfrm>
+                      <a:off x="0" y="0"/>
+                      <a:ext cx="2784475" cy="1196975"/>
+                    </a:xfrm>
+                    <a:prstGeom prst="rect">
+                      <a:avLst/>
+                    </a:prstGeom>
+                    <a:noFill/>
+                    <a:ln>
+                      <a:noFill/>
+                    </a:ln>
+                  </pic:spPr>
+                </pic:pic>
+              </a:graphicData>
+            </a:graphic>
+          </wp:anchor>
+        </w:drawing>
+      </w:r>
+    </w:p>
+    <w:p>
+      <w:pPr>
+        <w:rPr>
+          <w:rFonts w:hint="default"/>
+          <w:b/>
+          <w:bCs/>
+          <w:color w:val="auto"/>
+          <w:highlight w:val="none"/>
+          <w:lang w:val="en-IN"/>
+        </w:rPr>
+      </w:pPr>
+      <w:r>
+        <w:drawing>
+          <wp:anchor distT="0" distB="0" distL="114300" distR="114300" simplePos="0" relativeHeight="251678720" behindDoc="0" locked="0" layoutInCell="1" allowOverlap="1">
+            <wp:simplePos x="0" y="0"/>
+            <wp:positionH relativeFrom="column">
+              <wp:posOffset>26670</wp:posOffset>
+            </wp:positionH>
+            <wp:positionV relativeFrom="paragraph">
+              <wp:posOffset>35560</wp:posOffset>
+            </wp:positionV>
+            <wp:extent cx="3415030" cy="1109345"/>
+            <wp:effectExtent l="0" t="0" r="13970" b="14605"/>
+            <wp:wrapSquare wrapText="bothSides"/>
+            <wp:docPr id="20" name="Picture 3"/>
+            <wp:cNvGraphicFramePr>
+              <a:graphicFrameLocks xmlns:a="http://schemas.openxmlformats.org/drawingml/2006/main" noChangeAspect="1"/>
+            </wp:cNvGraphicFramePr>
+            <a:graphic xmlns:a="http://schemas.openxmlformats.org/drawingml/2006/main">
+              <a:graphicData uri="http://schemas.openxmlformats.org/drawingml/2006/picture">
+                <pic:pic xmlns:pic="http://schemas.openxmlformats.org/drawingml/2006/picture">
+                  <pic:nvPicPr>
+                    <pic:cNvPr id="20" name="Picture 3"/>
+                    <pic:cNvPicPr>
+                      <a:picLocks noChangeAspect="1"/>
+                    </pic:cNvPicPr>
+                  </pic:nvPicPr>
+                  <pic:blipFill>
+                    <a:blip r:embed="rId23"/>
+                    <a:stretch>
+                      <a:fillRect/>
+                    </a:stretch>
+                  </pic:blipFill>
+                  <pic:spPr>
+                    <a:xfrm>
+                      <a:off x="0" y="0"/>
+                      <a:ext cx="3415030" cy="1109345"/>
+                    </a:xfrm>
+                    <a:prstGeom prst="rect">
+                      <a:avLst/>
+                    </a:prstGeom>
+                    <a:noFill/>
+                    <a:ln>
+                      <a:noFill/>
+                    </a:ln>
+                  </pic:spPr>
+                </pic:pic>
+              </a:graphicData>
+            </a:graphic>
+          </wp:anchor>
+        </w:drawing>
+      </w:r>
+    </w:p>
+    <w:p>
+      <w:pPr>
+        <w:rPr>
+          <w:rFonts w:hint="default"/>
+          <w:b/>
+          <w:bCs/>
+          <w:color w:val="auto"/>
+          <w:highlight w:val="none"/>
+          <w:lang w:val="en-IN"/>
+        </w:rPr>
+      </w:pPr>
+    </w:p>
+    <w:p>
+      <w:pPr>
+        <w:rPr>
+          <w:rFonts w:hint="default"/>
+          <w:b/>
+          <w:bCs/>
+          <w:color w:val="auto"/>
+          <w:highlight w:val="none"/>
+          <w:lang w:val="en-IN"/>
+        </w:rPr>
+      </w:pPr>
+      <w:r>
+        <w:drawing>
+          <wp:anchor distT="0" distB="0" distL="114300" distR="114300" simplePos="0" relativeHeight="251679744" behindDoc="0" locked="0" layoutInCell="1" allowOverlap="1">
+            <wp:simplePos x="0" y="0"/>
+            <wp:positionH relativeFrom="column">
+              <wp:posOffset>-12700</wp:posOffset>
+            </wp:positionH>
+            <wp:positionV relativeFrom="paragraph">
+              <wp:posOffset>85725</wp:posOffset>
+            </wp:positionV>
+            <wp:extent cx="6304280" cy="699135"/>
+            <wp:effectExtent l="0" t="0" r="1270" b="5715"/>
+            <wp:wrapSquare wrapText="bothSides"/>
+            <wp:docPr id="21" name="Picture 4"/>
+            <wp:cNvGraphicFramePr>
+              <a:graphicFrameLocks xmlns:a="http://schemas.openxmlformats.org/drawingml/2006/main" noChangeAspect="1"/>
+            </wp:cNvGraphicFramePr>
+            <a:graphic xmlns:a="http://schemas.openxmlformats.org/drawingml/2006/main">
+              <a:graphicData uri="http://schemas.openxmlformats.org/drawingml/2006/picture">
+                <pic:pic xmlns:pic="http://schemas.openxmlformats.org/drawingml/2006/picture">
+                  <pic:nvPicPr>
+                    <pic:cNvPr id="21" name="Picture 4"/>
+                    <pic:cNvPicPr>
+                      <a:picLocks noChangeAspect="1"/>
+                    </pic:cNvPicPr>
+                  </pic:nvPicPr>
+                  <pic:blipFill>
+                    <a:blip r:embed="rId24"/>
+                    <a:stretch>
+                      <a:fillRect/>
+                    </a:stretch>
+                  </pic:blipFill>
+                  <pic:spPr>
+                    <a:xfrm>
+                      <a:off x="0" y="0"/>
+                      <a:ext cx="6304280" cy="699135"/>
+                    </a:xfrm>
+                    <a:prstGeom prst="rect">
+                      <a:avLst/>
+                    </a:prstGeom>
+                    <a:noFill/>
+                    <a:ln>
+                      <a:noFill/>
+                    </a:ln>
+                  </pic:spPr>
+                </pic:pic>
+              </a:graphicData>
+            </a:graphic>
+          </wp:anchor>
+        </w:drawing>
+      </w:r>
+    </w:p>
+    <w:p>
+      <w:pPr>
+        <w:rPr>
+          <w:rFonts w:hint="default"/>
+          <w:b/>
+          <w:bCs/>
+          <w:color w:val="auto"/>
+          <w:highlight w:val="none"/>
+          <w:lang w:val="en-IN"/>
+        </w:rPr>
+      </w:pPr>
+    </w:p>
+    <w:p>
+      <w:pPr>
+        <w:rPr>
+          <w:rFonts w:hint="default"/>
+          <w:b/>
+          <w:bCs/>
+          <w:color w:val="auto"/>
+          <w:highlight w:val="none"/>
+          <w:lang w:val="en-IN"/>
+        </w:rPr>
+      </w:pPr>
+    </w:p>
+    <w:p>
+      <w:pPr>
+        <w:rPr>
+          <w:rFonts w:hint="default"/>
+          <w:b/>
+          <w:bCs/>
+          <w:color w:val="auto"/>
+          <w:highlight w:val="none"/>
+          <w:lang w:val="en-IN"/>
+        </w:rPr>
+      </w:pPr>
+    </w:p>
+    <w:p>
+      <w:pPr>
+        <w:rPr>
+          <w:rFonts w:hint="default"/>
+          <w:b/>
+          <w:bCs/>
+          <w:color w:val="auto"/>
+          <w:highlight w:val="none"/>
+          <w:lang w:val="en-IN"/>
+        </w:rPr>
+      </w:pPr>
+    </w:p>
+    <w:p>
+      <w:pPr>
+        <w:rPr>
+          <w:rFonts w:hint="default"/>
+          <w:b/>
+          <w:bCs/>
+          <w:color w:val="auto"/>
+          <w:highlight w:val="none"/>
+          <w:lang w:val="en-IN"/>
+        </w:rPr>
+      </w:pPr>
+    </w:p>
+    <w:p>
+      <w:pPr>
+        <w:rPr>
+          <w:rFonts w:hint="default"/>
+          <w:b/>
+          <w:bCs/>
+          <w:lang w:val="en-IN"/>
+        </w:rPr>
+      </w:pPr>
+      <w:r>
+        <w:rPr>
+          <w:rFonts w:hint="default"/>
+          <w:b/>
+          <w:bCs/>
+          <w:color w:val="auto"/>
+          <w:highlight w:val="none"/>
+          <w:lang w:val="en-IN"/>
+        </w:rPr>
+        <w:t xml:space="preserve">Get input from command line : </w:t>
+      </w:r>
+      <w:r>
+        <w:rPr>
+          <w:rFonts w:hint="default"/>
+          <w:b/>
+          <w:bCs/>
+          <w:lang w:val="en-IN"/>
+        </w:rPr>
+        <w:t xml:space="preserve"> -----------------------------------------------------------------------------------------</w:t>
+      </w:r>
+    </w:p>
+    <w:p>
+      <w:pPr>
+        <w:rPr>
+          <w:rFonts w:hint="default"/>
+          <w:lang w:val="en-IN"/>
+        </w:rPr>
+      </w:pPr>
+    </w:p>
+    <w:p>
+      <w:pPr>
+        <w:rPr>
+          <w:rFonts w:hint="default"/>
+          <w:lang w:val="en-IN"/>
+        </w:rPr>
+      </w:pPr>
+      <w:r>
+        <w:drawing>
+          <wp:anchor distT="0" distB="0" distL="114300" distR="114300" simplePos="0" relativeHeight="251680768" behindDoc="0" locked="0" layoutInCell="1" allowOverlap="1">
+            <wp:simplePos x="0" y="0"/>
+            <wp:positionH relativeFrom="column">
+              <wp:posOffset>43815</wp:posOffset>
+            </wp:positionH>
+            <wp:positionV relativeFrom="paragraph">
+              <wp:posOffset>123190</wp:posOffset>
+            </wp:positionV>
+            <wp:extent cx="2629535" cy="1276985"/>
+            <wp:effectExtent l="0" t="0" r="18415" b="18415"/>
+            <wp:wrapSquare wrapText="bothSides"/>
+            <wp:docPr id="22" name="Picture 5"/>
+            <wp:cNvGraphicFramePr>
+              <a:graphicFrameLocks xmlns:a="http://schemas.openxmlformats.org/drawingml/2006/main" noChangeAspect="1"/>
+            </wp:cNvGraphicFramePr>
+            <a:graphic xmlns:a="http://schemas.openxmlformats.org/drawingml/2006/main">
+              <a:graphicData uri="http://schemas.openxmlformats.org/drawingml/2006/picture">
+                <pic:pic xmlns:pic="http://schemas.openxmlformats.org/drawingml/2006/picture">
+                  <pic:nvPicPr>
+                    <pic:cNvPr id="22" name="Picture 5"/>
+                    <pic:cNvPicPr>
+                      <a:picLocks noChangeAspect="1"/>
+                    </pic:cNvPicPr>
+                  </pic:nvPicPr>
+                  <pic:blipFill>
+                    <a:blip r:embed="rId25"/>
+                    <a:stretch>
+                      <a:fillRect/>
+                    </a:stretch>
+                  </pic:blipFill>
+                  <pic:spPr>
+                    <a:xfrm>
+                      <a:off x="0" y="0"/>
+                      <a:ext cx="2629535" cy="1276985"/>
+                    </a:xfrm>
+                    <a:prstGeom prst="rect">
+                      <a:avLst/>
+                    </a:prstGeom>
+                    <a:noFill/>
+                    <a:ln>
+                      <a:noFill/>
+                    </a:ln>
+                  </pic:spPr>
+                </pic:pic>
+              </a:graphicData>
+            </a:graphic>
+          </wp:anchor>
+        </w:drawing>
+      </w:r>
+      <w:r>
+        <w:drawing>
+          <wp:anchor distT="0" distB="0" distL="114300" distR="114300" simplePos="0" relativeHeight="251681792" behindDoc="0" locked="0" layoutInCell="1" allowOverlap="1">
+            <wp:simplePos x="0" y="0"/>
+            <wp:positionH relativeFrom="column">
+              <wp:posOffset>2982595</wp:posOffset>
+            </wp:positionH>
+            <wp:positionV relativeFrom="paragraph">
+              <wp:posOffset>27305</wp:posOffset>
+            </wp:positionV>
+            <wp:extent cx="2380615" cy="1296670"/>
+            <wp:effectExtent l="0" t="0" r="635" b="17780"/>
+            <wp:wrapSquare wrapText="bothSides"/>
+            <wp:docPr id="24" name="Picture 7"/>
+            <wp:cNvGraphicFramePr>
+              <a:graphicFrameLocks xmlns:a="http://schemas.openxmlformats.org/drawingml/2006/main" noChangeAspect="1"/>
+            </wp:cNvGraphicFramePr>
+            <a:graphic xmlns:a="http://schemas.openxmlformats.org/drawingml/2006/main">
+              <a:graphicData uri="http://schemas.openxmlformats.org/drawingml/2006/picture">
+                <pic:pic xmlns:pic="http://schemas.openxmlformats.org/drawingml/2006/picture">
+                  <pic:nvPicPr>
+                    <pic:cNvPr id="24" name="Picture 7"/>
+                    <pic:cNvPicPr>
+                      <a:picLocks noChangeAspect="1"/>
+                    </pic:cNvPicPr>
+                  </pic:nvPicPr>
+                  <pic:blipFill>
+                    <a:blip r:embed="rId26"/>
+                    <a:stretch>
+                      <a:fillRect/>
+                    </a:stretch>
+                  </pic:blipFill>
+                  <pic:spPr>
+                    <a:xfrm>
+                      <a:off x="0" y="0"/>
+                      <a:ext cx="2380615" cy="1296670"/>
+                    </a:xfrm>
+                    <a:prstGeom prst="rect">
+                      <a:avLst/>
+                    </a:prstGeom>
+                    <a:noFill/>
+                    <a:ln>
+                      <a:noFill/>
+                    </a:ln>
+                  </pic:spPr>
+                </pic:pic>
+              </a:graphicData>
+            </a:graphic>
+          </wp:anchor>
+        </w:drawing>
+      </w:r>
+    </w:p>
+    <w:p>
+      <w:pPr>
+        <w:rPr>
+          <w:rFonts w:hint="default"/>
+          <w:lang w:val="en-IN"/>
+        </w:rPr>
+      </w:pPr>
+    </w:p>
+    <w:p>
+      <w:pPr>
+        <w:rPr>
+          <w:rFonts w:hint="default"/>
+          <w:lang w:val="en-IN"/>
+        </w:rPr>
+      </w:pPr>
+    </w:p>
+    <w:p>
+      <w:pPr>
+        <w:rPr>
+          <w:rFonts w:hint="default"/>
+          <w:lang w:val="en-IN"/>
+        </w:rPr>
+      </w:pPr>
+    </w:p>
+    <w:p>
+      <w:pPr>
+        <w:rPr>
+          <w:rFonts w:hint="default"/>
+          <w:lang w:val="en-IN"/>
+        </w:rPr>
+      </w:pPr>
+    </w:p>
+    <w:p>
+      <w:pPr>
+        <w:rPr>
+          <w:rFonts w:hint="default"/>
+          <w:lang w:val="en-IN"/>
+        </w:rPr>
+      </w:pPr>
+    </w:p>
+    <w:p>
+      <w:pPr>
+        <w:rPr>
+          <w:rFonts w:hint="default"/>
+          <w:lang w:val="en-IN"/>
+        </w:rPr>
+      </w:pPr>
+    </w:p>
+    <w:p>
+      <w:pPr>
+        <w:rPr>
+          <w:rFonts w:hint="default"/>
+          <w:lang w:val="en-IN"/>
+        </w:rPr>
+      </w:pPr>
+    </w:p>
+    <w:p>
+      <w:pPr>
+        <w:rPr>
+          <w:rFonts w:hint="default"/>
+          <w:lang w:val="en-IN"/>
+        </w:rPr>
+      </w:pPr>
+    </w:p>
+    <w:p>
+      <w:pPr>
+        <w:rPr>
+          <w:rFonts w:hint="default"/>
+          <w:lang w:val="en-IN"/>
+        </w:rPr>
+      </w:pPr>
+    </w:p>
+    <w:p>
+      <w:pPr>
+        <w:rPr>
+          <w:rFonts w:hint="default"/>
+          <w:lang w:val="en-IN"/>
+        </w:rPr>
+      </w:pPr>
+      <w:r>
+        <w:drawing>
+          <wp:anchor distT="0" distB="0" distL="114300" distR="114300" simplePos="0" relativeHeight="251682816" behindDoc="0" locked="0" layoutInCell="1" allowOverlap="1">
+            <wp:simplePos x="0" y="0"/>
+            <wp:positionH relativeFrom="column">
+              <wp:posOffset>118110</wp:posOffset>
+            </wp:positionH>
+            <wp:positionV relativeFrom="paragraph">
+              <wp:posOffset>43815</wp:posOffset>
+            </wp:positionV>
+            <wp:extent cx="2113280" cy="1341755"/>
+            <wp:effectExtent l="0" t="0" r="1270" b="10795"/>
+            <wp:wrapSquare wrapText="bothSides"/>
+            <wp:docPr id="23" name="Picture 1"/>
+            <wp:cNvGraphicFramePr>
+              <a:graphicFrameLocks xmlns:a="http://schemas.openxmlformats.org/drawingml/2006/main" noChangeAspect="1"/>
+            </wp:cNvGraphicFramePr>
+            <a:graphic xmlns:a="http://schemas.openxmlformats.org/drawingml/2006/main">
+              <a:graphicData uri="http://schemas.openxmlformats.org/drawingml/2006/picture">
+                <pic:pic xmlns:pic="http://schemas.openxmlformats.org/drawingml/2006/picture">
+                  <pic:nvPicPr>
+                    <pic:cNvPr id="23" name="Picture 1"/>
+                    <pic:cNvPicPr>
+                      <a:picLocks noChangeAspect="1"/>
+                    </pic:cNvPicPr>
+                  </pic:nvPicPr>
+                  <pic:blipFill>
+                    <a:blip r:embed="rId27"/>
+                    <a:stretch>
+                      <a:fillRect/>
+                    </a:stretch>
+                  </pic:blipFill>
+                  <pic:spPr>
+                    <a:xfrm>
+                      <a:off x="0" y="0"/>
+                      <a:ext cx="2113280" cy="1341755"/>
+                    </a:xfrm>
+                    <a:prstGeom prst="rect">
+                      <a:avLst/>
+                    </a:prstGeom>
+                    <a:noFill/>
+                    <a:ln>
+                      <a:noFill/>
+                    </a:ln>
+                  </pic:spPr>
+                </pic:pic>
+              </a:graphicData>
+            </a:graphic>
+          </wp:anchor>
+        </w:drawing>
+      </w:r>
+    </w:p>
+    <w:p>
+      <w:pPr>
+        <w:rPr>
+          <w:rFonts w:hint="default"/>
+          <w:lang w:val="en-IN"/>
+        </w:rPr>
+      </w:pPr>
+    </w:p>
+    <w:p>
+      <w:pPr>
+        <w:rPr>
+          <w:rFonts w:hint="default"/>
+          <w:lang w:val="en-IN"/>
+        </w:rPr>
+      </w:pPr>
+    </w:p>
+    <w:p>
+      <w:pPr>
+        <w:rPr>
+          <w:rFonts w:hint="default"/>
+          <w:lang w:val="en-IN"/>
+        </w:rPr>
+      </w:pPr>
+    </w:p>
+    <w:p>
+      <w:pPr>
+        <w:rPr>
+          <w:rFonts w:hint="default"/>
+          <w:lang w:val="en-IN"/>
+        </w:rPr>
+      </w:pPr>
+    </w:p>
+    <w:p>
+      <w:pPr>
+        <w:rPr>
+          <w:rFonts w:hint="default"/>
+          <w:lang w:val="en-IN"/>
+        </w:rPr>
+      </w:pPr>
+    </w:p>
+    <w:p>
+      <w:pPr>
+        <w:rPr>
+          <w:rFonts w:hint="default"/>
+          <w:lang w:val="en-IN"/>
+        </w:rPr>
+      </w:pPr>
+    </w:p>
+    <w:p>
+      <w:pPr>
+        <w:rPr>
+          <w:rFonts w:hint="default"/>
+          <w:lang w:val="en-IN"/>
+        </w:rPr>
+      </w:pPr>
+    </w:p>
+    <w:p>
+      <w:pPr>
+        <w:rPr>
+          <w:rFonts w:hint="default"/>
+          <w:lang w:val="en-IN"/>
+        </w:rPr>
+      </w:pPr>
+    </w:p>
+    <w:p>
+      <w:pPr>
+        <w:rPr>
+          <w:rFonts w:hint="default"/>
+          <w:lang w:val="en-IN"/>
+        </w:rPr>
+      </w:pPr>
+    </w:p>
+    <w:p>
+      <w:pPr>
+        <w:rPr>
+          <w:rFonts w:hint="default"/>
+          <w:lang w:val="en-IN"/>
+        </w:rPr>
+      </w:pPr>
+    </w:p>
+    <w:p>
+      <w:pPr>
+        <w:rPr>
+          <w:rFonts w:hint="default"/>
+          <w:lang w:val="en-IN"/>
+        </w:rPr>
+      </w:pPr>
+    </w:p>
+    <w:p>
+      <w:pPr>
+        <w:rPr>
+          <w:rFonts w:hint="default"/>
+          <w:lang w:val="en-IN"/>
+        </w:rPr>
+      </w:pPr>
+    </w:p>
+    <w:p>
+      <w:pPr>
+        <w:rPr>
+          <w:rFonts w:hint="default"/>
+          <w:lang w:val="en-IN"/>
+        </w:rPr>
+      </w:pPr>
+    </w:p>
+    <w:p>
+      <w:pPr>
+        <w:rPr>
+          <w:rFonts w:hint="default"/>
+          <w:lang w:val="en-IN"/>
+        </w:rPr>
+      </w:pPr>
     </w:p>
     <w:p>
       <w:pPr>
@@ -5590,7 +7400,7 @@
     <w:lsdException w:qFormat="1" w:unhideWhenUsed="0" w:uiPriority="0" w:semiHidden="0" w:name="Title"/>
     <w:lsdException w:unhideWhenUsed="0" w:uiPriority="0" w:semiHidden="0" w:name="Closing"/>
     <w:lsdException w:unhideWhenUsed="0" w:uiPriority="0" w:semiHidden="0" w:name="Signature"/>
-    <w:lsdException w:unhideWhenUsed="0" w:uiPriority="0" w:name="Default Paragraph Font"/>
+    <w:lsdException w:qFormat="1" w:unhideWhenUsed="0" w:uiPriority="0" w:name="Default Paragraph Font"/>
     <w:lsdException w:unhideWhenUsed="0" w:uiPriority="0" w:semiHidden="0" w:name="Body Text"/>
     <w:lsdException w:unhideWhenUsed="0" w:uiPriority="0" w:semiHidden="0" w:name="Body Text Indent"/>
     <w:lsdException w:unhideWhenUsed="0" w:uiPriority="0" w:semiHidden="0" w:name="List Continue"/>
@@ -5617,11 +7427,11 @@
     <w:lsdException w:unhideWhenUsed="0" w:uiPriority="0" w:semiHidden="0" w:name="Document Map"/>
     <w:lsdException w:unhideWhenUsed="0" w:uiPriority="0" w:semiHidden="0" w:name="Plain Text"/>
     <w:lsdException w:unhideWhenUsed="0" w:uiPriority="0" w:semiHidden="0" w:name="E-mail Signature"/>
-    <w:lsdException w:unhideWhenUsed="0" w:uiPriority="0" w:semiHidden="0" w:name="Normal (Web)"/>
+    <w:lsdException w:qFormat="1" w:unhideWhenUsed="0" w:uiPriority="0" w:semiHidden="0" w:name="Normal (Web)"/>
     <w:lsdException w:unhideWhenUsed="0" w:uiPriority="0" w:semiHidden="0" w:name="HTML Acronym"/>
     <w:lsdException w:unhideWhenUsed="0" w:uiPriority="0" w:semiHidden="0" w:name="HTML Address"/>
     <w:lsdException w:unhideWhenUsed="0" w:uiPriority="0" w:semiHidden="0" w:name="HTML Cite"/>
-    <w:lsdException w:unhideWhenUsed="0" w:uiPriority="0" w:semiHidden="0" w:name="HTML Code"/>
+    <w:lsdException w:qFormat="1" w:unhideWhenUsed="0" w:uiPriority="0" w:semiHidden="0" w:name="HTML Code"/>
     <w:lsdException w:unhideWhenUsed="0" w:uiPriority="0" w:semiHidden="0" w:name="HTML Definition"/>
     <w:lsdException w:unhideWhenUsed="0" w:uiPriority="0" w:semiHidden="0" w:name="HTML Keyboard"/>
     <w:lsdException w:unhideWhenUsed="0" w:uiPriority="0" w:semiHidden="0" w:name="HTML Preformatted"/>
@@ -5807,6 +7617,7 @@
   <w:style w:type="character" w:default="1" w:styleId="3">
     <w:name w:val="Default Paragraph Font"/>
     <w:semiHidden/>
+    <w:qFormat/>
     <w:uiPriority w:val="0"/>
   </w:style>
   <w:style w:type="table" w:default="1" w:styleId="4">
@@ -5826,6 +7637,7 @@
   <w:style w:type="character" w:styleId="5">
     <w:name w:val="HTML Code"/>
     <w:basedOn w:val="3"/>
+    <w:qFormat/>
     <w:uiPriority w:val="0"/>
     <w:rPr>
       <w:rFonts w:ascii="Courier New" w:hAnsi="Courier New" w:cs="Courier New"/>
@@ -5835,6 +7647,7 @@
   </w:style>
   <w:style w:type="paragraph" w:styleId="6">
     <w:name w:val="Normal (Web)"/>
+    <w:qFormat/>
     <w:uiPriority w:val="0"/>
     <w:pPr>
       <w:spacing w:before="0" w:beforeAutospacing="1" w:after="0" w:afterAutospacing="1"/>

--- a/nodejs/Notes.docx
+++ b/nodejs/Notes.docx
@@ -7217,41 +7217,3931 @@
       <w:pPr>
         <w:rPr>
           <w:rFonts w:hint="default"/>
-          <w:lang w:val="en-IN"/>
-        </w:rPr>
-      </w:pPr>
-    </w:p>
-    <w:p>
-      <w:pPr>
-        <w:rPr>
-          <w:rFonts w:hint="default"/>
-          <w:lang w:val="en-IN"/>
-        </w:rPr>
-      </w:pPr>
-    </w:p>
-    <w:p>
-      <w:pPr>
-        <w:rPr>
-          <w:rFonts w:hint="default"/>
-          <w:lang w:val="en-IN"/>
-        </w:rPr>
-      </w:pPr>
-    </w:p>
-    <w:p>
-      <w:pPr>
-        <w:rPr>
-          <w:rFonts w:hint="default"/>
-          <w:lang w:val="en-IN"/>
-        </w:rPr>
-      </w:pPr>
-    </w:p>
-    <w:p>
-      <w:pPr>
-        <w:rPr>
-          <w:rFonts w:hint="default"/>
-          <w:lang w:val="en-IN"/>
-        </w:rPr>
-      </w:pPr>
+          <w:b/>
+          <w:bCs/>
+          <w:lang w:val="en-US"/>
+        </w:rPr>
+      </w:pPr>
+      <w:r>
+        <w:rPr>
+          <w:rFonts w:hint="default"/>
+          <w:b/>
+          <w:bCs/>
+          <w:lang w:val="en-US"/>
+        </w:rPr>
+        <w:t>Create a file with text using fs core module and process.argv -------------------------------------------------------------------</w:t>
+      </w:r>
+    </w:p>
+    <w:p>
+      <w:pPr>
+        <w:rPr>
+          <w:rFonts w:hint="default"/>
+          <w:b/>
+          <w:bCs/>
+          <w:lang w:val="en-US"/>
+        </w:rPr>
+      </w:pPr>
+    </w:p>
+    <w:p>
+      <w:pPr>
+        <w:rPr>
+          <w:rFonts w:hint="default"/>
+          <w:b w:val="0"/>
+          <w:bCs w:val="0"/>
+          <w:lang w:val="en-US"/>
+        </w:rPr>
+      </w:pPr>
+      <w:r>
+        <w:drawing>
+          <wp:anchor distT="0" distB="0" distL="114300" distR="114300" simplePos="0" relativeHeight="251684864" behindDoc="0" locked="0" layoutInCell="1" allowOverlap="1">
+            <wp:simplePos x="0" y="0"/>
+            <wp:positionH relativeFrom="column">
+              <wp:posOffset>3870960</wp:posOffset>
+            </wp:positionH>
+            <wp:positionV relativeFrom="paragraph">
+              <wp:posOffset>60960</wp:posOffset>
+            </wp:positionV>
+            <wp:extent cx="2634615" cy="959485"/>
+            <wp:effectExtent l="0" t="0" r="13335" b="12065"/>
+            <wp:wrapSquare wrapText="bothSides"/>
+            <wp:docPr id="26" name="Picture 2"/>
+            <wp:cNvGraphicFramePr>
+              <a:graphicFrameLocks xmlns:a="http://schemas.openxmlformats.org/drawingml/2006/main" noChangeAspect="1"/>
+            </wp:cNvGraphicFramePr>
+            <a:graphic xmlns:a="http://schemas.openxmlformats.org/drawingml/2006/main">
+              <a:graphicData uri="http://schemas.openxmlformats.org/drawingml/2006/picture">
+                <pic:pic xmlns:pic="http://schemas.openxmlformats.org/drawingml/2006/picture">
+                  <pic:nvPicPr>
+                    <pic:cNvPr id="26" name="Picture 2"/>
+                    <pic:cNvPicPr>
+                      <a:picLocks noChangeAspect="1"/>
+                    </pic:cNvPicPr>
+                  </pic:nvPicPr>
+                  <pic:blipFill>
+                    <a:blip r:embed="rId28"/>
+                    <a:stretch>
+                      <a:fillRect/>
+                    </a:stretch>
+                  </pic:blipFill>
+                  <pic:spPr>
+                    <a:xfrm>
+                      <a:off x="0" y="0"/>
+                      <a:ext cx="2634615" cy="959485"/>
+                    </a:xfrm>
+                    <a:prstGeom prst="rect">
+                      <a:avLst/>
+                    </a:prstGeom>
+                    <a:noFill/>
+                    <a:ln>
+                      <a:noFill/>
+                    </a:ln>
+                  </pic:spPr>
+                </pic:pic>
+              </a:graphicData>
+            </a:graphic>
+          </wp:anchor>
+        </w:drawing>
+      </w:r>
+      <w:r>
+        <w:drawing>
+          <wp:anchor distT="0" distB="0" distL="114300" distR="114300" simplePos="0" relativeHeight="251683840" behindDoc="0" locked="0" layoutInCell="1" allowOverlap="1">
+            <wp:simplePos x="0" y="0"/>
+            <wp:positionH relativeFrom="column">
+              <wp:posOffset>0</wp:posOffset>
+            </wp:positionH>
+            <wp:positionV relativeFrom="paragraph">
+              <wp:posOffset>0</wp:posOffset>
+            </wp:positionV>
+            <wp:extent cx="3151505" cy="1567815"/>
+            <wp:effectExtent l="0" t="0" r="10795" b="13335"/>
+            <wp:wrapSquare wrapText="bothSides"/>
+            <wp:docPr id="25" name="Picture 1"/>
+            <wp:cNvGraphicFramePr>
+              <a:graphicFrameLocks xmlns:a="http://schemas.openxmlformats.org/drawingml/2006/main" noChangeAspect="1"/>
+            </wp:cNvGraphicFramePr>
+            <a:graphic xmlns:a="http://schemas.openxmlformats.org/drawingml/2006/main">
+              <a:graphicData uri="http://schemas.openxmlformats.org/drawingml/2006/picture">
+                <pic:pic xmlns:pic="http://schemas.openxmlformats.org/drawingml/2006/picture">
+                  <pic:nvPicPr>
+                    <pic:cNvPr id="25" name="Picture 1"/>
+                    <pic:cNvPicPr>
+                      <a:picLocks noChangeAspect="1"/>
+                    </pic:cNvPicPr>
+                  </pic:nvPicPr>
+                  <pic:blipFill>
+                    <a:blip r:embed="rId29"/>
+                    <a:stretch>
+                      <a:fillRect/>
+                    </a:stretch>
+                  </pic:blipFill>
+                  <pic:spPr>
+                    <a:xfrm>
+                      <a:off x="0" y="0"/>
+                      <a:ext cx="3151505" cy="1567815"/>
+                    </a:xfrm>
+                    <a:prstGeom prst="rect">
+                      <a:avLst/>
+                    </a:prstGeom>
+                    <a:noFill/>
+                    <a:ln>
+                      <a:noFill/>
+                    </a:ln>
+                  </pic:spPr>
+                </pic:pic>
+              </a:graphicData>
+            </a:graphic>
+          </wp:anchor>
+        </w:drawing>
+      </w:r>
+    </w:p>
+    <w:p>
+      <w:pPr>
+        <w:rPr>
+          <w:rFonts w:hint="default"/>
+          <w:lang w:val="en-IN"/>
+        </w:rPr>
+      </w:pPr>
+    </w:p>
+    <w:p>
+      <w:pPr>
+        <w:rPr>
+          <w:rFonts w:hint="default"/>
+          <w:lang w:val="en-IN"/>
+        </w:rPr>
+      </w:pPr>
+    </w:p>
+    <w:p>
+      <w:pPr>
+        <w:rPr>
+          <w:rFonts w:hint="default"/>
+          <w:lang w:val="en-IN"/>
+        </w:rPr>
+      </w:pPr>
+    </w:p>
+    <w:p>
+      <w:pPr>
+        <w:rPr>
+          <w:rFonts w:hint="default"/>
+          <w:lang w:val="en-IN"/>
+        </w:rPr>
+      </w:pPr>
+    </w:p>
+    <w:p>
+      <w:pPr>
+        <w:rPr>
+          <w:rFonts w:hint="default"/>
+          <w:lang w:val="en-IN"/>
+        </w:rPr>
+      </w:pPr>
+    </w:p>
+    <w:p>
+      <w:pPr>
+        <w:rPr>
+          <w:rFonts w:hint="default"/>
+          <w:lang w:val="en-IN"/>
+        </w:rPr>
+      </w:pPr>
+    </w:p>
+    <w:p>
+      <w:pPr>
+        <w:rPr>
+          <w:rFonts w:hint="default"/>
+          <w:lang w:val="en-IN"/>
+        </w:rPr>
+      </w:pPr>
+    </w:p>
+    <w:p>
+      <w:pPr>
+        <w:rPr>
+          <w:rFonts w:hint="default"/>
+          <w:lang w:val="en-IN"/>
+        </w:rPr>
+      </w:pPr>
+    </w:p>
+    <w:p>
+      <w:pPr>
+        <w:rPr>
+          <w:rFonts w:hint="default"/>
+          <w:lang w:val="en-IN"/>
+        </w:rPr>
+      </w:pPr>
+    </w:p>
+    <w:p>
+      <w:pPr>
+        <w:rPr>
+          <w:rFonts w:hint="default"/>
+          <w:lang w:val="en-IN"/>
+        </w:rPr>
+      </w:pPr>
+    </w:p>
+    <w:p>
+      <w:pPr>
+        <w:rPr>
+          <w:rFonts w:hint="default"/>
+          <w:b/>
+          <w:bCs/>
+          <w:lang w:val="en-US"/>
+        </w:rPr>
+      </w:pPr>
+      <w:r>
+        <w:rPr>
+          <w:rFonts w:hint="default"/>
+          <w:b/>
+          <w:bCs/>
+          <w:lang w:val="en-US"/>
+        </w:rPr>
+        <w:t>For Create a file ---------------------------------------------------------------------------------------------------------------------------------</w:t>
+      </w:r>
+    </w:p>
+    <w:p>
+      <w:pPr>
+        <w:keepNext w:val="0"/>
+        <w:keepLines w:val="0"/>
+        <w:widowControl/>
+        <w:suppressLineNumbers w:val="0"/>
+        <w:shd w:val="clear" w:fill="1E1E1E"/>
+        <w:spacing w:line="285" w:lineRule="atLeast"/>
+        <w:jc w:val="left"/>
+        <w:rPr>
+          <w:rFonts w:ascii="Consolas" w:hAnsi="Consolas" w:eastAsia="Consolas" w:cs="Consolas"/>
+          <w:b w:val="0"/>
+          <w:bCs w:val="0"/>
+          <w:color w:val="D4D4D4"/>
+          <w:sz w:val="18"/>
+          <w:szCs w:val="18"/>
+        </w:rPr>
+      </w:pPr>
+      <w:r>
+        <w:rPr>
+          <w:rFonts w:hint="default" w:ascii="Consolas" w:hAnsi="Consolas" w:eastAsia="Consolas" w:cs="Consolas"/>
+          <w:b w:val="0"/>
+          <w:bCs w:val="0"/>
+          <w:color w:val="4EC9B0"/>
+          <w:kern w:val="0"/>
+          <w:sz w:val="18"/>
+          <w:szCs w:val="18"/>
+          <w:shd w:val="clear" w:fill="1E1E1E"/>
+          <w:lang w:val="en-US" w:eastAsia="zh-CN" w:bidi="ar"/>
+        </w:rPr>
+        <w:t>fs</w:t>
+      </w:r>
+      <w:r>
+        <w:rPr>
+          <w:rFonts w:hint="default" w:ascii="Consolas" w:hAnsi="Consolas" w:eastAsia="Consolas" w:cs="Consolas"/>
+          <w:b w:val="0"/>
+          <w:bCs w:val="0"/>
+          <w:color w:val="D4D4D4"/>
+          <w:kern w:val="0"/>
+          <w:sz w:val="18"/>
+          <w:szCs w:val="18"/>
+          <w:shd w:val="clear" w:fill="1E1E1E"/>
+          <w:lang w:val="en-US" w:eastAsia="zh-CN" w:bidi="ar"/>
+        </w:rPr>
+        <w:t>.</w:t>
+      </w:r>
+      <w:r>
+        <w:rPr>
+          <w:rFonts w:hint="default" w:ascii="Consolas" w:hAnsi="Consolas" w:eastAsia="Consolas" w:cs="Consolas"/>
+          <w:b w:val="0"/>
+          <w:bCs w:val="0"/>
+          <w:color w:val="DCDCAA"/>
+          <w:kern w:val="0"/>
+          <w:sz w:val="18"/>
+          <w:szCs w:val="18"/>
+          <w:shd w:val="clear" w:fill="1E1E1E"/>
+          <w:lang w:val="en-US" w:eastAsia="zh-CN" w:bidi="ar"/>
+        </w:rPr>
+        <w:t>writeFileSync</w:t>
+      </w:r>
+    </w:p>
+    <w:p>
+      <w:pPr>
+        <w:rPr>
+          <w:rFonts w:hint="default"/>
+          <w:lang w:val="en-IN"/>
+        </w:rPr>
+      </w:pPr>
+    </w:p>
+    <w:p>
+      <w:pPr>
+        <w:rPr>
+          <w:rFonts w:hint="default"/>
+          <w:b/>
+          <w:bCs/>
+          <w:lang w:val="en-US"/>
+        </w:rPr>
+      </w:pPr>
+      <w:r>
+        <w:rPr>
+          <w:rFonts w:hint="default"/>
+          <w:b/>
+          <w:bCs/>
+          <w:lang w:val="en-US"/>
+        </w:rPr>
+        <w:t>For remove a file ---------------------------------------------------------------------------------------------------------------------------------</w:t>
+      </w:r>
+    </w:p>
+    <w:p>
+      <w:pPr>
+        <w:keepNext w:val="0"/>
+        <w:keepLines w:val="0"/>
+        <w:widowControl/>
+        <w:suppressLineNumbers w:val="0"/>
+        <w:shd w:val="clear" w:fill="1E1E1E"/>
+        <w:spacing w:line="285" w:lineRule="atLeast"/>
+        <w:jc w:val="left"/>
+        <w:rPr>
+          <w:rFonts w:ascii="Consolas" w:hAnsi="Consolas" w:eastAsia="Consolas" w:cs="Consolas"/>
+          <w:b w:val="0"/>
+          <w:bCs w:val="0"/>
+          <w:color w:val="D4D4D4"/>
+          <w:sz w:val="18"/>
+          <w:szCs w:val="18"/>
+        </w:rPr>
+      </w:pPr>
+      <w:r>
+        <w:rPr>
+          <w:rFonts w:hint="default" w:ascii="Consolas" w:hAnsi="Consolas" w:eastAsia="Consolas" w:cs="Consolas"/>
+          <w:b w:val="0"/>
+          <w:bCs w:val="0"/>
+          <w:color w:val="4EC9B0"/>
+          <w:kern w:val="0"/>
+          <w:sz w:val="18"/>
+          <w:szCs w:val="18"/>
+          <w:shd w:val="clear" w:fill="1E1E1E"/>
+          <w:lang w:val="en-US" w:eastAsia="zh-CN" w:bidi="ar"/>
+        </w:rPr>
+        <w:t>fs</w:t>
+      </w:r>
+      <w:r>
+        <w:rPr>
+          <w:rFonts w:hint="default" w:ascii="Consolas" w:hAnsi="Consolas" w:eastAsia="Consolas" w:cs="Consolas"/>
+          <w:b w:val="0"/>
+          <w:bCs w:val="0"/>
+          <w:color w:val="D4D4D4"/>
+          <w:kern w:val="0"/>
+          <w:sz w:val="18"/>
+          <w:szCs w:val="18"/>
+          <w:shd w:val="clear" w:fill="1E1E1E"/>
+          <w:lang w:val="en-US" w:eastAsia="zh-CN" w:bidi="ar"/>
+        </w:rPr>
+        <w:t>.</w:t>
+      </w:r>
+      <w:r>
+        <w:rPr>
+          <w:rFonts w:hint="default" w:ascii="Consolas" w:hAnsi="Consolas" w:eastAsia="Consolas" w:cs="Consolas"/>
+          <w:b w:val="0"/>
+          <w:bCs w:val="0"/>
+          <w:color w:val="DCDCAA"/>
+          <w:kern w:val="0"/>
+          <w:sz w:val="18"/>
+          <w:szCs w:val="18"/>
+          <w:shd w:val="clear" w:fill="1E1E1E"/>
+          <w:lang w:val="en-US" w:eastAsia="zh-CN" w:bidi="ar"/>
+        </w:rPr>
+        <w:t>unlinkSync</w:t>
+      </w:r>
+      <w:r>
+        <w:rPr>
+          <w:rFonts w:hint="default" w:ascii="Consolas" w:hAnsi="Consolas" w:eastAsia="Consolas" w:cs="Consolas"/>
+          <w:b w:val="0"/>
+          <w:bCs w:val="0"/>
+          <w:color w:val="D4D4D4"/>
+          <w:kern w:val="0"/>
+          <w:sz w:val="18"/>
+          <w:szCs w:val="18"/>
+          <w:shd w:val="clear" w:fill="1E1E1E"/>
+          <w:lang w:val="en-US" w:eastAsia="zh-CN" w:bidi="ar"/>
+        </w:rPr>
+        <w:t>(‘filename’)</w:t>
+      </w:r>
+    </w:p>
+    <w:p>
+      <w:pPr>
+        <w:rPr>
+          <w:rFonts w:hint="default"/>
+          <w:b/>
+          <w:bCs/>
+          <w:lang w:val="en-US"/>
+        </w:rPr>
+      </w:pPr>
+    </w:p>
+    <w:p>
+      <w:pPr>
+        <w:rPr>
+          <w:rFonts w:hint="default"/>
+          <w:b/>
+          <w:bCs/>
+          <w:lang w:val="en-US"/>
+        </w:rPr>
+      </w:pPr>
+    </w:p>
+    <w:p>
+      <w:pPr>
+        <w:rPr>
+          <w:rFonts w:hint="default"/>
+          <w:b/>
+          <w:bCs/>
+          <w:lang w:val="en-US"/>
+        </w:rPr>
+      </w:pPr>
+      <w:r>
+        <w:rPr>
+          <w:rFonts w:hint="default"/>
+          <w:b/>
+          <w:bCs/>
+          <w:lang w:val="en-US"/>
+        </w:rPr>
+        <w:t>Add and remove file using fs module and process ---------------------------------------------------------------------------------------</w:t>
+      </w:r>
+    </w:p>
+    <w:p>
+      <w:pPr>
+        <w:rPr>
+          <w:rFonts w:hint="default"/>
+          <w:b w:val="0"/>
+          <w:bCs w:val="0"/>
+          <w:lang w:val="en-US"/>
+        </w:rPr>
+      </w:pPr>
+    </w:p>
+    <w:p>
+      <w:pPr>
+        <w:rPr>
+          <w:rFonts w:hint="default"/>
+          <w:b w:val="0"/>
+          <w:bCs w:val="0"/>
+          <w:lang w:val="en-US"/>
+        </w:rPr>
+      </w:pPr>
+      <w:r>
+        <w:drawing>
+          <wp:anchor distT="0" distB="0" distL="114300" distR="114300" simplePos="0" relativeHeight="251685888" behindDoc="0" locked="0" layoutInCell="1" allowOverlap="1">
+            <wp:simplePos x="0" y="0"/>
+            <wp:positionH relativeFrom="column">
+              <wp:posOffset>-13970</wp:posOffset>
+            </wp:positionH>
+            <wp:positionV relativeFrom="paragraph">
+              <wp:posOffset>142875</wp:posOffset>
+            </wp:positionV>
+            <wp:extent cx="5706110" cy="3930015"/>
+            <wp:effectExtent l="0" t="0" r="8890" b="13335"/>
+            <wp:wrapSquare wrapText="bothSides"/>
+            <wp:docPr id="27" name="Picture 3"/>
+            <wp:cNvGraphicFramePr>
+              <a:graphicFrameLocks xmlns:a="http://schemas.openxmlformats.org/drawingml/2006/main" noChangeAspect="1"/>
+            </wp:cNvGraphicFramePr>
+            <a:graphic xmlns:a="http://schemas.openxmlformats.org/drawingml/2006/main">
+              <a:graphicData uri="http://schemas.openxmlformats.org/drawingml/2006/picture">
+                <pic:pic xmlns:pic="http://schemas.openxmlformats.org/drawingml/2006/picture">
+                  <pic:nvPicPr>
+                    <pic:cNvPr id="27" name="Picture 3"/>
+                    <pic:cNvPicPr>
+                      <a:picLocks noChangeAspect="1"/>
+                    </pic:cNvPicPr>
+                  </pic:nvPicPr>
+                  <pic:blipFill>
+                    <a:blip r:embed="rId30"/>
+                    <a:stretch>
+                      <a:fillRect/>
+                    </a:stretch>
+                  </pic:blipFill>
+                  <pic:spPr>
+                    <a:xfrm>
+                      <a:off x="0" y="0"/>
+                      <a:ext cx="5706110" cy="3930015"/>
+                    </a:xfrm>
+                    <a:prstGeom prst="rect">
+                      <a:avLst/>
+                    </a:prstGeom>
+                    <a:noFill/>
+                    <a:ln>
+                      <a:noFill/>
+                    </a:ln>
+                  </pic:spPr>
+                </pic:pic>
+              </a:graphicData>
+            </a:graphic>
+          </wp:anchor>
+        </w:drawing>
+      </w:r>
+    </w:p>
+    <w:p>
+      <w:pPr>
+        <w:rPr>
+          <w:rFonts w:hint="default"/>
+          <w:b w:val="0"/>
+          <w:bCs w:val="0"/>
+          <w:lang w:val="en-US"/>
+        </w:rPr>
+      </w:pPr>
+    </w:p>
+    <w:p>
+      <w:pPr>
+        <w:rPr>
+          <w:rFonts w:hint="default"/>
+          <w:b w:val="0"/>
+          <w:bCs w:val="0"/>
+          <w:lang w:val="en-US"/>
+        </w:rPr>
+      </w:pPr>
+    </w:p>
+    <w:p>
+      <w:pPr>
+        <w:rPr>
+          <w:rFonts w:hint="default"/>
+          <w:b w:val="0"/>
+          <w:bCs w:val="0"/>
+          <w:lang w:val="en-US"/>
+        </w:rPr>
+      </w:pPr>
+    </w:p>
+    <w:p>
+      <w:pPr>
+        <w:rPr>
+          <w:rFonts w:hint="default"/>
+          <w:b w:val="0"/>
+          <w:bCs w:val="0"/>
+          <w:lang w:val="en-US"/>
+        </w:rPr>
+      </w:pPr>
+    </w:p>
+    <w:p>
+      <w:pPr>
+        <w:rPr>
+          <w:rFonts w:hint="default"/>
+          <w:b w:val="0"/>
+          <w:bCs w:val="0"/>
+          <w:lang w:val="en-US"/>
+        </w:rPr>
+      </w:pPr>
+    </w:p>
+    <w:p>
+      <w:pPr>
+        <w:rPr>
+          <w:rFonts w:hint="default"/>
+          <w:lang w:val="en-IN"/>
+        </w:rPr>
+      </w:pPr>
+    </w:p>
+    <w:p>
+      <w:pPr>
+        <w:rPr>
+          <w:rFonts w:hint="default"/>
+          <w:lang w:val="en-IN"/>
+        </w:rPr>
+      </w:pPr>
+    </w:p>
+    <w:p>
+      <w:pPr>
+        <w:rPr>
+          <w:rFonts w:hint="default"/>
+          <w:lang w:val="en-IN"/>
+        </w:rPr>
+      </w:pPr>
+    </w:p>
+    <w:p>
+      <w:pPr>
+        <w:rPr>
+          <w:rFonts w:hint="default"/>
+          <w:lang w:val="en-IN"/>
+        </w:rPr>
+      </w:pPr>
+    </w:p>
+    <w:p>
+      <w:pPr>
+        <w:rPr>
+          <w:rFonts w:hint="default"/>
+          <w:lang w:val="en-IN"/>
+        </w:rPr>
+      </w:pPr>
+    </w:p>
+    <w:p>
+      <w:pPr>
+        <w:rPr>
+          <w:rFonts w:hint="default"/>
+          <w:lang w:val="en-IN"/>
+        </w:rPr>
+      </w:pPr>
+    </w:p>
+    <w:p>
+      <w:pPr>
+        <w:rPr>
+          <w:rFonts w:hint="default"/>
+          <w:lang w:val="en-IN"/>
+        </w:rPr>
+      </w:pPr>
+    </w:p>
+    <w:p>
+      <w:pPr>
+        <w:rPr>
+          <w:rFonts w:hint="default"/>
+          <w:lang w:val="en-IN"/>
+        </w:rPr>
+      </w:pPr>
+    </w:p>
+    <w:p>
+      <w:pPr>
+        <w:rPr>
+          <w:rFonts w:hint="default"/>
+          <w:lang w:val="en-IN"/>
+        </w:rPr>
+      </w:pPr>
+    </w:p>
+    <w:p>
+      <w:pPr>
+        <w:rPr>
+          <w:rFonts w:hint="default"/>
+          <w:lang w:val="en-IN"/>
+        </w:rPr>
+      </w:pPr>
+    </w:p>
+    <w:p>
+      <w:pPr>
+        <w:rPr>
+          <w:rFonts w:hint="default"/>
+          <w:lang w:val="en-IN"/>
+        </w:rPr>
+      </w:pPr>
+    </w:p>
+    <w:p>
+      <w:pPr>
+        <w:rPr>
+          <w:rFonts w:hint="default"/>
+          <w:lang w:val="en-IN"/>
+        </w:rPr>
+      </w:pPr>
+    </w:p>
+    <w:p>
+      <w:pPr>
+        <w:rPr>
+          <w:rFonts w:hint="default"/>
+          <w:lang w:val="en-IN"/>
+        </w:rPr>
+      </w:pPr>
+    </w:p>
+    <w:p>
+      <w:pPr>
+        <w:rPr>
+          <w:rFonts w:hint="default"/>
+          <w:lang w:val="en-IN"/>
+        </w:rPr>
+      </w:pPr>
+    </w:p>
+    <w:p>
+      <w:pPr>
+        <w:rPr>
+          <w:rFonts w:hint="default"/>
+          <w:lang w:val="en-IN"/>
+        </w:rPr>
+      </w:pPr>
+    </w:p>
+    <w:p>
+      <w:pPr>
+        <w:rPr>
+          <w:rFonts w:hint="default"/>
+          <w:lang w:val="en-IN"/>
+        </w:rPr>
+      </w:pPr>
+    </w:p>
+    <w:p>
+      <w:pPr>
+        <w:rPr>
+          <w:rFonts w:hint="default"/>
+          <w:lang w:val="en-IN"/>
+        </w:rPr>
+      </w:pPr>
+    </w:p>
+    <w:p>
+      <w:pPr>
+        <w:rPr>
+          <w:rFonts w:hint="default"/>
+          <w:lang w:val="en-IN"/>
+        </w:rPr>
+      </w:pPr>
+    </w:p>
+    <w:p>
+      <w:pPr>
+        <w:rPr>
+          <w:rFonts w:hint="default"/>
+          <w:lang w:val="en-IN"/>
+        </w:rPr>
+      </w:pPr>
+    </w:p>
+    <w:p>
+      <w:pPr>
+        <w:rPr>
+          <w:rFonts w:hint="default"/>
+          <w:lang w:val="en-IN"/>
+        </w:rPr>
+      </w:pPr>
+    </w:p>
+    <w:p>
+      <w:pPr>
+        <w:rPr>
+          <w:rFonts w:hint="default"/>
+          <w:lang w:val="en-IN"/>
+        </w:rPr>
+      </w:pPr>
+    </w:p>
+    <w:p>
+      <w:pPr>
+        <w:rPr>
+          <w:rFonts w:hint="default"/>
+          <w:lang w:val="en-IN"/>
+        </w:rPr>
+      </w:pPr>
+    </w:p>
+    <w:p>
+      <w:pPr>
+        <w:rPr>
+          <w:rFonts w:hint="default"/>
+          <w:lang w:val="en-IN"/>
+        </w:rPr>
+      </w:pPr>
+    </w:p>
+    <w:p>
+      <w:pPr>
+        <w:rPr>
+          <w:rFonts w:hint="default"/>
+          <w:lang w:val="en-IN"/>
+        </w:rPr>
+      </w:pPr>
+    </w:p>
+    <w:p>
+      <w:pPr>
+        <w:rPr>
+          <w:rFonts w:hint="default"/>
+          <w:lang w:val="en-IN"/>
+        </w:rPr>
+      </w:pPr>
+    </w:p>
+    <w:p>
+      <w:pPr>
+        <w:rPr>
+          <w:rFonts w:hint="default"/>
+          <w:lang w:val="en-IN"/>
+        </w:rPr>
+      </w:pPr>
+    </w:p>
+    <w:p>
+      <w:pPr>
+        <w:rPr>
+          <w:rFonts w:hint="default"/>
+          <w:lang w:val="en-IN"/>
+        </w:rPr>
+      </w:pPr>
+    </w:p>
+    <w:p>
+      <w:pPr>
+        <w:rPr>
+          <w:rFonts w:hint="default"/>
+          <w:lang w:val="en-IN"/>
+        </w:rPr>
+      </w:pPr>
+    </w:p>
+    <w:p>
+      <w:pPr>
+        <w:rPr>
+          <w:rFonts w:hint="default"/>
+          <w:lang w:val="en-IN"/>
+        </w:rPr>
+      </w:pPr>
+    </w:p>
+    <w:p>
+      <w:pPr>
+        <w:rPr>
+          <w:rFonts w:hint="default"/>
+          <w:lang w:val="en-IN"/>
+        </w:rPr>
+      </w:pPr>
+    </w:p>
+    <w:p>
+      <w:pPr>
+        <w:rPr>
+          <w:rFonts w:hint="default"/>
+          <w:lang w:val="en-IN"/>
+        </w:rPr>
+      </w:pPr>
+    </w:p>
+    <w:p>
+      <w:pPr>
+        <w:rPr>
+          <w:rFonts w:hint="default"/>
+          <w:lang w:val="en-IN"/>
+        </w:rPr>
+      </w:pPr>
+    </w:p>
+    <w:p>
+      <w:pPr>
+        <w:rPr>
+          <w:rFonts w:hint="default"/>
+          <w:lang w:val="en-IN"/>
+        </w:rPr>
+      </w:pPr>
+    </w:p>
+    <w:p>
+      <w:pPr>
+        <w:rPr>
+          <w:rFonts w:hint="default"/>
+          <w:lang w:val="en-IN"/>
+        </w:rPr>
+      </w:pPr>
+    </w:p>
+    <w:p>
+      <w:pPr>
+        <w:rPr>
+          <w:rFonts w:hint="default"/>
+          <w:lang w:val="en-IN"/>
+        </w:rPr>
+      </w:pPr>
+    </w:p>
+    <w:p>
+      <w:pPr>
+        <w:rPr>
+          <w:rFonts w:hint="default"/>
+          <w:lang w:val="en-IN"/>
+        </w:rPr>
+      </w:pPr>
+      <w:r>
+        <w:rPr>
+          <w:rFonts w:hint="default"/>
+          <w:b/>
+          <w:bCs/>
+          <w:lang w:val="en-IN"/>
+        </w:rPr>
+        <w:t>Get folder path:</w:t>
+      </w:r>
+      <w:r>
+        <w:rPr>
+          <w:rFonts w:hint="default"/>
+          <w:lang w:val="en-IN"/>
+        </w:rPr>
+        <w:t xml:space="preserve"> </w:t>
+      </w:r>
+      <w:r>
+        <w:rPr>
+          <w:rFonts w:hint="default"/>
+          <w:b/>
+          <w:bCs/>
+          <w:lang w:val="en-US"/>
+        </w:rPr>
+        <w:t>-------------------------------------------------------------------------------</w:t>
+      </w:r>
+      <w:r>
+        <w:rPr>
+          <w:rFonts w:hint="default"/>
+          <w:b/>
+          <w:bCs/>
+          <w:lang w:val="en-IN"/>
+        </w:rPr>
+        <w:t>-------------------------</w:t>
+      </w:r>
+      <w:r>
+        <w:rPr>
+          <w:rFonts w:hint="default"/>
+          <w:b/>
+          <w:bCs/>
+          <w:lang w:val="en-US"/>
+        </w:rPr>
+        <w:t>--------</w:t>
+      </w:r>
+    </w:p>
+    <w:p>
+      <w:pPr>
+        <w:rPr>
+          <w:rFonts w:hint="default"/>
+          <w:lang w:val="en-IN"/>
+        </w:rPr>
+      </w:pPr>
+    </w:p>
+    <w:p>
+      <w:pPr>
+        <w:rPr>
+          <w:rFonts w:hint="default"/>
+          <w:lang w:val="en-IN"/>
+        </w:rPr>
+      </w:pPr>
+      <w:r>
+        <w:drawing>
+          <wp:anchor distT="0" distB="0" distL="114300" distR="114300" simplePos="0" relativeHeight="251686912" behindDoc="0" locked="0" layoutInCell="1" allowOverlap="1">
+            <wp:simplePos x="0" y="0"/>
+            <wp:positionH relativeFrom="column">
+              <wp:posOffset>-20955</wp:posOffset>
+            </wp:positionH>
+            <wp:positionV relativeFrom="paragraph">
+              <wp:posOffset>41275</wp:posOffset>
+            </wp:positionV>
+            <wp:extent cx="4237355" cy="2122805"/>
+            <wp:effectExtent l="0" t="0" r="10795" b="10795"/>
+            <wp:wrapSquare wrapText="bothSides"/>
+            <wp:docPr id="28" name="Picture 1"/>
+            <wp:cNvGraphicFramePr>
+              <a:graphicFrameLocks xmlns:a="http://schemas.openxmlformats.org/drawingml/2006/main" noChangeAspect="1"/>
+            </wp:cNvGraphicFramePr>
+            <a:graphic xmlns:a="http://schemas.openxmlformats.org/drawingml/2006/main">
+              <a:graphicData uri="http://schemas.openxmlformats.org/drawingml/2006/picture">
+                <pic:pic xmlns:pic="http://schemas.openxmlformats.org/drawingml/2006/picture">
+                  <pic:nvPicPr>
+                    <pic:cNvPr id="28" name="Picture 1"/>
+                    <pic:cNvPicPr>
+                      <a:picLocks noChangeAspect="1"/>
+                    </pic:cNvPicPr>
+                  </pic:nvPicPr>
+                  <pic:blipFill>
+                    <a:blip r:embed="rId31"/>
+                    <a:stretch>
+                      <a:fillRect/>
+                    </a:stretch>
+                  </pic:blipFill>
+                  <pic:spPr>
+                    <a:xfrm>
+                      <a:off x="0" y="0"/>
+                      <a:ext cx="4237355" cy="2122805"/>
+                    </a:xfrm>
+                    <a:prstGeom prst="rect">
+                      <a:avLst/>
+                    </a:prstGeom>
+                    <a:noFill/>
+                    <a:ln>
+                      <a:noFill/>
+                    </a:ln>
+                  </pic:spPr>
+                </pic:pic>
+              </a:graphicData>
+            </a:graphic>
+          </wp:anchor>
+        </w:drawing>
+      </w:r>
+    </w:p>
+    <w:p>
+      <w:pPr>
+        <w:rPr>
+          <w:rFonts w:hint="default"/>
+          <w:lang w:val="en-IN"/>
+        </w:rPr>
+      </w:pPr>
+    </w:p>
+    <w:p>
+      <w:pPr>
+        <w:rPr>
+          <w:rFonts w:hint="default"/>
+          <w:lang w:val="en-IN"/>
+        </w:rPr>
+      </w:pPr>
+    </w:p>
+    <w:p>
+      <w:pPr>
+        <w:rPr>
+          <w:rFonts w:hint="default"/>
+          <w:lang w:val="en-IN"/>
+        </w:rPr>
+      </w:pPr>
+    </w:p>
+    <w:p>
+      <w:pPr>
+        <w:rPr>
+          <w:rFonts w:hint="default"/>
+          <w:lang w:val="en-IN"/>
+        </w:rPr>
+      </w:pPr>
+    </w:p>
+    <w:p>
+      <w:pPr>
+        <w:rPr>
+          <w:rFonts w:hint="default"/>
+          <w:lang w:val="en-IN"/>
+        </w:rPr>
+      </w:pPr>
+    </w:p>
+    <w:p>
+      <w:pPr>
+        <w:rPr>
+          <w:rFonts w:hint="default"/>
+          <w:lang w:val="en-IN"/>
+        </w:rPr>
+      </w:pPr>
+    </w:p>
+    <w:p>
+      <w:pPr>
+        <w:rPr>
+          <w:rFonts w:hint="default"/>
+          <w:lang w:val="en-IN"/>
+        </w:rPr>
+      </w:pPr>
+    </w:p>
+    <w:p>
+      <w:pPr>
+        <w:rPr>
+          <w:rFonts w:hint="default"/>
+          <w:lang w:val="en-IN"/>
+        </w:rPr>
+      </w:pPr>
+    </w:p>
+    <w:p>
+      <w:pPr>
+        <w:rPr>
+          <w:rFonts w:hint="default"/>
+          <w:lang w:val="en-IN"/>
+        </w:rPr>
+      </w:pPr>
+    </w:p>
+    <w:p>
+      <w:pPr>
+        <w:rPr>
+          <w:rFonts w:hint="default"/>
+          <w:lang w:val="en-IN"/>
+        </w:rPr>
+      </w:pPr>
+    </w:p>
+    <w:p>
+      <w:pPr>
+        <w:rPr>
+          <w:rFonts w:hint="default"/>
+          <w:lang w:val="en-IN"/>
+        </w:rPr>
+      </w:pPr>
+    </w:p>
+    <w:p>
+      <w:pPr>
+        <w:rPr>
+          <w:rFonts w:hint="default"/>
+          <w:lang w:val="en-IN"/>
+        </w:rPr>
+      </w:pPr>
+    </w:p>
+    <w:p>
+      <w:pPr>
+        <w:rPr>
+          <w:rFonts w:hint="default"/>
+          <w:lang w:val="en-IN"/>
+        </w:rPr>
+      </w:pPr>
+    </w:p>
+    <w:p>
+      <w:pPr>
+        <w:rPr>
+          <w:rFonts w:hint="default"/>
+          <w:lang w:val="en-IN"/>
+        </w:rPr>
+      </w:pPr>
+    </w:p>
+    <w:p>
+      <w:pPr>
+        <w:rPr>
+          <w:rFonts w:hint="default"/>
+          <w:lang w:val="en-IN"/>
+        </w:rPr>
+      </w:pPr>
+    </w:p>
+    <w:p>
+      <w:pPr>
+        <w:rPr>
+          <w:rFonts w:hint="default"/>
+          <w:lang w:val="en-IN"/>
+        </w:rPr>
+      </w:pPr>
+      <w:r>
+        <w:drawing>
+          <wp:anchor distT="0" distB="0" distL="114300" distR="114300" simplePos="0" relativeHeight="251687936" behindDoc="0" locked="0" layoutInCell="1" allowOverlap="1">
+            <wp:simplePos x="0" y="0"/>
+            <wp:positionH relativeFrom="column">
+              <wp:posOffset>-13970</wp:posOffset>
+            </wp:positionH>
+            <wp:positionV relativeFrom="paragraph">
+              <wp:posOffset>2540</wp:posOffset>
+            </wp:positionV>
+            <wp:extent cx="4192905" cy="2538730"/>
+            <wp:effectExtent l="0" t="0" r="17145" b="13970"/>
+            <wp:wrapSquare wrapText="bothSides"/>
+            <wp:docPr id="30" name="Picture 3"/>
+            <wp:cNvGraphicFramePr>
+              <a:graphicFrameLocks xmlns:a="http://schemas.openxmlformats.org/drawingml/2006/main" noChangeAspect="1"/>
+            </wp:cNvGraphicFramePr>
+            <a:graphic xmlns:a="http://schemas.openxmlformats.org/drawingml/2006/main">
+              <a:graphicData uri="http://schemas.openxmlformats.org/drawingml/2006/picture">
+                <pic:pic xmlns:pic="http://schemas.openxmlformats.org/drawingml/2006/picture">
+                  <pic:nvPicPr>
+                    <pic:cNvPr id="30" name="Picture 3"/>
+                    <pic:cNvPicPr>
+                      <a:picLocks noChangeAspect="1"/>
+                    </pic:cNvPicPr>
+                  </pic:nvPicPr>
+                  <pic:blipFill>
+                    <a:blip r:embed="rId32"/>
+                    <a:stretch>
+                      <a:fillRect/>
+                    </a:stretch>
+                  </pic:blipFill>
+                  <pic:spPr>
+                    <a:xfrm>
+                      <a:off x="0" y="0"/>
+                      <a:ext cx="4192905" cy="2538730"/>
+                    </a:xfrm>
+                    <a:prstGeom prst="rect">
+                      <a:avLst/>
+                    </a:prstGeom>
+                    <a:noFill/>
+                    <a:ln>
+                      <a:noFill/>
+                    </a:ln>
+                  </pic:spPr>
+                </pic:pic>
+              </a:graphicData>
+            </a:graphic>
+          </wp:anchor>
+        </w:drawing>
+      </w:r>
+    </w:p>
+    <w:p>
+      <w:pPr>
+        <w:rPr>
+          <w:rFonts w:hint="default"/>
+          <w:lang w:val="en-IN"/>
+        </w:rPr>
+      </w:pPr>
+    </w:p>
+    <w:p>
+      <w:pPr>
+        <w:rPr>
+          <w:rFonts w:hint="default"/>
+          <w:lang w:val="en-IN"/>
+        </w:rPr>
+      </w:pPr>
+    </w:p>
+    <w:p>
+      <w:pPr>
+        <w:rPr>
+          <w:rFonts w:hint="default"/>
+          <w:lang w:val="en-IN"/>
+        </w:rPr>
+      </w:pPr>
+    </w:p>
+    <w:p>
+      <w:pPr>
+        <w:rPr>
+          <w:rFonts w:hint="default"/>
+          <w:lang w:val="en-IN"/>
+        </w:rPr>
+      </w:pPr>
+    </w:p>
+    <w:p>
+      <w:pPr>
+        <w:rPr>
+          <w:rFonts w:hint="default"/>
+          <w:lang w:val="en-IN"/>
+        </w:rPr>
+      </w:pPr>
+    </w:p>
+    <w:p>
+      <w:pPr>
+        <w:rPr>
+          <w:rFonts w:hint="default"/>
+          <w:lang w:val="en-IN"/>
+        </w:rPr>
+      </w:pPr>
+    </w:p>
+    <w:p>
+      <w:pPr>
+        <w:rPr>
+          <w:rFonts w:hint="default"/>
+          <w:lang w:val="en-IN"/>
+        </w:rPr>
+      </w:pPr>
+    </w:p>
+    <w:p>
+      <w:pPr>
+        <w:rPr>
+          <w:rFonts w:hint="default"/>
+          <w:lang w:val="en-IN"/>
+        </w:rPr>
+      </w:pPr>
+    </w:p>
+    <w:p>
+      <w:pPr>
+        <w:rPr>
+          <w:rFonts w:hint="default"/>
+          <w:lang w:val="en-IN"/>
+        </w:rPr>
+      </w:pPr>
+    </w:p>
+    <w:p>
+      <w:pPr>
+        <w:rPr>
+          <w:rFonts w:hint="default"/>
+          <w:lang w:val="en-IN"/>
+        </w:rPr>
+      </w:pPr>
+    </w:p>
+    <w:p>
+      <w:pPr>
+        <w:rPr>
+          <w:rFonts w:hint="default"/>
+          <w:lang w:val="en-IN"/>
+        </w:rPr>
+      </w:pPr>
+    </w:p>
+    <w:p>
+      <w:pPr>
+        <w:rPr>
+          <w:rFonts w:hint="default"/>
+          <w:lang w:val="en-IN"/>
+        </w:rPr>
+      </w:pPr>
+    </w:p>
+    <w:p>
+      <w:pPr>
+        <w:rPr>
+          <w:rFonts w:hint="default"/>
+          <w:lang w:val="en-IN"/>
+        </w:rPr>
+      </w:pPr>
+    </w:p>
+    <w:p>
+      <w:pPr>
+        <w:rPr>
+          <w:rFonts w:hint="default"/>
+          <w:lang w:val="en-IN"/>
+        </w:rPr>
+      </w:pPr>
+    </w:p>
+    <w:p>
+      <w:pPr>
+        <w:rPr>
+          <w:rFonts w:hint="default"/>
+          <w:lang w:val="en-IN"/>
+        </w:rPr>
+      </w:pPr>
+    </w:p>
+    <w:p>
+      <w:pPr>
+        <w:rPr>
+          <w:rFonts w:hint="default"/>
+          <w:lang w:val="en-IN"/>
+        </w:rPr>
+      </w:pPr>
+    </w:p>
+    <w:p>
+      <w:pPr>
+        <w:rPr>
+          <w:rFonts w:hint="default"/>
+          <w:lang w:val="en-IN"/>
+        </w:rPr>
+      </w:pPr>
+    </w:p>
+    <w:p>
+      <w:pPr>
+        <w:rPr>
+          <w:rFonts w:hint="default"/>
+          <w:lang w:val="en-IN"/>
+        </w:rPr>
+      </w:pPr>
+    </w:p>
+    <w:p>
+      <w:pPr>
+        <w:rPr>
+          <w:rFonts w:hint="default"/>
+          <w:b/>
+          <w:bCs/>
+          <w:lang w:val="en-US"/>
+        </w:rPr>
+      </w:pPr>
+      <w:r>
+        <w:rPr>
+          <w:rFonts w:hint="default"/>
+          <w:b/>
+          <w:bCs/>
+          <w:lang w:val="en-IN"/>
+        </w:rPr>
+        <w:t>Create file in inner folder of project folder:</w:t>
+      </w:r>
+      <w:r>
+        <w:rPr>
+          <w:rFonts w:hint="default"/>
+          <w:lang w:val="en-IN"/>
+        </w:rPr>
+        <w:t xml:space="preserve"> </w:t>
+      </w:r>
+      <w:r>
+        <w:rPr>
+          <w:rFonts w:hint="default"/>
+          <w:b/>
+          <w:bCs/>
+          <w:lang w:val="en-US"/>
+        </w:rPr>
+        <w:t>---------------------------------------------------</w:t>
+      </w:r>
+      <w:r>
+        <w:rPr>
+          <w:rFonts w:hint="default"/>
+          <w:b/>
+          <w:bCs/>
+          <w:lang w:val="en-IN"/>
+        </w:rPr>
+        <w:t>-------------------------</w:t>
+      </w:r>
+      <w:r>
+        <w:rPr>
+          <w:rFonts w:hint="default"/>
+          <w:b/>
+          <w:bCs/>
+          <w:lang w:val="en-US"/>
+        </w:rPr>
+        <w:t>--------</w:t>
+      </w:r>
+    </w:p>
+    <w:p>
+      <w:pPr>
+        <w:rPr>
+          <w:rFonts w:hint="default"/>
+          <w:lang w:val="en-IN"/>
+        </w:rPr>
+      </w:pPr>
+    </w:p>
+    <w:p>
+      <w:pPr>
+        <w:rPr>
+          <w:rFonts w:hint="default"/>
+          <w:lang w:val="en-IN"/>
+        </w:rPr>
+      </w:pPr>
+      <w:r>
+        <w:drawing>
+          <wp:anchor distT="0" distB="0" distL="114300" distR="114300" simplePos="0" relativeHeight="251688960" behindDoc="0" locked="0" layoutInCell="1" allowOverlap="1">
+            <wp:simplePos x="0" y="0"/>
+            <wp:positionH relativeFrom="column">
+              <wp:posOffset>6350</wp:posOffset>
+            </wp:positionH>
+            <wp:positionV relativeFrom="paragraph">
+              <wp:posOffset>37465</wp:posOffset>
+            </wp:positionV>
+            <wp:extent cx="5782945" cy="3072765"/>
+            <wp:effectExtent l="0" t="0" r="8255" b="13335"/>
+            <wp:wrapSquare wrapText="bothSides"/>
+            <wp:docPr id="31" name="Picture 4"/>
+            <wp:cNvGraphicFramePr>
+              <a:graphicFrameLocks xmlns:a="http://schemas.openxmlformats.org/drawingml/2006/main" noChangeAspect="1"/>
+            </wp:cNvGraphicFramePr>
+            <a:graphic xmlns:a="http://schemas.openxmlformats.org/drawingml/2006/main">
+              <a:graphicData uri="http://schemas.openxmlformats.org/drawingml/2006/picture">
+                <pic:pic xmlns:pic="http://schemas.openxmlformats.org/drawingml/2006/picture">
+                  <pic:nvPicPr>
+                    <pic:cNvPr id="31" name="Picture 4"/>
+                    <pic:cNvPicPr>
+                      <a:picLocks noChangeAspect="1"/>
+                    </pic:cNvPicPr>
+                  </pic:nvPicPr>
+                  <pic:blipFill>
+                    <a:blip r:embed="rId33"/>
+                    <a:stretch>
+                      <a:fillRect/>
+                    </a:stretch>
+                  </pic:blipFill>
+                  <pic:spPr>
+                    <a:xfrm>
+                      <a:off x="0" y="0"/>
+                      <a:ext cx="5782945" cy="3072765"/>
+                    </a:xfrm>
+                    <a:prstGeom prst="rect">
+                      <a:avLst/>
+                    </a:prstGeom>
+                    <a:noFill/>
+                    <a:ln>
+                      <a:noFill/>
+                    </a:ln>
+                  </pic:spPr>
+                </pic:pic>
+              </a:graphicData>
+            </a:graphic>
+          </wp:anchor>
+        </w:drawing>
+      </w:r>
+    </w:p>
+    <w:p>
+      <w:pPr>
+        <w:rPr>
+          <w:rFonts w:hint="default"/>
+          <w:lang w:val="en-IN"/>
+        </w:rPr>
+      </w:pPr>
+    </w:p>
+    <w:p>
+      <w:pPr>
+        <w:rPr>
+          <w:rFonts w:hint="default"/>
+          <w:lang w:val="en-IN"/>
+        </w:rPr>
+      </w:pPr>
+    </w:p>
+    <w:p>
+      <w:pPr>
+        <w:rPr>
+          <w:rFonts w:hint="default"/>
+          <w:lang w:val="en-IN"/>
+        </w:rPr>
+      </w:pPr>
+    </w:p>
+    <w:p>
+      <w:pPr>
+        <w:rPr>
+          <w:rFonts w:hint="default"/>
+          <w:lang w:val="en-IN"/>
+        </w:rPr>
+      </w:pPr>
+    </w:p>
+    <w:p>
+      <w:pPr>
+        <w:rPr>
+          <w:rFonts w:hint="default"/>
+          <w:lang w:val="en-IN"/>
+        </w:rPr>
+      </w:pPr>
+    </w:p>
+    <w:p>
+      <w:pPr>
+        <w:rPr>
+          <w:rFonts w:hint="default"/>
+          <w:lang w:val="en-IN"/>
+        </w:rPr>
+      </w:pPr>
+    </w:p>
+    <w:p>
+      <w:pPr>
+        <w:rPr>
+          <w:rFonts w:hint="default"/>
+          <w:lang w:val="en-IN"/>
+        </w:rPr>
+      </w:pPr>
+    </w:p>
+    <w:p>
+      <w:pPr>
+        <w:rPr>
+          <w:rFonts w:hint="default"/>
+          <w:lang w:val="en-IN"/>
+        </w:rPr>
+      </w:pPr>
+    </w:p>
+    <w:p>
+      <w:pPr>
+        <w:rPr>
+          <w:rFonts w:hint="default"/>
+          <w:lang w:val="en-IN"/>
+        </w:rPr>
+      </w:pPr>
+    </w:p>
+    <w:p>
+      <w:pPr>
+        <w:rPr>
+          <w:rFonts w:hint="default"/>
+          <w:lang w:val="en-IN"/>
+        </w:rPr>
+      </w:pPr>
+    </w:p>
+    <w:p>
+      <w:pPr>
+        <w:rPr>
+          <w:rFonts w:hint="default"/>
+          <w:lang w:val="en-IN"/>
+        </w:rPr>
+      </w:pPr>
+    </w:p>
+    <w:p>
+      <w:pPr>
+        <w:rPr>
+          <w:rFonts w:hint="default"/>
+          <w:lang w:val="en-IN"/>
+        </w:rPr>
+      </w:pPr>
+    </w:p>
+    <w:p>
+      <w:pPr>
+        <w:rPr>
+          <w:rFonts w:hint="default"/>
+          <w:lang w:val="en-IN"/>
+        </w:rPr>
+      </w:pPr>
+    </w:p>
+    <w:p>
+      <w:pPr>
+        <w:rPr>
+          <w:rFonts w:hint="default"/>
+          <w:lang w:val="en-IN"/>
+        </w:rPr>
+      </w:pPr>
+    </w:p>
+    <w:p>
+      <w:pPr>
+        <w:rPr>
+          <w:rFonts w:hint="default"/>
+          <w:lang w:val="en-IN"/>
+        </w:rPr>
+      </w:pPr>
+    </w:p>
+    <w:p>
+      <w:pPr>
+        <w:rPr>
+          <w:rFonts w:hint="default"/>
+          <w:lang w:val="en-IN"/>
+        </w:rPr>
+      </w:pPr>
+    </w:p>
+    <w:p>
+      <w:pPr>
+        <w:rPr>
+          <w:rFonts w:hint="default"/>
+          <w:lang w:val="en-IN"/>
+        </w:rPr>
+      </w:pPr>
+    </w:p>
+    <w:p>
+      <w:pPr>
+        <w:rPr>
+          <w:rFonts w:hint="default"/>
+          <w:lang w:val="en-IN"/>
+        </w:rPr>
+      </w:pPr>
+    </w:p>
+    <w:p>
+      <w:pPr>
+        <w:rPr>
+          <w:rFonts w:hint="default"/>
+          <w:lang w:val="en-IN"/>
+        </w:rPr>
+      </w:pPr>
+    </w:p>
+    <w:p>
+      <w:pPr>
+        <w:rPr>
+          <w:rFonts w:hint="default"/>
+          <w:lang w:val="en-IN"/>
+        </w:rPr>
+      </w:pPr>
+    </w:p>
+    <w:p>
+      <w:pPr>
+        <w:rPr>
+          <w:rFonts w:hint="default"/>
+          <w:lang w:val="en-IN"/>
+        </w:rPr>
+      </w:pPr>
+    </w:p>
+    <w:p>
+      <w:pPr>
+        <w:rPr>
+          <w:rFonts w:hint="default"/>
+          <w:lang w:val="en-IN"/>
+        </w:rPr>
+      </w:pPr>
+    </w:p>
+    <w:p>
+      <w:pPr>
+        <w:rPr>
+          <w:rFonts w:hint="default"/>
+          <w:lang w:val="en-IN"/>
+        </w:rPr>
+      </w:pPr>
+    </w:p>
+    <w:p>
+      <w:pPr>
+        <w:rPr>
+          <w:rFonts w:hint="default"/>
+          <w:lang w:val="en-IN"/>
+        </w:rPr>
+      </w:pPr>
+      <w:r>
+        <w:drawing>
+          <wp:anchor distT="0" distB="0" distL="114300" distR="114300" simplePos="0" relativeHeight="251689984" behindDoc="0" locked="0" layoutInCell="1" allowOverlap="1">
+            <wp:simplePos x="0" y="0"/>
+            <wp:positionH relativeFrom="column">
+              <wp:posOffset>135255</wp:posOffset>
+            </wp:positionH>
+            <wp:positionV relativeFrom="paragraph">
+              <wp:posOffset>73025</wp:posOffset>
+            </wp:positionV>
+            <wp:extent cx="6134100" cy="3701415"/>
+            <wp:effectExtent l="0" t="0" r="0" b="13335"/>
+            <wp:wrapSquare wrapText="bothSides"/>
+            <wp:docPr id="32" name="Picture 5"/>
+            <wp:cNvGraphicFramePr>
+              <a:graphicFrameLocks xmlns:a="http://schemas.openxmlformats.org/drawingml/2006/main" noChangeAspect="1"/>
+            </wp:cNvGraphicFramePr>
+            <a:graphic xmlns:a="http://schemas.openxmlformats.org/drawingml/2006/main">
+              <a:graphicData uri="http://schemas.openxmlformats.org/drawingml/2006/picture">
+                <pic:pic xmlns:pic="http://schemas.openxmlformats.org/drawingml/2006/picture">
+                  <pic:nvPicPr>
+                    <pic:cNvPr id="32" name="Picture 5"/>
+                    <pic:cNvPicPr>
+                      <a:picLocks noChangeAspect="1"/>
+                    </pic:cNvPicPr>
+                  </pic:nvPicPr>
+                  <pic:blipFill>
+                    <a:blip r:embed="rId34"/>
+                    <a:stretch>
+                      <a:fillRect/>
+                    </a:stretch>
+                  </pic:blipFill>
+                  <pic:spPr>
+                    <a:xfrm>
+                      <a:off x="0" y="0"/>
+                      <a:ext cx="6134100" cy="3701415"/>
+                    </a:xfrm>
+                    <a:prstGeom prst="rect">
+                      <a:avLst/>
+                    </a:prstGeom>
+                    <a:noFill/>
+                    <a:ln>
+                      <a:noFill/>
+                    </a:ln>
+                  </pic:spPr>
+                </pic:pic>
+              </a:graphicData>
+            </a:graphic>
+          </wp:anchor>
+        </w:drawing>
+      </w:r>
+    </w:p>
+    <w:p>
+      <w:pPr>
+        <w:rPr>
+          <w:rFonts w:hint="default"/>
+          <w:lang w:val="en-IN"/>
+        </w:rPr>
+      </w:pPr>
+    </w:p>
+    <w:p>
+      <w:pPr>
+        <w:rPr>
+          <w:rFonts w:hint="default"/>
+          <w:lang w:val="en-IN"/>
+        </w:rPr>
+      </w:pPr>
+    </w:p>
+    <w:p>
+      <w:pPr>
+        <w:rPr>
+          <w:rFonts w:hint="default"/>
+          <w:lang w:val="en-IN"/>
+        </w:rPr>
+      </w:pPr>
+    </w:p>
+    <w:p>
+      <w:pPr>
+        <w:rPr>
+          <w:rFonts w:hint="default"/>
+          <w:lang w:val="en-IN"/>
+        </w:rPr>
+      </w:pPr>
+    </w:p>
+    <w:p>
+      <w:pPr>
+        <w:rPr>
+          <w:rFonts w:hint="default"/>
+          <w:lang w:val="en-IN"/>
+        </w:rPr>
+      </w:pPr>
+    </w:p>
+    <w:p>
+      <w:pPr>
+        <w:rPr>
+          <w:rFonts w:hint="default"/>
+          <w:lang w:val="en-IN"/>
+        </w:rPr>
+      </w:pPr>
+    </w:p>
+    <w:p>
+      <w:pPr>
+        <w:rPr>
+          <w:rFonts w:hint="default"/>
+          <w:lang w:val="en-IN"/>
+        </w:rPr>
+      </w:pPr>
+    </w:p>
+    <w:p>
+      <w:pPr>
+        <w:rPr>
+          <w:rFonts w:hint="default"/>
+          <w:lang w:val="en-IN"/>
+        </w:rPr>
+      </w:pPr>
+    </w:p>
+    <w:p>
+      <w:pPr>
+        <w:rPr>
+          <w:rFonts w:hint="default"/>
+          <w:lang w:val="en-IN"/>
+        </w:rPr>
+      </w:pPr>
+    </w:p>
+    <w:p>
+      <w:pPr>
+        <w:rPr>
+          <w:rFonts w:hint="default"/>
+          <w:lang w:val="en-IN"/>
+        </w:rPr>
+      </w:pPr>
+    </w:p>
+    <w:p>
+      <w:pPr>
+        <w:rPr>
+          <w:rFonts w:hint="default"/>
+          <w:lang w:val="en-IN"/>
+        </w:rPr>
+      </w:pPr>
+    </w:p>
+    <w:p>
+      <w:pPr>
+        <w:rPr>
+          <w:rFonts w:hint="default"/>
+          <w:lang w:val="en-IN"/>
+        </w:rPr>
+      </w:pPr>
+    </w:p>
+    <w:p>
+      <w:pPr>
+        <w:rPr>
+          <w:rFonts w:hint="default"/>
+          <w:lang w:val="en-IN"/>
+        </w:rPr>
+      </w:pPr>
+    </w:p>
+    <w:p>
+      <w:pPr>
+        <w:rPr>
+          <w:rFonts w:hint="default"/>
+          <w:lang w:val="en-IN"/>
+        </w:rPr>
+      </w:pPr>
+    </w:p>
+    <w:p>
+      <w:pPr>
+        <w:rPr>
+          <w:rFonts w:hint="default"/>
+          <w:lang w:val="en-IN"/>
+        </w:rPr>
+      </w:pPr>
+    </w:p>
+    <w:p>
+      <w:pPr>
+        <w:rPr>
+          <w:rFonts w:hint="default"/>
+          <w:lang w:val="en-IN"/>
+        </w:rPr>
+      </w:pPr>
+    </w:p>
+    <w:p>
+      <w:pPr>
+        <w:rPr>
+          <w:rFonts w:hint="default"/>
+          <w:lang w:val="en-IN"/>
+        </w:rPr>
+      </w:pPr>
+    </w:p>
+    <w:p>
+      <w:pPr>
+        <w:rPr>
+          <w:rFonts w:hint="default"/>
+          <w:lang w:val="en-IN"/>
+        </w:rPr>
+      </w:pPr>
+    </w:p>
+    <w:p>
+      <w:pPr>
+        <w:rPr>
+          <w:rFonts w:hint="default"/>
+          <w:lang w:val="en-IN"/>
+        </w:rPr>
+      </w:pPr>
+    </w:p>
+    <w:p>
+      <w:pPr>
+        <w:rPr>
+          <w:rFonts w:hint="default"/>
+          <w:lang w:val="en-IN"/>
+        </w:rPr>
+      </w:pPr>
+    </w:p>
+    <w:p>
+      <w:pPr>
+        <w:rPr>
+          <w:rFonts w:hint="default"/>
+          <w:lang w:val="en-IN"/>
+        </w:rPr>
+      </w:pPr>
+    </w:p>
+    <w:p>
+      <w:pPr>
+        <w:rPr>
+          <w:rFonts w:hint="default"/>
+          <w:lang w:val="en-IN"/>
+        </w:rPr>
+      </w:pPr>
+    </w:p>
+    <w:p>
+      <w:pPr>
+        <w:rPr>
+          <w:rFonts w:hint="default"/>
+          <w:lang w:val="en-IN"/>
+        </w:rPr>
+      </w:pPr>
+    </w:p>
+    <w:p>
+      <w:pPr>
+        <w:rPr>
+          <w:rFonts w:hint="default"/>
+          <w:lang w:val="en-IN"/>
+        </w:rPr>
+      </w:pPr>
+    </w:p>
+    <w:p>
+      <w:pPr>
+        <w:rPr>
+          <w:rFonts w:hint="default"/>
+          <w:b/>
+          <w:bCs/>
+          <w:lang w:val="en-IN"/>
+        </w:rPr>
+      </w:pPr>
+    </w:p>
+    <w:p>
+      <w:pPr>
+        <w:rPr>
+          <w:rFonts w:hint="default"/>
+          <w:b/>
+          <w:bCs/>
+          <w:lang w:val="en-IN"/>
+        </w:rPr>
+      </w:pPr>
+    </w:p>
+    <w:p>
+      <w:pPr>
+        <w:rPr>
+          <w:rFonts w:hint="default"/>
+          <w:b/>
+          <w:bCs/>
+          <w:lang w:val="en-US"/>
+        </w:rPr>
+      </w:pPr>
+      <w:r>
+        <w:rPr>
+          <w:rFonts w:hint="default"/>
+          <w:b/>
+          <w:bCs/>
+          <w:lang w:val="en-IN"/>
+        </w:rPr>
+        <w:t>Create and get file list from a inner folder of project folder:</w:t>
+      </w:r>
+      <w:r>
+        <w:rPr>
+          <w:rFonts w:hint="default"/>
+          <w:lang w:val="en-IN"/>
+        </w:rPr>
+        <w:t xml:space="preserve"> </w:t>
+      </w:r>
+      <w:r>
+        <w:rPr>
+          <w:rFonts w:hint="default"/>
+          <w:b/>
+          <w:bCs/>
+          <w:lang w:val="en-US"/>
+        </w:rPr>
+        <w:t>---------------------------------------------------</w:t>
+      </w:r>
+      <w:r>
+        <w:rPr>
+          <w:rFonts w:hint="default"/>
+          <w:b/>
+          <w:bCs/>
+          <w:lang w:val="en-IN"/>
+        </w:rPr>
+        <w:t>-------------------------</w:t>
+      </w:r>
+      <w:r>
+        <w:rPr>
+          <w:rFonts w:hint="default"/>
+          <w:b/>
+          <w:bCs/>
+          <w:lang w:val="en-US"/>
+        </w:rPr>
+        <w:t>-------</w:t>
+      </w:r>
+    </w:p>
+    <w:p>
+      <w:pPr>
+        <w:rPr>
+          <w:rFonts w:hint="default"/>
+          <w:b/>
+          <w:bCs/>
+          <w:lang w:val="en-US"/>
+        </w:rPr>
+      </w:pPr>
+    </w:p>
+    <w:p>
+      <w:pPr>
+        <w:rPr>
+          <w:rFonts w:hint="default"/>
+          <w:b/>
+          <w:bCs/>
+          <w:lang w:val="en-US"/>
+        </w:rPr>
+      </w:pPr>
+    </w:p>
+    <w:p>
+      <w:pPr>
+        <w:rPr>
+          <w:rFonts w:hint="default"/>
+          <w:b/>
+          <w:bCs/>
+          <w:lang w:val="en-US"/>
+        </w:rPr>
+      </w:pPr>
+      <w:r>
+        <w:drawing>
+          <wp:anchor distT="0" distB="0" distL="114300" distR="114300" simplePos="0" relativeHeight="251691008" behindDoc="0" locked="0" layoutInCell="1" allowOverlap="1">
+            <wp:simplePos x="0" y="0"/>
+            <wp:positionH relativeFrom="column">
+              <wp:posOffset>0</wp:posOffset>
+            </wp:positionH>
+            <wp:positionV relativeFrom="paragraph">
+              <wp:posOffset>0</wp:posOffset>
+            </wp:positionV>
+            <wp:extent cx="5408930" cy="4329430"/>
+            <wp:effectExtent l="0" t="0" r="1270" b="13970"/>
+            <wp:wrapSquare wrapText="bothSides"/>
+            <wp:docPr id="34" name="Picture 7"/>
+            <wp:cNvGraphicFramePr>
+              <a:graphicFrameLocks xmlns:a="http://schemas.openxmlformats.org/drawingml/2006/main" noChangeAspect="1"/>
+            </wp:cNvGraphicFramePr>
+            <a:graphic xmlns:a="http://schemas.openxmlformats.org/drawingml/2006/main">
+              <a:graphicData uri="http://schemas.openxmlformats.org/drawingml/2006/picture">
+                <pic:pic xmlns:pic="http://schemas.openxmlformats.org/drawingml/2006/picture">
+                  <pic:nvPicPr>
+                    <pic:cNvPr id="34" name="Picture 7"/>
+                    <pic:cNvPicPr>
+                      <a:picLocks noChangeAspect="1"/>
+                    </pic:cNvPicPr>
+                  </pic:nvPicPr>
+                  <pic:blipFill>
+                    <a:blip r:embed="rId35"/>
+                    <a:stretch>
+                      <a:fillRect/>
+                    </a:stretch>
+                  </pic:blipFill>
+                  <pic:spPr>
+                    <a:xfrm>
+                      <a:off x="0" y="0"/>
+                      <a:ext cx="5408930" cy="4329430"/>
+                    </a:xfrm>
+                    <a:prstGeom prst="rect">
+                      <a:avLst/>
+                    </a:prstGeom>
+                    <a:noFill/>
+                    <a:ln>
+                      <a:noFill/>
+                    </a:ln>
+                  </pic:spPr>
+                </pic:pic>
+              </a:graphicData>
+            </a:graphic>
+          </wp:anchor>
+        </w:drawing>
+      </w:r>
+    </w:p>
+    <w:p>
+      <w:pPr>
+        <w:rPr>
+          <w:rFonts w:hint="default"/>
+          <w:b/>
+          <w:bCs/>
+          <w:lang w:val="en-US"/>
+        </w:rPr>
+      </w:pPr>
+    </w:p>
+    <w:p>
+      <w:pPr>
+        <w:rPr>
+          <w:rFonts w:hint="default"/>
+          <w:b/>
+          <w:bCs/>
+          <w:lang w:val="en-US"/>
+        </w:rPr>
+      </w:pPr>
+    </w:p>
+    <w:p>
+      <w:pPr>
+        <w:rPr>
+          <w:rFonts w:hint="default"/>
+          <w:b/>
+          <w:bCs/>
+          <w:lang w:val="en-US"/>
+        </w:rPr>
+      </w:pPr>
+    </w:p>
+    <w:p>
+      <w:pPr>
+        <w:rPr>
+          <w:rFonts w:hint="default"/>
+          <w:b/>
+          <w:bCs/>
+          <w:lang w:val="en-US"/>
+        </w:rPr>
+      </w:pPr>
+    </w:p>
+    <w:p>
+      <w:pPr>
+        <w:rPr>
+          <w:rFonts w:hint="default"/>
+          <w:b/>
+          <w:bCs/>
+          <w:lang w:val="en-US"/>
+        </w:rPr>
+      </w:pPr>
+    </w:p>
+    <w:p>
+      <w:pPr>
+        <w:rPr>
+          <w:rFonts w:hint="default"/>
+          <w:lang w:val="en-IN"/>
+        </w:rPr>
+      </w:pPr>
+    </w:p>
+    <w:p>
+      <w:pPr>
+        <w:rPr>
+          <w:rFonts w:hint="default"/>
+          <w:lang w:val="en-IN"/>
+        </w:rPr>
+      </w:pPr>
+    </w:p>
+    <w:p>
+      <w:pPr>
+        <w:rPr>
+          <w:rFonts w:hint="default"/>
+          <w:lang w:val="en-IN"/>
+        </w:rPr>
+      </w:pPr>
+    </w:p>
+    <w:p>
+      <w:pPr>
+        <w:rPr>
+          <w:rFonts w:hint="default"/>
+          <w:lang w:val="en-IN"/>
+        </w:rPr>
+      </w:pPr>
+    </w:p>
+    <w:p>
+      <w:pPr>
+        <w:rPr>
+          <w:rFonts w:hint="default"/>
+          <w:lang w:val="en-IN"/>
+        </w:rPr>
+      </w:pPr>
+    </w:p>
+    <w:p>
+      <w:pPr>
+        <w:rPr>
+          <w:rFonts w:hint="default"/>
+          <w:lang w:val="en-IN"/>
+        </w:rPr>
+      </w:pPr>
+    </w:p>
+    <w:p>
+      <w:pPr>
+        <w:rPr>
+          <w:rFonts w:hint="default"/>
+          <w:lang w:val="en-IN"/>
+        </w:rPr>
+      </w:pPr>
+    </w:p>
+    <w:p>
+      <w:pPr>
+        <w:rPr>
+          <w:rFonts w:hint="default"/>
+          <w:lang w:val="en-IN"/>
+        </w:rPr>
+      </w:pPr>
+    </w:p>
+    <w:p>
+      <w:pPr>
+        <w:rPr>
+          <w:rFonts w:hint="default"/>
+          <w:lang w:val="en-IN"/>
+        </w:rPr>
+      </w:pPr>
+    </w:p>
+    <w:p>
+      <w:pPr>
+        <w:rPr>
+          <w:rFonts w:hint="default"/>
+          <w:lang w:val="en-IN"/>
+        </w:rPr>
+      </w:pPr>
+    </w:p>
+    <w:p>
+      <w:pPr>
+        <w:rPr>
+          <w:rFonts w:hint="default"/>
+          <w:lang w:val="en-IN"/>
+        </w:rPr>
+      </w:pPr>
+    </w:p>
+    <w:p>
+      <w:pPr>
+        <w:rPr>
+          <w:rFonts w:hint="default"/>
+          <w:lang w:val="en-IN"/>
+        </w:rPr>
+      </w:pPr>
+    </w:p>
+    <w:p>
+      <w:pPr>
+        <w:rPr>
+          <w:rFonts w:hint="default"/>
+          <w:lang w:val="en-IN"/>
+        </w:rPr>
+      </w:pPr>
+    </w:p>
+    <w:p>
+      <w:pPr>
+        <w:rPr>
+          <w:rFonts w:hint="default"/>
+          <w:lang w:val="en-IN"/>
+        </w:rPr>
+      </w:pPr>
+    </w:p>
+    <w:p>
+      <w:pPr>
+        <w:rPr>
+          <w:rFonts w:hint="default"/>
+          <w:lang w:val="en-IN"/>
+        </w:rPr>
+      </w:pPr>
+    </w:p>
+    <w:p>
+      <w:pPr>
+        <w:rPr>
+          <w:rFonts w:hint="default"/>
+          <w:lang w:val="en-IN"/>
+        </w:rPr>
+      </w:pPr>
+    </w:p>
+    <w:p>
+      <w:pPr>
+        <w:rPr>
+          <w:rFonts w:hint="default"/>
+          <w:lang w:val="en-IN"/>
+        </w:rPr>
+      </w:pPr>
+    </w:p>
+    <w:p>
+      <w:pPr>
+        <w:rPr>
+          <w:rFonts w:hint="default"/>
+          <w:lang w:val="en-IN"/>
+        </w:rPr>
+      </w:pPr>
+    </w:p>
+    <w:p>
+      <w:pPr>
+        <w:rPr>
+          <w:rFonts w:hint="default"/>
+          <w:lang w:val="en-IN"/>
+        </w:rPr>
+      </w:pPr>
+    </w:p>
+    <w:p>
+      <w:pPr>
+        <w:rPr>
+          <w:rFonts w:hint="default"/>
+          <w:lang w:val="en-IN"/>
+        </w:rPr>
+      </w:pPr>
+    </w:p>
+    <w:p>
+      <w:pPr>
+        <w:rPr>
+          <w:rFonts w:hint="default"/>
+          <w:lang w:val="en-IN"/>
+        </w:rPr>
+      </w:pPr>
+    </w:p>
+    <w:p>
+      <w:pPr>
+        <w:rPr>
+          <w:rFonts w:hint="default"/>
+          <w:lang w:val="en-IN"/>
+        </w:rPr>
+      </w:pPr>
+    </w:p>
+    <w:p>
+      <w:pPr>
+        <w:rPr>
+          <w:rFonts w:hint="default"/>
+          <w:lang w:val="en-IN"/>
+        </w:rPr>
+      </w:pPr>
+    </w:p>
+    <w:p>
+      <w:pPr>
+        <w:rPr>
+          <w:rFonts w:hint="default"/>
+          <w:lang w:val="en-IN"/>
+        </w:rPr>
+      </w:pPr>
+    </w:p>
+    <w:p>
+      <w:pPr>
+        <w:rPr>
+          <w:rFonts w:hint="default"/>
+          <w:lang w:val="en-IN"/>
+        </w:rPr>
+      </w:pPr>
+    </w:p>
+    <w:p>
+      <w:pPr>
+        <w:rPr>
+          <w:rFonts w:hint="default"/>
+          <w:lang w:val="en-IN"/>
+        </w:rPr>
+      </w:pPr>
+    </w:p>
+    <w:p>
+      <w:pPr>
+        <w:rPr>
+          <w:rFonts w:hint="default"/>
+          <w:lang w:val="en-IN"/>
+        </w:rPr>
+      </w:pPr>
+    </w:p>
+    <w:p>
+      <w:pPr>
+        <w:rPr>
+          <w:rFonts w:hint="default"/>
+          <w:b/>
+          <w:bCs/>
+          <w:lang w:val="en-US"/>
+        </w:rPr>
+      </w:pPr>
+      <w:r>
+        <w:rPr>
+          <w:rFonts w:hint="default"/>
+          <w:b/>
+          <w:bCs/>
+          <w:lang w:val="en-IN"/>
+        </w:rPr>
+        <w:t>Get file content / edit file content / rename file :</w:t>
+      </w:r>
+      <w:r>
+        <w:rPr>
+          <w:rFonts w:hint="default"/>
+          <w:lang w:val="en-IN"/>
+        </w:rPr>
+        <w:t xml:space="preserve"> </w:t>
+      </w:r>
+      <w:r>
+        <w:rPr>
+          <w:rFonts w:hint="default"/>
+          <w:b/>
+          <w:bCs/>
+          <w:lang w:val="en-US"/>
+        </w:rPr>
+        <w:t>---------------------------------------------------</w:t>
+      </w:r>
+      <w:r>
+        <w:rPr>
+          <w:rFonts w:hint="default"/>
+          <w:b/>
+          <w:bCs/>
+          <w:lang w:val="en-IN"/>
+        </w:rPr>
+        <w:t>-------------------------</w:t>
+      </w:r>
+      <w:r>
+        <w:rPr>
+          <w:rFonts w:hint="default"/>
+          <w:b/>
+          <w:bCs/>
+          <w:lang w:val="en-US"/>
+        </w:rPr>
+        <w:t>-----</w:t>
+      </w:r>
+    </w:p>
+    <w:p>
+      <w:pPr>
+        <w:rPr>
+          <w:rFonts w:hint="default"/>
+          <w:b/>
+          <w:bCs/>
+          <w:lang w:val="en-US"/>
+        </w:rPr>
+      </w:pPr>
+    </w:p>
+    <w:p>
+      <w:pPr>
+        <w:rPr>
+          <w:rFonts w:hint="default"/>
+          <w:b/>
+          <w:bCs/>
+          <w:lang w:val="en-US"/>
+        </w:rPr>
+      </w:pPr>
+      <w:r>
+        <w:drawing>
+          <wp:anchor distT="0" distB="0" distL="114300" distR="114300" simplePos="0" relativeHeight="251693056" behindDoc="0" locked="0" layoutInCell="1" allowOverlap="1">
+            <wp:simplePos x="0" y="0"/>
+            <wp:positionH relativeFrom="column">
+              <wp:posOffset>3559810</wp:posOffset>
+            </wp:positionH>
+            <wp:positionV relativeFrom="paragraph">
+              <wp:posOffset>8890</wp:posOffset>
+            </wp:positionV>
+            <wp:extent cx="2795270" cy="2367915"/>
+            <wp:effectExtent l="0" t="0" r="5080" b="13335"/>
+            <wp:wrapSquare wrapText="bothSides"/>
+            <wp:docPr id="35" name="Picture 2"/>
+            <wp:cNvGraphicFramePr>
+              <a:graphicFrameLocks xmlns:a="http://schemas.openxmlformats.org/drawingml/2006/main" noChangeAspect="1"/>
+            </wp:cNvGraphicFramePr>
+            <a:graphic xmlns:a="http://schemas.openxmlformats.org/drawingml/2006/main">
+              <a:graphicData uri="http://schemas.openxmlformats.org/drawingml/2006/picture">
+                <pic:pic xmlns:pic="http://schemas.openxmlformats.org/drawingml/2006/picture">
+                  <pic:nvPicPr>
+                    <pic:cNvPr id="35" name="Picture 2"/>
+                    <pic:cNvPicPr>
+                      <a:picLocks noChangeAspect="1"/>
+                    </pic:cNvPicPr>
+                  </pic:nvPicPr>
+                  <pic:blipFill>
+                    <a:blip r:embed="rId36"/>
+                    <a:stretch>
+                      <a:fillRect/>
+                    </a:stretch>
+                  </pic:blipFill>
+                  <pic:spPr>
+                    <a:xfrm>
+                      <a:off x="0" y="0"/>
+                      <a:ext cx="2795270" cy="2367915"/>
+                    </a:xfrm>
+                    <a:prstGeom prst="rect">
+                      <a:avLst/>
+                    </a:prstGeom>
+                    <a:noFill/>
+                    <a:ln>
+                      <a:noFill/>
+                    </a:ln>
+                  </pic:spPr>
+                </pic:pic>
+              </a:graphicData>
+            </a:graphic>
+          </wp:anchor>
+        </w:drawing>
+      </w:r>
+      <w:r>
+        <w:drawing>
+          <wp:anchor distT="0" distB="0" distL="114300" distR="114300" simplePos="0" relativeHeight="251692032" behindDoc="0" locked="0" layoutInCell="1" allowOverlap="1">
+            <wp:simplePos x="0" y="0"/>
+            <wp:positionH relativeFrom="column">
+              <wp:posOffset>0</wp:posOffset>
+            </wp:positionH>
+            <wp:positionV relativeFrom="paragraph">
+              <wp:posOffset>0</wp:posOffset>
+            </wp:positionV>
+            <wp:extent cx="3273425" cy="2389505"/>
+            <wp:effectExtent l="0" t="0" r="3175" b="10795"/>
+            <wp:wrapSquare wrapText="bothSides"/>
+            <wp:docPr id="29" name="Picture 1"/>
+            <wp:cNvGraphicFramePr>
+              <a:graphicFrameLocks xmlns:a="http://schemas.openxmlformats.org/drawingml/2006/main" noChangeAspect="1"/>
+            </wp:cNvGraphicFramePr>
+            <a:graphic xmlns:a="http://schemas.openxmlformats.org/drawingml/2006/main">
+              <a:graphicData uri="http://schemas.openxmlformats.org/drawingml/2006/picture">
+                <pic:pic xmlns:pic="http://schemas.openxmlformats.org/drawingml/2006/picture">
+                  <pic:nvPicPr>
+                    <pic:cNvPr id="29" name="Picture 1"/>
+                    <pic:cNvPicPr>
+                      <a:picLocks noChangeAspect="1"/>
+                    </pic:cNvPicPr>
+                  </pic:nvPicPr>
+                  <pic:blipFill>
+                    <a:blip r:embed="rId37"/>
+                    <a:stretch>
+                      <a:fillRect/>
+                    </a:stretch>
+                  </pic:blipFill>
+                  <pic:spPr>
+                    <a:xfrm>
+                      <a:off x="0" y="0"/>
+                      <a:ext cx="3273425" cy="2389505"/>
+                    </a:xfrm>
+                    <a:prstGeom prst="rect">
+                      <a:avLst/>
+                    </a:prstGeom>
+                    <a:noFill/>
+                    <a:ln>
+                      <a:noFill/>
+                    </a:ln>
+                  </pic:spPr>
+                </pic:pic>
+              </a:graphicData>
+            </a:graphic>
+          </wp:anchor>
+        </w:drawing>
+      </w:r>
+    </w:p>
+    <w:p>
+      <w:pPr>
+        <w:rPr>
+          <w:rFonts w:hint="default"/>
+          <w:b/>
+          <w:bCs/>
+          <w:lang w:val="en-US"/>
+        </w:rPr>
+      </w:pPr>
+      <w:r>
+        <w:drawing>
+          <wp:anchor distT="0" distB="0" distL="114300" distR="114300" simplePos="0" relativeHeight="251695104" behindDoc="0" locked="0" layoutInCell="1" allowOverlap="1">
+            <wp:simplePos x="0" y="0"/>
+            <wp:positionH relativeFrom="column">
+              <wp:posOffset>3609340</wp:posOffset>
+            </wp:positionH>
+            <wp:positionV relativeFrom="paragraph">
+              <wp:posOffset>78740</wp:posOffset>
+            </wp:positionV>
+            <wp:extent cx="2689225" cy="2071370"/>
+            <wp:effectExtent l="0" t="0" r="15875" b="5080"/>
+            <wp:wrapSquare wrapText="bothSides"/>
+            <wp:docPr id="36" name="Picture 2"/>
+            <wp:cNvGraphicFramePr>
+              <a:graphicFrameLocks xmlns:a="http://schemas.openxmlformats.org/drawingml/2006/main" noChangeAspect="1"/>
+            </wp:cNvGraphicFramePr>
+            <a:graphic xmlns:a="http://schemas.openxmlformats.org/drawingml/2006/main">
+              <a:graphicData uri="http://schemas.openxmlformats.org/drawingml/2006/picture">
+                <pic:pic xmlns:pic="http://schemas.openxmlformats.org/drawingml/2006/picture">
+                  <pic:nvPicPr>
+                    <pic:cNvPr id="36" name="Picture 2"/>
+                    <pic:cNvPicPr>
+                      <a:picLocks noChangeAspect="1"/>
+                    </pic:cNvPicPr>
+                  </pic:nvPicPr>
+                  <pic:blipFill>
+                    <a:blip r:embed="rId38"/>
+                    <a:stretch>
+                      <a:fillRect/>
+                    </a:stretch>
+                  </pic:blipFill>
+                  <pic:spPr>
+                    <a:xfrm>
+                      <a:off x="0" y="0"/>
+                      <a:ext cx="2689225" cy="2071370"/>
+                    </a:xfrm>
+                    <a:prstGeom prst="rect">
+                      <a:avLst/>
+                    </a:prstGeom>
+                    <a:noFill/>
+                    <a:ln>
+                      <a:noFill/>
+                    </a:ln>
+                  </pic:spPr>
+                </pic:pic>
+              </a:graphicData>
+            </a:graphic>
+          </wp:anchor>
+        </w:drawing>
+      </w:r>
+      <w:r>
+        <w:drawing>
+          <wp:anchor distT="0" distB="0" distL="114300" distR="114300" simplePos="0" relativeHeight="251694080" behindDoc="0" locked="0" layoutInCell="1" allowOverlap="1">
+            <wp:simplePos x="0" y="0"/>
+            <wp:positionH relativeFrom="column">
+              <wp:posOffset>7620</wp:posOffset>
+            </wp:positionH>
+            <wp:positionV relativeFrom="paragraph">
+              <wp:posOffset>55245</wp:posOffset>
+            </wp:positionV>
+            <wp:extent cx="3295650" cy="2533650"/>
+            <wp:effectExtent l="0" t="0" r="0" b="0"/>
+            <wp:wrapSquare wrapText="bothSides"/>
+            <wp:docPr id="33" name="Picture 1"/>
+            <wp:cNvGraphicFramePr>
+              <a:graphicFrameLocks xmlns:a="http://schemas.openxmlformats.org/drawingml/2006/main" noChangeAspect="1"/>
+            </wp:cNvGraphicFramePr>
+            <a:graphic xmlns:a="http://schemas.openxmlformats.org/drawingml/2006/main">
+              <a:graphicData uri="http://schemas.openxmlformats.org/drawingml/2006/picture">
+                <pic:pic xmlns:pic="http://schemas.openxmlformats.org/drawingml/2006/picture">
+                  <pic:nvPicPr>
+                    <pic:cNvPr id="33" name="Picture 1"/>
+                    <pic:cNvPicPr>
+                      <a:picLocks noChangeAspect="1"/>
+                    </pic:cNvPicPr>
+                  </pic:nvPicPr>
+                  <pic:blipFill>
+                    <a:blip r:embed="rId39"/>
+                    <a:stretch>
+                      <a:fillRect/>
+                    </a:stretch>
+                  </pic:blipFill>
+                  <pic:spPr>
+                    <a:xfrm>
+                      <a:off x="0" y="0"/>
+                      <a:ext cx="3295650" cy="2533650"/>
+                    </a:xfrm>
+                    <a:prstGeom prst="rect">
+                      <a:avLst/>
+                    </a:prstGeom>
+                    <a:noFill/>
+                    <a:ln>
+                      <a:noFill/>
+                    </a:ln>
+                  </pic:spPr>
+                </pic:pic>
+              </a:graphicData>
+            </a:graphic>
+          </wp:anchor>
+        </w:drawing>
+      </w:r>
+    </w:p>
+    <w:p>
+      <w:pPr>
+        <w:rPr>
+          <w:rFonts w:hint="default"/>
+          <w:b/>
+          <w:bCs/>
+          <w:lang w:val="en-US"/>
+        </w:rPr>
+      </w:pPr>
+    </w:p>
+    <w:p>
+      <w:pPr>
+        <w:rPr>
+          <w:rFonts w:hint="default"/>
+          <w:b/>
+          <w:bCs/>
+          <w:lang w:val="en-US"/>
+        </w:rPr>
+      </w:pPr>
+    </w:p>
+    <w:p>
+      <w:pPr>
+        <w:rPr>
+          <w:rFonts w:hint="default"/>
+          <w:b/>
+          <w:bCs/>
+          <w:lang w:val="en-US"/>
+        </w:rPr>
+      </w:pPr>
+    </w:p>
+    <w:p>
+      <w:pPr>
+        <w:rPr>
+          <w:rFonts w:hint="default"/>
+          <w:b/>
+          <w:bCs/>
+          <w:lang w:val="en-US"/>
+        </w:rPr>
+      </w:pPr>
+      <w:r>
+        <w:drawing>
+          <wp:anchor distT="0" distB="0" distL="114300" distR="114300" simplePos="0" relativeHeight="251697152" behindDoc="0" locked="0" layoutInCell="1" allowOverlap="1">
+            <wp:simplePos x="0" y="0"/>
+            <wp:positionH relativeFrom="column">
+              <wp:posOffset>3533775</wp:posOffset>
+            </wp:positionH>
+            <wp:positionV relativeFrom="paragraph">
+              <wp:posOffset>52070</wp:posOffset>
+            </wp:positionV>
+            <wp:extent cx="2924810" cy="1909445"/>
+            <wp:effectExtent l="0" t="0" r="8890" b="14605"/>
+            <wp:wrapSquare wrapText="bothSides"/>
+            <wp:docPr id="40" name="Picture 4"/>
+            <wp:cNvGraphicFramePr>
+              <a:graphicFrameLocks xmlns:a="http://schemas.openxmlformats.org/drawingml/2006/main" noChangeAspect="1"/>
+            </wp:cNvGraphicFramePr>
+            <a:graphic xmlns:a="http://schemas.openxmlformats.org/drawingml/2006/main">
+              <a:graphicData uri="http://schemas.openxmlformats.org/drawingml/2006/picture">
+                <pic:pic xmlns:pic="http://schemas.openxmlformats.org/drawingml/2006/picture">
+                  <pic:nvPicPr>
+                    <pic:cNvPr id="40" name="Picture 4"/>
+                    <pic:cNvPicPr>
+                      <a:picLocks noChangeAspect="1"/>
+                    </pic:cNvPicPr>
+                  </pic:nvPicPr>
+                  <pic:blipFill>
+                    <a:blip r:embed="rId40"/>
+                    <a:stretch>
+                      <a:fillRect/>
+                    </a:stretch>
+                  </pic:blipFill>
+                  <pic:spPr>
+                    <a:xfrm>
+                      <a:off x="0" y="0"/>
+                      <a:ext cx="2924810" cy="1909445"/>
+                    </a:xfrm>
+                    <a:prstGeom prst="rect">
+                      <a:avLst/>
+                    </a:prstGeom>
+                    <a:noFill/>
+                    <a:ln>
+                      <a:noFill/>
+                    </a:ln>
+                  </pic:spPr>
+                </pic:pic>
+              </a:graphicData>
+            </a:graphic>
+          </wp:anchor>
+        </w:drawing>
+      </w:r>
+      <w:r>
+        <w:drawing>
+          <wp:anchor distT="0" distB="0" distL="114300" distR="114300" simplePos="0" relativeHeight="251696128" behindDoc="0" locked="0" layoutInCell="1" allowOverlap="1">
+            <wp:simplePos x="0" y="0"/>
+            <wp:positionH relativeFrom="column">
+              <wp:posOffset>0</wp:posOffset>
+            </wp:positionH>
+            <wp:positionV relativeFrom="paragraph">
+              <wp:posOffset>57785</wp:posOffset>
+            </wp:positionV>
+            <wp:extent cx="3394710" cy="1943735"/>
+            <wp:effectExtent l="0" t="0" r="15240" b="18415"/>
+            <wp:wrapSquare wrapText="bothSides"/>
+            <wp:docPr id="39" name="Picture 3"/>
+            <wp:cNvGraphicFramePr>
+              <a:graphicFrameLocks xmlns:a="http://schemas.openxmlformats.org/drawingml/2006/main" noChangeAspect="1"/>
+            </wp:cNvGraphicFramePr>
+            <a:graphic xmlns:a="http://schemas.openxmlformats.org/drawingml/2006/main">
+              <a:graphicData uri="http://schemas.openxmlformats.org/drawingml/2006/picture">
+                <pic:pic xmlns:pic="http://schemas.openxmlformats.org/drawingml/2006/picture">
+                  <pic:nvPicPr>
+                    <pic:cNvPr id="39" name="Picture 3"/>
+                    <pic:cNvPicPr>
+                      <a:picLocks noChangeAspect="1"/>
+                    </pic:cNvPicPr>
+                  </pic:nvPicPr>
+                  <pic:blipFill>
+                    <a:blip r:embed="rId41"/>
+                    <a:stretch>
+                      <a:fillRect/>
+                    </a:stretch>
+                  </pic:blipFill>
+                  <pic:spPr>
+                    <a:xfrm>
+                      <a:off x="0" y="0"/>
+                      <a:ext cx="3394710" cy="1943735"/>
+                    </a:xfrm>
+                    <a:prstGeom prst="rect">
+                      <a:avLst/>
+                    </a:prstGeom>
+                    <a:noFill/>
+                    <a:ln>
+                      <a:noFill/>
+                    </a:ln>
+                  </pic:spPr>
+                </pic:pic>
+              </a:graphicData>
+            </a:graphic>
+          </wp:anchor>
+        </w:drawing>
+      </w:r>
+    </w:p>
+    <w:p>
+      <w:pPr>
+        <w:rPr>
+          <w:rFonts w:hint="default"/>
+          <w:b/>
+          <w:bCs/>
+          <w:lang w:val="en-US"/>
+        </w:rPr>
+      </w:pPr>
+    </w:p>
+    <w:p>
+      <w:pPr>
+        <w:rPr>
+          <w:rFonts w:hint="default"/>
+          <w:b/>
+          <w:bCs/>
+          <w:lang w:val="en-IN"/>
+        </w:rPr>
+      </w:pPr>
+    </w:p>
+    <w:p>
+      <w:pPr>
+        <w:rPr>
+          <w:rFonts w:hint="default"/>
+          <w:b/>
+          <w:bCs/>
+          <w:lang w:val="en-IN"/>
+        </w:rPr>
+      </w:pPr>
+      <w:r>
+        <w:rPr>
+          <w:rFonts w:hint="default"/>
+          <w:b/>
+          <w:bCs/>
+          <w:color w:val="FFFFFF" w:themeColor="background1"/>
+          <w:highlight w:val="black"/>
+          <w:lang w:val="en-IN"/>
+          <w14:textFill>
+            <w14:solidFill>
+              <w14:schemeClr w14:val="bg1"/>
+            </w14:solidFill>
+          </w14:textFill>
+        </w:rPr>
+        <w:t xml:space="preserve">  Buffer:  </w:t>
+      </w:r>
+      <w:r>
+        <w:rPr>
+          <w:rFonts w:hint="default"/>
+          <w:b/>
+          <w:bCs/>
+          <w:lang w:val="en-IN"/>
+        </w:rPr>
+        <w:t xml:space="preserve"> temporary file location for save data using file system to store data node require some memory</w:t>
+      </w:r>
+    </w:p>
+    <w:p>
+      <w:pPr>
+        <w:rPr>
+          <w:rFonts w:hint="default"/>
+          <w:b/>
+          <w:bCs/>
+          <w:lang w:val="en-IN"/>
+        </w:rPr>
+      </w:pPr>
+    </w:p>
+    <w:p>
+      <w:pPr>
+        <w:rPr>
+          <w:rFonts w:hint="default"/>
+          <w:b/>
+          <w:bCs/>
+          <w:lang w:val="en-IN"/>
+        </w:rPr>
+      </w:pPr>
+    </w:p>
+    <w:p>
+      <w:pPr>
+        <w:rPr>
+          <w:rFonts w:hint="default"/>
+          <w:b/>
+          <w:bCs/>
+          <w:lang w:val="en-IN"/>
+        </w:rPr>
+      </w:pPr>
+    </w:p>
+    <w:p>
+      <w:pPr>
+        <w:rPr>
+          <w:rFonts w:hint="default"/>
+          <w:b/>
+          <w:bCs/>
+          <w:lang w:val="en-IN"/>
+        </w:rPr>
+      </w:pPr>
+    </w:p>
+    <w:p>
+      <w:pPr>
+        <w:rPr>
+          <w:rFonts w:hint="default"/>
+          <w:b/>
+          <w:bCs/>
+          <w:lang w:val="en-IN"/>
+        </w:rPr>
+      </w:pPr>
+    </w:p>
+    <w:p>
+      <w:pPr>
+        <w:rPr>
+          <w:rFonts w:hint="default"/>
+          <w:b/>
+          <w:bCs/>
+          <w:lang w:val="en-IN"/>
+        </w:rPr>
+      </w:pPr>
+    </w:p>
+    <w:p>
+      <w:pPr>
+        <w:rPr>
+          <w:rFonts w:hint="default"/>
+          <w:b/>
+          <w:bCs/>
+          <w:lang w:val="en-IN"/>
+        </w:rPr>
+      </w:pPr>
+    </w:p>
+    <w:p>
+      <w:pPr>
+        <w:rPr>
+          <w:rFonts w:hint="default"/>
+          <w:b/>
+          <w:bCs/>
+          <w:lang w:val="en-IN"/>
+        </w:rPr>
+      </w:pPr>
+    </w:p>
+    <w:p>
+      <w:pPr>
+        <w:rPr>
+          <w:rFonts w:hint="default"/>
+          <w:b/>
+          <w:bCs/>
+          <w:lang w:val="en-IN"/>
+        </w:rPr>
+      </w:pPr>
+    </w:p>
+    <w:p>
+      <w:pPr>
+        <w:rPr>
+          <w:rFonts w:hint="default"/>
+          <w:lang w:val="en-IN"/>
+        </w:rPr>
+      </w:pPr>
+      <w:r>
+        <w:rPr>
+          <w:rFonts w:hint="default"/>
+          <w:b/>
+          <w:bCs/>
+          <w:lang w:val="en-IN"/>
+        </w:rPr>
+        <w:t>Delete file :</w:t>
+      </w:r>
+      <w:r>
+        <w:rPr>
+          <w:rFonts w:hint="default"/>
+          <w:lang w:val="en-IN"/>
+        </w:rPr>
+        <w:t xml:space="preserve"> </w:t>
+      </w:r>
+      <w:r>
+        <w:rPr>
+          <w:rFonts w:hint="default"/>
+          <w:b/>
+          <w:bCs/>
+          <w:lang w:val="en-US"/>
+        </w:rPr>
+        <w:t>---------------------------------------------------</w:t>
+      </w:r>
+      <w:r>
+        <w:rPr>
+          <w:rFonts w:hint="default"/>
+          <w:b/>
+          <w:bCs/>
+          <w:lang w:val="en-IN"/>
+        </w:rPr>
+        <w:t>-------------------------</w:t>
+      </w:r>
+      <w:r>
+        <w:rPr>
+          <w:rFonts w:hint="default"/>
+          <w:b/>
+          <w:bCs/>
+          <w:lang w:val="en-US"/>
+        </w:rPr>
+        <w:t>----</w:t>
+      </w:r>
+    </w:p>
+    <w:p>
+      <w:pPr>
+        <w:rPr>
+          <w:rFonts w:hint="default"/>
+          <w:lang w:val="en-IN"/>
+        </w:rPr>
+      </w:pPr>
+    </w:p>
+    <w:p>
+      <w:pPr>
+        <w:rPr>
+          <w:rFonts w:hint="default"/>
+          <w:lang w:val="en-IN"/>
+        </w:rPr>
+      </w:pPr>
+      <w:r>
+        <w:drawing>
+          <wp:anchor distT="0" distB="0" distL="114300" distR="114300" simplePos="0" relativeHeight="251699200" behindDoc="0" locked="0" layoutInCell="1" allowOverlap="1">
+            <wp:simplePos x="0" y="0"/>
+            <wp:positionH relativeFrom="column">
+              <wp:posOffset>3488690</wp:posOffset>
+            </wp:positionH>
+            <wp:positionV relativeFrom="paragraph">
+              <wp:posOffset>10795</wp:posOffset>
+            </wp:positionV>
+            <wp:extent cx="3001645" cy="1626870"/>
+            <wp:effectExtent l="0" t="0" r="8255" b="11430"/>
+            <wp:wrapSquare wrapText="bothSides"/>
+            <wp:docPr id="42" name="Picture 6"/>
+            <wp:cNvGraphicFramePr>
+              <a:graphicFrameLocks xmlns:a="http://schemas.openxmlformats.org/drawingml/2006/main" noChangeAspect="1"/>
+            </wp:cNvGraphicFramePr>
+            <a:graphic xmlns:a="http://schemas.openxmlformats.org/drawingml/2006/main">
+              <a:graphicData uri="http://schemas.openxmlformats.org/drawingml/2006/picture">
+                <pic:pic xmlns:pic="http://schemas.openxmlformats.org/drawingml/2006/picture">
+                  <pic:nvPicPr>
+                    <pic:cNvPr id="42" name="Picture 6"/>
+                    <pic:cNvPicPr>
+                      <a:picLocks noChangeAspect="1"/>
+                    </pic:cNvPicPr>
+                  </pic:nvPicPr>
+                  <pic:blipFill>
+                    <a:blip r:embed="rId42"/>
+                    <a:stretch>
+                      <a:fillRect/>
+                    </a:stretch>
+                  </pic:blipFill>
+                  <pic:spPr>
+                    <a:xfrm>
+                      <a:off x="0" y="0"/>
+                      <a:ext cx="3001645" cy="1626870"/>
+                    </a:xfrm>
+                    <a:prstGeom prst="rect">
+                      <a:avLst/>
+                    </a:prstGeom>
+                    <a:noFill/>
+                    <a:ln>
+                      <a:noFill/>
+                    </a:ln>
+                  </pic:spPr>
+                </pic:pic>
+              </a:graphicData>
+            </a:graphic>
+          </wp:anchor>
+        </w:drawing>
+      </w:r>
+      <w:r>
+        <w:drawing>
+          <wp:anchor distT="0" distB="0" distL="114300" distR="114300" simplePos="0" relativeHeight="251698176" behindDoc="0" locked="0" layoutInCell="1" allowOverlap="1">
+            <wp:simplePos x="0" y="0"/>
+            <wp:positionH relativeFrom="column">
+              <wp:posOffset>0</wp:posOffset>
+            </wp:positionH>
+            <wp:positionV relativeFrom="paragraph">
+              <wp:posOffset>0</wp:posOffset>
+            </wp:positionV>
+            <wp:extent cx="3353435" cy="1882140"/>
+            <wp:effectExtent l="0" t="0" r="18415" b="3810"/>
+            <wp:wrapSquare wrapText="bothSides"/>
+            <wp:docPr id="41" name="Picture 5"/>
+            <wp:cNvGraphicFramePr>
+              <a:graphicFrameLocks xmlns:a="http://schemas.openxmlformats.org/drawingml/2006/main" noChangeAspect="1"/>
+            </wp:cNvGraphicFramePr>
+            <a:graphic xmlns:a="http://schemas.openxmlformats.org/drawingml/2006/main">
+              <a:graphicData uri="http://schemas.openxmlformats.org/drawingml/2006/picture">
+                <pic:pic xmlns:pic="http://schemas.openxmlformats.org/drawingml/2006/picture">
+                  <pic:nvPicPr>
+                    <pic:cNvPr id="41" name="Picture 5"/>
+                    <pic:cNvPicPr>
+                      <a:picLocks noChangeAspect="1"/>
+                    </pic:cNvPicPr>
+                  </pic:nvPicPr>
+                  <pic:blipFill>
+                    <a:blip r:embed="rId43"/>
+                    <a:stretch>
+                      <a:fillRect/>
+                    </a:stretch>
+                  </pic:blipFill>
+                  <pic:spPr>
+                    <a:xfrm>
+                      <a:off x="0" y="0"/>
+                      <a:ext cx="3353435" cy="1882140"/>
+                    </a:xfrm>
+                    <a:prstGeom prst="rect">
+                      <a:avLst/>
+                    </a:prstGeom>
+                    <a:noFill/>
+                    <a:ln>
+                      <a:noFill/>
+                    </a:ln>
+                  </pic:spPr>
+                </pic:pic>
+              </a:graphicData>
+            </a:graphic>
+          </wp:anchor>
+        </w:drawing>
+      </w:r>
+    </w:p>
+    <w:p>
+      <w:pPr>
+        <w:rPr>
+          <w:rFonts w:hint="default"/>
+          <w:lang w:val="en-IN"/>
+        </w:rPr>
+      </w:pPr>
+    </w:p>
+    <w:p>
+      <w:pPr>
+        <w:rPr>
+          <w:rFonts w:hint="default"/>
+          <w:lang w:val="en-IN"/>
+        </w:rPr>
+      </w:pPr>
+    </w:p>
+    <w:p>
+      <w:pPr>
+        <w:rPr>
+          <w:rFonts w:hint="default"/>
+          <w:lang w:val="en-IN"/>
+        </w:rPr>
+      </w:pPr>
+    </w:p>
+    <w:p>
+      <w:pPr>
+        <w:rPr>
+          <w:rFonts w:hint="default"/>
+          <w:lang w:val="en-IN"/>
+        </w:rPr>
+      </w:pPr>
+    </w:p>
+    <w:p>
+      <w:pPr>
+        <w:rPr>
+          <w:rFonts w:hint="default"/>
+          <w:lang w:val="en-IN"/>
+        </w:rPr>
+      </w:pPr>
+    </w:p>
+    <w:p>
+      <w:pPr>
+        <w:rPr>
+          <w:rFonts w:hint="default"/>
+          <w:lang w:val="en-IN"/>
+        </w:rPr>
+      </w:pPr>
+    </w:p>
+    <w:p>
+      <w:pPr>
+        <w:rPr>
+          <w:rFonts w:hint="default"/>
+          <w:lang w:val="en-IN"/>
+        </w:rPr>
+      </w:pPr>
+    </w:p>
+    <w:p>
+      <w:pPr>
+        <w:rPr>
+          <w:rFonts w:hint="default"/>
+          <w:lang w:val="en-IN"/>
+        </w:rPr>
+      </w:pPr>
+    </w:p>
+    <w:p>
+      <w:pPr>
+        <w:rPr>
+          <w:rFonts w:hint="default"/>
+          <w:lang w:val="en-IN"/>
+        </w:rPr>
+      </w:pPr>
+    </w:p>
+    <w:p>
+      <w:pPr>
+        <w:rPr>
+          <w:rFonts w:hint="default"/>
+          <w:lang w:val="en-IN"/>
+        </w:rPr>
+      </w:pPr>
+    </w:p>
+    <w:p>
+      <w:pPr>
+        <w:rPr>
+          <w:rFonts w:hint="default"/>
+          <w:lang w:val="en-IN"/>
+        </w:rPr>
+      </w:pPr>
+    </w:p>
+    <w:p>
+      <w:pPr>
+        <w:rPr>
+          <w:rFonts w:hint="default"/>
+          <w:lang w:val="en-IN"/>
+        </w:rPr>
+      </w:pPr>
+    </w:p>
+    <w:p>
+      <w:pPr>
+        <w:rPr>
+          <w:rFonts w:hint="default"/>
+          <w:lang w:val="en-IN"/>
+        </w:rPr>
+      </w:pPr>
+    </w:p>
+    <w:p>
+      <w:pPr>
+        <w:rPr>
+          <w:rFonts w:hint="default"/>
+          <w:lang w:val="en-IN"/>
+        </w:rPr>
+      </w:pPr>
+    </w:p>
+    <w:p>
+      <w:pPr>
+        <w:rPr>
+          <w:rFonts w:hint="default"/>
+          <w:lang w:val="en-IN"/>
+        </w:rPr>
+      </w:pPr>
+    </w:p>
+    <w:p>
+      <w:pPr>
+        <w:rPr>
+          <w:rFonts w:hint="default"/>
+          <w:lang w:val="en-IN"/>
+        </w:rPr>
+      </w:pPr>
+    </w:p>
+    <w:p>
+      <w:pPr>
+        <w:rPr>
+          <w:rFonts w:hint="default"/>
+          <w:lang w:val="en-IN"/>
+        </w:rPr>
+      </w:pPr>
+    </w:p>
+    <w:p>
+      <w:pPr>
+        <w:rPr>
+          <w:rFonts w:hint="default"/>
+          <w:lang w:val="en-IN"/>
+        </w:rPr>
+      </w:pPr>
+    </w:p>
+    <w:p>
+      <w:pPr>
+        <w:rPr>
+          <w:rFonts w:hint="default"/>
+          <w:lang w:val="en-IN"/>
+        </w:rPr>
+      </w:pPr>
+    </w:p>
+    <w:p>
+      <w:pPr>
+        <w:rPr>
+          <w:rFonts w:hint="default"/>
+          <w:lang w:val="en-IN"/>
+        </w:rPr>
+      </w:pPr>
+    </w:p>
+    <w:p>
+      <w:pPr>
+        <w:rPr>
+          <w:rFonts w:hint="default"/>
+          <w:lang w:val="en-IN"/>
+        </w:rPr>
+      </w:pPr>
+    </w:p>
+    <w:p>
+      <w:pPr>
+        <w:rPr>
+          <w:rFonts w:hint="default"/>
+          <w:lang w:val="en-IN"/>
+        </w:rPr>
+      </w:pPr>
+    </w:p>
+    <w:p>
+      <w:pPr>
+        <w:rPr>
+          <w:rFonts w:hint="default"/>
+          <w:lang w:val="en-IN"/>
+        </w:rPr>
+      </w:pPr>
+    </w:p>
+    <w:p>
+      <w:pPr>
+        <w:rPr>
+          <w:rFonts w:hint="default"/>
+          <w:lang w:val="en-IN"/>
+        </w:rPr>
+      </w:pPr>
+    </w:p>
+    <w:p>
+      <w:pPr>
+        <w:rPr>
+          <w:rFonts w:hint="default"/>
+          <w:lang w:val="en-IN"/>
+        </w:rPr>
+      </w:pPr>
+    </w:p>
+    <w:p>
+      <w:pPr>
+        <w:rPr>
+          <w:rFonts w:hint="default"/>
+          <w:lang w:val="en-IN"/>
+        </w:rPr>
+      </w:pPr>
+    </w:p>
+    <w:p>
+      <w:pPr>
+        <w:rPr>
+          <w:rFonts w:hint="default"/>
+          <w:lang w:val="en-IN"/>
+        </w:rPr>
+      </w:pPr>
+    </w:p>
+    <w:p>
+      <w:pPr>
+        <w:rPr>
+          <w:rFonts w:hint="default"/>
+          <w:lang w:val="en-IN"/>
+        </w:rPr>
+      </w:pPr>
+    </w:p>
+    <w:p>
+      <w:pPr>
+        <w:rPr>
+          <w:rFonts w:hint="default"/>
+          <w:lang w:val="en-IN"/>
+        </w:rPr>
+      </w:pPr>
+    </w:p>
+    <w:p>
+      <w:pPr>
+        <w:rPr>
+          <w:rFonts w:hint="default"/>
+          <w:lang w:val="en-IN"/>
+        </w:rPr>
+      </w:pPr>
+    </w:p>
+    <w:p>
+      <w:pPr>
+        <w:rPr>
+          <w:rFonts w:hint="default"/>
+          <w:lang w:val="en-IN"/>
+        </w:rPr>
+      </w:pPr>
+    </w:p>
+    <w:p>
+      <w:pPr>
+        <w:rPr>
+          <w:rFonts w:hint="default"/>
+          <w:lang w:val="en-IN"/>
+        </w:rPr>
+      </w:pPr>
+    </w:p>
+    <w:p>
+      <w:pPr>
+        <w:rPr>
+          <w:rFonts w:hint="default"/>
+          <w:lang w:val="en-IN"/>
+        </w:rPr>
+      </w:pPr>
+    </w:p>
+    <w:p>
+      <w:pPr>
+        <w:rPr>
+          <w:rFonts w:hint="default"/>
+          <w:lang w:val="en-IN"/>
+        </w:rPr>
+      </w:pPr>
+    </w:p>
+    <w:p>
+      <w:pPr>
+        <w:rPr>
+          <w:rFonts w:hint="default"/>
+          <w:lang w:val="en-IN"/>
+        </w:rPr>
+      </w:pPr>
+    </w:p>
+    <w:p>
+      <w:pPr>
+        <w:rPr>
+          <w:rFonts w:hint="default"/>
+          <w:lang w:val="en-IN"/>
+        </w:rPr>
+      </w:pPr>
+    </w:p>
+    <w:p>
+      <w:pPr>
+        <w:rPr>
+          <w:rFonts w:hint="default"/>
+          <w:lang w:val="en-IN"/>
+        </w:rPr>
+      </w:pPr>
+    </w:p>
+    <w:p>
+      <w:pPr>
+        <w:rPr>
+          <w:rFonts w:hint="default"/>
+          <w:lang w:val="en-IN"/>
+        </w:rPr>
+      </w:pPr>
+    </w:p>
+    <w:p>
+      <w:pPr>
+        <w:rPr>
+          <w:rFonts w:hint="default"/>
+          <w:lang w:val="en-IN"/>
+        </w:rPr>
+      </w:pPr>
+    </w:p>
+    <w:p>
+      <w:pPr>
+        <w:rPr>
+          <w:rFonts w:hint="default"/>
+          <w:lang w:val="en-IN"/>
+        </w:rPr>
+      </w:pPr>
+    </w:p>
+    <w:p>
+      <w:pPr>
+        <w:rPr>
+          <w:rFonts w:hint="default"/>
+          <w:lang w:val="en-IN"/>
+        </w:rPr>
+      </w:pPr>
+    </w:p>
+    <w:p>
+      <w:pPr>
+        <w:rPr>
+          <w:rFonts w:hint="default"/>
+          <w:lang w:val="en-IN"/>
+        </w:rPr>
+      </w:pPr>
+    </w:p>
+    <w:p>
+      <w:pPr>
+        <w:rPr>
+          <w:rFonts w:hint="default"/>
+          <w:lang w:val="en-IN"/>
+        </w:rPr>
+      </w:pPr>
+    </w:p>
+    <w:p>
+      <w:pPr>
+        <w:rPr>
+          <w:rFonts w:hint="default"/>
+          <w:lang w:val="en-IN"/>
+        </w:rPr>
+      </w:pPr>
+    </w:p>
+    <w:p>
+      <w:pPr>
+        <w:rPr>
+          <w:rFonts w:hint="default"/>
+          <w:lang w:val="en-IN"/>
+        </w:rPr>
+      </w:pPr>
+    </w:p>
+    <w:p>
+      <w:pPr>
+        <w:rPr>
+          <w:rFonts w:hint="default"/>
+          <w:lang w:val="en-IN"/>
+        </w:rPr>
+      </w:pPr>
+    </w:p>
+    <w:p>
+      <w:pPr>
+        <w:rPr>
+          <w:rFonts w:hint="default"/>
+          <w:lang w:val="en-IN"/>
+        </w:rPr>
+      </w:pPr>
+    </w:p>
+    <w:p>
+      <w:pPr>
+        <w:rPr>
+          <w:rFonts w:hint="default"/>
+          <w:lang w:val="en-IN"/>
+        </w:rPr>
+      </w:pPr>
+    </w:p>
+    <w:p>
+      <w:pPr>
+        <w:rPr>
+          <w:rFonts w:hint="default"/>
+          <w:lang w:val="en-IN"/>
+        </w:rPr>
+      </w:pPr>
+    </w:p>
+    <w:p>
+      <w:pPr>
+        <w:jc w:val="center"/>
+        <w:rPr>
+          <w:rFonts w:hint="default"/>
+          <w:b/>
+          <w:bCs/>
+          <w:sz w:val="36"/>
+          <w:szCs w:val="36"/>
+          <w:lang w:val="en-IN"/>
+        </w:rPr>
+      </w:pPr>
+      <w:r>
+        <w:rPr>
+          <w:rFonts w:hint="default"/>
+          <w:b/>
+          <w:bCs/>
+          <w:sz w:val="36"/>
+          <w:szCs w:val="36"/>
+          <w:lang w:val="en-IN"/>
+        </w:rPr>
+        <w:t xml:space="preserve">------------------------- Express JS </w:t>
+      </w:r>
+      <w:r>
+        <w:rPr>
+          <w:rFonts w:hint="default"/>
+          <w:b/>
+          <w:bCs/>
+          <w:sz w:val="36"/>
+          <w:szCs w:val="36"/>
+          <w:lang w:val="en-IN"/>
+        </w:rPr>
+        <w:t>-------------------------</w:t>
+      </w:r>
+    </w:p>
+    <w:p>
+      <w:pPr>
+        <w:rPr>
+          <w:rFonts w:hint="default"/>
+          <w:lang w:val="en-IN"/>
+        </w:rPr>
+      </w:pPr>
+    </w:p>
+    <w:p>
+      <w:pPr>
+        <w:rPr>
+          <w:rFonts w:hint="default"/>
+          <w:b/>
+          <w:bCs/>
+          <w:lang w:val="en-IN"/>
+        </w:rPr>
+      </w:pPr>
+    </w:p>
+    <w:p>
+      <w:pPr>
+        <w:rPr>
+          <w:rFonts w:hint="default"/>
+          <w:b/>
+          <w:bCs/>
+          <w:lang w:val="en-IN"/>
+        </w:rPr>
+      </w:pPr>
+      <w:r>
+        <w:rPr>
+          <w:rFonts w:hint="default"/>
+          <w:b/>
+          <w:bCs/>
+          <w:lang w:val="en-IN"/>
+        </w:rPr>
+        <w:t>Create simple pages using Express ---------------------------------------------------------------</w:t>
+      </w:r>
+    </w:p>
+    <w:p>
+      <w:pPr>
+        <w:rPr>
+          <w:rFonts w:hint="default"/>
+          <w:b/>
+          <w:bCs/>
+          <w:lang w:val="en-IN"/>
+        </w:rPr>
+      </w:pPr>
+    </w:p>
+    <w:p>
+      <w:pPr>
+        <w:rPr>
+          <w:rFonts w:hint="default"/>
+          <w:b/>
+          <w:bCs/>
+          <w:lang w:val="en-IN"/>
+        </w:rPr>
+      </w:pPr>
+      <w:r>
+        <w:drawing>
+          <wp:anchor distT="0" distB="0" distL="114300" distR="114300" simplePos="0" relativeHeight="251700224" behindDoc="0" locked="0" layoutInCell="1" allowOverlap="1">
+            <wp:simplePos x="0" y="0"/>
+            <wp:positionH relativeFrom="column">
+              <wp:posOffset>0</wp:posOffset>
+            </wp:positionH>
+            <wp:positionV relativeFrom="paragraph">
+              <wp:posOffset>0</wp:posOffset>
+            </wp:positionV>
+            <wp:extent cx="6640195" cy="3956685"/>
+            <wp:effectExtent l="0" t="0" r="8255" b="5715"/>
+            <wp:wrapSquare wrapText="bothSides"/>
+            <wp:docPr id="43" name="Picture 7"/>
+            <wp:cNvGraphicFramePr>
+              <a:graphicFrameLocks xmlns:a="http://schemas.openxmlformats.org/drawingml/2006/main" noChangeAspect="1"/>
+            </wp:cNvGraphicFramePr>
+            <a:graphic xmlns:a="http://schemas.openxmlformats.org/drawingml/2006/main">
+              <a:graphicData uri="http://schemas.openxmlformats.org/drawingml/2006/picture">
+                <pic:pic xmlns:pic="http://schemas.openxmlformats.org/drawingml/2006/picture">
+                  <pic:nvPicPr>
+                    <pic:cNvPr id="43" name="Picture 7"/>
+                    <pic:cNvPicPr>
+                      <a:picLocks noChangeAspect="1"/>
+                    </pic:cNvPicPr>
+                  </pic:nvPicPr>
+                  <pic:blipFill>
+                    <a:blip r:embed="rId44"/>
+                    <a:stretch>
+                      <a:fillRect/>
+                    </a:stretch>
+                  </pic:blipFill>
+                  <pic:spPr>
+                    <a:xfrm>
+                      <a:off x="0" y="0"/>
+                      <a:ext cx="6640195" cy="3956685"/>
+                    </a:xfrm>
+                    <a:prstGeom prst="rect">
+                      <a:avLst/>
+                    </a:prstGeom>
+                    <a:noFill/>
+                    <a:ln>
+                      <a:noFill/>
+                    </a:ln>
+                  </pic:spPr>
+                </pic:pic>
+              </a:graphicData>
+            </a:graphic>
+          </wp:anchor>
+        </w:drawing>
+      </w:r>
+    </w:p>
+    <w:p>
+      <w:pPr>
+        <w:rPr>
+          <w:rFonts w:hint="default"/>
+          <w:b/>
+          <w:bCs/>
+          <w:lang w:val="en-IN"/>
+        </w:rPr>
+      </w:pPr>
+    </w:p>
+    <w:p>
+      <w:pPr>
+        <w:rPr>
+          <w:rFonts w:hint="default"/>
+          <w:b/>
+          <w:bCs/>
+          <w:lang w:val="en-IN"/>
+        </w:rPr>
+      </w:pPr>
+      <w:r>
+        <w:drawing>
+          <wp:anchor distT="0" distB="0" distL="114300" distR="114300" simplePos="0" relativeHeight="251701248" behindDoc="0" locked="0" layoutInCell="1" allowOverlap="1">
+            <wp:simplePos x="0" y="0"/>
+            <wp:positionH relativeFrom="column">
+              <wp:posOffset>0</wp:posOffset>
+            </wp:positionH>
+            <wp:positionV relativeFrom="paragraph">
+              <wp:posOffset>0</wp:posOffset>
+            </wp:positionV>
+            <wp:extent cx="5143500" cy="1733550"/>
+            <wp:effectExtent l="0" t="0" r="0" b="0"/>
+            <wp:wrapSquare wrapText="bothSides"/>
+            <wp:docPr id="44" name="Picture 8"/>
+            <wp:cNvGraphicFramePr>
+              <a:graphicFrameLocks xmlns:a="http://schemas.openxmlformats.org/drawingml/2006/main" noChangeAspect="1"/>
+            </wp:cNvGraphicFramePr>
+            <a:graphic xmlns:a="http://schemas.openxmlformats.org/drawingml/2006/main">
+              <a:graphicData uri="http://schemas.openxmlformats.org/drawingml/2006/picture">
+                <pic:pic xmlns:pic="http://schemas.openxmlformats.org/drawingml/2006/picture">
+                  <pic:nvPicPr>
+                    <pic:cNvPr id="44" name="Picture 8"/>
+                    <pic:cNvPicPr>
+                      <a:picLocks noChangeAspect="1"/>
+                    </pic:cNvPicPr>
+                  </pic:nvPicPr>
+                  <pic:blipFill>
+                    <a:blip r:embed="rId45"/>
+                    <a:stretch>
+                      <a:fillRect/>
+                    </a:stretch>
+                  </pic:blipFill>
+                  <pic:spPr>
+                    <a:xfrm>
+                      <a:off x="0" y="0"/>
+                      <a:ext cx="5143500" cy="1733550"/>
+                    </a:xfrm>
+                    <a:prstGeom prst="rect">
+                      <a:avLst/>
+                    </a:prstGeom>
+                    <a:noFill/>
+                    <a:ln>
+                      <a:noFill/>
+                    </a:ln>
+                  </pic:spPr>
+                </pic:pic>
+              </a:graphicData>
+            </a:graphic>
+          </wp:anchor>
+        </w:drawing>
+      </w:r>
+    </w:p>
+    <w:p>
+      <w:pPr>
+        <w:rPr>
+          <w:rFonts w:hint="default"/>
+          <w:b/>
+          <w:bCs/>
+          <w:lang w:val="en-IN"/>
+        </w:rPr>
+      </w:pPr>
+    </w:p>
+    <w:p>
+      <w:pPr>
+        <w:rPr>
+          <w:rFonts w:hint="default"/>
+          <w:b/>
+          <w:bCs/>
+          <w:lang w:val="en-IN"/>
+        </w:rPr>
+      </w:pPr>
+    </w:p>
+    <w:p>
+      <w:pPr>
+        <w:rPr>
+          <w:rFonts w:hint="default"/>
+          <w:b/>
+          <w:bCs/>
+          <w:lang w:val="en-IN"/>
+        </w:rPr>
+      </w:pPr>
+    </w:p>
+    <w:p>
+      <w:pPr>
+        <w:rPr>
+          <w:rFonts w:hint="default"/>
+          <w:b/>
+          <w:bCs/>
+          <w:lang w:val="en-IN"/>
+        </w:rPr>
+      </w:pPr>
+    </w:p>
+    <w:p>
+      <w:pPr>
+        <w:rPr>
+          <w:rFonts w:hint="default"/>
+          <w:b/>
+          <w:bCs/>
+          <w:lang w:val="en-IN"/>
+        </w:rPr>
+      </w:pPr>
+    </w:p>
+    <w:p>
+      <w:pPr>
+        <w:rPr>
+          <w:rFonts w:hint="default"/>
+          <w:b/>
+          <w:bCs/>
+          <w:lang w:val="en-IN"/>
+        </w:rPr>
+      </w:pPr>
+    </w:p>
+    <w:p>
+      <w:pPr>
+        <w:rPr>
+          <w:rFonts w:hint="default"/>
+          <w:b/>
+          <w:bCs/>
+          <w:lang w:val="en-IN"/>
+        </w:rPr>
+      </w:pPr>
+    </w:p>
+    <w:p>
+      <w:pPr>
+        <w:rPr>
+          <w:rFonts w:hint="default"/>
+          <w:b/>
+          <w:bCs/>
+          <w:lang w:val="en-IN"/>
+        </w:rPr>
+      </w:pPr>
+    </w:p>
+    <w:p>
+      <w:pPr>
+        <w:rPr>
+          <w:rFonts w:hint="default"/>
+          <w:b/>
+          <w:bCs/>
+          <w:lang w:val="en-IN"/>
+        </w:rPr>
+      </w:pPr>
+    </w:p>
+    <w:p>
+      <w:pPr>
+        <w:rPr>
+          <w:rFonts w:hint="default"/>
+          <w:b/>
+          <w:bCs/>
+          <w:lang w:val="en-IN"/>
+        </w:rPr>
+      </w:pPr>
+    </w:p>
+    <w:p>
+      <w:pPr>
+        <w:rPr>
+          <w:rFonts w:hint="default"/>
+          <w:b w:val="0"/>
+          <w:bCs w:val="0"/>
+          <w:lang w:val="en-IN"/>
+        </w:rPr>
+      </w:pPr>
+    </w:p>
+    <w:p>
+      <w:pPr>
+        <w:rPr>
+          <w:rFonts w:hint="default"/>
+          <w:lang w:val="en-IN"/>
+        </w:rPr>
+      </w:pPr>
+      <w:r>
+        <w:drawing>
+          <wp:anchor distT="0" distB="0" distL="114300" distR="114300" simplePos="0" relativeHeight="251702272" behindDoc="0" locked="0" layoutInCell="1" allowOverlap="1">
+            <wp:simplePos x="0" y="0"/>
+            <wp:positionH relativeFrom="column">
+              <wp:posOffset>0</wp:posOffset>
+            </wp:positionH>
+            <wp:positionV relativeFrom="paragraph">
+              <wp:posOffset>0</wp:posOffset>
+            </wp:positionV>
+            <wp:extent cx="4600575" cy="2171700"/>
+            <wp:effectExtent l="0" t="0" r="9525" b="0"/>
+            <wp:wrapSquare wrapText="bothSides"/>
+            <wp:docPr id="45" name="Picture 9"/>
+            <wp:cNvGraphicFramePr>
+              <a:graphicFrameLocks xmlns:a="http://schemas.openxmlformats.org/drawingml/2006/main" noChangeAspect="1"/>
+            </wp:cNvGraphicFramePr>
+            <a:graphic xmlns:a="http://schemas.openxmlformats.org/drawingml/2006/main">
+              <a:graphicData uri="http://schemas.openxmlformats.org/drawingml/2006/picture">
+                <pic:pic xmlns:pic="http://schemas.openxmlformats.org/drawingml/2006/picture">
+                  <pic:nvPicPr>
+                    <pic:cNvPr id="45" name="Picture 9"/>
+                    <pic:cNvPicPr>
+                      <a:picLocks noChangeAspect="1"/>
+                    </pic:cNvPicPr>
+                  </pic:nvPicPr>
+                  <pic:blipFill>
+                    <a:blip r:embed="rId46"/>
+                    <a:stretch>
+                      <a:fillRect/>
+                    </a:stretch>
+                  </pic:blipFill>
+                  <pic:spPr>
+                    <a:xfrm>
+                      <a:off x="0" y="0"/>
+                      <a:ext cx="4600575" cy="2171700"/>
+                    </a:xfrm>
+                    <a:prstGeom prst="rect">
+                      <a:avLst/>
+                    </a:prstGeom>
+                    <a:noFill/>
+                    <a:ln>
+                      <a:noFill/>
+                    </a:ln>
+                  </pic:spPr>
+                </pic:pic>
+              </a:graphicData>
+            </a:graphic>
+          </wp:anchor>
+        </w:drawing>
+      </w:r>
+    </w:p>
+    <w:p>
+      <w:pPr>
+        <w:rPr>
+          <w:rFonts w:hint="default"/>
+          <w:lang w:val="en-IN"/>
+        </w:rPr>
+      </w:pPr>
+    </w:p>
+    <w:p>
+      <w:pPr>
+        <w:rPr>
+          <w:rFonts w:hint="default"/>
+          <w:lang w:val="en-IN"/>
+        </w:rPr>
+      </w:pPr>
+    </w:p>
+    <w:p>
+      <w:pPr>
+        <w:rPr>
+          <w:rFonts w:hint="default"/>
+          <w:lang w:val="en-IN"/>
+        </w:rPr>
+      </w:pPr>
+    </w:p>
+    <w:p>
+      <w:pPr>
+        <w:rPr>
+          <w:rFonts w:hint="default"/>
+          <w:lang w:val="en-IN"/>
+        </w:rPr>
+      </w:pPr>
+    </w:p>
+    <w:p>
+      <w:pPr>
+        <w:rPr>
+          <w:rFonts w:hint="default"/>
+          <w:lang w:val="en-IN"/>
+        </w:rPr>
+      </w:pPr>
+    </w:p>
+    <w:p>
+      <w:pPr>
+        <w:rPr>
+          <w:rFonts w:hint="default"/>
+          <w:lang w:val="en-IN"/>
+        </w:rPr>
+      </w:pPr>
+    </w:p>
+    <w:p>
+      <w:pPr>
+        <w:rPr>
+          <w:rFonts w:hint="default"/>
+          <w:lang w:val="en-IN"/>
+        </w:rPr>
+      </w:pPr>
+    </w:p>
+    <w:p>
+      <w:pPr>
+        <w:rPr>
+          <w:rFonts w:hint="default"/>
+          <w:lang w:val="en-IN"/>
+        </w:rPr>
+      </w:pPr>
+    </w:p>
+    <w:p>
+      <w:pPr>
+        <w:rPr>
+          <w:rFonts w:hint="default"/>
+          <w:lang w:val="en-IN"/>
+        </w:rPr>
+      </w:pPr>
+    </w:p>
+    <w:p>
+      <w:pPr>
+        <w:rPr>
+          <w:rFonts w:hint="default"/>
+          <w:lang w:val="en-IN"/>
+        </w:rPr>
+      </w:pPr>
+    </w:p>
+    <w:p>
+      <w:pPr>
+        <w:rPr>
+          <w:rFonts w:hint="default"/>
+          <w:lang w:val="en-IN"/>
+        </w:rPr>
+      </w:pPr>
+    </w:p>
+    <w:p>
+      <w:pPr>
+        <w:rPr>
+          <w:rFonts w:hint="default"/>
+          <w:lang w:val="en-IN"/>
+        </w:rPr>
+      </w:pPr>
+    </w:p>
+    <w:p>
+      <w:pPr>
+        <w:rPr>
+          <w:rFonts w:hint="default"/>
+          <w:lang w:val="en-IN"/>
+        </w:rPr>
+      </w:pPr>
+    </w:p>
+    <w:p>
+      <w:pPr>
+        <w:rPr>
+          <w:rFonts w:hint="default"/>
+          <w:lang w:val="en-IN"/>
+        </w:rPr>
+      </w:pPr>
+    </w:p>
+    <w:p>
+      <w:pPr>
+        <w:rPr>
+          <w:rFonts w:hint="default"/>
+          <w:lang w:val="en-IN"/>
+        </w:rPr>
+      </w:pPr>
+    </w:p>
+    <w:p>
+      <w:pPr>
+        <w:rPr>
+          <w:rFonts w:hint="default"/>
+          <w:lang w:val="en-IN"/>
+        </w:rPr>
+      </w:pPr>
+    </w:p>
+    <w:p>
+      <w:pPr>
+        <w:rPr>
+          <w:rFonts w:hint="default"/>
+          <w:lang w:val="en-IN"/>
+        </w:rPr>
+      </w:pPr>
+    </w:p>
+    <w:p>
+      <w:pPr>
+        <w:rPr>
+          <w:rFonts w:hint="default"/>
+          <w:lang w:val="en-IN"/>
+        </w:rPr>
+      </w:pPr>
+      <w:r>
+        <w:rPr>
+          <w:rFonts w:hint="default"/>
+          <w:b/>
+          <w:bCs/>
+          <w:lang w:val="en-IN"/>
+        </w:rPr>
+        <w:t>Render HTML and JSON -----------------------------------------------------------</w:t>
+      </w:r>
     </w:p>
     <w:p>
       <w:pPr>
@@ -7270,6 +11160,45 @@
       </w:pPr>
       <w:bookmarkStart w:id="0" w:name="_GoBack"/>
       <w:bookmarkEnd w:id="0"/>
+    </w:p>
+    <w:p>
+      <w:pPr>
+        <w:rPr>
+          <w:rFonts w:hint="default"/>
+          <w:lang w:val="en-IN"/>
+        </w:rPr>
+      </w:pPr>
+    </w:p>
+    <w:p>
+      <w:pPr>
+        <w:rPr>
+          <w:rFonts w:hint="default"/>
+          <w:lang w:val="en-IN"/>
+        </w:rPr>
+      </w:pPr>
+    </w:p>
+    <w:p>
+      <w:pPr>
+        <w:rPr>
+          <w:rFonts w:hint="default"/>
+          <w:lang w:val="en-IN"/>
+        </w:rPr>
+      </w:pPr>
+      <w:r>
+        <w:rPr>
+          <w:rFonts w:hint="default"/>
+          <w:lang w:val="en-IN"/>
+        </w:rPr>
+        <w:br w:type="page"/>
+      </w:r>
+    </w:p>
+    <w:p>
+      <w:pPr>
+        <w:rPr>
+          <w:rFonts w:hint="default"/>
+          <w:lang w:val="en-IN"/>
+        </w:rPr>
+      </w:pPr>
     </w:p>
     <w:sectPr>
       <w:pgSz w:w="11906" w:h="16838"/>

--- a/nodejs/Notes.docx
+++ b/nodejs/Notes.docx
@@ -44162,78 +44162,3663 @@
           <w:lang w:val="en-IN"/>
         </w:rPr>
       </w:pPr>
+    </w:p>
+    <w:p>
+      <w:pPr>
+        <w:rPr>
+          <w:rFonts w:hint="default"/>
+          <w:b w:val="0"/>
+          <w:bCs w:val="0"/>
+          <w:sz w:val="20"/>
+          <w:szCs w:val="20"/>
+          <w:lang w:val="en-IN"/>
+        </w:rPr>
+      </w:pPr>
+    </w:p>
+    <w:p>
+      <w:pPr>
+        <w:keepNext w:val="0"/>
+        <w:keepLines w:val="0"/>
+        <w:widowControl/>
+        <w:suppressLineNumbers w:val="0"/>
+        <w:shd w:val="clear" w:fill="1E1E1E"/>
+        <w:spacing w:line="240" w:lineRule="auto"/>
+        <w:jc w:val="left"/>
+        <w:rPr>
+          <w:rFonts w:hint="default" w:ascii="Consolas" w:hAnsi="Consolas" w:eastAsia="Consolas" w:cs="Consolas"/>
+          <w:b w:val="0"/>
+          <w:bCs w:val="0"/>
+          <w:color w:val="569CD6"/>
+          <w:kern w:val="0"/>
+          <w:sz w:val="18"/>
+          <w:szCs w:val="18"/>
+          <w:shd w:val="clear" w:fill="1E1E1E"/>
+          <w:lang w:val="en-US" w:eastAsia="zh-CN" w:bidi="ar"/>
+        </w:rPr>
+      </w:pPr>
+    </w:p>
+    <w:p>
+      <w:pPr>
+        <w:keepNext w:val="0"/>
+        <w:keepLines w:val="0"/>
+        <w:widowControl/>
+        <w:suppressLineNumbers w:val="0"/>
+        <w:shd w:val="clear" w:fill="1E1E1E"/>
+        <w:spacing w:line="240" w:lineRule="auto"/>
+        <w:ind w:firstLine="720" w:firstLineChars="0"/>
+        <w:jc w:val="left"/>
+        <w:rPr>
+          <w:rFonts w:ascii="Consolas" w:hAnsi="Consolas" w:eastAsia="Consolas" w:cs="Consolas"/>
+          <w:b w:val="0"/>
+          <w:bCs w:val="0"/>
+          <w:color w:val="D4D4D4"/>
+          <w:sz w:val="18"/>
+          <w:szCs w:val="18"/>
+        </w:rPr>
+      </w:pPr>
+      <w:r>
+        <w:rPr>
+          <w:rFonts w:hint="default" w:ascii="Consolas" w:hAnsi="Consolas" w:eastAsia="Consolas" w:cs="Consolas"/>
+          <w:b w:val="0"/>
+          <w:bCs w:val="0"/>
+          <w:color w:val="569CD6"/>
+          <w:kern w:val="0"/>
+          <w:sz w:val="18"/>
+          <w:szCs w:val="18"/>
+          <w:shd w:val="clear" w:fill="1E1E1E"/>
+          <w:lang w:val="en-US" w:eastAsia="zh-CN" w:bidi="ar"/>
+        </w:rPr>
+        <w:t>const</w:t>
+      </w:r>
+      <w:r>
+        <w:rPr>
+          <w:rFonts w:hint="default" w:ascii="Consolas" w:hAnsi="Consolas" w:eastAsia="Consolas" w:cs="Consolas"/>
+          <w:b w:val="0"/>
+          <w:bCs w:val="0"/>
+          <w:color w:val="D4D4D4"/>
+          <w:kern w:val="0"/>
+          <w:sz w:val="18"/>
+          <w:szCs w:val="18"/>
+          <w:shd w:val="clear" w:fill="1E1E1E"/>
+          <w:lang w:val="en-US" w:eastAsia="zh-CN" w:bidi="ar"/>
+        </w:rPr>
+        <w:t xml:space="preserve"> </w:t>
+      </w:r>
+      <w:r>
+        <w:rPr>
+          <w:rFonts w:hint="default" w:ascii="Consolas" w:hAnsi="Consolas" w:eastAsia="Consolas" w:cs="Consolas"/>
+          <w:b w:val="0"/>
+          <w:bCs w:val="0"/>
+          <w:color w:val="DCDCAA"/>
+          <w:kern w:val="0"/>
+          <w:sz w:val="18"/>
+          <w:szCs w:val="18"/>
+          <w:shd w:val="clear" w:fill="1E1E1E"/>
+          <w:lang w:val="en-US" w:eastAsia="zh-CN" w:bidi="ar"/>
+        </w:rPr>
+        <w:t>dbConnect</w:t>
+      </w:r>
+      <w:r>
+        <w:rPr>
+          <w:rFonts w:hint="default" w:ascii="Consolas" w:hAnsi="Consolas" w:eastAsia="Consolas" w:cs="Consolas"/>
+          <w:b w:val="0"/>
+          <w:bCs w:val="0"/>
+          <w:color w:val="D4D4D4"/>
+          <w:kern w:val="0"/>
+          <w:sz w:val="18"/>
+          <w:szCs w:val="18"/>
+          <w:shd w:val="clear" w:fill="1E1E1E"/>
+          <w:lang w:val="en-US" w:eastAsia="zh-CN" w:bidi="ar"/>
+        </w:rPr>
+        <w:t xml:space="preserve"> = </w:t>
+      </w:r>
+      <w:r>
+        <w:rPr>
+          <w:rFonts w:hint="default" w:ascii="Consolas" w:hAnsi="Consolas" w:eastAsia="Consolas" w:cs="Consolas"/>
+          <w:b w:val="0"/>
+          <w:bCs w:val="0"/>
+          <w:color w:val="DCDCAA"/>
+          <w:kern w:val="0"/>
+          <w:sz w:val="18"/>
+          <w:szCs w:val="18"/>
+          <w:shd w:val="clear" w:fill="1E1E1E"/>
+          <w:lang w:val="en-US" w:eastAsia="zh-CN" w:bidi="ar"/>
+        </w:rPr>
+        <w:t>require</w:t>
+      </w:r>
+      <w:r>
+        <w:rPr>
+          <w:rFonts w:hint="default" w:ascii="Consolas" w:hAnsi="Consolas" w:eastAsia="Consolas" w:cs="Consolas"/>
+          <w:b w:val="0"/>
+          <w:bCs w:val="0"/>
+          <w:color w:val="D4D4D4"/>
+          <w:kern w:val="0"/>
+          <w:sz w:val="18"/>
+          <w:szCs w:val="18"/>
+          <w:shd w:val="clear" w:fill="1E1E1E"/>
+          <w:lang w:val="en-US" w:eastAsia="zh-CN" w:bidi="ar"/>
+        </w:rPr>
+        <w:t>(</w:t>
+      </w:r>
+      <w:r>
+        <w:rPr>
+          <w:rFonts w:hint="default" w:ascii="Consolas" w:hAnsi="Consolas" w:eastAsia="Consolas" w:cs="Consolas"/>
+          <w:b w:val="0"/>
+          <w:bCs w:val="0"/>
+          <w:color w:val="CE9178"/>
+          <w:kern w:val="0"/>
+          <w:sz w:val="18"/>
+          <w:szCs w:val="18"/>
+          <w:shd w:val="clear" w:fill="1E1E1E"/>
+          <w:lang w:val="en-US" w:eastAsia="zh-CN" w:bidi="ar"/>
+        </w:rPr>
+        <w:t>'./mongoDB'</w:t>
+      </w:r>
+      <w:r>
+        <w:rPr>
+          <w:rFonts w:hint="default" w:ascii="Consolas" w:hAnsi="Consolas" w:eastAsia="Consolas" w:cs="Consolas"/>
+          <w:b w:val="0"/>
+          <w:bCs w:val="0"/>
+          <w:color w:val="D4D4D4"/>
+          <w:kern w:val="0"/>
+          <w:sz w:val="18"/>
+          <w:szCs w:val="18"/>
+          <w:shd w:val="clear" w:fill="1E1E1E"/>
+          <w:lang w:val="en-US" w:eastAsia="zh-CN" w:bidi="ar"/>
+        </w:rPr>
+        <w:t>);</w:t>
+      </w:r>
+    </w:p>
+    <w:p>
+      <w:pPr>
+        <w:keepNext w:val="0"/>
+        <w:keepLines w:val="0"/>
+        <w:widowControl/>
+        <w:suppressLineNumbers w:val="0"/>
+        <w:shd w:val="clear" w:fill="1E1E1E"/>
+        <w:spacing w:after="210" w:afterAutospacing="0" w:line="240" w:lineRule="auto"/>
+        <w:ind w:firstLine="720" w:firstLineChars="0"/>
+        <w:jc w:val="left"/>
+        <w:rPr>
+          <w:rFonts w:hint="default" w:ascii="Consolas" w:hAnsi="Consolas" w:eastAsia="Consolas" w:cs="Consolas"/>
+          <w:b w:val="0"/>
+          <w:bCs w:val="0"/>
+          <w:color w:val="D4D4D4"/>
+          <w:sz w:val="18"/>
+          <w:szCs w:val="18"/>
+        </w:rPr>
+      </w:pPr>
+    </w:p>
+    <w:p>
+      <w:pPr>
+        <w:keepNext w:val="0"/>
+        <w:keepLines w:val="0"/>
+        <w:widowControl/>
+        <w:suppressLineNumbers w:val="0"/>
+        <w:shd w:val="clear" w:fill="1E1E1E"/>
+        <w:spacing w:line="240" w:lineRule="auto"/>
+        <w:ind w:firstLine="720" w:firstLineChars="0"/>
+        <w:jc w:val="left"/>
+        <w:rPr>
+          <w:rFonts w:hint="default" w:ascii="Consolas" w:hAnsi="Consolas" w:eastAsia="Consolas" w:cs="Consolas"/>
+          <w:b w:val="0"/>
+          <w:bCs w:val="0"/>
+          <w:color w:val="D4D4D4"/>
+          <w:sz w:val="18"/>
+          <w:szCs w:val="18"/>
+        </w:rPr>
+      </w:pPr>
+      <w:r>
+        <w:rPr>
+          <w:rFonts w:hint="default" w:ascii="Consolas" w:hAnsi="Consolas" w:eastAsia="Consolas" w:cs="Consolas"/>
+          <w:b w:val="0"/>
+          <w:bCs w:val="0"/>
+          <w:color w:val="569CD6"/>
+          <w:kern w:val="0"/>
+          <w:sz w:val="18"/>
+          <w:szCs w:val="18"/>
+          <w:shd w:val="clear" w:fill="1E1E1E"/>
+          <w:lang w:val="en-US" w:eastAsia="zh-CN" w:bidi="ar"/>
+        </w:rPr>
+        <w:t>const</w:t>
+      </w:r>
+      <w:r>
+        <w:rPr>
+          <w:rFonts w:hint="default" w:ascii="Consolas" w:hAnsi="Consolas" w:eastAsia="Consolas" w:cs="Consolas"/>
+          <w:b w:val="0"/>
+          <w:bCs w:val="0"/>
+          <w:color w:val="D4D4D4"/>
+          <w:kern w:val="0"/>
+          <w:sz w:val="18"/>
+          <w:szCs w:val="18"/>
+          <w:shd w:val="clear" w:fill="1E1E1E"/>
+          <w:lang w:val="en-US" w:eastAsia="zh-CN" w:bidi="ar"/>
+        </w:rPr>
+        <w:t xml:space="preserve"> </w:t>
+      </w:r>
+      <w:r>
+        <w:rPr>
+          <w:rFonts w:hint="default" w:ascii="Consolas" w:hAnsi="Consolas" w:eastAsia="Consolas" w:cs="Consolas"/>
+          <w:b w:val="0"/>
+          <w:bCs w:val="0"/>
+          <w:color w:val="DCDCAA"/>
+          <w:kern w:val="0"/>
+          <w:sz w:val="18"/>
+          <w:szCs w:val="18"/>
+          <w:shd w:val="clear" w:fill="1E1E1E"/>
+          <w:lang w:val="en-US" w:eastAsia="zh-CN" w:bidi="ar"/>
+        </w:rPr>
+        <w:t>insert</w:t>
+      </w:r>
+      <w:r>
+        <w:rPr>
+          <w:rFonts w:hint="default" w:ascii="Consolas" w:hAnsi="Consolas" w:eastAsia="Consolas" w:cs="Consolas"/>
+          <w:b w:val="0"/>
+          <w:bCs w:val="0"/>
+          <w:color w:val="D4D4D4"/>
+          <w:kern w:val="0"/>
+          <w:sz w:val="18"/>
+          <w:szCs w:val="18"/>
+          <w:shd w:val="clear" w:fill="1E1E1E"/>
+          <w:lang w:val="en-US" w:eastAsia="zh-CN" w:bidi="ar"/>
+        </w:rPr>
+        <w:t xml:space="preserve"> = </w:t>
+      </w:r>
+      <w:r>
+        <w:rPr>
+          <w:rFonts w:hint="default" w:ascii="Consolas" w:hAnsi="Consolas" w:eastAsia="Consolas" w:cs="Consolas"/>
+          <w:b w:val="0"/>
+          <w:bCs w:val="0"/>
+          <w:color w:val="569CD6"/>
+          <w:kern w:val="0"/>
+          <w:sz w:val="18"/>
+          <w:szCs w:val="18"/>
+          <w:shd w:val="clear" w:fill="1E1E1E"/>
+          <w:lang w:val="en-US" w:eastAsia="zh-CN" w:bidi="ar"/>
+        </w:rPr>
+        <w:t>async</w:t>
+      </w:r>
+      <w:r>
+        <w:rPr>
+          <w:rFonts w:hint="default" w:ascii="Consolas" w:hAnsi="Consolas" w:eastAsia="Consolas" w:cs="Consolas"/>
+          <w:b w:val="0"/>
+          <w:bCs w:val="0"/>
+          <w:color w:val="D4D4D4"/>
+          <w:kern w:val="0"/>
+          <w:sz w:val="18"/>
+          <w:szCs w:val="18"/>
+          <w:shd w:val="clear" w:fill="1E1E1E"/>
+          <w:lang w:val="en-US" w:eastAsia="zh-CN" w:bidi="ar"/>
+        </w:rPr>
+        <w:t xml:space="preserve"> () </w:t>
+      </w:r>
+      <w:r>
+        <w:rPr>
+          <w:rFonts w:hint="default" w:ascii="Consolas" w:hAnsi="Consolas" w:eastAsia="Consolas" w:cs="Consolas"/>
+          <w:b w:val="0"/>
+          <w:bCs w:val="0"/>
+          <w:color w:val="569CD6"/>
+          <w:kern w:val="0"/>
+          <w:sz w:val="18"/>
+          <w:szCs w:val="18"/>
+          <w:shd w:val="clear" w:fill="1E1E1E"/>
+          <w:lang w:val="en-US" w:eastAsia="zh-CN" w:bidi="ar"/>
+        </w:rPr>
+        <w:t>=&gt;</w:t>
+      </w:r>
+      <w:r>
+        <w:rPr>
+          <w:rFonts w:hint="default" w:ascii="Consolas" w:hAnsi="Consolas" w:eastAsia="Consolas" w:cs="Consolas"/>
+          <w:b w:val="0"/>
+          <w:bCs w:val="0"/>
+          <w:color w:val="D4D4D4"/>
+          <w:kern w:val="0"/>
+          <w:sz w:val="18"/>
+          <w:szCs w:val="18"/>
+          <w:shd w:val="clear" w:fill="1E1E1E"/>
+          <w:lang w:val="en-US" w:eastAsia="zh-CN" w:bidi="ar"/>
+        </w:rPr>
+        <w:t xml:space="preserve"> {</w:t>
+      </w:r>
+    </w:p>
+    <w:p>
+      <w:pPr>
+        <w:keepNext w:val="0"/>
+        <w:keepLines w:val="0"/>
+        <w:widowControl/>
+        <w:suppressLineNumbers w:val="0"/>
+        <w:shd w:val="clear" w:fill="1E1E1E"/>
+        <w:spacing w:line="240" w:lineRule="auto"/>
+        <w:ind w:firstLine="720" w:firstLineChars="0"/>
+        <w:jc w:val="left"/>
+        <w:rPr>
+          <w:rFonts w:hint="default" w:ascii="Consolas" w:hAnsi="Consolas" w:eastAsia="Consolas" w:cs="Consolas"/>
+          <w:b w:val="0"/>
+          <w:bCs w:val="0"/>
+          <w:color w:val="D4D4D4"/>
+          <w:sz w:val="18"/>
+          <w:szCs w:val="18"/>
+        </w:rPr>
+      </w:pPr>
+      <w:r>
+        <w:rPr>
+          <w:rFonts w:hint="default" w:ascii="Consolas" w:hAnsi="Consolas" w:eastAsia="Consolas" w:cs="Consolas"/>
+          <w:b w:val="0"/>
+          <w:bCs w:val="0"/>
+          <w:color w:val="D4D4D4"/>
+          <w:kern w:val="0"/>
+          <w:sz w:val="18"/>
+          <w:szCs w:val="18"/>
+          <w:shd w:val="clear" w:fill="1E1E1E"/>
+          <w:lang w:val="en-US" w:eastAsia="zh-CN" w:bidi="ar"/>
+        </w:rPr>
+        <w:t xml:space="preserve">    </w:t>
+      </w:r>
+      <w:r>
+        <w:rPr>
+          <w:rFonts w:hint="default" w:ascii="Consolas" w:hAnsi="Consolas" w:eastAsia="Consolas" w:cs="Consolas"/>
+          <w:b w:val="0"/>
+          <w:bCs w:val="0"/>
+          <w:color w:val="9CDCFE"/>
+          <w:kern w:val="0"/>
+          <w:sz w:val="18"/>
+          <w:szCs w:val="18"/>
+          <w:shd w:val="clear" w:fill="1E1E1E"/>
+          <w:lang w:val="en-US" w:eastAsia="zh-CN" w:bidi="ar"/>
+        </w:rPr>
+        <w:t>console</w:t>
+      </w:r>
+      <w:r>
+        <w:rPr>
+          <w:rFonts w:hint="default" w:ascii="Consolas" w:hAnsi="Consolas" w:eastAsia="Consolas" w:cs="Consolas"/>
+          <w:b w:val="0"/>
+          <w:bCs w:val="0"/>
+          <w:color w:val="D4D4D4"/>
+          <w:kern w:val="0"/>
+          <w:sz w:val="18"/>
+          <w:szCs w:val="18"/>
+          <w:shd w:val="clear" w:fill="1E1E1E"/>
+          <w:lang w:val="en-US" w:eastAsia="zh-CN" w:bidi="ar"/>
+        </w:rPr>
+        <w:t>.</w:t>
+      </w:r>
+      <w:r>
+        <w:rPr>
+          <w:rFonts w:hint="default" w:ascii="Consolas" w:hAnsi="Consolas" w:eastAsia="Consolas" w:cs="Consolas"/>
+          <w:b w:val="0"/>
+          <w:bCs w:val="0"/>
+          <w:color w:val="DCDCAA"/>
+          <w:kern w:val="0"/>
+          <w:sz w:val="18"/>
+          <w:szCs w:val="18"/>
+          <w:shd w:val="clear" w:fill="1E1E1E"/>
+          <w:lang w:val="en-US" w:eastAsia="zh-CN" w:bidi="ar"/>
+        </w:rPr>
+        <w:t>log</w:t>
+      </w:r>
+      <w:r>
+        <w:rPr>
+          <w:rFonts w:hint="default" w:ascii="Consolas" w:hAnsi="Consolas" w:eastAsia="Consolas" w:cs="Consolas"/>
+          <w:b w:val="0"/>
+          <w:bCs w:val="0"/>
+          <w:color w:val="D4D4D4"/>
+          <w:kern w:val="0"/>
+          <w:sz w:val="18"/>
+          <w:szCs w:val="18"/>
+          <w:shd w:val="clear" w:fill="1E1E1E"/>
+          <w:lang w:val="en-US" w:eastAsia="zh-CN" w:bidi="ar"/>
+        </w:rPr>
+        <w:t>(</w:t>
+      </w:r>
+      <w:r>
+        <w:rPr>
+          <w:rFonts w:hint="default" w:ascii="Consolas" w:hAnsi="Consolas" w:eastAsia="Consolas" w:cs="Consolas"/>
+          <w:b w:val="0"/>
+          <w:bCs w:val="0"/>
+          <w:color w:val="CE9178"/>
+          <w:kern w:val="0"/>
+          <w:sz w:val="18"/>
+          <w:szCs w:val="18"/>
+          <w:shd w:val="clear" w:fill="1E1E1E"/>
+          <w:lang w:val="en-US" w:eastAsia="zh-CN" w:bidi="ar"/>
+        </w:rPr>
+        <w:t>"insert function working"</w:t>
+      </w:r>
+      <w:r>
+        <w:rPr>
+          <w:rFonts w:hint="default" w:ascii="Consolas" w:hAnsi="Consolas" w:eastAsia="Consolas" w:cs="Consolas"/>
+          <w:b w:val="0"/>
+          <w:bCs w:val="0"/>
+          <w:color w:val="D4D4D4"/>
+          <w:kern w:val="0"/>
+          <w:sz w:val="18"/>
+          <w:szCs w:val="18"/>
+          <w:shd w:val="clear" w:fill="1E1E1E"/>
+          <w:lang w:val="en-US" w:eastAsia="zh-CN" w:bidi="ar"/>
+        </w:rPr>
+        <w:t>);</w:t>
+      </w:r>
+    </w:p>
+    <w:p>
+      <w:pPr>
+        <w:keepNext w:val="0"/>
+        <w:keepLines w:val="0"/>
+        <w:widowControl/>
+        <w:suppressLineNumbers w:val="0"/>
+        <w:shd w:val="clear" w:fill="1E1E1E"/>
+        <w:spacing w:line="240" w:lineRule="auto"/>
+        <w:ind w:firstLine="720" w:firstLineChars="0"/>
+        <w:jc w:val="left"/>
+        <w:rPr>
+          <w:rFonts w:hint="default" w:ascii="Consolas" w:hAnsi="Consolas" w:eastAsia="Consolas" w:cs="Consolas"/>
+          <w:b w:val="0"/>
+          <w:bCs w:val="0"/>
+          <w:color w:val="D4D4D4"/>
+          <w:sz w:val="18"/>
+          <w:szCs w:val="18"/>
+        </w:rPr>
+      </w:pPr>
+      <w:r>
+        <w:rPr>
+          <w:rFonts w:hint="default" w:ascii="Consolas" w:hAnsi="Consolas" w:eastAsia="Consolas" w:cs="Consolas"/>
+          <w:b w:val="0"/>
+          <w:bCs w:val="0"/>
+          <w:color w:val="D4D4D4"/>
+          <w:kern w:val="0"/>
+          <w:sz w:val="18"/>
+          <w:szCs w:val="18"/>
+          <w:shd w:val="clear" w:fill="1E1E1E"/>
+          <w:lang w:val="en-US" w:eastAsia="zh-CN" w:bidi="ar"/>
+        </w:rPr>
+        <w:t xml:space="preserve">    </w:t>
+      </w:r>
+      <w:r>
+        <w:rPr>
+          <w:rFonts w:hint="default" w:ascii="Consolas" w:hAnsi="Consolas" w:eastAsia="Consolas" w:cs="Consolas"/>
+          <w:b w:val="0"/>
+          <w:bCs w:val="0"/>
+          <w:color w:val="6A9955"/>
+          <w:kern w:val="0"/>
+          <w:sz w:val="18"/>
+          <w:szCs w:val="18"/>
+          <w:shd w:val="clear" w:fill="1E1E1E"/>
+          <w:lang w:val="en-US" w:eastAsia="zh-CN" w:bidi="ar"/>
+        </w:rPr>
+        <w:t>// db connection</w:t>
+      </w:r>
+    </w:p>
+    <w:p>
+      <w:pPr>
+        <w:keepNext w:val="0"/>
+        <w:keepLines w:val="0"/>
+        <w:widowControl/>
+        <w:suppressLineNumbers w:val="0"/>
+        <w:shd w:val="clear" w:fill="1E1E1E"/>
+        <w:spacing w:line="240" w:lineRule="auto"/>
+        <w:ind w:firstLine="720" w:firstLineChars="0"/>
+        <w:jc w:val="left"/>
+        <w:rPr>
+          <w:rFonts w:hint="default" w:ascii="Consolas" w:hAnsi="Consolas" w:eastAsia="Consolas" w:cs="Consolas"/>
+          <w:b w:val="0"/>
+          <w:bCs w:val="0"/>
+          <w:color w:val="D4D4D4"/>
+          <w:sz w:val="18"/>
+          <w:szCs w:val="18"/>
+        </w:rPr>
+      </w:pPr>
+      <w:r>
+        <w:rPr>
+          <w:rFonts w:hint="default" w:ascii="Consolas" w:hAnsi="Consolas" w:eastAsia="Consolas" w:cs="Consolas"/>
+          <w:b w:val="0"/>
+          <w:bCs w:val="0"/>
+          <w:color w:val="D4D4D4"/>
+          <w:kern w:val="0"/>
+          <w:sz w:val="18"/>
+          <w:szCs w:val="18"/>
+          <w:shd w:val="clear" w:fill="1E1E1E"/>
+          <w:lang w:val="en-US" w:eastAsia="zh-CN" w:bidi="ar"/>
+        </w:rPr>
+        <w:t xml:space="preserve">    </w:t>
+      </w:r>
+      <w:r>
+        <w:rPr>
+          <w:rFonts w:hint="default" w:ascii="Consolas" w:hAnsi="Consolas" w:eastAsia="Consolas" w:cs="Consolas"/>
+          <w:b w:val="0"/>
+          <w:bCs w:val="0"/>
+          <w:color w:val="569CD6"/>
+          <w:kern w:val="0"/>
+          <w:sz w:val="18"/>
+          <w:szCs w:val="18"/>
+          <w:shd w:val="clear" w:fill="1E1E1E"/>
+          <w:lang w:val="en-US" w:eastAsia="zh-CN" w:bidi="ar"/>
+        </w:rPr>
+        <w:t>const</w:t>
+      </w:r>
+      <w:r>
+        <w:rPr>
+          <w:rFonts w:hint="default" w:ascii="Consolas" w:hAnsi="Consolas" w:eastAsia="Consolas" w:cs="Consolas"/>
+          <w:b w:val="0"/>
+          <w:bCs w:val="0"/>
+          <w:color w:val="D4D4D4"/>
+          <w:kern w:val="0"/>
+          <w:sz w:val="18"/>
+          <w:szCs w:val="18"/>
+          <w:shd w:val="clear" w:fill="1E1E1E"/>
+          <w:lang w:val="en-US" w:eastAsia="zh-CN" w:bidi="ar"/>
+        </w:rPr>
+        <w:t xml:space="preserve"> </w:t>
+      </w:r>
+      <w:r>
+        <w:rPr>
+          <w:rFonts w:hint="default" w:ascii="Consolas" w:hAnsi="Consolas" w:eastAsia="Consolas" w:cs="Consolas"/>
+          <w:b w:val="0"/>
+          <w:bCs w:val="0"/>
+          <w:color w:val="4FC1FF"/>
+          <w:kern w:val="0"/>
+          <w:sz w:val="18"/>
+          <w:szCs w:val="18"/>
+          <w:shd w:val="clear" w:fill="1E1E1E"/>
+          <w:lang w:val="en-US" w:eastAsia="zh-CN" w:bidi="ar"/>
+        </w:rPr>
+        <w:t>db</w:t>
+      </w:r>
+      <w:r>
+        <w:rPr>
+          <w:rFonts w:hint="default" w:ascii="Consolas" w:hAnsi="Consolas" w:eastAsia="Consolas" w:cs="Consolas"/>
+          <w:b w:val="0"/>
+          <w:bCs w:val="0"/>
+          <w:color w:val="D4D4D4"/>
+          <w:kern w:val="0"/>
+          <w:sz w:val="18"/>
+          <w:szCs w:val="18"/>
+          <w:shd w:val="clear" w:fill="1E1E1E"/>
+          <w:lang w:val="en-US" w:eastAsia="zh-CN" w:bidi="ar"/>
+        </w:rPr>
+        <w:t xml:space="preserve"> = </w:t>
+      </w:r>
+      <w:r>
+        <w:rPr>
+          <w:rFonts w:hint="default" w:ascii="Consolas" w:hAnsi="Consolas" w:eastAsia="Consolas" w:cs="Consolas"/>
+          <w:b w:val="0"/>
+          <w:bCs w:val="0"/>
+          <w:color w:val="C586C0"/>
+          <w:kern w:val="0"/>
+          <w:sz w:val="18"/>
+          <w:szCs w:val="18"/>
+          <w:shd w:val="clear" w:fill="1E1E1E"/>
+          <w:lang w:val="en-US" w:eastAsia="zh-CN" w:bidi="ar"/>
+        </w:rPr>
+        <w:t>await</w:t>
+      </w:r>
+      <w:r>
+        <w:rPr>
+          <w:rFonts w:hint="default" w:ascii="Consolas" w:hAnsi="Consolas" w:eastAsia="Consolas" w:cs="Consolas"/>
+          <w:b w:val="0"/>
+          <w:bCs w:val="0"/>
+          <w:color w:val="D4D4D4"/>
+          <w:kern w:val="0"/>
+          <w:sz w:val="18"/>
+          <w:szCs w:val="18"/>
+          <w:shd w:val="clear" w:fill="1E1E1E"/>
+          <w:lang w:val="en-US" w:eastAsia="zh-CN" w:bidi="ar"/>
+        </w:rPr>
+        <w:t xml:space="preserve"> </w:t>
+      </w:r>
+      <w:r>
+        <w:rPr>
+          <w:rFonts w:hint="default" w:ascii="Consolas" w:hAnsi="Consolas" w:eastAsia="Consolas" w:cs="Consolas"/>
+          <w:b w:val="0"/>
+          <w:bCs w:val="0"/>
+          <w:color w:val="DCDCAA"/>
+          <w:kern w:val="0"/>
+          <w:sz w:val="18"/>
+          <w:szCs w:val="18"/>
+          <w:shd w:val="clear" w:fill="1E1E1E"/>
+          <w:lang w:val="en-US" w:eastAsia="zh-CN" w:bidi="ar"/>
+        </w:rPr>
+        <w:t>dbConnect</w:t>
+      </w:r>
+      <w:r>
+        <w:rPr>
+          <w:rFonts w:hint="default" w:ascii="Consolas" w:hAnsi="Consolas" w:eastAsia="Consolas" w:cs="Consolas"/>
+          <w:b w:val="0"/>
+          <w:bCs w:val="0"/>
+          <w:color w:val="D4D4D4"/>
+          <w:kern w:val="0"/>
+          <w:sz w:val="18"/>
+          <w:szCs w:val="18"/>
+          <w:shd w:val="clear" w:fill="1E1E1E"/>
+          <w:lang w:val="en-US" w:eastAsia="zh-CN" w:bidi="ar"/>
+        </w:rPr>
+        <w:t>();</w:t>
+      </w:r>
+    </w:p>
+    <w:p>
+      <w:pPr>
+        <w:keepNext w:val="0"/>
+        <w:keepLines w:val="0"/>
+        <w:widowControl/>
+        <w:suppressLineNumbers w:val="0"/>
+        <w:shd w:val="clear" w:fill="1E1E1E"/>
+        <w:spacing w:line="240" w:lineRule="auto"/>
+        <w:ind w:firstLine="1176" w:firstLineChars="0"/>
+        <w:jc w:val="left"/>
+        <w:rPr>
+          <w:rFonts w:hint="default" w:ascii="Consolas" w:hAnsi="Consolas" w:eastAsia="Consolas" w:cs="Consolas"/>
+          <w:b w:val="0"/>
+          <w:bCs w:val="0"/>
+          <w:color w:val="D4D4D4"/>
+          <w:kern w:val="0"/>
+          <w:sz w:val="18"/>
+          <w:szCs w:val="18"/>
+          <w:shd w:val="clear" w:fill="1E1E1E"/>
+          <w:lang w:val="en-US" w:eastAsia="zh-CN" w:bidi="ar"/>
+        </w:rPr>
+      </w:pPr>
+      <w:r>
+        <w:rPr>
+          <w:rFonts w:hint="default" w:ascii="Consolas" w:hAnsi="Consolas" w:eastAsia="Consolas" w:cs="Consolas"/>
+          <w:b w:val="0"/>
+          <w:bCs w:val="0"/>
+          <w:color w:val="9CDCFE"/>
+          <w:kern w:val="0"/>
+          <w:sz w:val="18"/>
+          <w:szCs w:val="18"/>
+          <w:shd w:val="clear" w:fill="1E1E1E"/>
+          <w:lang w:val="en-US" w:eastAsia="zh-CN" w:bidi="ar"/>
+        </w:rPr>
+        <w:t>console</w:t>
+      </w:r>
+      <w:r>
+        <w:rPr>
+          <w:rFonts w:hint="default" w:ascii="Consolas" w:hAnsi="Consolas" w:eastAsia="Consolas" w:cs="Consolas"/>
+          <w:b w:val="0"/>
+          <w:bCs w:val="0"/>
+          <w:color w:val="D4D4D4"/>
+          <w:kern w:val="0"/>
+          <w:sz w:val="18"/>
+          <w:szCs w:val="18"/>
+          <w:shd w:val="clear" w:fill="1E1E1E"/>
+          <w:lang w:val="en-US" w:eastAsia="zh-CN" w:bidi="ar"/>
+        </w:rPr>
+        <w:t>.</w:t>
+      </w:r>
+      <w:r>
+        <w:rPr>
+          <w:rFonts w:hint="default" w:ascii="Consolas" w:hAnsi="Consolas" w:eastAsia="Consolas" w:cs="Consolas"/>
+          <w:b w:val="0"/>
+          <w:bCs w:val="0"/>
+          <w:color w:val="DCDCAA"/>
+          <w:kern w:val="0"/>
+          <w:sz w:val="18"/>
+          <w:szCs w:val="18"/>
+          <w:shd w:val="clear" w:fill="1E1E1E"/>
+          <w:lang w:val="en-US" w:eastAsia="zh-CN" w:bidi="ar"/>
+        </w:rPr>
+        <w:t>log</w:t>
+      </w:r>
+      <w:r>
+        <w:rPr>
+          <w:rFonts w:hint="default" w:ascii="Consolas" w:hAnsi="Consolas" w:eastAsia="Consolas" w:cs="Consolas"/>
+          <w:b w:val="0"/>
+          <w:bCs w:val="0"/>
+          <w:color w:val="D4D4D4"/>
+          <w:kern w:val="0"/>
+          <w:sz w:val="18"/>
+          <w:szCs w:val="18"/>
+          <w:shd w:val="clear" w:fill="1E1E1E"/>
+          <w:lang w:val="en-US" w:eastAsia="zh-CN" w:bidi="ar"/>
+        </w:rPr>
+        <w:t>(</w:t>
+      </w:r>
+      <w:r>
+        <w:rPr>
+          <w:rFonts w:hint="default" w:ascii="Consolas" w:hAnsi="Consolas" w:eastAsia="Consolas" w:cs="Consolas"/>
+          <w:b w:val="0"/>
+          <w:bCs w:val="0"/>
+          <w:color w:val="4FC1FF"/>
+          <w:kern w:val="0"/>
+          <w:sz w:val="18"/>
+          <w:szCs w:val="18"/>
+          <w:shd w:val="clear" w:fill="1E1E1E"/>
+          <w:lang w:val="en-US" w:eastAsia="zh-CN" w:bidi="ar"/>
+        </w:rPr>
+        <w:t>db</w:t>
+      </w:r>
+      <w:r>
+        <w:rPr>
+          <w:rFonts w:hint="default" w:ascii="Consolas" w:hAnsi="Consolas" w:eastAsia="Consolas" w:cs="Consolas"/>
+          <w:b w:val="0"/>
+          <w:bCs w:val="0"/>
+          <w:color w:val="D4D4D4"/>
+          <w:kern w:val="0"/>
+          <w:sz w:val="18"/>
+          <w:szCs w:val="18"/>
+          <w:shd w:val="clear" w:fill="1E1E1E"/>
+          <w:lang w:val="en-US" w:eastAsia="zh-CN" w:bidi="ar"/>
+        </w:rPr>
+        <w:t>);</w:t>
+      </w:r>
+    </w:p>
+    <w:p>
+      <w:pPr>
+        <w:keepNext w:val="0"/>
+        <w:keepLines w:val="0"/>
+        <w:widowControl/>
+        <w:suppressLineNumbers w:val="0"/>
+        <w:shd w:val="clear" w:fill="1E1E1E"/>
+        <w:spacing w:line="240" w:lineRule="auto"/>
+        <w:ind w:firstLine="1176" w:firstLineChars="0"/>
+        <w:jc w:val="left"/>
+        <w:rPr>
+          <w:rFonts w:hint="default" w:ascii="Consolas" w:hAnsi="Consolas" w:eastAsia="Consolas" w:cs="Consolas"/>
+          <w:b w:val="0"/>
+          <w:bCs w:val="0"/>
+          <w:color w:val="D4D4D4"/>
+          <w:kern w:val="0"/>
+          <w:sz w:val="18"/>
+          <w:szCs w:val="18"/>
+          <w:shd w:val="clear" w:fill="1E1E1E"/>
+          <w:lang w:val="en-US" w:eastAsia="zh-CN" w:bidi="ar"/>
+        </w:rPr>
+      </w:pPr>
+    </w:p>
+    <w:p>
+      <w:pPr>
+        <w:keepNext w:val="0"/>
+        <w:keepLines w:val="0"/>
+        <w:widowControl/>
+        <w:suppressLineNumbers w:val="0"/>
+        <w:shd w:val="clear" w:fill="1E1E1E"/>
+        <w:spacing w:line="240" w:lineRule="auto"/>
+        <w:ind w:firstLine="720" w:firstLineChars="0"/>
+        <w:jc w:val="left"/>
+        <w:rPr>
+          <w:rFonts w:hint="default" w:ascii="Consolas" w:hAnsi="Consolas" w:eastAsia="Consolas" w:cs="Consolas"/>
+          <w:b w:val="0"/>
+          <w:bCs w:val="0"/>
+          <w:color w:val="D4D4D4"/>
+          <w:sz w:val="18"/>
+          <w:szCs w:val="18"/>
+        </w:rPr>
+      </w:pPr>
+      <w:r>
+        <w:rPr>
+          <w:rFonts w:hint="default" w:ascii="Consolas" w:hAnsi="Consolas" w:eastAsia="Consolas" w:cs="Consolas"/>
+          <w:b w:val="0"/>
+          <w:bCs w:val="0"/>
+          <w:color w:val="D4D4D4"/>
+          <w:kern w:val="0"/>
+          <w:sz w:val="18"/>
+          <w:szCs w:val="18"/>
+          <w:shd w:val="clear" w:fill="1E1E1E"/>
+          <w:lang w:val="en-US" w:eastAsia="zh-CN" w:bidi="ar"/>
+        </w:rPr>
+        <w:t xml:space="preserve">    </w:t>
+      </w:r>
+      <w:r>
+        <w:rPr>
+          <w:rFonts w:hint="default" w:ascii="Consolas" w:hAnsi="Consolas" w:eastAsia="Consolas" w:cs="Consolas"/>
+          <w:b w:val="0"/>
+          <w:bCs w:val="0"/>
+          <w:color w:val="6A9955"/>
+          <w:kern w:val="0"/>
+          <w:sz w:val="18"/>
+          <w:szCs w:val="18"/>
+          <w:shd w:val="clear" w:fill="1E1E1E"/>
+          <w:lang w:val="en-US" w:eastAsia="zh-CN" w:bidi="ar"/>
+        </w:rPr>
+        <w:t>// insert one data</w:t>
+      </w:r>
+    </w:p>
+    <w:p>
+      <w:pPr>
+        <w:keepNext w:val="0"/>
+        <w:keepLines w:val="0"/>
+        <w:widowControl/>
+        <w:suppressLineNumbers w:val="0"/>
+        <w:shd w:val="clear" w:fill="1E1E1E"/>
+        <w:spacing w:line="240" w:lineRule="auto"/>
+        <w:ind w:firstLine="720" w:firstLineChars="0"/>
+        <w:jc w:val="left"/>
+        <w:rPr>
+          <w:rFonts w:hint="default" w:ascii="Consolas" w:hAnsi="Consolas" w:eastAsia="Consolas" w:cs="Consolas"/>
+          <w:b w:val="0"/>
+          <w:bCs w:val="0"/>
+          <w:color w:val="D4D4D4"/>
+          <w:sz w:val="18"/>
+          <w:szCs w:val="18"/>
+        </w:rPr>
+      </w:pPr>
+      <w:r>
+        <w:rPr>
+          <w:rFonts w:hint="default" w:ascii="Consolas" w:hAnsi="Consolas" w:eastAsia="Consolas" w:cs="Consolas"/>
+          <w:b w:val="0"/>
+          <w:bCs w:val="0"/>
+          <w:color w:val="D4D4D4"/>
+          <w:kern w:val="0"/>
+          <w:sz w:val="18"/>
+          <w:szCs w:val="18"/>
+          <w:shd w:val="clear" w:fill="1E1E1E"/>
+          <w:lang w:val="en-US" w:eastAsia="zh-CN" w:bidi="ar"/>
+        </w:rPr>
+        <w:t xml:space="preserve">    </w:t>
+      </w:r>
+      <w:r>
+        <w:rPr>
+          <w:rFonts w:hint="default" w:ascii="Consolas" w:hAnsi="Consolas" w:eastAsia="Consolas" w:cs="Consolas"/>
+          <w:b w:val="0"/>
+          <w:bCs w:val="0"/>
+          <w:color w:val="6A9955"/>
+          <w:kern w:val="0"/>
+          <w:sz w:val="18"/>
+          <w:szCs w:val="18"/>
+          <w:shd w:val="clear" w:fill="1E1E1E"/>
+          <w:lang w:val="en-US" w:eastAsia="zh-CN" w:bidi="ar"/>
+        </w:rPr>
+        <w:t>// const insertData = await db.insertOne(</w:t>
+      </w:r>
+    </w:p>
+    <w:p>
+      <w:pPr>
+        <w:keepNext w:val="0"/>
+        <w:keepLines w:val="0"/>
+        <w:widowControl/>
+        <w:suppressLineNumbers w:val="0"/>
+        <w:shd w:val="clear" w:fill="1E1E1E"/>
+        <w:spacing w:line="240" w:lineRule="auto"/>
+        <w:ind w:firstLine="720" w:firstLineChars="0"/>
+        <w:jc w:val="left"/>
+        <w:rPr>
+          <w:rFonts w:hint="default" w:ascii="Consolas" w:hAnsi="Consolas" w:eastAsia="Consolas" w:cs="Consolas"/>
+          <w:b w:val="0"/>
+          <w:bCs w:val="0"/>
+          <w:color w:val="D4D4D4"/>
+          <w:sz w:val="18"/>
+          <w:szCs w:val="18"/>
+        </w:rPr>
+      </w:pPr>
+      <w:r>
+        <w:rPr>
+          <w:rFonts w:hint="default" w:ascii="Consolas" w:hAnsi="Consolas" w:eastAsia="Consolas" w:cs="Consolas"/>
+          <w:b w:val="0"/>
+          <w:bCs w:val="0"/>
+          <w:color w:val="D4D4D4"/>
+          <w:kern w:val="0"/>
+          <w:sz w:val="18"/>
+          <w:szCs w:val="18"/>
+          <w:shd w:val="clear" w:fill="1E1E1E"/>
+          <w:lang w:val="en-US" w:eastAsia="zh-CN" w:bidi="ar"/>
+        </w:rPr>
+        <w:t xml:space="preserve">    </w:t>
+      </w:r>
+      <w:r>
+        <w:rPr>
+          <w:rFonts w:hint="default" w:ascii="Consolas" w:hAnsi="Consolas" w:eastAsia="Consolas" w:cs="Consolas"/>
+          <w:b w:val="0"/>
+          <w:bCs w:val="0"/>
+          <w:color w:val="6A9955"/>
+          <w:kern w:val="0"/>
+          <w:sz w:val="18"/>
+          <w:szCs w:val="18"/>
+          <w:shd w:val="clear" w:fill="1E1E1E"/>
+          <w:lang w:val="en-US" w:eastAsia="zh-CN" w:bidi="ar"/>
+        </w:rPr>
+        <w:t>//     { name: "Ashim", email: "ashim@gmail.com" }</w:t>
+      </w:r>
+    </w:p>
+    <w:p>
+      <w:pPr>
+        <w:keepNext w:val="0"/>
+        <w:keepLines w:val="0"/>
+        <w:widowControl/>
+        <w:suppressLineNumbers w:val="0"/>
+        <w:shd w:val="clear" w:fill="1E1E1E"/>
+        <w:spacing w:line="240" w:lineRule="auto"/>
+        <w:ind w:firstLine="1176" w:firstLineChars="0"/>
+        <w:jc w:val="left"/>
+        <w:rPr>
+          <w:rFonts w:hint="default" w:ascii="Consolas" w:hAnsi="Consolas" w:eastAsia="Consolas" w:cs="Consolas"/>
+          <w:b w:val="0"/>
+          <w:bCs w:val="0"/>
+          <w:color w:val="6A9955"/>
+          <w:kern w:val="0"/>
+          <w:sz w:val="18"/>
+          <w:szCs w:val="18"/>
+          <w:shd w:val="clear" w:fill="1E1E1E"/>
+          <w:lang w:val="en-US" w:eastAsia="zh-CN" w:bidi="ar"/>
+        </w:rPr>
+      </w:pPr>
+      <w:r>
+        <w:rPr>
+          <w:rFonts w:hint="default" w:ascii="Consolas" w:hAnsi="Consolas" w:eastAsia="Consolas" w:cs="Consolas"/>
+          <w:b w:val="0"/>
+          <w:bCs w:val="0"/>
+          <w:color w:val="6A9955"/>
+          <w:kern w:val="0"/>
+          <w:sz w:val="18"/>
+          <w:szCs w:val="18"/>
+          <w:shd w:val="clear" w:fill="1E1E1E"/>
+          <w:lang w:val="en-US" w:eastAsia="zh-CN" w:bidi="ar"/>
+        </w:rPr>
+        <w:t>// );</w:t>
+      </w:r>
+    </w:p>
+    <w:p>
+      <w:pPr>
+        <w:keepNext w:val="0"/>
+        <w:keepLines w:val="0"/>
+        <w:widowControl/>
+        <w:suppressLineNumbers w:val="0"/>
+        <w:shd w:val="clear" w:fill="1E1E1E"/>
+        <w:spacing w:line="240" w:lineRule="auto"/>
+        <w:ind w:firstLine="1176" w:firstLineChars="0"/>
+        <w:jc w:val="left"/>
+        <w:rPr>
+          <w:rFonts w:hint="default" w:ascii="Consolas" w:hAnsi="Consolas" w:eastAsia="Consolas" w:cs="Consolas"/>
+          <w:b w:val="0"/>
+          <w:bCs w:val="0"/>
+          <w:color w:val="6A9955"/>
+          <w:kern w:val="0"/>
+          <w:sz w:val="18"/>
+          <w:szCs w:val="18"/>
+          <w:shd w:val="clear" w:fill="1E1E1E"/>
+          <w:lang w:val="en-US" w:eastAsia="zh-CN" w:bidi="ar"/>
+        </w:rPr>
+      </w:pPr>
+    </w:p>
+    <w:p>
+      <w:pPr>
+        <w:keepNext w:val="0"/>
+        <w:keepLines w:val="0"/>
+        <w:widowControl/>
+        <w:suppressLineNumbers w:val="0"/>
+        <w:shd w:val="clear" w:fill="1E1E1E"/>
+        <w:spacing w:line="240" w:lineRule="auto"/>
+        <w:ind w:firstLine="720" w:firstLineChars="0"/>
+        <w:jc w:val="left"/>
+        <w:rPr>
+          <w:rFonts w:hint="default" w:ascii="Consolas" w:hAnsi="Consolas" w:eastAsia="Consolas" w:cs="Consolas"/>
+          <w:b w:val="0"/>
+          <w:bCs w:val="0"/>
+          <w:color w:val="D4D4D4"/>
+          <w:sz w:val="18"/>
+          <w:szCs w:val="18"/>
+        </w:rPr>
+      </w:pPr>
+      <w:r>
+        <w:rPr>
+          <w:rFonts w:hint="default" w:ascii="Consolas" w:hAnsi="Consolas" w:eastAsia="Consolas" w:cs="Consolas"/>
+          <w:b w:val="0"/>
+          <w:bCs w:val="0"/>
+          <w:color w:val="D4D4D4"/>
+          <w:kern w:val="0"/>
+          <w:sz w:val="18"/>
+          <w:szCs w:val="18"/>
+          <w:shd w:val="clear" w:fill="1E1E1E"/>
+          <w:lang w:val="en-US" w:eastAsia="zh-CN" w:bidi="ar"/>
+        </w:rPr>
+        <w:t xml:space="preserve">    </w:t>
+      </w:r>
+      <w:r>
+        <w:rPr>
+          <w:rFonts w:hint="default" w:ascii="Consolas" w:hAnsi="Consolas" w:eastAsia="Consolas" w:cs="Consolas"/>
+          <w:b w:val="0"/>
+          <w:bCs w:val="0"/>
+          <w:color w:val="6A9955"/>
+          <w:kern w:val="0"/>
+          <w:sz w:val="18"/>
+          <w:szCs w:val="18"/>
+          <w:shd w:val="clear" w:fill="1E1E1E"/>
+          <w:lang w:val="en-US" w:eastAsia="zh-CN" w:bidi="ar"/>
+        </w:rPr>
+        <w:t>// insert many data</w:t>
+      </w:r>
+    </w:p>
+    <w:p>
+      <w:pPr>
+        <w:keepNext w:val="0"/>
+        <w:keepLines w:val="0"/>
+        <w:widowControl/>
+        <w:suppressLineNumbers w:val="0"/>
+        <w:shd w:val="clear" w:fill="1E1E1E"/>
+        <w:spacing w:line="240" w:lineRule="auto"/>
+        <w:ind w:firstLine="720" w:firstLineChars="0"/>
+        <w:jc w:val="left"/>
+        <w:rPr>
+          <w:rFonts w:hint="default" w:ascii="Consolas" w:hAnsi="Consolas" w:eastAsia="Consolas" w:cs="Consolas"/>
+          <w:b w:val="0"/>
+          <w:bCs w:val="0"/>
+          <w:color w:val="D4D4D4"/>
+          <w:sz w:val="18"/>
+          <w:szCs w:val="18"/>
+        </w:rPr>
+      </w:pPr>
+      <w:r>
+        <w:rPr>
+          <w:rFonts w:hint="default" w:ascii="Consolas" w:hAnsi="Consolas" w:eastAsia="Consolas" w:cs="Consolas"/>
+          <w:b w:val="0"/>
+          <w:bCs w:val="0"/>
+          <w:color w:val="D4D4D4"/>
+          <w:kern w:val="0"/>
+          <w:sz w:val="18"/>
+          <w:szCs w:val="18"/>
+          <w:shd w:val="clear" w:fill="1E1E1E"/>
+          <w:lang w:val="en-US" w:eastAsia="zh-CN" w:bidi="ar"/>
+        </w:rPr>
+        <w:t xml:space="preserve">    </w:t>
+      </w:r>
+      <w:r>
+        <w:rPr>
+          <w:rFonts w:hint="default" w:ascii="Consolas" w:hAnsi="Consolas" w:eastAsia="Consolas" w:cs="Consolas"/>
+          <w:b w:val="0"/>
+          <w:bCs w:val="0"/>
+          <w:color w:val="569CD6"/>
+          <w:kern w:val="0"/>
+          <w:sz w:val="18"/>
+          <w:szCs w:val="18"/>
+          <w:shd w:val="clear" w:fill="1E1E1E"/>
+          <w:lang w:val="en-US" w:eastAsia="zh-CN" w:bidi="ar"/>
+        </w:rPr>
+        <w:t>const</w:t>
+      </w:r>
+      <w:r>
+        <w:rPr>
+          <w:rFonts w:hint="default" w:ascii="Consolas" w:hAnsi="Consolas" w:eastAsia="Consolas" w:cs="Consolas"/>
+          <w:b w:val="0"/>
+          <w:bCs w:val="0"/>
+          <w:color w:val="D4D4D4"/>
+          <w:kern w:val="0"/>
+          <w:sz w:val="18"/>
+          <w:szCs w:val="18"/>
+          <w:shd w:val="clear" w:fill="1E1E1E"/>
+          <w:lang w:val="en-US" w:eastAsia="zh-CN" w:bidi="ar"/>
+        </w:rPr>
+        <w:t xml:space="preserve"> </w:t>
+      </w:r>
+      <w:r>
+        <w:rPr>
+          <w:rFonts w:hint="default" w:ascii="Consolas" w:hAnsi="Consolas" w:eastAsia="Consolas" w:cs="Consolas"/>
+          <w:b w:val="0"/>
+          <w:bCs w:val="0"/>
+          <w:color w:val="4FC1FF"/>
+          <w:kern w:val="0"/>
+          <w:sz w:val="18"/>
+          <w:szCs w:val="18"/>
+          <w:shd w:val="clear" w:fill="1E1E1E"/>
+          <w:lang w:val="en-US" w:eastAsia="zh-CN" w:bidi="ar"/>
+        </w:rPr>
+        <w:t>insertData</w:t>
+      </w:r>
+      <w:r>
+        <w:rPr>
+          <w:rFonts w:hint="default" w:ascii="Consolas" w:hAnsi="Consolas" w:eastAsia="Consolas" w:cs="Consolas"/>
+          <w:b w:val="0"/>
+          <w:bCs w:val="0"/>
+          <w:color w:val="D4D4D4"/>
+          <w:kern w:val="0"/>
+          <w:sz w:val="18"/>
+          <w:szCs w:val="18"/>
+          <w:shd w:val="clear" w:fill="1E1E1E"/>
+          <w:lang w:val="en-US" w:eastAsia="zh-CN" w:bidi="ar"/>
+        </w:rPr>
+        <w:t xml:space="preserve"> = </w:t>
+      </w:r>
+      <w:r>
+        <w:rPr>
+          <w:rFonts w:hint="default" w:ascii="Consolas" w:hAnsi="Consolas" w:eastAsia="Consolas" w:cs="Consolas"/>
+          <w:b w:val="0"/>
+          <w:bCs w:val="0"/>
+          <w:color w:val="C586C0"/>
+          <w:kern w:val="0"/>
+          <w:sz w:val="18"/>
+          <w:szCs w:val="18"/>
+          <w:shd w:val="clear" w:fill="1E1E1E"/>
+          <w:lang w:val="en-US" w:eastAsia="zh-CN" w:bidi="ar"/>
+        </w:rPr>
+        <w:t>await</w:t>
+      </w:r>
+      <w:r>
+        <w:rPr>
+          <w:rFonts w:hint="default" w:ascii="Consolas" w:hAnsi="Consolas" w:eastAsia="Consolas" w:cs="Consolas"/>
+          <w:b w:val="0"/>
+          <w:bCs w:val="0"/>
+          <w:color w:val="D4D4D4"/>
+          <w:kern w:val="0"/>
+          <w:sz w:val="18"/>
+          <w:szCs w:val="18"/>
+          <w:shd w:val="clear" w:fill="1E1E1E"/>
+          <w:lang w:val="en-US" w:eastAsia="zh-CN" w:bidi="ar"/>
+        </w:rPr>
+        <w:t xml:space="preserve"> </w:t>
+      </w:r>
+      <w:r>
+        <w:rPr>
+          <w:rFonts w:hint="default" w:ascii="Consolas" w:hAnsi="Consolas" w:eastAsia="Consolas" w:cs="Consolas"/>
+          <w:b w:val="0"/>
+          <w:bCs w:val="0"/>
+          <w:color w:val="4FC1FF"/>
+          <w:kern w:val="0"/>
+          <w:sz w:val="18"/>
+          <w:szCs w:val="18"/>
+          <w:shd w:val="clear" w:fill="1E1E1E"/>
+          <w:lang w:val="en-US" w:eastAsia="zh-CN" w:bidi="ar"/>
+        </w:rPr>
+        <w:t>db</w:t>
+      </w:r>
+      <w:r>
+        <w:rPr>
+          <w:rFonts w:hint="default" w:ascii="Consolas" w:hAnsi="Consolas" w:eastAsia="Consolas" w:cs="Consolas"/>
+          <w:b w:val="0"/>
+          <w:bCs w:val="0"/>
+          <w:color w:val="D4D4D4"/>
+          <w:kern w:val="0"/>
+          <w:sz w:val="18"/>
+          <w:szCs w:val="18"/>
+          <w:shd w:val="clear" w:fill="1E1E1E"/>
+          <w:lang w:val="en-US" w:eastAsia="zh-CN" w:bidi="ar"/>
+        </w:rPr>
+        <w:t>.</w:t>
+      </w:r>
+      <w:r>
+        <w:rPr>
+          <w:rFonts w:hint="default" w:ascii="Consolas" w:hAnsi="Consolas" w:eastAsia="Consolas" w:cs="Consolas"/>
+          <w:b w:val="0"/>
+          <w:bCs w:val="0"/>
+          <w:color w:val="DCDCAA"/>
+          <w:kern w:val="0"/>
+          <w:sz w:val="18"/>
+          <w:szCs w:val="18"/>
+          <w:shd w:val="clear" w:fill="1E1E1E"/>
+          <w:lang w:val="en-US" w:eastAsia="zh-CN" w:bidi="ar"/>
+        </w:rPr>
+        <w:t>insertMany</w:t>
+      </w:r>
+      <w:r>
+        <w:rPr>
+          <w:rFonts w:hint="default" w:ascii="Consolas" w:hAnsi="Consolas" w:eastAsia="Consolas" w:cs="Consolas"/>
+          <w:b w:val="0"/>
+          <w:bCs w:val="0"/>
+          <w:color w:val="D4D4D4"/>
+          <w:kern w:val="0"/>
+          <w:sz w:val="18"/>
+          <w:szCs w:val="18"/>
+          <w:shd w:val="clear" w:fill="1E1E1E"/>
+          <w:lang w:val="en-US" w:eastAsia="zh-CN" w:bidi="ar"/>
+        </w:rPr>
+        <w:t>([</w:t>
+      </w:r>
+    </w:p>
+    <w:p>
+      <w:pPr>
+        <w:keepNext w:val="0"/>
+        <w:keepLines w:val="0"/>
+        <w:widowControl/>
+        <w:suppressLineNumbers w:val="0"/>
+        <w:shd w:val="clear" w:fill="1E1E1E"/>
+        <w:spacing w:line="240" w:lineRule="auto"/>
+        <w:ind w:firstLine="720" w:firstLineChars="0"/>
+        <w:jc w:val="left"/>
+        <w:rPr>
+          <w:rFonts w:hint="default" w:ascii="Consolas" w:hAnsi="Consolas" w:eastAsia="Consolas" w:cs="Consolas"/>
+          <w:b w:val="0"/>
+          <w:bCs w:val="0"/>
+          <w:color w:val="D4D4D4"/>
+          <w:sz w:val="18"/>
+          <w:szCs w:val="18"/>
+        </w:rPr>
+      </w:pPr>
+      <w:r>
+        <w:rPr>
+          <w:rFonts w:hint="default" w:ascii="Consolas" w:hAnsi="Consolas" w:eastAsia="Consolas" w:cs="Consolas"/>
+          <w:b w:val="0"/>
+          <w:bCs w:val="0"/>
+          <w:color w:val="D4D4D4"/>
+          <w:kern w:val="0"/>
+          <w:sz w:val="18"/>
+          <w:szCs w:val="18"/>
+          <w:shd w:val="clear" w:fill="1E1E1E"/>
+          <w:lang w:val="en-US" w:eastAsia="zh-CN" w:bidi="ar"/>
+        </w:rPr>
+        <w:t xml:space="preserve">        { </w:t>
+      </w:r>
+      <w:r>
+        <w:rPr>
+          <w:rFonts w:hint="default" w:ascii="Consolas" w:hAnsi="Consolas" w:eastAsia="Consolas" w:cs="Consolas"/>
+          <w:b w:val="0"/>
+          <w:bCs w:val="0"/>
+          <w:color w:val="9CDCFE"/>
+          <w:kern w:val="0"/>
+          <w:sz w:val="18"/>
+          <w:szCs w:val="18"/>
+          <w:shd w:val="clear" w:fill="1E1E1E"/>
+          <w:lang w:val="en-US" w:eastAsia="zh-CN" w:bidi="ar"/>
+        </w:rPr>
+        <w:t>name:</w:t>
+      </w:r>
+      <w:r>
+        <w:rPr>
+          <w:rFonts w:hint="default" w:ascii="Consolas" w:hAnsi="Consolas" w:eastAsia="Consolas" w:cs="Consolas"/>
+          <w:b w:val="0"/>
+          <w:bCs w:val="0"/>
+          <w:color w:val="D4D4D4"/>
+          <w:kern w:val="0"/>
+          <w:sz w:val="18"/>
+          <w:szCs w:val="18"/>
+          <w:shd w:val="clear" w:fill="1E1E1E"/>
+          <w:lang w:val="en-US" w:eastAsia="zh-CN" w:bidi="ar"/>
+        </w:rPr>
+        <w:t xml:space="preserve"> </w:t>
+      </w:r>
+      <w:r>
+        <w:rPr>
+          <w:rFonts w:hint="default" w:ascii="Consolas" w:hAnsi="Consolas" w:eastAsia="Consolas" w:cs="Consolas"/>
+          <w:b w:val="0"/>
+          <w:bCs w:val="0"/>
+          <w:color w:val="CE9178"/>
+          <w:kern w:val="0"/>
+          <w:sz w:val="18"/>
+          <w:szCs w:val="18"/>
+          <w:shd w:val="clear" w:fill="1E1E1E"/>
+          <w:lang w:val="en-US" w:eastAsia="zh-CN" w:bidi="ar"/>
+        </w:rPr>
+        <w:t>"Sudip"</w:t>
+      </w:r>
+      <w:r>
+        <w:rPr>
+          <w:rFonts w:hint="default" w:ascii="Consolas" w:hAnsi="Consolas" w:eastAsia="Consolas" w:cs="Consolas"/>
+          <w:b w:val="0"/>
+          <w:bCs w:val="0"/>
+          <w:color w:val="D4D4D4"/>
+          <w:kern w:val="0"/>
+          <w:sz w:val="18"/>
+          <w:szCs w:val="18"/>
+          <w:shd w:val="clear" w:fill="1E1E1E"/>
+          <w:lang w:val="en-US" w:eastAsia="zh-CN" w:bidi="ar"/>
+        </w:rPr>
+        <w:t xml:space="preserve">, </w:t>
+      </w:r>
+      <w:r>
+        <w:rPr>
+          <w:rFonts w:hint="default" w:ascii="Consolas" w:hAnsi="Consolas" w:eastAsia="Consolas" w:cs="Consolas"/>
+          <w:b w:val="0"/>
+          <w:bCs w:val="0"/>
+          <w:color w:val="9CDCFE"/>
+          <w:kern w:val="0"/>
+          <w:sz w:val="18"/>
+          <w:szCs w:val="18"/>
+          <w:shd w:val="clear" w:fill="1E1E1E"/>
+          <w:lang w:val="en-US" w:eastAsia="zh-CN" w:bidi="ar"/>
+        </w:rPr>
+        <w:t>email:</w:t>
+      </w:r>
+      <w:r>
+        <w:rPr>
+          <w:rFonts w:hint="default" w:ascii="Consolas" w:hAnsi="Consolas" w:eastAsia="Consolas" w:cs="Consolas"/>
+          <w:b w:val="0"/>
+          <w:bCs w:val="0"/>
+          <w:color w:val="D4D4D4"/>
+          <w:kern w:val="0"/>
+          <w:sz w:val="18"/>
+          <w:szCs w:val="18"/>
+          <w:shd w:val="clear" w:fill="1E1E1E"/>
+          <w:lang w:val="en-US" w:eastAsia="zh-CN" w:bidi="ar"/>
+        </w:rPr>
+        <w:t xml:space="preserve"> </w:t>
+      </w:r>
+      <w:r>
+        <w:rPr>
+          <w:rFonts w:hint="default" w:ascii="Consolas" w:hAnsi="Consolas" w:eastAsia="Consolas" w:cs="Consolas"/>
+          <w:b w:val="0"/>
+          <w:bCs w:val="0"/>
+          <w:color w:val="CE9178"/>
+          <w:kern w:val="0"/>
+          <w:sz w:val="18"/>
+          <w:szCs w:val="18"/>
+          <w:shd w:val="clear" w:fill="1E1E1E"/>
+          <w:lang w:val="en-US" w:eastAsia="zh-CN" w:bidi="ar"/>
+        </w:rPr>
+        <w:t>"sudip@gmail.com"</w:t>
+      </w:r>
+      <w:r>
+        <w:rPr>
+          <w:rFonts w:hint="default" w:ascii="Consolas" w:hAnsi="Consolas" w:eastAsia="Consolas" w:cs="Consolas"/>
+          <w:b w:val="0"/>
+          <w:bCs w:val="0"/>
+          <w:color w:val="D4D4D4"/>
+          <w:kern w:val="0"/>
+          <w:sz w:val="18"/>
+          <w:szCs w:val="18"/>
+          <w:shd w:val="clear" w:fill="1E1E1E"/>
+          <w:lang w:val="en-US" w:eastAsia="zh-CN" w:bidi="ar"/>
+        </w:rPr>
+        <w:t xml:space="preserve"> },</w:t>
+      </w:r>
+    </w:p>
+    <w:p>
+      <w:pPr>
+        <w:keepNext w:val="0"/>
+        <w:keepLines w:val="0"/>
+        <w:widowControl/>
+        <w:suppressLineNumbers w:val="0"/>
+        <w:shd w:val="clear" w:fill="1E1E1E"/>
+        <w:spacing w:line="240" w:lineRule="auto"/>
+        <w:ind w:firstLine="720" w:firstLineChars="0"/>
+        <w:jc w:val="left"/>
+        <w:rPr>
+          <w:rFonts w:hint="default" w:ascii="Consolas" w:hAnsi="Consolas" w:eastAsia="Consolas" w:cs="Consolas"/>
+          <w:b w:val="0"/>
+          <w:bCs w:val="0"/>
+          <w:color w:val="D4D4D4"/>
+          <w:sz w:val="18"/>
+          <w:szCs w:val="18"/>
+        </w:rPr>
+      </w:pPr>
+      <w:r>
+        <w:rPr>
+          <w:rFonts w:hint="default" w:ascii="Consolas" w:hAnsi="Consolas" w:eastAsia="Consolas" w:cs="Consolas"/>
+          <w:b w:val="0"/>
+          <w:bCs w:val="0"/>
+          <w:color w:val="D4D4D4"/>
+          <w:kern w:val="0"/>
+          <w:sz w:val="18"/>
+          <w:szCs w:val="18"/>
+          <w:shd w:val="clear" w:fill="1E1E1E"/>
+          <w:lang w:val="en-US" w:eastAsia="zh-CN" w:bidi="ar"/>
+        </w:rPr>
+        <w:t xml:space="preserve">        { </w:t>
+      </w:r>
+      <w:r>
+        <w:rPr>
+          <w:rFonts w:hint="default" w:ascii="Consolas" w:hAnsi="Consolas" w:eastAsia="Consolas" w:cs="Consolas"/>
+          <w:b w:val="0"/>
+          <w:bCs w:val="0"/>
+          <w:color w:val="9CDCFE"/>
+          <w:kern w:val="0"/>
+          <w:sz w:val="18"/>
+          <w:szCs w:val="18"/>
+          <w:shd w:val="clear" w:fill="1E1E1E"/>
+          <w:lang w:val="en-US" w:eastAsia="zh-CN" w:bidi="ar"/>
+        </w:rPr>
+        <w:t>name:</w:t>
+      </w:r>
+      <w:r>
+        <w:rPr>
+          <w:rFonts w:hint="default" w:ascii="Consolas" w:hAnsi="Consolas" w:eastAsia="Consolas" w:cs="Consolas"/>
+          <w:b w:val="0"/>
+          <w:bCs w:val="0"/>
+          <w:color w:val="D4D4D4"/>
+          <w:kern w:val="0"/>
+          <w:sz w:val="18"/>
+          <w:szCs w:val="18"/>
+          <w:shd w:val="clear" w:fill="1E1E1E"/>
+          <w:lang w:val="en-US" w:eastAsia="zh-CN" w:bidi="ar"/>
+        </w:rPr>
+        <w:t xml:space="preserve"> </w:t>
+      </w:r>
+      <w:r>
+        <w:rPr>
+          <w:rFonts w:hint="default" w:ascii="Consolas" w:hAnsi="Consolas" w:eastAsia="Consolas" w:cs="Consolas"/>
+          <w:b w:val="0"/>
+          <w:bCs w:val="0"/>
+          <w:color w:val="CE9178"/>
+          <w:kern w:val="0"/>
+          <w:sz w:val="18"/>
+          <w:szCs w:val="18"/>
+          <w:shd w:val="clear" w:fill="1E1E1E"/>
+          <w:lang w:val="en-US" w:eastAsia="zh-CN" w:bidi="ar"/>
+        </w:rPr>
+        <w:t>"Ashim"</w:t>
+      </w:r>
+      <w:r>
+        <w:rPr>
+          <w:rFonts w:hint="default" w:ascii="Consolas" w:hAnsi="Consolas" w:eastAsia="Consolas" w:cs="Consolas"/>
+          <w:b w:val="0"/>
+          <w:bCs w:val="0"/>
+          <w:color w:val="D4D4D4"/>
+          <w:kern w:val="0"/>
+          <w:sz w:val="18"/>
+          <w:szCs w:val="18"/>
+          <w:shd w:val="clear" w:fill="1E1E1E"/>
+          <w:lang w:val="en-US" w:eastAsia="zh-CN" w:bidi="ar"/>
+        </w:rPr>
+        <w:t xml:space="preserve">, </w:t>
+      </w:r>
+      <w:r>
+        <w:rPr>
+          <w:rFonts w:hint="default" w:ascii="Consolas" w:hAnsi="Consolas" w:eastAsia="Consolas" w:cs="Consolas"/>
+          <w:b w:val="0"/>
+          <w:bCs w:val="0"/>
+          <w:color w:val="9CDCFE"/>
+          <w:kern w:val="0"/>
+          <w:sz w:val="18"/>
+          <w:szCs w:val="18"/>
+          <w:shd w:val="clear" w:fill="1E1E1E"/>
+          <w:lang w:val="en-US" w:eastAsia="zh-CN" w:bidi="ar"/>
+        </w:rPr>
+        <w:t>email:</w:t>
+      </w:r>
+      <w:r>
+        <w:rPr>
+          <w:rFonts w:hint="default" w:ascii="Consolas" w:hAnsi="Consolas" w:eastAsia="Consolas" w:cs="Consolas"/>
+          <w:b w:val="0"/>
+          <w:bCs w:val="0"/>
+          <w:color w:val="D4D4D4"/>
+          <w:kern w:val="0"/>
+          <w:sz w:val="18"/>
+          <w:szCs w:val="18"/>
+          <w:shd w:val="clear" w:fill="1E1E1E"/>
+          <w:lang w:val="en-US" w:eastAsia="zh-CN" w:bidi="ar"/>
+        </w:rPr>
+        <w:t xml:space="preserve"> </w:t>
+      </w:r>
+      <w:r>
+        <w:rPr>
+          <w:rFonts w:hint="default" w:ascii="Consolas" w:hAnsi="Consolas" w:eastAsia="Consolas" w:cs="Consolas"/>
+          <w:b w:val="0"/>
+          <w:bCs w:val="0"/>
+          <w:color w:val="CE9178"/>
+          <w:kern w:val="0"/>
+          <w:sz w:val="18"/>
+          <w:szCs w:val="18"/>
+          <w:shd w:val="clear" w:fill="1E1E1E"/>
+          <w:lang w:val="en-US" w:eastAsia="zh-CN" w:bidi="ar"/>
+        </w:rPr>
+        <w:t>"ashim@gmail.com"</w:t>
+      </w:r>
+      <w:r>
+        <w:rPr>
+          <w:rFonts w:hint="default" w:ascii="Consolas" w:hAnsi="Consolas" w:eastAsia="Consolas" w:cs="Consolas"/>
+          <w:b w:val="0"/>
+          <w:bCs w:val="0"/>
+          <w:color w:val="D4D4D4"/>
+          <w:kern w:val="0"/>
+          <w:sz w:val="18"/>
+          <w:szCs w:val="18"/>
+          <w:shd w:val="clear" w:fill="1E1E1E"/>
+          <w:lang w:val="en-US" w:eastAsia="zh-CN" w:bidi="ar"/>
+        </w:rPr>
+        <w:t xml:space="preserve"> }</w:t>
+      </w:r>
+    </w:p>
+    <w:p>
+      <w:pPr>
+        <w:keepNext w:val="0"/>
+        <w:keepLines w:val="0"/>
+        <w:widowControl/>
+        <w:suppressLineNumbers w:val="0"/>
+        <w:shd w:val="clear" w:fill="1E1E1E"/>
+        <w:spacing w:line="240" w:lineRule="auto"/>
+        <w:ind w:firstLine="1176" w:firstLineChars="0"/>
+        <w:jc w:val="left"/>
+        <w:rPr>
+          <w:rFonts w:hint="default" w:ascii="Consolas" w:hAnsi="Consolas" w:eastAsia="Consolas" w:cs="Consolas"/>
+          <w:b w:val="0"/>
+          <w:bCs w:val="0"/>
+          <w:color w:val="D4D4D4"/>
+          <w:kern w:val="0"/>
+          <w:sz w:val="18"/>
+          <w:szCs w:val="18"/>
+          <w:shd w:val="clear" w:fill="1E1E1E"/>
+          <w:lang w:val="en-US" w:eastAsia="zh-CN" w:bidi="ar"/>
+        </w:rPr>
+      </w:pPr>
+      <w:r>
+        <w:rPr>
+          <w:rFonts w:hint="default" w:ascii="Consolas" w:hAnsi="Consolas" w:eastAsia="Consolas" w:cs="Consolas"/>
+          <w:b w:val="0"/>
+          <w:bCs w:val="0"/>
+          <w:color w:val="D4D4D4"/>
+          <w:kern w:val="0"/>
+          <w:sz w:val="18"/>
+          <w:szCs w:val="18"/>
+          <w:shd w:val="clear" w:fill="1E1E1E"/>
+          <w:lang w:val="en-US" w:eastAsia="zh-CN" w:bidi="ar"/>
+        </w:rPr>
+        <w:t>]);</w:t>
+      </w:r>
+    </w:p>
+    <w:p>
+      <w:pPr>
+        <w:keepNext w:val="0"/>
+        <w:keepLines w:val="0"/>
+        <w:widowControl/>
+        <w:suppressLineNumbers w:val="0"/>
+        <w:shd w:val="clear" w:fill="1E1E1E"/>
+        <w:spacing w:line="240" w:lineRule="auto"/>
+        <w:ind w:firstLine="1176" w:firstLineChars="0"/>
+        <w:jc w:val="left"/>
+        <w:rPr>
+          <w:rFonts w:hint="default" w:ascii="Consolas" w:hAnsi="Consolas" w:eastAsia="Consolas" w:cs="Consolas"/>
+          <w:b w:val="0"/>
+          <w:bCs w:val="0"/>
+          <w:color w:val="D4D4D4"/>
+          <w:kern w:val="0"/>
+          <w:sz w:val="18"/>
+          <w:szCs w:val="18"/>
+          <w:shd w:val="clear" w:fill="1E1E1E"/>
+          <w:lang w:val="en-US" w:eastAsia="zh-CN" w:bidi="ar"/>
+        </w:rPr>
+      </w:pPr>
+    </w:p>
+    <w:p>
+      <w:pPr>
+        <w:keepNext w:val="0"/>
+        <w:keepLines w:val="0"/>
+        <w:widowControl/>
+        <w:suppressLineNumbers w:val="0"/>
+        <w:shd w:val="clear" w:fill="1E1E1E"/>
+        <w:spacing w:line="240" w:lineRule="auto"/>
+        <w:ind w:firstLine="720" w:firstLineChars="0"/>
+        <w:jc w:val="left"/>
+        <w:rPr>
+          <w:sz w:val="18"/>
+          <w:szCs w:val="18"/>
+        </w:rPr>
+      </w:pPr>
+      <w:r>
+        <w:rPr>
+          <w:rFonts w:hint="default" w:ascii="Consolas" w:hAnsi="Consolas" w:eastAsia="Consolas" w:cs="Consolas"/>
+          <w:b w:val="0"/>
+          <w:bCs w:val="0"/>
+          <w:color w:val="D4D4D4"/>
+          <w:kern w:val="0"/>
+          <w:sz w:val="18"/>
+          <w:szCs w:val="18"/>
+          <w:shd w:val="clear" w:fill="1E1E1E"/>
+          <w:lang w:val="en-US" w:eastAsia="zh-CN" w:bidi="ar"/>
+        </w:rPr>
+        <w:t xml:space="preserve">    </w:t>
+      </w:r>
+      <w:r>
+        <w:rPr>
+          <w:rFonts w:hint="default" w:ascii="Consolas" w:hAnsi="Consolas" w:eastAsia="Consolas" w:cs="Consolas"/>
+          <w:b w:val="0"/>
+          <w:bCs w:val="0"/>
+          <w:color w:val="6A9955"/>
+          <w:kern w:val="0"/>
+          <w:sz w:val="18"/>
+          <w:szCs w:val="18"/>
+          <w:shd w:val="clear" w:fill="1E1E1E"/>
+          <w:lang w:val="en-US" w:eastAsia="zh-CN" w:bidi="ar"/>
+        </w:rPr>
+        <w:t>// console.log(insertData);</w:t>
+      </w:r>
+    </w:p>
+    <w:p>
+      <w:pPr>
+        <w:keepNext w:val="0"/>
+        <w:keepLines w:val="0"/>
+        <w:widowControl/>
+        <w:suppressLineNumbers w:val="0"/>
+        <w:shd w:val="clear" w:fill="1E1E1E"/>
+        <w:spacing w:line="240" w:lineRule="auto"/>
+        <w:ind w:firstLine="720" w:firstLineChars="0"/>
+        <w:jc w:val="left"/>
+        <w:rPr>
+          <w:rFonts w:hint="default" w:ascii="Consolas" w:hAnsi="Consolas" w:eastAsia="Consolas" w:cs="Consolas"/>
+          <w:b w:val="0"/>
+          <w:bCs w:val="0"/>
+          <w:color w:val="D4D4D4"/>
+          <w:sz w:val="18"/>
+          <w:szCs w:val="18"/>
+        </w:rPr>
+      </w:pPr>
+      <w:r>
+        <w:rPr>
+          <w:rFonts w:hint="default" w:ascii="Consolas" w:hAnsi="Consolas" w:eastAsia="Consolas" w:cs="Consolas"/>
+          <w:b w:val="0"/>
+          <w:bCs w:val="0"/>
+          <w:color w:val="D4D4D4"/>
+          <w:kern w:val="0"/>
+          <w:sz w:val="18"/>
+          <w:szCs w:val="18"/>
+          <w:shd w:val="clear" w:fill="1E1E1E"/>
+          <w:lang w:val="en-US" w:eastAsia="zh-CN" w:bidi="ar"/>
+        </w:rPr>
+        <w:t xml:space="preserve">    </w:t>
+      </w:r>
+      <w:r>
+        <w:rPr>
+          <w:rFonts w:hint="default" w:ascii="Consolas" w:hAnsi="Consolas" w:eastAsia="Consolas" w:cs="Consolas"/>
+          <w:b w:val="0"/>
+          <w:bCs w:val="0"/>
+          <w:color w:val="C586C0"/>
+          <w:kern w:val="0"/>
+          <w:sz w:val="18"/>
+          <w:szCs w:val="18"/>
+          <w:shd w:val="clear" w:fill="1E1E1E"/>
+          <w:lang w:val="en-US" w:eastAsia="zh-CN" w:bidi="ar"/>
+        </w:rPr>
+        <w:t>if</w:t>
+      </w:r>
+      <w:r>
+        <w:rPr>
+          <w:rFonts w:hint="default" w:ascii="Consolas" w:hAnsi="Consolas" w:eastAsia="Consolas" w:cs="Consolas"/>
+          <w:b w:val="0"/>
+          <w:bCs w:val="0"/>
+          <w:color w:val="D4D4D4"/>
+          <w:kern w:val="0"/>
+          <w:sz w:val="18"/>
+          <w:szCs w:val="18"/>
+          <w:shd w:val="clear" w:fill="1E1E1E"/>
+          <w:lang w:val="en-US" w:eastAsia="zh-CN" w:bidi="ar"/>
+        </w:rPr>
+        <w:t>(</w:t>
+      </w:r>
+      <w:r>
+        <w:rPr>
+          <w:rFonts w:hint="default" w:ascii="Consolas" w:hAnsi="Consolas" w:eastAsia="Consolas" w:cs="Consolas"/>
+          <w:b w:val="0"/>
+          <w:bCs w:val="0"/>
+          <w:color w:val="4FC1FF"/>
+          <w:kern w:val="0"/>
+          <w:sz w:val="18"/>
+          <w:szCs w:val="18"/>
+          <w:shd w:val="clear" w:fill="1E1E1E"/>
+          <w:lang w:val="en-US" w:eastAsia="zh-CN" w:bidi="ar"/>
+        </w:rPr>
+        <w:t>insertData</w:t>
+      </w:r>
+      <w:r>
+        <w:rPr>
+          <w:rFonts w:hint="default" w:ascii="Consolas" w:hAnsi="Consolas" w:eastAsia="Consolas" w:cs="Consolas"/>
+          <w:b w:val="0"/>
+          <w:bCs w:val="0"/>
+          <w:color w:val="D4D4D4"/>
+          <w:kern w:val="0"/>
+          <w:sz w:val="18"/>
+          <w:szCs w:val="18"/>
+          <w:shd w:val="clear" w:fill="1E1E1E"/>
+          <w:lang w:val="en-US" w:eastAsia="zh-CN" w:bidi="ar"/>
+        </w:rPr>
+        <w:t>.</w:t>
+      </w:r>
+      <w:r>
+        <w:rPr>
+          <w:rFonts w:hint="default" w:ascii="Consolas" w:hAnsi="Consolas" w:eastAsia="Consolas" w:cs="Consolas"/>
+          <w:b w:val="0"/>
+          <w:bCs w:val="0"/>
+          <w:color w:val="9CDCFE"/>
+          <w:kern w:val="0"/>
+          <w:sz w:val="18"/>
+          <w:szCs w:val="18"/>
+          <w:shd w:val="clear" w:fill="1E1E1E"/>
+          <w:lang w:val="en-US" w:eastAsia="zh-CN" w:bidi="ar"/>
+        </w:rPr>
+        <w:t>acknowledged</w:t>
+      </w:r>
+      <w:r>
+        <w:rPr>
+          <w:rFonts w:hint="default" w:ascii="Consolas" w:hAnsi="Consolas" w:eastAsia="Consolas" w:cs="Consolas"/>
+          <w:b w:val="0"/>
+          <w:bCs w:val="0"/>
+          <w:color w:val="D4D4D4"/>
+          <w:kern w:val="0"/>
+          <w:sz w:val="18"/>
+          <w:szCs w:val="18"/>
+          <w:shd w:val="clear" w:fill="1E1E1E"/>
+          <w:lang w:val="en-US" w:eastAsia="zh-CN" w:bidi="ar"/>
+        </w:rPr>
+        <w:t>){</w:t>
+      </w:r>
+    </w:p>
+    <w:p>
+      <w:pPr>
+        <w:keepNext w:val="0"/>
+        <w:keepLines w:val="0"/>
+        <w:widowControl/>
+        <w:suppressLineNumbers w:val="0"/>
+        <w:shd w:val="clear" w:fill="1E1E1E"/>
+        <w:spacing w:line="240" w:lineRule="auto"/>
+        <w:ind w:firstLine="720" w:firstLineChars="0"/>
+        <w:jc w:val="left"/>
+        <w:rPr>
+          <w:rFonts w:hint="default" w:ascii="Consolas" w:hAnsi="Consolas" w:eastAsia="Consolas" w:cs="Consolas"/>
+          <w:b w:val="0"/>
+          <w:bCs w:val="0"/>
+          <w:color w:val="D4D4D4"/>
+          <w:sz w:val="18"/>
+          <w:szCs w:val="18"/>
+        </w:rPr>
+      </w:pPr>
+      <w:r>
+        <w:rPr>
+          <w:rFonts w:hint="default" w:ascii="Consolas" w:hAnsi="Consolas" w:eastAsia="Consolas" w:cs="Consolas"/>
+          <w:b w:val="0"/>
+          <w:bCs w:val="0"/>
+          <w:color w:val="D4D4D4"/>
+          <w:kern w:val="0"/>
+          <w:sz w:val="18"/>
+          <w:szCs w:val="18"/>
+          <w:shd w:val="clear" w:fill="1E1E1E"/>
+          <w:lang w:val="en-US" w:eastAsia="zh-CN" w:bidi="ar"/>
+        </w:rPr>
+        <w:t xml:space="preserve">        </w:t>
+      </w:r>
+      <w:r>
+        <w:rPr>
+          <w:rFonts w:hint="default" w:ascii="Consolas" w:hAnsi="Consolas" w:eastAsia="Consolas" w:cs="Consolas"/>
+          <w:b w:val="0"/>
+          <w:bCs w:val="0"/>
+          <w:color w:val="9CDCFE"/>
+          <w:kern w:val="0"/>
+          <w:sz w:val="18"/>
+          <w:szCs w:val="18"/>
+          <w:shd w:val="clear" w:fill="1E1E1E"/>
+          <w:lang w:val="en-US" w:eastAsia="zh-CN" w:bidi="ar"/>
+        </w:rPr>
+        <w:t>console</w:t>
+      </w:r>
+      <w:r>
+        <w:rPr>
+          <w:rFonts w:hint="default" w:ascii="Consolas" w:hAnsi="Consolas" w:eastAsia="Consolas" w:cs="Consolas"/>
+          <w:b w:val="0"/>
+          <w:bCs w:val="0"/>
+          <w:color w:val="D4D4D4"/>
+          <w:kern w:val="0"/>
+          <w:sz w:val="18"/>
+          <w:szCs w:val="18"/>
+          <w:shd w:val="clear" w:fill="1E1E1E"/>
+          <w:lang w:val="en-US" w:eastAsia="zh-CN" w:bidi="ar"/>
+        </w:rPr>
+        <w:t>.</w:t>
+      </w:r>
+      <w:r>
+        <w:rPr>
+          <w:rFonts w:hint="default" w:ascii="Consolas" w:hAnsi="Consolas" w:eastAsia="Consolas" w:cs="Consolas"/>
+          <w:b w:val="0"/>
+          <w:bCs w:val="0"/>
+          <w:color w:val="DCDCAA"/>
+          <w:kern w:val="0"/>
+          <w:sz w:val="18"/>
+          <w:szCs w:val="18"/>
+          <w:shd w:val="clear" w:fill="1E1E1E"/>
+          <w:lang w:val="en-US" w:eastAsia="zh-CN" w:bidi="ar"/>
+        </w:rPr>
+        <w:t>log</w:t>
+      </w:r>
+      <w:r>
+        <w:rPr>
+          <w:rFonts w:hint="default" w:ascii="Consolas" w:hAnsi="Consolas" w:eastAsia="Consolas" w:cs="Consolas"/>
+          <w:b w:val="0"/>
+          <w:bCs w:val="0"/>
+          <w:color w:val="D4D4D4"/>
+          <w:kern w:val="0"/>
+          <w:sz w:val="18"/>
+          <w:szCs w:val="18"/>
+          <w:shd w:val="clear" w:fill="1E1E1E"/>
+          <w:lang w:val="en-US" w:eastAsia="zh-CN" w:bidi="ar"/>
+        </w:rPr>
+        <w:t>(</w:t>
+      </w:r>
+      <w:r>
+        <w:rPr>
+          <w:rFonts w:hint="default" w:ascii="Consolas" w:hAnsi="Consolas" w:eastAsia="Consolas" w:cs="Consolas"/>
+          <w:b w:val="0"/>
+          <w:bCs w:val="0"/>
+          <w:color w:val="CE9178"/>
+          <w:kern w:val="0"/>
+          <w:sz w:val="18"/>
+          <w:szCs w:val="18"/>
+          <w:shd w:val="clear" w:fill="1E1E1E"/>
+          <w:lang w:val="en-US" w:eastAsia="zh-CN" w:bidi="ar"/>
+        </w:rPr>
+        <w:t>"data inserted"</w:t>
+      </w:r>
+      <w:r>
+        <w:rPr>
+          <w:rFonts w:hint="default" w:ascii="Consolas" w:hAnsi="Consolas" w:eastAsia="Consolas" w:cs="Consolas"/>
+          <w:b w:val="0"/>
+          <w:bCs w:val="0"/>
+          <w:color w:val="D4D4D4"/>
+          <w:kern w:val="0"/>
+          <w:sz w:val="18"/>
+          <w:szCs w:val="18"/>
+          <w:shd w:val="clear" w:fill="1E1E1E"/>
+          <w:lang w:val="en-US" w:eastAsia="zh-CN" w:bidi="ar"/>
+        </w:rPr>
+        <w:t>);</w:t>
+      </w:r>
+    </w:p>
+    <w:p>
+      <w:pPr>
+        <w:keepNext w:val="0"/>
+        <w:keepLines w:val="0"/>
+        <w:widowControl/>
+        <w:suppressLineNumbers w:val="0"/>
+        <w:shd w:val="clear" w:fill="1E1E1E"/>
+        <w:spacing w:line="240" w:lineRule="auto"/>
+        <w:ind w:firstLine="720" w:firstLineChars="0"/>
+        <w:jc w:val="left"/>
+        <w:rPr>
+          <w:rFonts w:hint="default" w:ascii="Consolas" w:hAnsi="Consolas" w:eastAsia="Consolas" w:cs="Consolas"/>
+          <w:b w:val="0"/>
+          <w:bCs w:val="0"/>
+          <w:color w:val="D4D4D4"/>
+          <w:sz w:val="18"/>
+          <w:szCs w:val="18"/>
+        </w:rPr>
+      </w:pPr>
+      <w:r>
+        <w:rPr>
+          <w:rFonts w:hint="default" w:ascii="Consolas" w:hAnsi="Consolas" w:eastAsia="Consolas" w:cs="Consolas"/>
+          <w:b w:val="0"/>
+          <w:bCs w:val="0"/>
+          <w:color w:val="D4D4D4"/>
+          <w:kern w:val="0"/>
+          <w:sz w:val="18"/>
+          <w:szCs w:val="18"/>
+          <w:shd w:val="clear" w:fill="1E1E1E"/>
+          <w:lang w:val="en-US" w:eastAsia="zh-CN" w:bidi="ar"/>
+        </w:rPr>
+        <w:t>    }</w:t>
+      </w:r>
+    </w:p>
+    <w:p>
+      <w:pPr>
+        <w:keepNext w:val="0"/>
+        <w:keepLines w:val="0"/>
+        <w:widowControl/>
+        <w:suppressLineNumbers w:val="0"/>
+        <w:shd w:val="clear" w:fill="1E1E1E"/>
+        <w:spacing w:line="240" w:lineRule="auto"/>
+        <w:ind w:firstLine="720" w:firstLineChars="0"/>
+        <w:jc w:val="left"/>
+        <w:rPr>
+          <w:rFonts w:hint="default" w:ascii="Consolas" w:hAnsi="Consolas" w:eastAsia="Consolas" w:cs="Consolas"/>
+          <w:b w:val="0"/>
+          <w:bCs w:val="0"/>
+          <w:color w:val="D4D4D4"/>
+          <w:kern w:val="0"/>
+          <w:sz w:val="18"/>
+          <w:szCs w:val="18"/>
+          <w:shd w:val="clear" w:fill="1E1E1E"/>
+          <w:lang w:val="en-US" w:eastAsia="zh-CN" w:bidi="ar"/>
+        </w:rPr>
+      </w:pPr>
+      <w:r>
+        <w:rPr>
+          <w:rFonts w:hint="default" w:ascii="Consolas" w:hAnsi="Consolas" w:eastAsia="Consolas" w:cs="Consolas"/>
+          <w:b w:val="0"/>
+          <w:bCs w:val="0"/>
+          <w:color w:val="D4D4D4"/>
+          <w:kern w:val="0"/>
+          <w:sz w:val="18"/>
+          <w:szCs w:val="18"/>
+          <w:shd w:val="clear" w:fill="1E1E1E"/>
+          <w:lang w:val="en-US" w:eastAsia="zh-CN" w:bidi="ar"/>
+        </w:rPr>
+        <w:t>}</w:t>
+      </w:r>
+    </w:p>
+    <w:p>
+      <w:pPr>
+        <w:keepNext w:val="0"/>
+        <w:keepLines w:val="0"/>
+        <w:widowControl/>
+        <w:suppressLineNumbers w:val="0"/>
+        <w:shd w:val="clear" w:fill="1E1E1E"/>
+        <w:spacing w:line="240" w:lineRule="auto"/>
+        <w:ind w:firstLine="720" w:firstLineChars="0"/>
+        <w:jc w:val="left"/>
+        <w:rPr>
+          <w:rFonts w:hint="default" w:ascii="Consolas" w:hAnsi="Consolas" w:eastAsia="Consolas" w:cs="Consolas"/>
+          <w:b w:val="0"/>
+          <w:bCs w:val="0"/>
+          <w:color w:val="D4D4D4"/>
+          <w:kern w:val="0"/>
+          <w:sz w:val="18"/>
+          <w:szCs w:val="18"/>
+          <w:shd w:val="clear" w:fill="1E1E1E"/>
+          <w:lang w:val="en-US" w:eastAsia="zh-CN" w:bidi="ar"/>
+        </w:rPr>
+      </w:pPr>
+    </w:p>
+    <w:p>
+      <w:pPr>
+        <w:keepNext w:val="0"/>
+        <w:keepLines w:val="0"/>
+        <w:widowControl/>
+        <w:suppressLineNumbers w:val="0"/>
+        <w:shd w:val="clear" w:fill="1E1E1E"/>
+        <w:spacing w:line="240" w:lineRule="auto"/>
+        <w:ind w:firstLine="720" w:firstLineChars="0"/>
+        <w:jc w:val="left"/>
+        <w:rPr>
+          <w:rFonts w:hint="default" w:ascii="Consolas" w:hAnsi="Consolas" w:eastAsia="Consolas" w:cs="Consolas"/>
+          <w:b w:val="0"/>
+          <w:bCs w:val="0"/>
+          <w:color w:val="D4D4D4"/>
+          <w:kern w:val="0"/>
+          <w:sz w:val="18"/>
+          <w:szCs w:val="18"/>
+          <w:shd w:val="clear" w:fill="1E1E1E"/>
+          <w:lang w:val="en-US" w:eastAsia="zh-CN" w:bidi="ar"/>
+        </w:rPr>
+      </w:pPr>
+      <w:r>
+        <w:rPr>
+          <w:rFonts w:hint="default" w:ascii="Consolas" w:hAnsi="Consolas" w:eastAsia="Consolas" w:cs="Consolas"/>
+          <w:b w:val="0"/>
+          <w:bCs w:val="0"/>
+          <w:color w:val="DCDCAA"/>
+          <w:kern w:val="0"/>
+          <w:sz w:val="18"/>
+          <w:szCs w:val="18"/>
+          <w:shd w:val="clear" w:fill="1E1E1E"/>
+          <w:lang w:val="en-US" w:eastAsia="zh-CN" w:bidi="ar"/>
+        </w:rPr>
+        <w:t>insert</w:t>
+      </w:r>
+      <w:r>
+        <w:rPr>
+          <w:rFonts w:hint="default" w:ascii="Consolas" w:hAnsi="Consolas" w:eastAsia="Consolas" w:cs="Consolas"/>
+          <w:b w:val="0"/>
+          <w:bCs w:val="0"/>
+          <w:color w:val="D4D4D4"/>
+          <w:kern w:val="0"/>
+          <w:sz w:val="18"/>
+          <w:szCs w:val="18"/>
+          <w:shd w:val="clear" w:fill="1E1E1E"/>
+          <w:lang w:val="en-US" w:eastAsia="zh-CN" w:bidi="ar"/>
+        </w:rPr>
+        <w:t>();</w:t>
+      </w:r>
+    </w:p>
+    <w:p>
+      <w:pPr>
+        <w:keepNext w:val="0"/>
+        <w:keepLines w:val="0"/>
+        <w:widowControl/>
+        <w:suppressLineNumbers w:val="0"/>
+        <w:shd w:val="clear" w:fill="1E1E1E"/>
+        <w:spacing w:line="240" w:lineRule="auto"/>
+        <w:jc w:val="left"/>
+        <w:rPr>
+          <w:rFonts w:hint="default" w:ascii="Consolas" w:hAnsi="Consolas" w:eastAsia="Consolas" w:cs="Consolas"/>
+          <w:b w:val="0"/>
+          <w:bCs w:val="0"/>
+          <w:color w:val="D4D4D4"/>
+          <w:kern w:val="0"/>
+          <w:sz w:val="18"/>
+          <w:szCs w:val="18"/>
+          <w:shd w:val="clear" w:fill="1E1E1E"/>
+          <w:lang w:val="en-US" w:eastAsia="zh-CN" w:bidi="ar"/>
+        </w:rPr>
+      </w:pPr>
+    </w:p>
+    <w:p>
+      <w:pPr>
+        <w:rPr>
+          <w:rFonts w:hint="default"/>
+          <w:b w:val="0"/>
+          <w:bCs w:val="0"/>
+          <w:sz w:val="20"/>
+          <w:szCs w:val="20"/>
+          <w:lang w:val="en-IN"/>
+        </w:rPr>
+      </w:pPr>
+    </w:p>
+    <w:p>
+      <w:pPr>
+        <w:rPr>
+          <w:rFonts w:hint="default"/>
+          <w:b w:val="0"/>
+          <w:bCs w:val="0"/>
+          <w:sz w:val="20"/>
+          <w:szCs w:val="20"/>
+          <w:lang w:val="en-IN"/>
+        </w:rPr>
+      </w:pPr>
+    </w:p>
+    <w:p>
+      <w:pPr>
+        <w:rPr>
+          <w:rFonts w:hint="default"/>
+          <w:b w:val="0"/>
+          <w:bCs w:val="0"/>
+          <w:sz w:val="20"/>
+          <w:szCs w:val="20"/>
+          <w:lang w:val="en-IN"/>
+        </w:rPr>
+      </w:pPr>
+    </w:p>
+    <w:p>
+      <w:pPr>
+        <w:jc w:val="center"/>
+        <w:rPr>
+          <w:rFonts w:hint="default"/>
+          <w:b/>
+          <w:bCs/>
+          <w:sz w:val="36"/>
+          <w:szCs w:val="36"/>
+          <w:lang w:val="en-US"/>
+        </w:rPr>
+      </w:pPr>
+      <w:r>
+        <w:rPr>
+          <w:rFonts w:hint="default"/>
+          <w:b/>
+          <w:bCs/>
+          <w:sz w:val="36"/>
+          <w:szCs w:val="36"/>
+          <w:lang w:val="en-IN"/>
+        </w:rPr>
+        <w:t xml:space="preserve">--------Update </w:t>
+      </w:r>
+      <w:r>
+        <w:rPr>
+          <w:rFonts w:hint="default"/>
+          <w:b/>
+          <w:bCs/>
+          <w:sz w:val="36"/>
+          <w:szCs w:val="36"/>
+          <w:lang w:val="en-US"/>
+        </w:rPr>
+        <w:t>Data into</w:t>
+      </w:r>
+      <w:r>
+        <w:rPr>
+          <w:rFonts w:hint="default"/>
+          <w:b/>
+          <w:bCs/>
+          <w:sz w:val="36"/>
+          <w:szCs w:val="36"/>
+          <w:lang w:val="en-IN"/>
+        </w:rPr>
+        <w:t xml:space="preserve"> </w:t>
+      </w:r>
+      <w:r>
+        <w:rPr>
+          <w:rFonts w:hint="default"/>
+          <w:b/>
+          <w:bCs/>
+          <w:sz w:val="36"/>
+          <w:szCs w:val="36"/>
+          <w:lang w:val="en-US"/>
+        </w:rPr>
+        <w:t>MongoDB using Node JS</w:t>
+      </w:r>
+      <w:r>
+        <w:rPr>
+          <w:rFonts w:hint="default"/>
+          <w:b/>
+          <w:bCs/>
+          <w:sz w:val="36"/>
+          <w:szCs w:val="36"/>
+          <w:lang w:val="en-IN"/>
+        </w:rPr>
+        <w:t xml:space="preserve"> -------</w:t>
+      </w:r>
+      <w:r>
+        <w:rPr>
+          <w:rFonts w:hint="default"/>
+          <w:b/>
+          <w:bCs/>
+          <w:sz w:val="36"/>
+          <w:szCs w:val="36"/>
+          <w:lang w:val="en-US"/>
+        </w:rPr>
+        <w:t>-</w:t>
+      </w:r>
+    </w:p>
+    <w:p>
+      <w:pPr>
+        <w:rPr>
+          <w:rFonts w:hint="default"/>
+          <w:b w:val="0"/>
+          <w:bCs w:val="0"/>
+          <w:sz w:val="20"/>
+          <w:szCs w:val="20"/>
+          <w:lang w:val="en-IN"/>
+        </w:rPr>
+      </w:pPr>
+    </w:p>
+    <w:p>
+      <w:pPr>
+        <w:rPr>
+          <w:rFonts w:hint="default"/>
+          <w:b w:val="0"/>
+          <w:bCs w:val="0"/>
+          <w:sz w:val="20"/>
+          <w:szCs w:val="20"/>
+          <w:lang w:val="en-IN"/>
+        </w:rPr>
+      </w:pPr>
+    </w:p>
+    <w:p>
+      <w:pPr>
+        <w:rPr>
+          <w:rFonts w:hint="default"/>
+          <w:b w:val="0"/>
+          <w:bCs w:val="0"/>
+          <w:sz w:val="20"/>
+          <w:szCs w:val="20"/>
+          <w:lang w:val="en-IN"/>
+        </w:rPr>
+      </w:pPr>
+    </w:p>
+    <w:p>
+      <w:pPr>
+        <w:keepNext w:val="0"/>
+        <w:keepLines w:val="0"/>
+        <w:widowControl/>
+        <w:suppressLineNumbers w:val="0"/>
+        <w:shd w:val="clear" w:fill="1E1E1E"/>
+        <w:spacing w:line="240" w:lineRule="auto"/>
+        <w:ind w:firstLine="720" w:firstLineChars="0"/>
+        <w:jc w:val="left"/>
+        <w:rPr>
+          <w:rFonts w:ascii="Consolas" w:hAnsi="Consolas" w:eastAsia="Consolas" w:cs="Consolas"/>
+          <w:b w:val="0"/>
+          <w:bCs w:val="0"/>
+          <w:color w:val="D4D4D4"/>
+          <w:sz w:val="18"/>
+          <w:szCs w:val="18"/>
+        </w:rPr>
+      </w:pPr>
+      <w:r>
+        <w:rPr>
+          <w:rFonts w:hint="default" w:ascii="Consolas" w:hAnsi="Consolas" w:eastAsia="Consolas" w:cs="Consolas"/>
+          <w:b w:val="0"/>
+          <w:bCs w:val="0"/>
+          <w:color w:val="569CD6"/>
+          <w:kern w:val="0"/>
+          <w:sz w:val="18"/>
+          <w:szCs w:val="18"/>
+          <w:shd w:val="clear" w:fill="1E1E1E"/>
+          <w:lang w:val="en-US" w:eastAsia="zh-CN" w:bidi="ar"/>
+        </w:rPr>
+        <w:t>const</w:t>
+      </w:r>
+      <w:r>
+        <w:rPr>
+          <w:rFonts w:hint="default" w:ascii="Consolas" w:hAnsi="Consolas" w:eastAsia="Consolas" w:cs="Consolas"/>
+          <w:b w:val="0"/>
+          <w:bCs w:val="0"/>
+          <w:color w:val="D4D4D4"/>
+          <w:kern w:val="0"/>
+          <w:sz w:val="18"/>
+          <w:szCs w:val="18"/>
+          <w:shd w:val="clear" w:fill="1E1E1E"/>
+          <w:lang w:val="en-US" w:eastAsia="zh-CN" w:bidi="ar"/>
+        </w:rPr>
+        <w:t xml:space="preserve"> </w:t>
+      </w:r>
+      <w:r>
+        <w:rPr>
+          <w:rFonts w:hint="default" w:ascii="Consolas" w:hAnsi="Consolas" w:eastAsia="Consolas" w:cs="Consolas"/>
+          <w:b w:val="0"/>
+          <w:bCs w:val="0"/>
+          <w:color w:val="DCDCAA"/>
+          <w:kern w:val="0"/>
+          <w:sz w:val="18"/>
+          <w:szCs w:val="18"/>
+          <w:shd w:val="clear" w:fill="1E1E1E"/>
+          <w:lang w:val="en-US" w:eastAsia="zh-CN" w:bidi="ar"/>
+        </w:rPr>
+        <w:t>dbConnect</w:t>
+      </w:r>
+      <w:r>
+        <w:rPr>
+          <w:rFonts w:hint="default" w:ascii="Consolas" w:hAnsi="Consolas" w:eastAsia="Consolas" w:cs="Consolas"/>
+          <w:b w:val="0"/>
+          <w:bCs w:val="0"/>
+          <w:color w:val="D4D4D4"/>
+          <w:kern w:val="0"/>
+          <w:sz w:val="18"/>
+          <w:szCs w:val="18"/>
+          <w:shd w:val="clear" w:fill="1E1E1E"/>
+          <w:lang w:val="en-US" w:eastAsia="zh-CN" w:bidi="ar"/>
+        </w:rPr>
+        <w:t xml:space="preserve"> = </w:t>
+      </w:r>
+      <w:r>
+        <w:rPr>
+          <w:rFonts w:hint="default" w:ascii="Consolas" w:hAnsi="Consolas" w:eastAsia="Consolas" w:cs="Consolas"/>
+          <w:b w:val="0"/>
+          <w:bCs w:val="0"/>
+          <w:color w:val="DCDCAA"/>
+          <w:kern w:val="0"/>
+          <w:sz w:val="18"/>
+          <w:szCs w:val="18"/>
+          <w:shd w:val="clear" w:fill="1E1E1E"/>
+          <w:lang w:val="en-US" w:eastAsia="zh-CN" w:bidi="ar"/>
+        </w:rPr>
+        <w:t>require</w:t>
+      </w:r>
+      <w:r>
+        <w:rPr>
+          <w:rFonts w:hint="default" w:ascii="Consolas" w:hAnsi="Consolas" w:eastAsia="Consolas" w:cs="Consolas"/>
+          <w:b w:val="0"/>
+          <w:bCs w:val="0"/>
+          <w:color w:val="D4D4D4"/>
+          <w:kern w:val="0"/>
+          <w:sz w:val="18"/>
+          <w:szCs w:val="18"/>
+          <w:shd w:val="clear" w:fill="1E1E1E"/>
+          <w:lang w:val="en-US" w:eastAsia="zh-CN" w:bidi="ar"/>
+        </w:rPr>
+        <w:t>(</w:t>
+      </w:r>
+      <w:r>
+        <w:rPr>
+          <w:rFonts w:hint="default" w:ascii="Consolas" w:hAnsi="Consolas" w:eastAsia="Consolas" w:cs="Consolas"/>
+          <w:b w:val="0"/>
+          <w:bCs w:val="0"/>
+          <w:color w:val="CE9178"/>
+          <w:kern w:val="0"/>
+          <w:sz w:val="18"/>
+          <w:szCs w:val="18"/>
+          <w:shd w:val="clear" w:fill="1E1E1E"/>
+          <w:lang w:val="en-US" w:eastAsia="zh-CN" w:bidi="ar"/>
+        </w:rPr>
+        <w:t>'./mongoDB'</w:t>
+      </w:r>
+      <w:r>
+        <w:rPr>
+          <w:rFonts w:hint="default" w:ascii="Consolas" w:hAnsi="Consolas" w:eastAsia="Consolas" w:cs="Consolas"/>
+          <w:b w:val="0"/>
+          <w:bCs w:val="0"/>
+          <w:color w:val="D4D4D4"/>
+          <w:kern w:val="0"/>
+          <w:sz w:val="18"/>
+          <w:szCs w:val="18"/>
+          <w:shd w:val="clear" w:fill="1E1E1E"/>
+          <w:lang w:val="en-US" w:eastAsia="zh-CN" w:bidi="ar"/>
+        </w:rPr>
+        <w:t>);</w:t>
+      </w:r>
+    </w:p>
+    <w:p>
+      <w:pPr>
+        <w:keepNext w:val="0"/>
+        <w:keepLines w:val="0"/>
+        <w:widowControl/>
+        <w:suppressLineNumbers w:val="0"/>
+        <w:shd w:val="clear" w:fill="1E1E1E"/>
+        <w:spacing w:after="210" w:afterAutospacing="0" w:line="240" w:lineRule="auto"/>
+        <w:ind w:firstLine="720" w:firstLineChars="0"/>
+        <w:jc w:val="left"/>
+        <w:rPr>
+          <w:rFonts w:hint="default" w:ascii="Consolas" w:hAnsi="Consolas" w:eastAsia="Consolas" w:cs="Consolas"/>
+          <w:b w:val="0"/>
+          <w:bCs w:val="0"/>
+          <w:color w:val="D4D4D4"/>
+          <w:sz w:val="18"/>
+          <w:szCs w:val="18"/>
+        </w:rPr>
+      </w:pPr>
+    </w:p>
+    <w:p>
+      <w:pPr>
+        <w:keepNext w:val="0"/>
+        <w:keepLines w:val="0"/>
+        <w:widowControl/>
+        <w:suppressLineNumbers w:val="0"/>
+        <w:shd w:val="clear" w:fill="1E1E1E"/>
+        <w:spacing w:line="240" w:lineRule="auto"/>
+        <w:ind w:firstLine="720" w:firstLineChars="0"/>
+        <w:jc w:val="left"/>
+        <w:rPr>
+          <w:sz w:val="18"/>
+          <w:szCs w:val="18"/>
+        </w:rPr>
+      </w:pPr>
+      <w:r>
+        <w:rPr>
+          <w:rFonts w:hint="default" w:ascii="Consolas" w:hAnsi="Consolas" w:eastAsia="Consolas" w:cs="Consolas"/>
+          <w:b w:val="0"/>
+          <w:bCs w:val="0"/>
+          <w:color w:val="569CD6"/>
+          <w:kern w:val="0"/>
+          <w:sz w:val="18"/>
+          <w:szCs w:val="18"/>
+          <w:shd w:val="clear" w:fill="1E1E1E"/>
+          <w:lang w:val="en-US" w:eastAsia="zh-CN" w:bidi="ar"/>
+        </w:rPr>
+        <w:t>const</w:t>
+      </w:r>
+      <w:r>
+        <w:rPr>
+          <w:rFonts w:hint="default" w:ascii="Consolas" w:hAnsi="Consolas" w:eastAsia="Consolas" w:cs="Consolas"/>
+          <w:b w:val="0"/>
+          <w:bCs w:val="0"/>
+          <w:color w:val="D4D4D4"/>
+          <w:kern w:val="0"/>
+          <w:sz w:val="18"/>
+          <w:szCs w:val="18"/>
+          <w:shd w:val="clear" w:fill="1E1E1E"/>
+          <w:lang w:val="en-US" w:eastAsia="zh-CN" w:bidi="ar"/>
+        </w:rPr>
+        <w:t xml:space="preserve"> </w:t>
+      </w:r>
+      <w:r>
+        <w:rPr>
+          <w:rFonts w:hint="default" w:ascii="Consolas" w:hAnsi="Consolas" w:eastAsia="Consolas" w:cs="Consolas"/>
+          <w:b w:val="0"/>
+          <w:bCs w:val="0"/>
+          <w:color w:val="DCDCAA"/>
+          <w:kern w:val="0"/>
+          <w:sz w:val="18"/>
+          <w:szCs w:val="18"/>
+          <w:shd w:val="clear" w:fill="1E1E1E"/>
+          <w:lang w:val="en-US" w:eastAsia="zh-CN" w:bidi="ar"/>
+        </w:rPr>
+        <w:t>update</w:t>
+      </w:r>
+      <w:r>
+        <w:rPr>
+          <w:rFonts w:hint="default" w:ascii="Consolas" w:hAnsi="Consolas" w:eastAsia="Consolas" w:cs="Consolas"/>
+          <w:b w:val="0"/>
+          <w:bCs w:val="0"/>
+          <w:color w:val="D4D4D4"/>
+          <w:kern w:val="0"/>
+          <w:sz w:val="18"/>
+          <w:szCs w:val="18"/>
+          <w:shd w:val="clear" w:fill="1E1E1E"/>
+          <w:lang w:val="en-US" w:eastAsia="zh-CN" w:bidi="ar"/>
+        </w:rPr>
+        <w:t xml:space="preserve"> = </w:t>
+      </w:r>
+      <w:r>
+        <w:rPr>
+          <w:rFonts w:hint="default" w:ascii="Consolas" w:hAnsi="Consolas" w:eastAsia="Consolas" w:cs="Consolas"/>
+          <w:b w:val="0"/>
+          <w:bCs w:val="0"/>
+          <w:color w:val="569CD6"/>
+          <w:kern w:val="0"/>
+          <w:sz w:val="18"/>
+          <w:szCs w:val="18"/>
+          <w:shd w:val="clear" w:fill="1E1E1E"/>
+          <w:lang w:val="en-US" w:eastAsia="zh-CN" w:bidi="ar"/>
+        </w:rPr>
+        <w:t>async</w:t>
+      </w:r>
+      <w:r>
+        <w:rPr>
+          <w:rFonts w:hint="default" w:ascii="Consolas" w:hAnsi="Consolas" w:eastAsia="Consolas" w:cs="Consolas"/>
+          <w:b w:val="0"/>
+          <w:bCs w:val="0"/>
+          <w:color w:val="D4D4D4"/>
+          <w:kern w:val="0"/>
+          <w:sz w:val="18"/>
+          <w:szCs w:val="18"/>
+          <w:shd w:val="clear" w:fill="1E1E1E"/>
+          <w:lang w:val="en-US" w:eastAsia="zh-CN" w:bidi="ar"/>
+        </w:rPr>
+        <w:t xml:space="preserve"> () </w:t>
+      </w:r>
+      <w:r>
+        <w:rPr>
+          <w:rFonts w:hint="default" w:ascii="Consolas" w:hAnsi="Consolas" w:eastAsia="Consolas" w:cs="Consolas"/>
+          <w:b w:val="0"/>
+          <w:bCs w:val="0"/>
+          <w:color w:val="569CD6"/>
+          <w:kern w:val="0"/>
+          <w:sz w:val="18"/>
+          <w:szCs w:val="18"/>
+          <w:shd w:val="clear" w:fill="1E1E1E"/>
+          <w:lang w:val="en-US" w:eastAsia="zh-CN" w:bidi="ar"/>
+        </w:rPr>
+        <w:t>=&gt;</w:t>
+      </w:r>
+      <w:r>
+        <w:rPr>
+          <w:rFonts w:hint="default" w:ascii="Consolas" w:hAnsi="Consolas" w:eastAsia="Consolas" w:cs="Consolas"/>
+          <w:b w:val="0"/>
+          <w:bCs w:val="0"/>
+          <w:color w:val="D4D4D4"/>
+          <w:kern w:val="0"/>
+          <w:sz w:val="18"/>
+          <w:szCs w:val="18"/>
+          <w:shd w:val="clear" w:fill="1E1E1E"/>
+          <w:lang w:val="en-US" w:eastAsia="zh-CN" w:bidi="ar"/>
+        </w:rPr>
+        <w:t xml:space="preserve"> {</w:t>
+      </w:r>
+    </w:p>
+    <w:p>
+      <w:pPr>
+        <w:keepNext w:val="0"/>
+        <w:keepLines w:val="0"/>
+        <w:widowControl/>
+        <w:suppressLineNumbers w:val="0"/>
+        <w:shd w:val="clear" w:fill="1E1E1E"/>
+        <w:spacing w:line="240" w:lineRule="auto"/>
+        <w:ind w:firstLine="720" w:firstLineChars="0"/>
+        <w:jc w:val="left"/>
+        <w:rPr>
+          <w:rFonts w:hint="default" w:ascii="Consolas" w:hAnsi="Consolas" w:eastAsia="Consolas" w:cs="Consolas"/>
+          <w:b w:val="0"/>
+          <w:bCs w:val="0"/>
+          <w:color w:val="D4D4D4"/>
+          <w:sz w:val="18"/>
+          <w:szCs w:val="18"/>
+        </w:rPr>
+      </w:pPr>
+      <w:r>
+        <w:rPr>
+          <w:rFonts w:hint="default" w:ascii="Consolas" w:hAnsi="Consolas" w:eastAsia="Consolas" w:cs="Consolas"/>
+          <w:b w:val="0"/>
+          <w:bCs w:val="0"/>
+          <w:color w:val="D4D4D4"/>
+          <w:kern w:val="0"/>
+          <w:sz w:val="18"/>
+          <w:szCs w:val="18"/>
+          <w:shd w:val="clear" w:fill="1E1E1E"/>
+          <w:lang w:val="en-US" w:eastAsia="zh-CN" w:bidi="ar"/>
+        </w:rPr>
+        <w:t xml:space="preserve">    </w:t>
+      </w:r>
+      <w:r>
+        <w:rPr>
+          <w:rFonts w:hint="default" w:ascii="Consolas" w:hAnsi="Consolas" w:eastAsia="Consolas" w:cs="Consolas"/>
+          <w:b w:val="0"/>
+          <w:bCs w:val="0"/>
+          <w:color w:val="9CDCFE"/>
+          <w:kern w:val="0"/>
+          <w:sz w:val="18"/>
+          <w:szCs w:val="18"/>
+          <w:shd w:val="clear" w:fill="1E1E1E"/>
+          <w:lang w:val="en-US" w:eastAsia="zh-CN" w:bidi="ar"/>
+        </w:rPr>
+        <w:t>console</w:t>
+      </w:r>
+      <w:r>
+        <w:rPr>
+          <w:rFonts w:hint="default" w:ascii="Consolas" w:hAnsi="Consolas" w:eastAsia="Consolas" w:cs="Consolas"/>
+          <w:b w:val="0"/>
+          <w:bCs w:val="0"/>
+          <w:color w:val="D4D4D4"/>
+          <w:kern w:val="0"/>
+          <w:sz w:val="18"/>
+          <w:szCs w:val="18"/>
+          <w:shd w:val="clear" w:fill="1E1E1E"/>
+          <w:lang w:val="en-US" w:eastAsia="zh-CN" w:bidi="ar"/>
+        </w:rPr>
+        <w:t>.</w:t>
+      </w:r>
+      <w:r>
+        <w:rPr>
+          <w:rFonts w:hint="default" w:ascii="Consolas" w:hAnsi="Consolas" w:eastAsia="Consolas" w:cs="Consolas"/>
+          <w:b w:val="0"/>
+          <w:bCs w:val="0"/>
+          <w:color w:val="DCDCAA"/>
+          <w:kern w:val="0"/>
+          <w:sz w:val="18"/>
+          <w:szCs w:val="18"/>
+          <w:shd w:val="clear" w:fill="1E1E1E"/>
+          <w:lang w:val="en-US" w:eastAsia="zh-CN" w:bidi="ar"/>
+        </w:rPr>
+        <w:t>log</w:t>
+      </w:r>
+      <w:r>
+        <w:rPr>
+          <w:rFonts w:hint="default" w:ascii="Consolas" w:hAnsi="Consolas" w:eastAsia="Consolas" w:cs="Consolas"/>
+          <w:b w:val="0"/>
+          <w:bCs w:val="0"/>
+          <w:color w:val="D4D4D4"/>
+          <w:kern w:val="0"/>
+          <w:sz w:val="18"/>
+          <w:szCs w:val="18"/>
+          <w:shd w:val="clear" w:fill="1E1E1E"/>
+          <w:lang w:val="en-US" w:eastAsia="zh-CN" w:bidi="ar"/>
+        </w:rPr>
+        <w:t>(</w:t>
+      </w:r>
+      <w:r>
+        <w:rPr>
+          <w:rFonts w:hint="default" w:ascii="Consolas" w:hAnsi="Consolas" w:eastAsia="Consolas" w:cs="Consolas"/>
+          <w:b w:val="0"/>
+          <w:bCs w:val="0"/>
+          <w:color w:val="CE9178"/>
+          <w:kern w:val="0"/>
+          <w:sz w:val="18"/>
+          <w:szCs w:val="18"/>
+          <w:shd w:val="clear" w:fill="1E1E1E"/>
+          <w:lang w:val="en-US" w:eastAsia="zh-CN" w:bidi="ar"/>
+        </w:rPr>
+        <w:t>"update function working"</w:t>
+      </w:r>
+      <w:r>
+        <w:rPr>
+          <w:rFonts w:hint="default" w:ascii="Consolas" w:hAnsi="Consolas" w:eastAsia="Consolas" w:cs="Consolas"/>
+          <w:b w:val="0"/>
+          <w:bCs w:val="0"/>
+          <w:color w:val="D4D4D4"/>
+          <w:kern w:val="0"/>
+          <w:sz w:val="18"/>
+          <w:szCs w:val="18"/>
+          <w:shd w:val="clear" w:fill="1E1E1E"/>
+          <w:lang w:val="en-US" w:eastAsia="zh-CN" w:bidi="ar"/>
+        </w:rPr>
+        <w:t>);</w:t>
+      </w:r>
+    </w:p>
+    <w:p>
+      <w:pPr>
+        <w:keepNext w:val="0"/>
+        <w:keepLines w:val="0"/>
+        <w:widowControl/>
+        <w:suppressLineNumbers w:val="0"/>
+        <w:shd w:val="clear" w:fill="1E1E1E"/>
+        <w:spacing w:line="240" w:lineRule="auto"/>
+        <w:ind w:firstLine="720" w:firstLineChars="0"/>
+        <w:jc w:val="left"/>
+        <w:rPr>
+          <w:rFonts w:hint="default" w:ascii="Consolas" w:hAnsi="Consolas" w:eastAsia="Consolas" w:cs="Consolas"/>
+          <w:b w:val="0"/>
+          <w:bCs w:val="0"/>
+          <w:color w:val="D4D4D4"/>
+          <w:sz w:val="18"/>
+          <w:szCs w:val="18"/>
+        </w:rPr>
+      </w:pPr>
+      <w:r>
+        <w:rPr>
+          <w:rFonts w:hint="default" w:ascii="Consolas" w:hAnsi="Consolas" w:eastAsia="Consolas" w:cs="Consolas"/>
+          <w:b w:val="0"/>
+          <w:bCs w:val="0"/>
+          <w:color w:val="D4D4D4"/>
+          <w:kern w:val="0"/>
+          <w:sz w:val="18"/>
+          <w:szCs w:val="18"/>
+          <w:shd w:val="clear" w:fill="1E1E1E"/>
+          <w:lang w:val="en-US" w:eastAsia="zh-CN" w:bidi="ar"/>
+        </w:rPr>
+        <w:t xml:space="preserve">    </w:t>
+      </w:r>
+      <w:r>
+        <w:rPr>
+          <w:rFonts w:hint="default" w:ascii="Consolas" w:hAnsi="Consolas" w:eastAsia="Consolas" w:cs="Consolas"/>
+          <w:b w:val="0"/>
+          <w:bCs w:val="0"/>
+          <w:color w:val="6A9955"/>
+          <w:kern w:val="0"/>
+          <w:sz w:val="18"/>
+          <w:szCs w:val="18"/>
+          <w:shd w:val="clear" w:fill="1E1E1E"/>
+          <w:lang w:val="en-US" w:eastAsia="zh-CN" w:bidi="ar"/>
+        </w:rPr>
+        <w:t>// db connection</w:t>
+      </w:r>
       <w:bookmarkStart w:id="0" w:name="_GoBack"/>
       <w:bookmarkEnd w:id="0"/>
     </w:p>
     <w:p>
       <w:pPr>
-        <w:rPr>
-          <w:rFonts w:hint="default"/>
-          <w:b w:val="0"/>
-          <w:bCs w:val="0"/>
-          <w:sz w:val="20"/>
-          <w:szCs w:val="20"/>
-          <w:lang w:val="en-IN"/>
-        </w:rPr>
-      </w:pPr>
-    </w:p>
-    <w:p>
-      <w:pPr>
-        <w:rPr>
-          <w:rFonts w:hint="default"/>
-          <w:b w:val="0"/>
-          <w:bCs w:val="0"/>
-          <w:sz w:val="20"/>
-          <w:szCs w:val="20"/>
-          <w:lang w:val="en-IN"/>
-        </w:rPr>
-      </w:pPr>
-    </w:p>
-    <w:p>
-      <w:pPr>
-        <w:rPr>
-          <w:rFonts w:hint="default"/>
-          <w:b w:val="0"/>
-          <w:bCs w:val="0"/>
-          <w:sz w:val="20"/>
-          <w:szCs w:val="20"/>
-          <w:lang w:val="en-IN"/>
-        </w:rPr>
-      </w:pPr>
-    </w:p>
-    <w:p>
-      <w:pPr>
-        <w:rPr>
-          <w:rFonts w:hint="default"/>
-          <w:b w:val="0"/>
-          <w:bCs w:val="0"/>
-          <w:sz w:val="20"/>
-          <w:szCs w:val="20"/>
-          <w:lang w:val="en-IN"/>
-        </w:rPr>
-      </w:pPr>
-    </w:p>
-    <w:p>
-      <w:pPr>
-        <w:rPr>
-          <w:rFonts w:hint="default"/>
-          <w:b w:val="0"/>
-          <w:bCs w:val="0"/>
-          <w:sz w:val="20"/>
-          <w:szCs w:val="20"/>
-          <w:lang w:val="en-IN"/>
-        </w:rPr>
-      </w:pPr>
-    </w:p>
-    <w:p>
-      <w:pPr>
-        <w:rPr>
-          <w:rFonts w:hint="default"/>
-          <w:b w:val="0"/>
-          <w:bCs w:val="0"/>
-          <w:sz w:val="20"/>
-          <w:szCs w:val="20"/>
-          <w:lang w:val="en-IN"/>
+        <w:keepNext w:val="0"/>
+        <w:keepLines w:val="0"/>
+        <w:widowControl/>
+        <w:suppressLineNumbers w:val="0"/>
+        <w:shd w:val="clear" w:fill="1E1E1E"/>
+        <w:spacing w:line="240" w:lineRule="auto"/>
+        <w:ind w:firstLine="720" w:firstLineChars="0"/>
+        <w:jc w:val="left"/>
+        <w:rPr>
+          <w:rFonts w:hint="default" w:ascii="Consolas" w:hAnsi="Consolas" w:eastAsia="Consolas" w:cs="Consolas"/>
+          <w:b w:val="0"/>
+          <w:bCs w:val="0"/>
+          <w:color w:val="D4D4D4"/>
+          <w:sz w:val="18"/>
+          <w:szCs w:val="18"/>
+        </w:rPr>
+      </w:pPr>
+      <w:r>
+        <w:rPr>
+          <w:rFonts w:hint="default" w:ascii="Consolas" w:hAnsi="Consolas" w:eastAsia="Consolas" w:cs="Consolas"/>
+          <w:b w:val="0"/>
+          <w:bCs w:val="0"/>
+          <w:color w:val="D4D4D4"/>
+          <w:kern w:val="0"/>
+          <w:sz w:val="18"/>
+          <w:szCs w:val="18"/>
+          <w:shd w:val="clear" w:fill="1E1E1E"/>
+          <w:lang w:val="en-US" w:eastAsia="zh-CN" w:bidi="ar"/>
+        </w:rPr>
+        <w:t xml:space="preserve">    </w:t>
+      </w:r>
+      <w:r>
+        <w:rPr>
+          <w:rFonts w:hint="default" w:ascii="Consolas" w:hAnsi="Consolas" w:eastAsia="Consolas" w:cs="Consolas"/>
+          <w:b w:val="0"/>
+          <w:bCs w:val="0"/>
+          <w:color w:val="569CD6"/>
+          <w:kern w:val="0"/>
+          <w:sz w:val="18"/>
+          <w:szCs w:val="18"/>
+          <w:shd w:val="clear" w:fill="1E1E1E"/>
+          <w:lang w:val="en-US" w:eastAsia="zh-CN" w:bidi="ar"/>
+        </w:rPr>
+        <w:t>const</w:t>
+      </w:r>
+      <w:r>
+        <w:rPr>
+          <w:rFonts w:hint="default" w:ascii="Consolas" w:hAnsi="Consolas" w:eastAsia="Consolas" w:cs="Consolas"/>
+          <w:b w:val="0"/>
+          <w:bCs w:val="0"/>
+          <w:color w:val="D4D4D4"/>
+          <w:kern w:val="0"/>
+          <w:sz w:val="18"/>
+          <w:szCs w:val="18"/>
+          <w:shd w:val="clear" w:fill="1E1E1E"/>
+          <w:lang w:val="en-US" w:eastAsia="zh-CN" w:bidi="ar"/>
+        </w:rPr>
+        <w:t xml:space="preserve"> </w:t>
+      </w:r>
+      <w:r>
+        <w:rPr>
+          <w:rFonts w:hint="default" w:ascii="Consolas" w:hAnsi="Consolas" w:eastAsia="Consolas" w:cs="Consolas"/>
+          <w:b w:val="0"/>
+          <w:bCs w:val="0"/>
+          <w:color w:val="4FC1FF"/>
+          <w:kern w:val="0"/>
+          <w:sz w:val="18"/>
+          <w:szCs w:val="18"/>
+          <w:shd w:val="clear" w:fill="1E1E1E"/>
+          <w:lang w:val="en-US" w:eastAsia="zh-CN" w:bidi="ar"/>
+        </w:rPr>
+        <w:t>db</w:t>
+      </w:r>
+      <w:r>
+        <w:rPr>
+          <w:rFonts w:hint="default" w:ascii="Consolas" w:hAnsi="Consolas" w:eastAsia="Consolas" w:cs="Consolas"/>
+          <w:b w:val="0"/>
+          <w:bCs w:val="0"/>
+          <w:color w:val="D4D4D4"/>
+          <w:kern w:val="0"/>
+          <w:sz w:val="18"/>
+          <w:szCs w:val="18"/>
+          <w:shd w:val="clear" w:fill="1E1E1E"/>
+          <w:lang w:val="en-US" w:eastAsia="zh-CN" w:bidi="ar"/>
+        </w:rPr>
+        <w:t xml:space="preserve"> = </w:t>
+      </w:r>
+      <w:r>
+        <w:rPr>
+          <w:rFonts w:hint="default" w:ascii="Consolas" w:hAnsi="Consolas" w:eastAsia="Consolas" w:cs="Consolas"/>
+          <w:b w:val="0"/>
+          <w:bCs w:val="0"/>
+          <w:color w:val="C586C0"/>
+          <w:kern w:val="0"/>
+          <w:sz w:val="18"/>
+          <w:szCs w:val="18"/>
+          <w:shd w:val="clear" w:fill="1E1E1E"/>
+          <w:lang w:val="en-US" w:eastAsia="zh-CN" w:bidi="ar"/>
+        </w:rPr>
+        <w:t>await</w:t>
+      </w:r>
+      <w:r>
+        <w:rPr>
+          <w:rFonts w:hint="default" w:ascii="Consolas" w:hAnsi="Consolas" w:eastAsia="Consolas" w:cs="Consolas"/>
+          <w:b w:val="0"/>
+          <w:bCs w:val="0"/>
+          <w:color w:val="D4D4D4"/>
+          <w:kern w:val="0"/>
+          <w:sz w:val="18"/>
+          <w:szCs w:val="18"/>
+          <w:shd w:val="clear" w:fill="1E1E1E"/>
+          <w:lang w:val="en-US" w:eastAsia="zh-CN" w:bidi="ar"/>
+        </w:rPr>
+        <w:t xml:space="preserve"> </w:t>
+      </w:r>
+      <w:r>
+        <w:rPr>
+          <w:rFonts w:hint="default" w:ascii="Consolas" w:hAnsi="Consolas" w:eastAsia="Consolas" w:cs="Consolas"/>
+          <w:b w:val="0"/>
+          <w:bCs w:val="0"/>
+          <w:color w:val="DCDCAA"/>
+          <w:kern w:val="0"/>
+          <w:sz w:val="18"/>
+          <w:szCs w:val="18"/>
+          <w:shd w:val="clear" w:fill="1E1E1E"/>
+          <w:lang w:val="en-US" w:eastAsia="zh-CN" w:bidi="ar"/>
+        </w:rPr>
+        <w:t>dbConnect</w:t>
+      </w:r>
+      <w:r>
+        <w:rPr>
+          <w:rFonts w:hint="default" w:ascii="Consolas" w:hAnsi="Consolas" w:eastAsia="Consolas" w:cs="Consolas"/>
+          <w:b w:val="0"/>
+          <w:bCs w:val="0"/>
+          <w:color w:val="D4D4D4"/>
+          <w:kern w:val="0"/>
+          <w:sz w:val="18"/>
+          <w:szCs w:val="18"/>
+          <w:shd w:val="clear" w:fill="1E1E1E"/>
+          <w:lang w:val="en-US" w:eastAsia="zh-CN" w:bidi="ar"/>
+        </w:rPr>
+        <w:t>();</w:t>
+      </w:r>
+    </w:p>
+    <w:p>
+      <w:pPr>
+        <w:keepNext w:val="0"/>
+        <w:keepLines w:val="0"/>
+        <w:widowControl/>
+        <w:suppressLineNumbers w:val="0"/>
+        <w:shd w:val="clear" w:fill="1E1E1E"/>
+        <w:spacing w:line="240" w:lineRule="auto"/>
+        <w:ind w:firstLine="720" w:firstLineChars="0"/>
+        <w:jc w:val="left"/>
+        <w:rPr>
+          <w:rFonts w:hint="default" w:ascii="Consolas" w:hAnsi="Consolas" w:eastAsia="Consolas" w:cs="Consolas"/>
+          <w:b w:val="0"/>
+          <w:bCs w:val="0"/>
+          <w:color w:val="D4D4D4"/>
+          <w:sz w:val="18"/>
+          <w:szCs w:val="18"/>
+        </w:rPr>
+      </w:pPr>
+      <w:r>
+        <w:rPr>
+          <w:rFonts w:hint="default" w:ascii="Consolas" w:hAnsi="Consolas" w:eastAsia="Consolas" w:cs="Consolas"/>
+          <w:b w:val="0"/>
+          <w:bCs w:val="0"/>
+          <w:color w:val="D4D4D4"/>
+          <w:kern w:val="0"/>
+          <w:sz w:val="18"/>
+          <w:szCs w:val="18"/>
+          <w:shd w:val="clear" w:fill="1E1E1E"/>
+          <w:lang w:val="en-US" w:eastAsia="zh-CN" w:bidi="ar"/>
+        </w:rPr>
+        <w:t xml:space="preserve">    </w:t>
+      </w:r>
+      <w:r>
+        <w:rPr>
+          <w:rFonts w:hint="default" w:ascii="Consolas" w:hAnsi="Consolas" w:eastAsia="Consolas" w:cs="Consolas"/>
+          <w:b w:val="0"/>
+          <w:bCs w:val="0"/>
+          <w:color w:val="9CDCFE"/>
+          <w:kern w:val="0"/>
+          <w:sz w:val="18"/>
+          <w:szCs w:val="18"/>
+          <w:shd w:val="clear" w:fill="1E1E1E"/>
+          <w:lang w:val="en-US" w:eastAsia="zh-CN" w:bidi="ar"/>
+        </w:rPr>
+        <w:t>console</w:t>
+      </w:r>
+      <w:r>
+        <w:rPr>
+          <w:rFonts w:hint="default" w:ascii="Consolas" w:hAnsi="Consolas" w:eastAsia="Consolas" w:cs="Consolas"/>
+          <w:b w:val="0"/>
+          <w:bCs w:val="0"/>
+          <w:color w:val="D4D4D4"/>
+          <w:kern w:val="0"/>
+          <w:sz w:val="18"/>
+          <w:szCs w:val="18"/>
+          <w:shd w:val="clear" w:fill="1E1E1E"/>
+          <w:lang w:val="en-US" w:eastAsia="zh-CN" w:bidi="ar"/>
+        </w:rPr>
+        <w:t>.</w:t>
+      </w:r>
+      <w:r>
+        <w:rPr>
+          <w:rFonts w:hint="default" w:ascii="Consolas" w:hAnsi="Consolas" w:eastAsia="Consolas" w:cs="Consolas"/>
+          <w:b w:val="0"/>
+          <w:bCs w:val="0"/>
+          <w:color w:val="DCDCAA"/>
+          <w:kern w:val="0"/>
+          <w:sz w:val="18"/>
+          <w:szCs w:val="18"/>
+          <w:shd w:val="clear" w:fill="1E1E1E"/>
+          <w:lang w:val="en-US" w:eastAsia="zh-CN" w:bidi="ar"/>
+        </w:rPr>
+        <w:t>log</w:t>
+      </w:r>
+      <w:r>
+        <w:rPr>
+          <w:rFonts w:hint="default" w:ascii="Consolas" w:hAnsi="Consolas" w:eastAsia="Consolas" w:cs="Consolas"/>
+          <w:b w:val="0"/>
+          <w:bCs w:val="0"/>
+          <w:color w:val="D4D4D4"/>
+          <w:kern w:val="0"/>
+          <w:sz w:val="18"/>
+          <w:szCs w:val="18"/>
+          <w:shd w:val="clear" w:fill="1E1E1E"/>
+          <w:lang w:val="en-US" w:eastAsia="zh-CN" w:bidi="ar"/>
+        </w:rPr>
+        <w:t>(</w:t>
+      </w:r>
+      <w:r>
+        <w:rPr>
+          <w:rFonts w:hint="default" w:ascii="Consolas" w:hAnsi="Consolas" w:eastAsia="Consolas" w:cs="Consolas"/>
+          <w:b w:val="0"/>
+          <w:bCs w:val="0"/>
+          <w:color w:val="4FC1FF"/>
+          <w:kern w:val="0"/>
+          <w:sz w:val="18"/>
+          <w:szCs w:val="18"/>
+          <w:shd w:val="clear" w:fill="1E1E1E"/>
+          <w:lang w:val="en-US" w:eastAsia="zh-CN" w:bidi="ar"/>
+        </w:rPr>
+        <w:t>db</w:t>
+      </w:r>
+      <w:r>
+        <w:rPr>
+          <w:rFonts w:hint="default" w:ascii="Consolas" w:hAnsi="Consolas" w:eastAsia="Consolas" w:cs="Consolas"/>
+          <w:b w:val="0"/>
+          <w:bCs w:val="0"/>
+          <w:color w:val="D4D4D4"/>
+          <w:kern w:val="0"/>
+          <w:sz w:val="18"/>
+          <w:szCs w:val="18"/>
+          <w:shd w:val="clear" w:fill="1E1E1E"/>
+          <w:lang w:val="en-US" w:eastAsia="zh-CN" w:bidi="ar"/>
+        </w:rPr>
+        <w:t>);</w:t>
+      </w:r>
+    </w:p>
+    <w:p>
+      <w:pPr>
+        <w:keepNext w:val="0"/>
+        <w:keepLines w:val="0"/>
+        <w:widowControl/>
+        <w:suppressLineNumbers w:val="0"/>
+        <w:shd w:val="clear" w:fill="1E1E1E"/>
+        <w:spacing w:line="240" w:lineRule="auto"/>
+        <w:ind w:firstLine="720" w:firstLineChars="0"/>
+        <w:jc w:val="left"/>
+        <w:rPr>
+          <w:rFonts w:hint="default" w:ascii="Consolas" w:hAnsi="Consolas" w:eastAsia="Consolas" w:cs="Consolas"/>
+          <w:b w:val="0"/>
+          <w:bCs w:val="0"/>
+          <w:color w:val="D4D4D4"/>
+          <w:sz w:val="18"/>
+          <w:szCs w:val="18"/>
+        </w:rPr>
+      </w:pPr>
+      <w:r>
+        <w:rPr>
+          <w:rFonts w:hint="default" w:ascii="Consolas" w:hAnsi="Consolas" w:eastAsia="Consolas" w:cs="Consolas"/>
+          <w:b w:val="0"/>
+          <w:bCs w:val="0"/>
+          <w:color w:val="D4D4D4"/>
+          <w:kern w:val="0"/>
+          <w:sz w:val="18"/>
+          <w:szCs w:val="18"/>
+          <w:shd w:val="clear" w:fill="1E1E1E"/>
+          <w:lang w:val="en-US" w:eastAsia="zh-CN" w:bidi="ar"/>
+        </w:rPr>
+        <w:t xml:space="preserve">    </w:t>
+      </w:r>
+      <w:r>
+        <w:rPr>
+          <w:rFonts w:hint="default" w:ascii="Consolas" w:hAnsi="Consolas" w:eastAsia="Consolas" w:cs="Consolas"/>
+          <w:b w:val="0"/>
+          <w:bCs w:val="0"/>
+          <w:color w:val="569CD6"/>
+          <w:kern w:val="0"/>
+          <w:sz w:val="18"/>
+          <w:szCs w:val="18"/>
+          <w:shd w:val="clear" w:fill="1E1E1E"/>
+          <w:lang w:val="en-US" w:eastAsia="zh-CN" w:bidi="ar"/>
+        </w:rPr>
+        <w:t>let</w:t>
+      </w:r>
+      <w:r>
+        <w:rPr>
+          <w:rFonts w:hint="default" w:ascii="Consolas" w:hAnsi="Consolas" w:eastAsia="Consolas" w:cs="Consolas"/>
+          <w:b w:val="0"/>
+          <w:bCs w:val="0"/>
+          <w:color w:val="D4D4D4"/>
+          <w:kern w:val="0"/>
+          <w:sz w:val="18"/>
+          <w:szCs w:val="18"/>
+          <w:shd w:val="clear" w:fill="1E1E1E"/>
+          <w:lang w:val="en-US" w:eastAsia="zh-CN" w:bidi="ar"/>
+        </w:rPr>
+        <w:t xml:space="preserve"> </w:t>
+      </w:r>
+      <w:r>
+        <w:rPr>
+          <w:rFonts w:hint="default" w:ascii="Consolas" w:hAnsi="Consolas" w:eastAsia="Consolas" w:cs="Consolas"/>
+          <w:b w:val="0"/>
+          <w:bCs w:val="0"/>
+          <w:color w:val="9CDCFE"/>
+          <w:kern w:val="0"/>
+          <w:sz w:val="18"/>
+          <w:szCs w:val="18"/>
+          <w:shd w:val="clear" w:fill="1E1E1E"/>
+          <w:lang w:val="en-US" w:eastAsia="zh-CN" w:bidi="ar"/>
+        </w:rPr>
+        <w:t>updateData</w:t>
+      </w:r>
+      <w:r>
+        <w:rPr>
+          <w:rFonts w:hint="default" w:ascii="Consolas" w:hAnsi="Consolas" w:eastAsia="Consolas" w:cs="Consolas"/>
+          <w:b w:val="0"/>
+          <w:bCs w:val="0"/>
+          <w:color w:val="D4D4D4"/>
+          <w:kern w:val="0"/>
+          <w:sz w:val="18"/>
+          <w:szCs w:val="18"/>
+          <w:shd w:val="clear" w:fill="1E1E1E"/>
+          <w:lang w:val="en-US" w:eastAsia="zh-CN" w:bidi="ar"/>
+        </w:rPr>
+        <w:t xml:space="preserve"> = </w:t>
+      </w:r>
+      <w:r>
+        <w:rPr>
+          <w:rFonts w:hint="default" w:ascii="Consolas" w:hAnsi="Consolas" w:eastAsia="Consolas" w:cs="Consolas"/>
+          <w:b w:val="0"/>
+          <w:bCs w:val="0"/>
+          <w:color w:val="C586C0"/>
+          <w:kern w:val="0"/>
+          <w:sz w:val="18"/>
+          <w:szCs w:val="18"/>
+          <w:shd w:val="clear" w:fill="1E1E1E"/>
+          <w:lang w:val="en-US" w:eastAsia="zh-CN" w:bidi="ar"/>
+        </w:rPr>
+        <w:t>await</w:t>
+      </w:r>
+      <w:r>
+        <w:rPr>
+          <w:rFonts w:hint="default" w:ascii="Consolas" w:hAnsi="Consolas" w:eastAsia="Consolas" w:cs="Consolas"/>
+          <w:b w:val="0"/>
+          <w:bCs w:val="0"/>
+          <w:color w:val="D4D4D4"/>
+          <w:kern w:val="0"/>
+          <w:sz w:val="18"/>
+          <w:szCs w:val="18"/>
+          <w:shd w:val="clear" w:fill="1E1E1E"/>
+          <w:lang w:val="en-US" w:eastAsia="zh-CN" w:bidi="ar"/>
+        </w:rPr>
+        <w:t xml:space="preserve"> </w:t>
+      </w:r>
+      <w:r>
+        <w:rPr>
+          <w:rFonts w:hint="default" w:ascii="Consolas" w:hAnsi="Consolas" w:eastAsia="Consolas" w:cs="Consolas"/>
+          <w:b w:val="0"/>
+          <w:bCs w:val="0"/>
+          <w:color w:val="4FC1FF"/>
+          <w:kern w:val="0"/>
+          <w:sz w:val="18"/>
+          <w:szCs w:val="18"/>
+          <w:shd w:val="clear" w:fill="1E1E1E"/>
+          <w:lang w:val="en-US" w:eastAsia="zh-CN" w:bidi="ar"/>
+        </w:rPr>
+        <w:t>db</w:t>
+      </w:r>
+      <w:r>
+        <w:rPr>
+          <w:rFonts w:hint="default" w:ascii="Consolas" w:hAnsi="Consolas" w:eastAsia="Consolas" w:cs="Consolas"/>
+          <w:b w:val="0"/>
+          <w:bCs w:val="0"/>
+          <w:color w:val="D4D4D4"/>
+          <w:kern w:val="0"/>
+          <w:sz w:val="18"/>
+          <w:szCs w:val="18"/>
+          <w:shd w:val="clear" w:fill="1E1E1E"/>
+          <w:lang w:val="en-US" w:eastAsia="zh-CN" w:bidi="ar"/>
+        </w:rPr>
+        <w:t>.</w:t>
+      </w:r>
+      <w:r>
+        <w:rPr>
+          <w:rFonts w:hint="default" w:ascii="Consolas" w:hAnsi="Consolas" w:eastAsia="Consolas" w:cs="Consolas"/>
+          <w:b w:val="0"/>
+          <w:bCs w:val="0"/>
+          <w:color w:val="DCDCAA"/>
+          <w:kern w:val="0"/>
+          <w:sz w:val="18"/>
+          <w:szCs w:val="18"/>
+          <w:shd w:val="clear" w:fill="1E1E1E"/>
+          <w:lang w:val="en-US" w:eastAsia="zh-CN" w:bidi="ar"/>
+        </w:rPr>
+        <w:t>updateOne</w:t>
+      </w:r>
+      <w:r>
+        <w:rPr>
+          <w:rFonts w:hint="default" w:ascii="Consolas" w:hAnsi="Consolas" w:eastAsia="Consolas" w:cs="Consolas"/>
+          <w:b w:val="0"/>
+          <w:bCs w:val="0"/>
+          <w:color w:val="D4D4D4"/>
+          <w:kern w:val="0"/>
+          <w:sz w:val="18"/>
+          <w:szCs w:val="18"/>
+          <w:shd w:val="clear" w:fill="1E1E1E"/>
+          <w:lang w:val="en-US" w:eastAsia="zh-CN" w:bidi="ar"/>
+        </w:rPr>
+        <w:t>(</w:t>
+      </w:r>
+    </w:p>
+    <w:p>
+      <w:pPr>
+        <w:keepNext w:val="0"/>
+        <w:keepLines w:val="0"/>
+        <w:widowControl/>
+        <w:suppressLineNumbers w:val="0"/>
+        <w:shd w:val="clear" w:fill="1E1E1E"/>
+        <w:spacing w:line="240" w:lineRule="auto"/>
+        <w:ind w:firstLine="720" w:firstLineChars="0"/>
+        <w:jc w:val="left"/>
+        <w:rPr>
+          <w:rFonts w:hint="default" w:ascii="Consolas" w:hAnsi="Consolas" w:eastAsia="Consolas" w:cs="Consolas"/>
+          <w:b w:val="0"/>
+          <w:bCs w:val="0"/>
+          <w:color w:val="D4D4D4"/>
+          <w:sz w:val="18"/>
+          <w:szCs w:val="18"/>
+        </w:rPr>
+      </w:pPr>
+      <w:r>
+        <w:rPr>
+          <w:rFonts w:hint="default" w:ascii="Consolas" w:hAnsi="Consolas" w:eastAsia="Consolas" w:cs="Consolas"/>
+          <w:b w:val="0"/>
+          <w:bCs w:val="0"/>
+          <w:color w:val="D4D4D4"/>
+          <w:kern w:val="0"/>
+          <w:sz w:val="18"/>
+          <w:szCs w:val="18"/>
+          <w:shd w:val="clear" w:fill="1E1E1E"/>
+          <w:lang w:val="en-US" w:eastAsia="zh-CN" w:bidi="ar"/>
+        </w:rPr>
+        <w:t>        {</w:t>
+      </w:r>
+      <w:r>
+        <w:rPr>
+          <w:rFonts w:hint="default" w:ascii="Consolas" w:hAnsi="Consolas" w:eastAsia="Consolas" w:cs="Consolas"/>
+          <w:b w:val="0"/>
+          <w:bCs w:val="0"/>
+          <w:color w:val="9CDCFE"/>
+          <w:kern w:val="0"/>
+          <w:sz w:val="18"/>
+          <w:szCs w:val="18"/>
+          <w:shd w:val="clear" w:fill="1E1E1E"/>
+          <w:lang w:val="en-US" w:eastAsia="zh-CN" w:bidi="ar"/>
+        </w:rPr>
+        <w:t>name:</w:t>
+      </w:r>
+      <w:r>
+        <w:rPr>
+          <w:rFonts w:hint="default" w:ascii="Consolas" w:hAnsi="Consolas" w:eastAsia="Consolas" w:cs="Consolas"/>
+          <w:b w:val="0"/>
+          <w:bCs w:val="0"/>
+          <w:color w:val="D4D4D4"/>
+          <w:kern w:val="0"/>
+          <w:sz w:val="18"/>
+          <w:szCs w:val="18"/>
+          <w:shd w:val="clear" w:fill="1E1E1E"/>
+          <w:lang w:val="en-US" w:eastAsia="zh-CN" w:bidi="ar"/>
+        </w:rPr>
+        <w:t xml:space="preserve"> </w:t>
+      </w:r>
+      <w:r>
+        <w:rPr>
+          <w:rFonts w:hint="default" w:ascii="Consolas" w:hAnsi="Consolas" w:eastAsia="Consolas" w:cs="Consolas"/>
+          <w:b w:val="0"/>
+          <w:bCs w:val="0"/>
+          <w:color w:val="CE9178"/>
+          <w:kern w:val="0"/>
+          <w:sz w:val="18"/>
+          <w:szCs w:val="18"/>
+          <w:shd w:val="clear" w:fill="1E1E1E"/>
+          <w:lang w:val="en-US" w:eastAsia="zh-CN" w:bidi="ar"/>
+        </w:rPr>
+        <w:t>"Jubin"</w:t>
+      </w:r>
+      <w:r>
+        <w:rPr>
+          <w:rFonts w:hint="default" w:ascii="Consolas" w:hAnsi="Consolas" w:eastAsia="Consolas" w:cs="Consolas"/>
+          <w:b w:val="0"/>
+          <w:bCs w:val="0"/>
+          <w:color w:val="D4D4D4"/>
+          <w:kern w:val="0"/>
+          <w:sz w:val="18"/>
+          <w:szCs w:val="18"/>
+          <w:shd w:val="clear" w:fill="1E1E1E"/>
+          <w:lang w:val="en-US" w:eastAsia="zh-CN" w:bidi="ar"/>
+        </w:rPr>
+        <w:t>},</w:t>
+      </w:r>
+    </w:p>
+    <w:p>
+      <w:pPr>
+        <w:keepNext w:val="0"/>
+        <w:keepLines w:val="0"/>
+        <w:widowControl/>
+        <w:suppressLineNumbers w:val="0"/>
+        <w:shd w:val="clear" w:fill="1E1E1E"/>
+        <w:spacing w:line="240" w:lineRule="auto"/>
+        <w:ind w:firstLine="720" w:firstLineChars="0"/>
+        <w:jc w:val="left"/>
+        <w:rPr>
+          <w:rFonts w:hint="default" w:ascii="Consolas" w:hAnsi="Consolas" w:eastAsia="Consolas" w:cs="Consolas"/>
+          <w:b w:val="0"/>
+          <w:bCs w:val="0"/>
+          <w:color w:val="D4D4D4"/>
+          <w:sz w:val="18"/>
+          <w:szCs w:val="18"/>
+        </w:rPr>
+      </w:pPr>
+      <w:r>
+        <w:rPr>
+          <w:rFonts w:hint="default" w:ascii="Consolas" w:hAnsi="Consolas" w:eastAsia="Consolas" w:cs="Consolas"/>
+          <w:b w:val="0"/>
+          <w:bCs w:val="0"/>
+          <w:color w:val="D4D4D4"/>
+          <w:kern w:val="0"/>
+          <w:sz w:val="18"/>
+          <w:szCs w:val="18"/>
+          <w:shd w:val="clear" w:fill="1E1E1E"/>
+          <w:lang w:val="en-US" w:eastAsia="zh-CN" w:bidi="ar"/>
+        </w:rPr>
+        <w:t xml:space="preserve">        { </w:t>
+      </w:r>
+      <w:r>
+        <w:rPr>
+          <w:rFonts w:hint="default" w:ascii="Consolas" w:hAnsi="Consolas" w:eastAsia="Consolas" w:cs="Consolas"/>
+          <w:b w:val="0"/>
+          <w:bCs w:val="0"/>
+          <w:color w:val="9CDCFE"/>
+          <w:kern w:val="0"/>
+          <w:sz w:val="18"/>
+          <w:szCs w:val="18"/>
+          <w:shd w:val="clear" w:fill="1E1E1E"/>
+          <w:lang w:val="en-US" w:eastAsia="zh-CN" w:bidi="ar"/>
+        </w:rPr>
+        <w:t>$set:</w:t>
+      </w:r>
+      <w:r>
+        <w:rPr>
+          <w:rFonts w:hint="default" w:ascii="Consolas" w:hAnsi="Consolas" w:eastAsia="Consolas" w:cs="Consolas"/>
+          <w:b w:val="0"/>
+          <w:bCs w:val="0"/>
+          <w:color w:val="D4D4D4"/>
+          <w:kern w:val="0"/>
+          <w:sz w:val="18"/>
+          <w:szCs w:val="18"/>
+          <w:shd w:val="clear" w:fill="1E1E1E"/>
+          <w:lang w:val="en-US" w:eastAsia="zh-CN" w:bidi="ar"/>
+        </w:rPr>
+        <w:t xml:space="preserve">{ </w:t>
+      </w:r>
+      <w:r>
+        <w:rPr>
+          <w:rFonts w:hint="default" w:ascii="Consolas" w:hAnsi="Consolas" w:eastAsia="Consolas" w:cs="Consolas"/>
+          <w:b w:val="0"/>
+          <w:bCs w:val="0"/>
+          <w:color w:val="9CDCFE"/>
+          <w:kern w:val="0"/>
+          <w:sz w:val="18"/>
+          <w:szCs w:val="18"/>
+          <w:shd w:val="clear" w:fill="1E1E1E"/>
+          <w:lang w:val="en-US" w:eastAsia="zh-CN" w:bidi="ar"/>
+        </w:rPr>
+        <w:t>name:</w:t>
+      </w:r>
+      <w:r>
+        <w:rPr>
+          <w:rFonts w:hint="default" w:ascii="Consolas" w:hAnsi="Consolas" w:eastAsia="Consolas" w:cs="Consolas"/>
+          <w:b w:val="0"/>
+          <w:bCs w:val="0"/>
+          <w:color w:val="D4D4D4"/>
+          <w:kern w:val="0"/>
+          <w:sz w:val="18"/>
+          <w:szCs w:val="18"/>
+          <w:shd w:val="clear" w:fill="1E1E1E"/>
+          <w:lang w:val="en-US" w:eastAsia="zh-CN" w:bidi="ar"/>
+        </w:rPr>
+        <w:t xml:space="preserve"> </w:t>
+      </w:r>
+      <w:r>
+        <w:rPr>
+          <w:rFonts w:hint="default" w:ascii="Consolas" w:hAnsi="Consolas" w:eastAsia="Consolas" w:cs="Consolas"/>
+          <w:b w:val="0"/>
+          <w:bCs w:val="0"/>
+          <w:color w:val="CE9178"/>
+          <w:kern w:val="0"/>
+          <w:sz w:val="18"/>
+          <w:szCs w:val="18"/>
+          <w:shd w:val="clear" w:fill="1E1E1E"/>
+          <w:lang w:val="en-US" w:eastAsia="zh-CN" w:bidi="ar"/>
+        </w:rPr>
+        <w:t>"Jubin 2"</w:t>
+      </w:r>
+      <w:r>
+        <w:rPr>
+          <w:rFonts w:hint="default" w:ascii="Consolas" w:hAnsi="Consolas" w:eastAsia="Consolas" w:cs="Consolas"/>
+          <w:b w:val="0"/>
+          <w:bCs w:val="0"/>
+          <w:color w:val="D4D4D4"/>
+          <w:kern w:val="0"/>
+          <w:sz w:val="18"/>
+          <w:szCs w:val="18"/>
+          <w:shd w:val="clear" w:fill="1E1E1E"/>
+          <w:lang w:val="en-US" w:eastAsia="zh-CN" w:bidi="ar"/>
+        </w:rPr>
+        <w:t xml:space="preserve"> } }</w:t>
+      </w:r>
+    </w:p>
+    <w:p>
+      <w:pPr>
+        <w:keepNext w:val="0"/>
+        <w:keepLines w:val="0"/>
+        <w:widowControl/>
+        <w:suppressLineNumbers w:val="0"/>
+        <w:shd w:val="clear" w:fill="1E1E1E"/>
+        <w:spacing w:line="240" w:lineRule="auto"/>
+        <w:ind w:firstLine="720" w:firstLineChars="0"/>
+        <w:jc w:val="left"/>
+        <w:rPr>
+          <w:sz w:val="18"/>
+          <w:szCs w:val="18"/>
+        </w:rPr>
+      </w:pPr>
+      <w:r>
+        <w:rPr>
+          <w:rFonts w:hint="default" w:ascii="Consolas" w:hAnsi="Consolas" w:eastAsia="Consolas" w:cs="Consolas"/>
+          <w:b w:val="0"/>
+          <w:bCs w:val="0"/>
+          <w:color w:val="D4D4D4"/>
+          <w:kern w:val="0"/>
+          <w:sz w:val="18"/>
+          <w:szCs w:val="18"/>
+          <w:shd w:val="clear" w:fill="1E1E1E"/>
+          <w:lang w:val="en-US" w:eastAsia="zh-CN" w:bidi="ar"/>
+        </w:rPr>
+        <w:t>    )</w:t>
+      </w:r>
+    </w:p>
+    <w:p>
+      <w:pPr>
+        <w:keepNext w:val="0"/>
+        <w:keepLines w:val="0"/>
+        <w:widowControl/>
+        <w:suppressLineNumbers w:val="0"/>
+        <w:shd w:val="clear" w:fill="1E1E1E"/>
+        <w:spacing w:line="240" w:lineRule="auto"/>
+        <w:ind w:firstLine="720" w:firstLineChars="0"/>
+        <w:jc w:val="left"/>
+        <w:rPr>
+          <w:rFonts w:hint="default" w:ascii="Consolas" w:hAnsi="Consolas" w:eastAsia="Consolas" w:cs="Consolas"/>
+          <w:b w:val="0"/>
+          <w:bCs w:val="0"/>
+          <w:color w:val="D4D4D4"/>
+          <w:sz w:val="18"/>
+          <w:szCs w:val="18"/>
+        </w:rPr>
+      </w:pPr>
+      <w:r>
+        <w:rPr>
+          <w:rFonts w:hint="default" w:ascii="Consolas" w:hAnsi="Consolas" w:eastAsia="Consolas" w:cs="Consolas"/>
+          <w:b w:val="0"/>
+          <w:bCs w:val="0"/>
+          <w:color w:val="D4D4D4"/>
+          <w:kern w:val="0"/>
+          <w:sz w:val="18"/>
+          <w:szCs w:val="18"/>
+          <w:shd w:val="clear" w:fill="1E1E1E"/>
+          <w:lang w:val="en-US" w:eastAsia="zh-CN" w:bidi="ar"/>
+        </w:rPr>
+        <w:t xml:space="preserve">    </w:t>
+      </w:r>
+      <w:r>
+        <w:rPr>
+          <w:rFonts w:hint="default" w:ascii="Consolas" w:hAnsi="Consolas" w:eastAsia="Consolas" w:cs="Consolas"/>
+          <w:b w:val="0"/>
+          <w:bCs w:val="0"/>
+          <w:color w:val="C586C0"/>
+          <w:kern w:val="0"/>
+          <w:sz w:val="18"/>
+          <w:szCs w:val="18"/>
+          <w:shd w:val="clear" w:fill="1E1E1E"/>
+          <w:lang w:val="en-US" w:eastAsia="zh-CN" w:bidi="ar"/>
+        </w:rPr>
+        <w:t>if</w:t>
+      </w:r>
+      <w:r>
+        <w:rPr>
+          <w:rFonts w:hint="default" w:ascii="Consolas" w:hAnsi="Consolas" w:eastAsia="Consolas" w:cs="Consolas"/>
+          <w:b w:val="0"/>
+          <w:bCs w:val="0"/>
+          <w:color w:val="D4D4D4"/>
+          <w:kern w:val="0"/>
+          <w:sz w:val="18"/>
+          <w:szCs w:val="18"/>
+          <w:shd w:val="clear" w:fill="1E1E1E"/>
+          <w:lang w:val="en-US" w:eastAsia="zh-CN" w:bidi="ar"/>
+        </w:rPr>
+        <w:t>(</w:t>
+      </w:r>
+      <w:r>
+        <w:rPr>
+          <w:rFonts w:hint="default" w:ascii="Consolas" w:hAnsi="Consolas" w:eastAsia="Consolas" w:cs="Consolas"/>
+          <w:b w:val="0"/>
+          <w:bCs w:val="0"/>
+          <w:color w:val="9CDCFE"/>
+          <w:kern w:val="0"/>
+          <w:sz w:val="18"/>
+          <w:szCs w:val="18"/>
+          <w:shd w:val="clear" w:fill="1E1E1E"/>
+          <w:lang w:val="en-US" w:eastAsia="zh-CN" w:bidi="ar"/>
+        </w:rPr>
+        <w:t>updateData</w:t>
+      </w:r>
+      <w:r>
+        <w:rPr>
+          <w:rFonts w:hint="default" w:ascii="Consolas" w:hAnsi="Consolas" w:eastAsia="Consolas" w:cs="Consolas"/>
+          <w:b w:val="0"/>
+          <w:bCs w:val="0"/>
+          <w:color w:val="D4D4D4"/>
+          <w:kern w:val="0"/>
+          <w:sz w:val="18"/>
+          <w:szCs w:val="18"/>
+          <w:shd w:val="clear" w:fill="1E1E1E"/>
+          <w:lang w:val="en-US" w:eastAsia="zh-CN" w:bidi="ar"/>
+        </w:rPr>
+        <w:t>.</w:t>
+      </w:r>
+      <w:r>
+        <w:rPr>
+          <w:rFonts w:hint="default" w:ascii="Consolas" w:hAnsi="Consolas" w:eastAsia="Consolas" w:cs="Consolas"/>
+          <w:b w:val="0"/>
+          <w:bCs w:val="0"/>
+          <w:color w:val="9CDCFE"/>
+          <w:kern w:val="0"/>
+          <w:sz w:val="18"/>
+          <w:szCs w:val="18"/>
+          <w:shd w:val="clear" w:fill="1E1E1E"/>
+          <w:lang w:val="en-US" w:eastAsia="zh-CN" w:bidi="ar"/>
+        </w:rPr>
+        <w:t>acknowledged</w:t>
+      </w:r>
+      <w:r>
+        <w:rPr>
+          <w:rFonts w:hint="default" w:ascii="Consolas" w:hAnsi="Consolas" w:eastAsia="Consolas" w:cs="Consolas"/>
+          <w:b w:val="0"/>
+          <w:bCs w:val="0"/>
+          <w:color w:val="D4D4D4"/>
+          <w:kern w:val="0"/>
+          <w:sz w:val="18"/>
+          <w:szCs w:val="18"/>
+          <w:shd w:val="clear" w:fill="1E1E1E"/>
+          <w:lang w:val="en-US" w:eastAsia="zh-CN" w:bidi="ar"/>
+        </w:rPr>
+        <w:t>){</w:t>
+      </w:r>
+    </w:p>
+    <w:p>
+      <w:pPr>
+        <w:keepNext w:val="0"/>
+        <w:keepLines w:val="0"/>
+        <w:widowControl/>
+        <w:suppressLineNumbers w:val="0"/>
+        <w:shd w:val="clear" w:fill="1E1E1E"/>
+        <w:spacing w:line="240" w:lineRule="auto"/>
+        <w:ind w:firstLine="720" w:firstLineChars="0"/>
+        <w:jc w:val="left"/>
+        <w:rPr>
+          <w:rFonts w:hint="default" w:ascii="Consolas" w:hAnsi="Consolas" w:eastAsia="Consolas" w:cs="Consolas"/>
+          <w:b w:val="0"/>
+          <w:bCs w:val="0"/>
+          <w:color w:val="D4D4D4"/>
+          <w:sz w:val="18"/>
+          <w:szCs w:val="18"/>
+        </w:rPr>
+      </w:pPr>
+      <w:r>
+        <w:rPr>
+          <w:rFonts w:hint="default" w:ascii="Consolas" w:hAnsi="Consolas" w:eastAsia="Consolas" w:cs="Consolas"/>
+          <w:b w:val="0"/>
+          <w:bCs w:val="0"/>
+          <w:color w:val="D4D4D4"/>
+          <w:kern w:val="0"/>
+          <w:sz w:val="18"/>
+          <w:szCs w:val="18"/>
+          <w:shd w:val="clear" w:fill="1E1E1E"/>
+          <w:lang w:val="en-US" w:eastAsia="zh-CN" w:bidi="ar"/>
+        </w:rPr>
+        <w:t xml:space="preserve">        </w:t>
+      </w:r>
+      <w:r>
+        <w:rPr>
+          <w:rFonts w:hint="default" w:ascii="Consolas" w:hAnsi="Consolas" w:eastAsia="Consolas" w:cs="Consolas"/>
+          <w:b w:val="0"/>
+          <w:bCs w:val="0"/>
+          <w:color w:val="9CDCFE"/>
+          <w:kern w:val="0"/>
+          <w:sz w:val="18"/>
+          <w:szCs w:val="18"/>
+          <w:shd w:val="clear" w:fill="1E1E1E"/>
+          <w:lang w:val="en-US" w:eastAsia="zh-CN" w:bidi="ar"/>
+        </w:rPr>
+        <w:t>console</w:t>
+      </w:r>
+      <w:r>
+        <w:rPr>
+          <w:rFonts w:hint="default" w:ascii="Consolas" w:hAnsi="Consolas" w:eastAsia="Consolas" w:cs="Consolas"/>
+          <w:b w:val="0"/>
+          <w:bCs w:val="0"/>
+          <w:color w:val="D4D4D4"/>
+          <w:kern w:val="0"/>
+          <w:sz w:val="18"/>
+          <w:szCs w:val="18"/>
+          <w:shd w:val="clear" w:fill="1E1E1E"/>
+          <w:lang w:val="en-US" w:eastAsia="zh-CN" w:bidi="ar"/>
+        </w:rPr>
+        <w:t>.</w:t>
+      </w:r>
+      <w:r>
+        <w:rPr>
+          <w:rFonts w:hint="default" w:ascii="Consolas" w:hAnsi="Consolas" w:eastAsia="Consolas" w:cs="Consolas"/>
+          <w:b w:val="0"/>
+          <w:bCs w:val="0"/>
+          <w:color w:val="DCDCAA"/>
+          <w:kern w:val="0"/>
+          <w:sz w:val="18"/>
+          <w:szCs w:val="18"/>
+          <w:shd w:val="clear" w:fill="1E1E1E"/>
+          <w:lang w:val="en-US" w:eastAsia="zh-CN" w:bidi="ar"/>
+        </w:rPr>
+        <w:t>log</w:t>
+      </w:r>
+      <w:r>
+        <w:rPr>
+          <w:rFonts w:hint="default" w:ascii="Consolas" w:hAnsi="Consolas" w:eastAsia="Consolas" w:cs="Consolas"/>
+          <w:b w:val="0"/>
+          <w:bCs w:val="0"/>
+          <w:color w:val="D4D4D4"/>
+          <w:kern w:val="0"/>
+          <w:sz w:val="18"/>
+          <w:szCs w:val="18"/>
+          <w:shd w:val="clear" w:fill="1E1E1E"/>
+          <w:lang w:val="en-US" w:eastAsia="zh-CN" w:bidi="ar"/>
+        </w:rPr>
+        <w:t>(</w:t>
+      </w:r>
+      <w:r>
+        <w:rPr>
+          <w:rFonts w:hint="default" w:ascii="Consolas" w:hAnsi="Consolas" w:eastAsia="Consolas" w:cs="Consolas"/>
+          <w:b w:val="0"/>
+          <w:bCs w:val="0"/>
+          <w:color w:val="9CDCFE"/>
+          <w:kern w:val="0"/>
+          <w:sz w:val="18"/>
+          <w:szCs w:val="18"/>
+          <w:shd w:val="clear" w:fill="1E1E1E"/>
+          <w:lang w:val="en-US" w:eastAsia="zh-CN" w:bidi="ar"/>
+        </w:rPr>
+        <w:t>updateData</w:t>
+      </w:r>
+      <w:r>
+        <w:rPr>
+          <w:rFonts w:hint="default" w:ascii="Consolas" w:hAnsi="Consolas" w:eastAsia="Consolas" w:cs="Consolas"/>
+          <w:b w:val="0"/>
+          <w:bCs w:val="0"/>
+          <w:color w:val="D4D4D4"/>
+          <w:kern w:val="0"/>
+          <w:sz w:val="18"/>
+          <w:szCs w:val="18"/>
+          <w:shd w:val="clear" w:fill="1E1E1E"/>
+          <w:lang w:val="en-US" w:eastAsia="zh-CN" w:bidi="ar"/>
+        </w:rPr>
+        <w:t>)</w:t>
+      </w:r>
+    </w:p>
+    <w:p>
+      <w:pPr>
+        <w:keepNext w:val="0"/>
+        <w:keepLines w:val="0"/>
+        <w:widowControl/>
+        <w:suppressLineNumbers w:val="0"/>
+        <w:shd w:val="clear" w:fill="1E1E1E"/>
+        <w:spacing w:line="240" w:lineRule="auto"/>
+        <w:ind w:firstLine="720" w:firstLineChars="0"/>
+        <w:jc w:val="left"/>
+        <w:rPr>
+          <w:sz w:val="18"/>
+          <w:szCs w:val="18"/>
+        </w:rPr>
+      </w:pPr>
+      <w:r>
+        <w:rPr>
+          <w:rFonts w:hint="default" w:ascii="Consolas" w:hAnsi="Consolas" w:eastAsia="Consolas" w:cs="Consolas"/>
+          <w:b w:val="0"/>
+          <w:bCs w:val="0"/>
+          <w:color w:val="D4D4D4"/>
+          <w:kern w:val="0"/>
+          <w:sz w:val="18"/>
+          <w:szCs w:val="18"/>
+          <w:shd w:val="clear" w:fill="1E1E1E"/>
+          <w:lang w:val="en-US" w:eastAsia="zh-CN" w:bidi="ar"/>
+        </w:rPr>
+        <w:t>    }</w:t>
+      </w:r>
+    </w:p>
+    <w:p>
+      <w:pPr>
+        <w:keepNext w:val="0"/>
+        <w:keepLines w:val="0"/>
+        <w:widowControl/>
+        <w:suppressLineNumbers w:val="0"/>
+        <w:shd w:val="clear" w:fill="1E1E1E"/>
+        <w:spacing w:line="240" w:lineRule="auto"/>
+        <w:ind w:firstLine="720" w:firstLineChars="0"/>
+        <w:jc w:val="left"/>
+        <w:rPr>
+          <w:rFonts w:hint="default" w:ascii="Consolas" w:hAnsi="Consolas" w:eastAsia="Consolas" w:cs="Consolas"/>
+          <w:b w:val="0"/>
+          <w:bCs w:val="0"/>
+          <w:color w:val="D4D4D4"/>
+          <w:kern w:val="0"/>
+          <w:sz w:val="18"/>
+          <w:szCs w:val="18"/>
+          <w:shd w:val="clear" w:fill="1E1E1E"/>
+          <w:lang w:val="en-US" w:eastAsia="zh-CN" w:bidi="ar"/>
+        </w:rPr>
+      </w:pPr>
+      <w:r>
+        <w:rPr>
+          <w:rFonts w:hint="default" w:ascii="Consolas" w:hAnsi="Consolas" w:eastAsia="Consolas" w:cs="Consolas"/>
+          <w:b w:val="0"/>
+          <w:bCs w:val="0"/>
+          <w:color w:val="D4D4D4"/>
+          <w:kern w:val="0"/>
+          <w:sz w:val="18"/>
+          <w:szCs w:val="18"/>
+          <w:shd w:val="clear" w:fill="1E1E1E"/>
+          <w:lang w:val="en-US" w:eastAsia="zh-CN" w:bidi="ar"/>
+        </w:rPr>
+        <w:t>}</w:t>
+      </w:r>
+    </w:p>
+    <w:p>
+      <w:pPr>
+        <w:keepNext w:val="0"/>
+        <w:keepLines w:val="0"/>
+        <w:widowControl/>
+        <w:suppressLineNumbers w:val="0"/>
+        <w:shd w:val="clear" w:fill="1E1E1E"/>
+        <w:spacing w:line="240" w:lineRule="auto"/>
+        <w:ind w:firstLine="720" w:firstLineChars="0"/>
+        <w:jc w:val="left"/>
+        <w:rPr>
+          <w:rFonts w:hint="default" w:ascii="Consolas" w:hAnsi="Consolas" w:eastAsia="Consolas" w:cs="Consolas"/>
+          <w:b w:val="0"/>
+          <w:bCs w:val="0"/>
+          <w:color w:val="D4D4D4"/>
+          <w:kern w:val="0"/>
+          <w:sz w:val="18"/>
+          <w:szCs w:val="18"/>
+          <w:shd w:val="clear" w:fill="1E1E1E"/>
+          <w:lang w:val="en-IN" w:eastAsia="zh-CN" w:bidi="ar"/>
+        </w:rPr>
+      </w:pPr>
+    </w:p>
+    <w:p>
+      <w:pPr>
+        <w:keepNext w:val="0"/>
+        <w:keepLines w:val="0"/>
+        <w:widowControl/>
+        <w:suppressLineNumbers w:val="0"/>
+        <w:shd w:val="clear" w:fill="1E1E1E"/>
+        <w:spacing w:line="240" w:lineRule="auto"/>
+        <w:ind w:firstLine="720" w:firstLineChars="0"/>
+        <w:jc w:val="left"/>
+        <w:rPr>
+          <w:rFonts w:hint="default" w:ascii="Consolas" w:hAnsi="Consolas" w:eastAsia="Consolas" w:cs="Consolas"/>
+          <w:b w:val="0"/>
+          <w:bCs w:val="0"/>
+          <w:color w:val="D4D4D4"/>
+          <w:kern w:val="0"/>
+          <w:sz w:val="18"/>
+          <w:szCs w:val="18"/>
+          <w:shd w:val="clear" w:fill="1E1E1E"/>
+          <w:lang w:val="en-US" w:eastAsia="zh-CN" w:bidi="ar"/>
+        </w:rPr>
+      </w:pPr>
+      <w:r>
+        <w:rPr>
+          <w:rFonts w:hint="default" w:ascii="Consolas" w:hAnsi="Consolas" w:eastAsia="Consolas" w:cs="Consolas"/>
+          <w:b w:val="0"/>
+          <w:bCs w:val="0"/>
+          <w:color w:val="DCDCAA"/>
+          <w:kern w:val="0"/>
+          <w:sz w:val="18"/>
+          <w:szCs w:val="18"/>
+          <w:shd w:val="clear" w:fill="1E1E1E"/>
+          <w:lang w:val="en-US" w:eastAsia="zh-CN" w:bidi="ar"/>
+        </w:rPr>
+        <w:t>update</w:t>
+      </w:r>
+      <w:r>
+        <w:rPr>
+          <w:rFonts w:hint="default" w:ascii="Consolas" w:hAnsi="Consolas" w:eastAsia="Consolas" w:cs="Consolas"/>
+          <w:b w:val="0"/>
+          <w:bCs w:val="0"/>
+          <w:color w:val="D4D4D4"/>
+          <w:kern w:val="0"/>
+          <w:sz w:val="18"/>
+          <w:szCs w:val="18"/>
+          <w:shd w:val="clear" w:fill="1E1E1E"/>
+          <w:lang w:val="en-US" w:eastAsia="zh-CN" w:bidi="ar"/>
+        </w:rPr>
+        <w:t>();</w:t>
+      </w:r>
+    </w:p>
+    <w:p>
+      <w:pPr>
+        <w:keepNext w:val="0"/>
+        <w:keepLines w:val="0"/>
+        <w:widowControl/>
+        <w:suppressLineNumbers w:val="0"/>
+        <w:shd w:val="clear" w:fill="1E1E1E"/>
+        <w:spacing w:line="285" w:lineRule="atLeast"/>
+        <w:jc w:val="left"/>
+        <w:rPr>
+          <w:rFonts w:hint="default" w:ascii="Consolas" w:hAnsi="Consolas" w:eastAsia="Consolas" w:cs="Consolas"/>
+          <w:b w:val="0"/>
+          <w:bCs w:val="0"/>
+          <w:color w:val="D4D4D4"/>
+          <w:kern w:val="0"/>
+          <w:sz w:val="21"/>
+          <w:szCs w:val="21"/>
+          <w:shd w:val="clear" w:fill="1E1E1E"/>
+          <w:lang w:val="en-US" w:eastAsia="zh-CN" w:bidi="ar"/>
         </w:rPr>
       </w:pPr>
     </w:p>
